--- a/Dokumentacija_SvemirskaStanica.docx
+++ b/Dokumentacija_SvemirskaStanica.docx
@@ -5,7 +5,8 @@
     <w:p>
       <w:pPr>
         <w:pStyle w:val="Title"/>
-        <w:spacing w:before="0" w:after="80"/>
+        <w:spacing w:before="4320" w:after="4320"/>
+        <w:jc w:val="center"/>
         <w:rPr/>
       </w:pPr>
       <w:r>
@@ -15,9 +16,398 @@
     </w:p>
     <w:p>
       <w:pPr>
+        <w:pStyle w:val="Caption"/>
+        <w:ind w:left="0"/>
+        <w:rPr>
+          <w:rFonts w:ascii="arial" w:hAnsi="arial"/>
+          <w:i w:val="false"/>
+          <w:i w:val="false"/>
+          <w:iCs w:val="false"/>
+          <w:sz w:val="32"/>
+          <w:szCs w:val="32"/>
+        </w:rPr>
+      </w:pPr>
+      <w:r>
+        <w:rPr>
+          <w:rFonts w:ascii="arial" w:hAnsi="arial"/>
+          <w:i w:val="false"/>
+          <w:iCs w:val="false"/>
+          <w:sz w:val="32"/>
+          <w:szCs w:val="32"/>
+        </w:rPr>
+        <w:t>Predmet: Multimedijalni sistemi - Kolokvijum 2</w:t>
+      </w:r>
+    </w:p>
+    <w:p>
+      <w:pPr>
+        <w:pStyle w:val="Caption"/>
+        <w:ind w:left="0"/>
+        <w:rPr>
+          <w:rFonts w:ascii="arial" w:hAnsi="arial"/>
+          <w:i w:val="false"/>
+          <w:i w:val="false"/>
+          <w:iCs w:val="false"/>
+          <w:sz w:val="32"/>
+          <w:szCs w:val="32"/>
+        </w:rPr>
+      </w:pPr>
+      <w:r>
+        <w:rPr>
+          <w:rFonts w:eastAsia="Calibri" w:cs="Calibri" w:ascii="arial" w:hAnsi="arial"/>
+          <w:i w:val="false"/>
+          <w:iCs w:val="false"/>
+          <w:sz w:val="32"/>
+          <w:szCs w:val="32"/>
+        </w:rPr>
+        <w:t xml:space="preserve">Autor: </w:t>
+      </w:r>
+      <w:r>
+        <w:rPr>
+          <w:rFonts w:ascii="arial" w:hAnsi="arial"/>
+          <w:i w:val="false"/>
+          <w:iCs w:val="false"/>
+          <w:sz w:val="32"/>
+          <w:szCs w:val="32"/>
+        </w:rPr>
+        <w:t>Dušan</w:t>
+      </w:r>
+      <w:r>
+        <w:rPr>
+          <w:rFonts w:eastAsia="Calibri" w:cs="Calibri" w:ascii="arial" w:hAnsi="arial"/>
+          <w:i w:val="false"/>
+          <w:iCs w:val="false"/>
+          <w:sz w:val="32"/>
+          <w:szCs w:val="32"/>
+        </w:rPr>
+        <w:t xml:space="preserve"> Mihajlović, 2022206755</w:t>
+      </w:r>
+    </w:p>
+    <w:sdt>
+      <w:sdtPr>
+        <w:docPartObj>
+          <w:docPartGallery w:val="Table of Contents"/>
+          <w:docPartUnique w:val="true"/>
+        </w:docPartObj>
+      </w:sdtPr>
+      <w:sdtContent>
+        <w:p>
+          <w:pPr>
+            <w:pStyle w:val="Caption"/>
+            <w:rPr/>
+          </w:pPr>
+          <w:r>
+            <w:br w:type="page"/>
+          </w:r>
+          <w:r>
+            <w:rPr/>
+            <w:t>Sadržaj</w:t>
+          </w:r>
+        </w:p>
+        <w:p>
+          <w:pPr>
+            <w:pStyle w:val="TOC1"/>
+            <w:tabs>
+              <w:tab w:val="clear" w:pos="9026"/>
+              <w:tab w:val="right" w:pos="9025" w:leader="dot"/>
+            </w:tabs>
+            <w:rPr/>
+          </w:pPr>
+          <w:r>
+            <w:fldChar w:fldCharType="begin"/>
+          </w:r>
+          <w:r>
+            <w:rPr>
+              <w:rStyle w:val="IndexLink"/>
+            </w:rPr>
+            <w:instrText xml:space="preserve"> TOC \f \o "1-9" \t "Heading 1,1,Heading 2,2,Heading 3,3,Heading 4,4,Heading 5,5" \h</w:instrText>
+          </w:r>
+          <w:r>
+            <w:rPr>
+              <w:rStyle w:val="IndexLink"/>
+            </w:rPr>
+            <w:fldChar w:fldCharType="separate"/>
+          </w:r>
+          <w:hyperlink w:anchor="__RefHeading___Toc587_1512184689">
+            <w:r>
+              <w:rPr>
+                <w:rStyle w:val="IndexLink"/>
+              </w:rPr>
+              <w:t>1. Teorijski uvod</w:t>
+              <w:tab/>
+              <w:t>3</w:t>
+            </w:r>
+          </w:hyperlink>
+        </w:p>
+        <w:p>
+          <w:pPr>
+            <w:pStyle w:val="TOC1"/>
+            <w:tabs>
+              <w:tab w:val="clear" w:pos="9026"/>
+              <w:tab w:val="right" w:pos="9025" w:leader="dot"/>
+            </w:tabs>
+            <w:rPr/>
+          </w:pPr>
+          <w:hyperlink w:anchor="__RefHeading___Toc593_1512184689">
+            <w:r>
+              <w:rPr>
+                <w:rStyle w:val="IndexLink"/>
+              </w:rPr>
+              <w:t>2. Korišćene tehnologije i biblioteke</w:t>
+              <w:tab/>
+              <w:t>3</w:t>
+            </w:r>
+          </w:hyperlink>
+        </w:p>
+        <w:p>
+          <w:pPr>
+            <w:pStyle w:val="TOC1"/>
+            <w:tabs>
+              <w:tab w:val="clear" w:pos="9026"/>
+              <w:tab w:val="right" w:pos="9025" w:leader="dot"/>
+            </w:tabs>
+            <w:rPr/>
+          </w:pPr>
+          <w:hyperlink w:anchor="__RefHeading___Toc591_1512184689">
+            <w:r>
+              <w:rPr>
+                <w:rStyle w:val="IndexLink"/>
+              </w:rPr>
+              <w:t>3. Najvažnije funkcionalnosti i isečci koda</w:t>
+              <w:tab/>
+              <w:t>4</w:t>
+            </w:r>
+          </w:hyperlink>
+        </w:p>
+        <w:p>
+          <w:pPr>
+            <w:pStyle w:val="TOC2"/>
+            <w:tabs>
+              <w:tab w:val="clear" w:pos="8743"/>
+              <w:tab w:val="right" w:pos="9025" w:leader="dot"/>
+            </w:tabs>
+            <w:rPr/>
+          </w:pPr>
+          <w:hyperlink w:anchor="__RefHeading___Toc595_1512184689">
+            <w:r>
+              <w:rPr>
+                <w:rStyle w:val="IndexLink"/>
+              </w:rPr>
+              <w:t>3.1 Inicijalizacija scene i post-processing pipeline</w:t>
+              <w:tab/>
+              <w:t>4</w:t>
+            </w:r>
+          </w:hyperlink>
+        </w:p>
+        <w:p>
+          <w:pPr>
+            <w:pStyle w:val="TOC2"/>
+            <w:tabs>
+              <w:tab w:val="clear" w:pos="8743"/>
+              <w:tab w:val="right" w:pos="9025" w:leader="dot"/>
+            </w:tabs>
+            <w:rPr/>
+          </w:pPr>
+          <w:hyperlink w:anchor="__RefHeading___Toc609_1512184689">
+            <w:r>
+              <w:rPr>
+                <w:rStyle w:val="IndexLink"/>
+              </w:rPr>
+              <w:t>3.2 Glavna render petlja (game loop)</w:t>
+              <w:tab/>
+              <w:t>4</w:t>
+            </w:r>
+          </w:hyperlink>
+        </w:p>
+        <w:p>
+          <w:pPr>
+            <w:pStyle w:val="TOC2"/>
+            <w:tabs>
+              <w:tab w:val="clear" w:pos="8743"/>
+              <w:tab w:val="right" w:pos="9025" w:leader="dot"/>
+            </w:tabs>
+            <w:rPr/>
+          </w:pPr>
+          <w:hyperlink w:anchor="__RefHeading___Toc607_1512184689">
+            <w:r>
+              <w:rPr>
+                <w:rStyle w:val="IndexLink"/>
+              </w:rPr>
+              <w:t>3.3 Hijerarhijska animacija robotske ruke</w:t>
+              <w:tab/>
+              <w:t>5</w:t>
+            </w:r>
+          </w:hyperlink>
+        </w:p>
+        <w:p>
+          <w:pPr>
+            <w:pStyle w:val="TOC2"/>
+            <w:tabs>
+              <w:tab w:val="clear" w:pos="8743"/>
+              <w:tab w:val="right" w:pos="9025" w:leader="dot"/>
+            </w:tabs>
+            <w:rPr/>
+          </w:pPr>
+          <w:hyperlink w:anchor="__RefHeading___Toc605_1512184689">
+            <w:r>
+              <w:rPr>
+                <w:rStyle w:val="IndexLink"/>
+              </w:rPr>
+              <w:t>3.4 Orbitalno kretanje stanice i broda</w:t>
+              <w:tab/>
+              <w:t>5</w:t>
+            </w:r>
+          </w:hyperlink>
+        </w:p>
+        <w:p>
+          <w:pPr>
+            <w:pStyle w:val="TOC2"/>
+            <w:tabs>
+              <w:tab w:val="clear" w:pos="8743"/>
+              <w:tab w:val="right" w:pos="9025" w:leader="dot"/>
+            </w:tabs>
+            <w:rPr/>
+          </w:pPr>
+          <w:hyperlink w:anchor="__RefHeading___Toc603_1512184689">
+            <w:r>
+              <w:rPr>
+                <w:rStyle w:val="IndexLink"/>
+              </w:rPr>
+              <w:t>3.5 Virtuelna tura - animirani prelaz kamere</w:t>
+              <w:tab/>
+              <w:t>6</w:t>
+            </w:r>
+          </w:hyperlink>
+        </w:p>
+        <w:p>
+          <w:pPr>
+            <w:pStyle w:val="TOC2"/>
+            <w:tabs>
+              <w:tab w:val="clear" w:pos="8743"/>
+              <w:tab w:val="right" w:pos="9025" w:leader="dot"/>
+            </w:tabs>
+            <w:rPr/>
+          </w:pPr>
+          <w:hyperlink w:anchor="__RefHeading___Toc601_1512184689">
+            <w:r>
+              <w:rPr>
+                <w:rStyle w:val="IndexLink"/>
+              </w:rPr>
+              <w:t>3.6 Interakcija klikom - raycasting</w:t>
+              <w:tab/>
+              <w:t>6</w:t>
+            </w:r>
+          </w:hyperlink>
+        </w:p>
+        <w:p>
+          <w:pPr>
+            <w:pStyle w:val="TOC2"/>
+            <w:tabs>
+              <w:tab w:val="clear" w:pos="8743"/>
+              <w:tab w:val="right" w:pos="9025" w:leader="dot"/>
+            </w:tabs>
+            <w:rPr/>
+          </w:pPr>
+          <w:hyperlink w:anchor="__RefHeading___Toc599_1512184689">
+            <w:r>
+              <w:rPr>
+                <w:rStyle w:val="IndexLink"/>
+              </w:rPr>
+              <w:t>3.7 Proceduralno generisanje tekstura</w:t>
+              <w:tab/>
+              <w:t>6</w:t>
+            </w:r>
+          </w:hyperlink>
+        </w:p>
+        <w:p>
+          <w:pPr>
+            <w:pStyle w:val="TOC2"/>
+            <w:tabs>
+              <w:tab w:val="clear" w:pos="8743"/>
+              <w:tab w:val="right" w:pos="9025" w:leader="dot"/>
+            </w:tabs>
+            <w:rPr/>
+          </w:pPr>
+          <w:hyperlink w:anchor="__RefHeading___Toc597_1512184689">
+            <w:r>
+              <w:rPr>
+                <w:rStyle w:val="IndexLink"/>
+              </w:rPr>
+              <w:t>3.8 Materijali i teksture</w:t>
+              <w:tab/>
+              <w:t>7</w:t>
+            </w:r>
+          </w:hyperlink>
+        </w:p>
+        <w:p>
+          <w:pPr>
+            <w:pStyle w:val="TOC1"/>
+            <w:tabs>
+              <w:tab w:val="clear" w:pos="9026"/>
+              <w:tab w:val="right" w:pos="9025" w:leader="dot"/>
+            </w:tabs>
+            <w:rPr/>
+          </w:pPr>
+          <w:hyperlink w:anchor="__RefHeading___Toc589_1512184689">
+            <w:r>
+              <w:rPr>
+                <w:rStyle w:val="IndexLink"/>
+              </w:rPr>
+              <w:t>4. Funkcionalnosti aplikacije</w:t>
+              <w:tab/>
+              <w:t>7</w:t>
+            </w:r>
+          </w:hyperlink>
+        </w:p>
+        <w:p>
+          <w:pPr>
+            <w:pStyle w:val="TOC1"/>
+            <w:tabs>
+              <w:tab w:val="clear" w:pos="9026"/>
+              <w:tab w:val="right" w:pos="9025" w:leader="dot"/>
+            </w:tabs>
+            <w:rPr/>
+          </w:pPr>
+          <w:hyperlink w:anchor="__RefHeading___Toc611_1512184689">
+            <w:r>
+              <w:rPr>
+                <w:rStyle w:val="IndexLink"/>
+              </w:rPr>
+              <w:t>5. Slike</w:t>
+              <w:tab/>
+              <w:t>8</w:t>
+            </w:r>
+          </w:hyperlink>
+          <w:r>
+            <w:rPr>
+              <w:rStyle w:val="IndexLink"/>
+            </w:rPr>
+            <w:fldChar w:fldCharType="end"/>
+          </w:r>
+        </w:p>
+      </w:sdtContent>
+    </w:sdt>
+    <w:p>
+      <w:pPr>
+        <w:pStyle w:val="Caption"/>
+        <w:ind w:left="0"/>
+        <w:rPr/>
+      </w:pPr>
+      <w:r>
+        <w:rPr/>
+      </w:r>
+      <w:r>
+        <w:br w:type="page"/>
+      </w:r>
+    </w:p>
+    <w:p>
+      <w:pPr>
         <w:pStyle w:val="Normal"/>
-        <w:spacing w:before="0" w:after="40"/>
-        <w:rPr/>
+        <w:spacing w:before="0" w:after="320"/>
+        <w:rPr>
+          <w:rFonts w:ascii="Calibri" w:hAnsi="Calibri" w:eastAsia="Calibri" w:cs="Calibri"/>
+          <w:sz w:val="22"/>
+          <w:szCs w:val="22"/>
+        </w:rPr>
       </w:pPr>
       <w:r>
         <w:rPr>
@@ -25,13 +415,24 @@
           <w:sz w:val="22"/>
           <w:szCs w:val="22"/>
         </w:rPr>
-        <w:t>Predmet: Multimedijalni sistemi - Kolokvijum 2</w:t>
       </w:r>
     </w:p>
     <w:p>
       <w:pPr>
+        <w:pStyle w:val="Heading1"/>
+        <w:rPr/>
+      </w:pPr>
+      <w:bookmarkStart w:id="0" w:name="__RefHeading___Toc587_1512184689"/>
+      <w:bookmarkEnd w:id="0"/>
+      <w:r>
+        <w:rPr/>
+        <w:t>1. Teorijski uvod</w:t>
+      </w:r>
+    </w:p>
+    <w:p>
+      <w:pPr>
         <w:pStyle w:val="Normal"/>
-        <w:spacing w:before="0" w:after="320"/>
+        <w:spacing w:before="0" w:after="180"/>
         <w:rPr/>
       </w:pPr>
       <w:r>
@@ -40,18 +441,7 @@
           <w:sz w:val="22"/>
           <w:szCs w:val="22"/>
         </w:rPr>
-        <w:t>Autor: Dušan Mihajlović, 2022/206755</w:t>
-      </w:r>
-    </w:p>
-    <w:p>
-      <w:pPr>
-        <w:pStyle w:val="Heading1"/>
-        <w:spacing w:before="320" w:after="160"/>
-        <w:rPr/>
-      </w:pPr>
-      <w:r>
-        <w:rPr/>
-        <w:t>1. Teorijski uvod</w:t>
+        <w:t>Aplikacija predstavlja interaktivnu 3D vizuelizaciju svemirske stanice u orbiti, realizovanu kao WebGL aplikacija koja se izvršava direktno u internet pretraživaču, bez potrebe za dodatnim plaginovima. Za renderovanje 3D scene korišćen je Three.js - JavaScript biblioteka koja apstrahuje low-level WebGL pozive i nudi pogodan API za rad sa scenama, geometrijom, materijalima, svetlima i kamerom.</w:t>
       </w:r>
     </w:p>
     <w:p>
@@ -66,7 +456,7 @@
           <w:sz w:val="22"/>
           <w:szCs w:val="22"/>
         </w:rPr>
-        <w:t>Aplikacija predstavlja interaktivnu 3D vizuelizaciju svemirske stanice u orbiti, realizovanu kao WebGL aplikacija koja se izvršava direktno u internet pretraživaču, bez potrebe za dodatnim plaginovima. Za renderovanje 3D scene korišćen je Three.js - JavaScript biblioteka koja apstrahuje nisko-nivoske WebGL pozive i nudi pogodan API za rad sa scenama, geometrijom, materijalima, svetlima i kamerom.</w:t>
+        <w:t>Osnovni koncept 3D grafike korišćen u projektu je scene graph (hijerarhija objekata): svaki složeni objekat (stanica, robotska ruka, brod) je izgrađen kao stablo THREE.Group i THREE.Mesh objekata, gde transformacije roditelja (rotacija, translacija) automatski utiču na sve potomke. Ovaj princip je iskorišćen za simulaciju zglobne robotske ruke (rame - lakat - šaka - kljesta) i orbitalnog kretanja.</w:t>
       </w:r>
     </w:p>
     <w:p>
@@ -81,13 +471,17 @@
           <w:sz w:val="22"/>
           <w:szCs w:val="22"/>
         </w:rPr>
-        <w:t>Osnovni koncept 3D grafike korišćen u projektu je scene graph (hijerarhija objekata): svaki složeni objekat (stanica, robotska ruka, brod) je izgrađen kao stablo THREE.Group i THREE.Mesh objekata, gde transformacije roditelja (rotacija, translacija) automatski utiču na sve potomke. Ovaj princip je iskorišćen za simulaciju zglobne robotske ruke (rame - lakat - šaka - kljesta) i orbitalnog kretanja.</w:t>
+        <w:t>Za realističniji prikaz scene primenjuju se sledeći koncepti računarske grafike:</w:t>
       </w:r>
     </w:p>
     <w:p>
       <w:pPr>
-        <w:pStyle w:val="Normal"/>
-        <w:spacing w:before="0" w:after="180"/>
+        <w:pStyle w:val="ListParagraph"/>
+        <w:numPr>
+          <w:ilvl w:val="0"/>
+          <w:numId w:val="25"/>
+        </w:numPr>
+        <w:spacing w:before="0" w:after="100"/>
         <w:rPr/>
       </w:pPr>
       <w:r>
@@ -96,7 +490,7 @@
           <w:sz w:val="22"/>
           <w:szCs w:val="22"/>
         </w:rPr>
-        <w:t>Za realističniji prikaz scene primenjuju se sledeći koncepti računarske grafike:</w:t>
+        <w:t>Rasterizacija trouglova geometrije preko GPU-a (WebGL).</w:t>
       </w:r>
     </w:p>
     <w:p>
@@ -104,7 +498,7 @@
         <w:pStyle w:val="ListParagraph"/>
         <w:numPr>
           <w:ilvl w:val="0"/>
-          <w:numId w:val="4"/>
+          <w:numId w:val="26"/>
         </w:numPr>
         <w:spacing w:before="0" w:after="100"/>
         <w:rPr/>
@@ -115,7 +509,7 @@
           <w:sz w:val="22"/>
           <w:szCs w:val="22"/>
         </w:rPr>
-        <w:t>Rasterizacija trouglova geometrije preko GPU-a (WebGL).</w:t>
+        <w:t>Osvetljenje sa ambijentalnim i direkcionim (sunčevim) svetlom.</w:t>
       </w:r>
     </w:p>
     <w:p>
@@ -123,7 +517,7 @@
         <w:pStyle w:val="ListParagraph"/>
         <w:numPr>
           <w:ilvl w:val="0"/>
-          <w:numId w:val="5"/>
+          <w:numId w:val="27"/>
         </w:numPr>
         <w:spacing w:before="0" w:after="100"/>
         <w:rPr/>
@@ -134,7 +528,7 @@
           <w:sz w:val="22"/>
           <w:szCs w:val="22"/>
         </w:rPr>
-        <w:t>Osvetljenje sa ambijentalnim i direkcionim (sunčevim) svetlom.</w:t>
+        <w:t>Teksturisanje (difuzne mape, normal mape, bump mape) radi dobijanja detalja površine bez dodatne geometrije.</w:t>
       </w:r>
     </w:p>
     <w:p>
@@ -142,7 +536,7 @@
         <w:pStyle w:val="ListParagraph"/>
         <w:numPr>
           <w:ilvl w:val="0"/>
-          <w:numId w:val="6"/>
+          <w:numId w:val="28"/>
         </w:numPr>
         <w:spacing w:before="0" w:after="100"/>
         <w:rPr/>
@@ -153,7 +547,7 @@
           <w:sz w:val="22"/>
           <w:szCs w:val="22"/>
         </w:rPr>
-        <w:t>Teksturisanje (difuzne mape, normal mape, bump mape) radi dobijanja detalja površine bez dodatne geometrije.</w:t>
+        <w:t>Post-processing - dodatna obrada renderovane slike (bloom efekat za simulaciju sijanja sunčeve svetlosti/prozora).</w:t>
       </w:r>
     </w:p>
     <w:p>
@@ -161,7 +555,7 @@
         <w:pStyle w:val="ListParagraph"/>
         <w:numPr>
           <w:ilvl w:val="0"/>
-          <w:numId w:val="7"/>
+          <w:numId w:val="29"/>
         </w:numPr>
         <w:spacing w:before="0" w:after="100"/>
         <w:rPr/>
@@ -172,34 +566,16 @@
           <w:sz w:val="22"/>
           <w:szCs w:val="22"/>
         </w:rPr>
-        <w:t>Post-processing - dodatna obrada renderovane slike (bloom efekat za simulaciju sijanja sunčeve svetlosti/prozora).</w:t>
+        <w:t>Raycasting - bacanje zraka iz kamere kroz poziciju kursora radi detekcije klika na 3D objekte (selekcija objekata mišem).</w:t>
       </w:r>
     </w:p>
     <w:p>
       <w:pPr>
-        <w:pStyle w:val="ListParagraph"/>
-        <w:numPr>
-          <w:ilvl w:val="0"/>
-          <w:numId w:val="8"/>
-        </w:numPr>
-        <w:spacing w:before="0" w:after="100"/>
+        <w:pStyle w:val="Heading1"/>
         <w:rPr/>
       </w:pPr>
-      <w:r>
-        <w:rPr>
-          <w:rFonts w:eastAsia="Calibri" w:cs="Calibri" w:ascii="Calibri" w:hAnsi="Calibri"/>
-          <w:sz w:val="22"/>
-          <w:szCs w:val="22"/>
-        </w:rPr>
-        <w:t>Raycasting - bacanje zraka iz kamere kroz poziciju kursora radi detekcije klika na 3D objekte (selekcija objekata mišem).</w:t>
-      </w:r>
-    </w:p>
-    <w:p>
-      <w:pPr>
-        <w:pStyle w:val="Heading1"/>
-        <w:spacing w:before="320" w:after="160"/>
-        <w:rPr/>
-      </w:pPr>
+      <w:bookmarkStart w:id="1" w:name="__RefHeading___Toc593_1512184689"/>
+      <w:bookmarkEnd w:id="1"/>
       <w:r>
         <w:rPr/>
         <w:t>2. Korišćene tehnologije i biblioteke</w:t>
@@ -618,7 +994,7 @@
                 <w:sz w:val="20"/>
                 <w:szCs w:val="20"/>
               </w:rPr>
-              <w:t>Cela aplikacija je pisana u čistom JS-u, bez frontenda frameworka</w:t>
+              <w:t>Cela aplikacija je pisana u čistom JS-u, bez frontend frejmvorka</w:t>
             </w:r>
           </w:p>
         </w:tc>
@@ -711,7 +1087,7 @@
         <w:pStyle w:val="ListParagraph"/>
         <w:numPr>
           <w:ilvl w:val="0"/>
-          <w:numId w:val="9"/>
+          <w:numId w:val="30"/>
         </w:numPr>
         <w:spacing w:before="0" w:after="100"/>
         <w:rPr/>
@@ -719,10 +1095,20 @@
       <w:r>
         <w:rPr>
           <w:rFonts w:eastAsia="Calibri" w:cs="Calibri" w:ascii="Calibri" w:hAnsi="Calibri"/>
+          <w:b/>
+          <w:bCs/>
           <w:sz w:val="22"/>
           <w:szCs w:val="22"/>
         </w:rPr>
-        <w:t>main.js - ulazna tačka, inicijalizacija i glavna render petlja (game loop)</w:t>
+        <w:t xml:space="preserve">main.js </w:t>
+      </w:r>
+      <w:r>
+        <w:rPr>
+          <w:rFonts w:eastAsia="Calibri" w:cs="Calibri" w:ascii="Calibri" w:hAnsi="Calibri"/>
+          <w:sz w:val="22"/>
+          <w:szCs w:val="22"/>
+        </w:rPr>
+        <w:t>- ulazna tačka, inicijalizacija i glavna render petlja (game loop)</w:t>
       </w:r>
     </w:p>
     <w:p>
@@ -730,7 +1116,7 @@
         <w:pStyle w:val="ListParagraph"/>
         <w:numPr>
           <w:ilvl w:val="0"/>
-          <w:numId w:val="10"/>
+          <w:numId w:val="31"/>
         </w:numPr>
         <w:spacing w:before="0" w:after="100"/>
         <w:rPr/>
@@ -738,10 +1124,20 @@
       <w:r>
         <w:rPr>
           <w:rFonts w:eastAsia="Calibri" w:cs="Calibri" w:ascii="Calibri" w:hAnsi="Calibri"/>
+          <w:b/>
+          <w:bCs/>
           <w:sz w:val="22"/>
           <w:szCs w:val="22"/>
         </w:rPr>
-        <w:t>scene.js - kreiranje scene, kamere, renderera, kontrola i post-processing pipeline-a</w:t>
+        <w:t xml:space="preserve">scene.js </w:t>
+      </w:r>
+      <w:r>
+        <w:rPr>
+          <w:rFonts w:eastAsia="Calibri" w:cs="Calibri" w:ascii="Calibri" w:hAnsi="Calibri"/>
+          <w:sz w:val="22"/>
+          <w:szCs w:val="22"/>
+        </w:rPr>
+        <w:t>- kreiranje scene, kamere, renderera, kontrola i post-processing pipeline-a</w:t>
       </w:r>
     </w:p>
     <w:p>
@@ -749,7 +1145,7 @@
         <w:pStyle w:val="ListParagraph"/>
         <w:numPr>
           <w:ilvl w:val="0"/>
-          <w:numId w:val="11"/>
+          <w:numId w:val="32"/>
         </w:numPr>
         <w:spacing w:before="0" w:after="100"/>
         <w:rPr/>
@@ -757,10 +1153,20 @@
       <w:r>
         <w:rPr>
           <w:rFonts w:eastAsia="Calibri" w:cs="Calibri" w:ascii="Calibri" w:hAnsi="Calibri"/>
+          <w:b/>
+          <w:bCs/>
           <w:sz w:val="22"/>
           <w:szCs w:val="22"/>
         </w:rPr>
-        <w:t>lights.js - definisanje izvora svetla</w:t>
+        <w:t>lights.js</w:t>
+      </w:r>
+      <w:r>
+        <w:rPr>
+          <w:rFonts w:eastAsia="Calibri" w:cs="Calibri" w:ascii="Calibri" w:hAnsi="Calibri"/>
+          <w:sz w:val="22"/>
+          <w:szCs w:val="22"/>
+        </w:rPr>
+        <w:t xml:space="preserve"> - definisanje izvora svetla</w:t>
       </w:r>
     </w:p>
     <w:p>
@@ -768,7 +1174,7 @@
         <w:pStyle w:val="ListParagraph"/>
         <w:numPr>
           <w:ilvl w:val="0"/>
-          <w:numId w:val="12"/>
+          <w:numId w:val="33"/>
         </w:numPr>
         <w:spacing w:before="0" w:after="100"/>
         <w:rPr/>
@@ -776,10 +1182,20 @@
       <w:r>
         <w:rPr>
           <w:rFonts w:eastAsia="Calibri" w:cs="Calibri" w:ascii="Calibri" w:hAnsi="Calibri"/>
+          <w:b/>
+          <w:bCs/>
           <w:sz w:val="22"/>
           <w:szCs w:val="22"/>
         </w:rPr>
-        <w:t>materials.js - učitavanje tekstura i definisanje materijala</w:t>
+        <w:t>materials.js</w:t>
+      </w:r>
+      <w:r>
+        <w:rPr>
+          <w:rFonts w:eastAsia="Calibri" w:cs="Calibri" w:ascii="Calibri" w:hAnsi="Calibri"/>
+          <w:sz w:val="22"/>
+          <w:szCs w:val="22"/>
+        </w:rPr>
+        <w:t xml:space="preserve"> - učitavanje tekstura i definisanje materijala</w:t>
       </w:r>
     </w:p>
     <w:p>
@@ -787,7 +1203,7 @@
         <w:pStyle w:val="ListParagraph"/>
         <w:numPr>
           <w:ilvl w:val="0"/>
-          <w:numId w:val="13"/>
+          <w:numId w:val="34"/>
         </w:numPr>
         <w:spacing w:before="0" w:after="100"/>
         <w:rPr/>
@@ -795,10 +1211,20 @@
       <w:r>
         <w:rPr>
           <w:rFonts w:eastAsia="Calibri" w:cs="Calibri" w:ascii="Calibri" w:hAnsi="Calibri"/>
+          <w:b/>
+          <w:bCs/>
           <w:sz w:val="22"/>
           <w:szCs w:val="22"/>
         </w:rPr>
-        <w:t>skybox.js - proceduralno generisanje neba sa zvezdama i Zemlje</w:t>
+        <w:t xml:space="preserve">skybox.js </w:t>
+      </w:r>
+      <w:r>
+        <w:rPr>
+          <w:rFonts w:eastAsia="Calibri" w:cs="Calibri" w:ascii="Calibri" w:hAnsi="Calibri"/>
+          <w:sz w:val="22"/>
+          <w:szCs w:val="22"/>
+        </w:rPr>
+        <w:t>- proceduralno generisanje neba sa zvezdama i Zemlje</w:t>
       </w:r>
     </w:p>
     <w:p>
@@ -806,7 +1232,7 @@
         <w:pStyle w:val="ListParagraph"/>
         <w:numPr>
           <w:ilvl w:val="0"/>
-          <w:numId w:val="14"/>
+          <w:numId w:val="35"/>
         </w:numPr>
         <w:spacing w:before="0" w:after="100"/>
         <w:rPr/>
@@ -814,10 +1240,20 @@
       <w:r>
         <w:rPr>
           <w:rFonts w:eastAsia="Calibri" w:cs="Calibri" w:ascii="Calibri" w:hAnsi="Calibri"/>
+          <w:b/>
+          <w:bCs/>
           <w:sz w:val="22"/>
           <w:szCs w:val="22"/>
         </w:rPr>
-        <w:t>station.js - geometrija i animacija svemirske stanice (moduli, paneli, antena, robotska ruka)</w:t>
+        <w:t xml:space="preserve">station.js </w:t>
+      </w:r>
+      <w:r>
+        <w:rPr>
+          <w:rFonts w:eastAsia="Calibri" w:cs="Calibri" w:ascii="Calibri" w:hAnsi="Calibri"/>
+          <w:sz w:val="22"/>
+          <w:szCs w:val="22"/>
+        </w:rPr>
+        <w:t>- geometrija i animacija svemirske stanice (moduli, paneli, antena, robotska ruka)</w:t>
       </w:r>
     </w:p>
     <w:p>
@@ -825,7 +1261,7 @@
         <w:pStyle w:val="ListParagraph"/>
         <w:numPr>
           <w:ilvl w:val="0"/>
-          <w:numId w:val="15"/>
+          <w:numId w:val="36"/>
         </w:numPr>
         <w:spacing w:before="0" w:after="100"/>
         <w:rPr/>
@@ -833,10 +1269,20 @@
       <w:r>
         <w:rPr>
           <w:rFonts w:eastAsia="Calibri" w:cs="Calibri" w:ascii="Calibri" w:hAnsi="Calibri"/>
+          <w:b/>
+          <w:bCs/>
           <w:sz w:val="22"/>
           <w:szCs w:val="22"/>
         </w:rPr>
-        <w:t>spaceship.js - geometrija i animacija svemirskog broda koji kruži oko stanice</w:t>
+        <w:t xml:space="preserve">spaceship.js </w:t>
+      </w:r>
+      <w:r>
+        <w:rPr>
+          <w:rFonts w:eastAsia="Calibri" w:cs="Calibri" w:ascii="Calibri" w:hAnsi="Calibri"/>
+          <w:sz w:val="22"/>
+          <w:szCs w:val="22"/>
+        </w:rPr>
+        <w:t>- geometrija i animacija svemirskog broda koji kruži oko stanice</w:t>
       </w:r>
     </w:p>
     <w:p>
@@ -844,7 +1290,7 @@
         <w:pStyle w:val="ListParagraph"/>
         <w:numPr>
           <w:ilvl w:val="0"/>
-          <w:numId w:val="16"/>
+          <w:numId w:val="37"/>
         </w:numPr>
         <w:spacing w:before="0" w:after="100"/>
         <w:rPr/>
@@ -852,10 +1298,20 @@
       <w:r>
         <w:rPr>
           <w:rFonts w:eastAsia="Calibri" w:cs="Calibri" w:ascii="Calibri" w:hAnsi="Calibri"/>
+          <w:b/>
+          <w:bCs/>
           <w:sz w:val="22"/>
           <w:szCs w:val="22"/>
         </w:rPr>
-        <w:t>tour.js - kontroler virtuelne ture (unapred definisane tačke kamere + animacija prelaza)</w:t>
+        <w:t xml:space="preserve">tour.js </w:t>
+      </w:r>
+      <w:r>
+        <w:rPr>
+          <w:rFonts w:eastAsia="Calibri" w:cs="Calibri" w:ascii="Calibri" w:hAnsi="Calibri"/>
+          <w:sz w:val="22"/>
+          <w:szCs w:val="22"/>
+        </w:rPr>
+        <w:t>- kontroler virtuelne ture (unapred definisane tačke kamere + animacija prelaza)</w:t>
       </w:r>
     </w:p>
     <w:p>
@@ -863,7 +1319,7 @@
         <w:pStyle w:val="ListParagraph"/>
         <w:numPr>
           <w:ilvl w:val="0"/>
-          <w:numId w:val="17"/>
+          <w:numId w:val="38"/>
         </w:numPr>
         <w:spacing w:before="0" w:after="100"/>
         <w:rPr/>
@@ -871,10 +1327,20 @@
       <w:r>
         <w:rPr>
           <w:rFonts w:eastAsia="Calibri" w:cs="Calibri" w:ascii="Calibri" w:hAnsi="Calibri"/>
+          <w:b/>
+          <w:bCs/>
           <w:sz w:val="22"/>
           <w:szCs w:val="22"/>
         </w:rPr>
-        <w:t>interaction.js - detekcija klika na objekte (raycasting) i prikaz informacija</w:t>
+        <w:t xml:space="preserve">interaction.js </w:t>
+      </w:r>
+      <w:r>
+        <w:rPr>
+          <w:rFonts w:eastAsia="Calibri" w:cs="Calibri" w:ascii="Calibri" w:hAnsi="Calibri"/>
+          <w:sz w:val="22"/>
+          <w:szCs w:val="22"/>
+        </w:rPr>
+        <w:t>- detekcija klika na objekte (raycasting) i prikaz informacija</w:t>
       </w:r>
     </w:p>
     <w:p>
@@ -883,6 +1349,8 @@
         <w:spacing w:before="320" w:after="160"/>
         <w:rPr/>
       </w:pPr>
+      <w:bookmarkStart w:id="2" w:name="__RefHeading___Toc591_1512184689"/>
+      <w:bookmarkEnd w:id="2"/>
       <w:r>
         <w:rPr/>
         <w:t>3. Najvažnije funkcionalnosti i isečci koda</w:t>
@@ -894,6 +1362,8 @@
         <w:spacing w:before="320" w:after="160"/>
         <w:rPr/>
       </w:pPr>
+      <w:bookmarkStart w:id="3" w:name="__RefHeading___Toc595_1512184689"/>
+      <w:bookmarkEnd w:id="3"/>
       <w:r>
         <w:rPr/>
         <w:t>3.1 Inicijalizacija scene i post-processing pipeline</w:t>
@@ -925,11 +1395,15 @@
         </w:rPr>
       </w:pPr>
       <w:r>
-        <w:rPr/>
+        <w:rPr>
+          <w:rFonts w:eastAsia="Consolas" w:cs="Consolas" w:ascii="Consolas" w:hAnsi="Consolas"/>
+          <w:sz w:val="18"/>
+          <w:szCs w:val="18"/>
+        </w:rPr>
         <mc:AlternateContent>
           <mc:Choice Requires="wps">
             <w:drawing>
-              <wp:anchor behindDoc="0" distT="0" distB="0" distL="0" distR="0" simplePos="0" locked="0" layoutInCell="0" allowOverlap="1" relativeHeight="3">
+              <wp:anchor behindDoc="0" distT="635" distB="0" distL="635" distR="0" simplePos="0" locked="0" layoutInCell="0" allowOverlap="1" relativeHeight="4">
                 <wp:simplePos x="0" y="0"/>
                 <wp:positionH relativeFrom="column">
                   <wp:align>left</wp:align>
@@ -952,7 +1426,7 @@
                 <a:graphic xmlns:a="http://schemas.openxmlformats.org/drawingml/2006/main">
                   <a:graphicData uri="http://schemas.microsoft.com/office/word/2010/wordprocessingShape">
                     <wps:wsp>
-                      <wps:cNvSpPr txBox="1"/>
+                      <wps:cNvSpPr/>
                       <wps:spPr>
                         <a:xfrm>
                           <a:off x="0" y="0"/>
@@ -968,136 +1442,143 @@
                           <a:noFill/>
                         </a:ln>
                       </wps:spPr>
+                      <wps:style>
+                        <a:lnRef idx="0"/>
+                        <a:fillRef idx="0"/>
+                        <a:effectRef idx="0"/>
+                        <a:fontRef idx="minor"/>
+                      </wps:style>
                       <wps:txbx>
                         <w:txbxContent>
                           <w:p>
                             <w:pPr>
+                              <w:pStyle w:val="FrameContents"/>
                               <w:overflowPunct w:val="false"/>
                               <w:spacing w:before="120" w:after="240"/>
                               <w:rPr/>
                             </w:pPr>
                             <w:r>
                               <w:rPr>
+                                <w:rFonts w:eastAsia="Consolas" w:cs="Consolas" w:ascii="Consolas" w:hAnsi="Consolas"/>
+                                <w:b w:val="false"/>
+                                <w:i w:val="false"/>
+                                <w:color w:val="FF7B72"/>
+                                <w:sz w:val="18"/>
+                                <w:szCs w:val="18"/>
                                 <w:u w:val="none"/>
-                                <w:b w:val="false"/>
                                 <w:shd w:fill="auto" w:val="clear"/>
-                                <w:sz w:val="18"/>
-                                <w:i w:val="false"/>
-                                <w:szCs w:val="18"/>
-                                <w:rFonts w:eastAsia="Consolas" w:ascii="Consolas" w:hAnsi="Consolas" w:cs="Consolas"/>
-                                <w:color w:val="FF7B72"/>
                                 <w:lang w:val="zxx"/>
                               </w:rPr>
                               <w:t>const</w:t>
                             </w:r>
                             <w:r>
                               <w:rPr>
+                                <w:rFonts w:eastAsia="Consolas" w:cs="Consolas" w:ascii="Consolas" w:hAnsi="Consolas"/>
+                                <w:b w:val="false"/>
+                                <w:i w:val="false"/>
+                                <w:color w:val="6E7681"/>
+                                <w:sz w:val="18"/>
+                                <w:szCs w:val="18"/>
                                 <w:u w:val="none"/>
-                                <w:b w:val="false"/>
                                 <w:shd w:fill="auto" w:val="clear"/>
-                                <w:sz w:val="18"/>
-                                <w:i w:val="false"/>
-                                <w:szCs w:val="18"/>
-                                <w:rFonts w:eastAsia="Consolas" w:ascii="Consolas" w:hAnsi="Consolas" w:cs="Consolas"/>
-                                <w:color w:val="6E7681"/>
                                 <w:lang w:val="zxx"/>
                               </w:rPr>
                               <w:t xml:space="preserve"> </w:t>
                             </w:r>
                             <w:r>
                               <w:rPr>
+                                <w:rFonts w:eastAsia="Consolas" w:cs="Consolas" w:ascii="Consolas" w:hAnsi="Consolas"/>
+                                <w:b w:val="false"/>
+                                <w:i w:val="false"/>
+                                <w:color w:val="E6EDF3"/>
+                                <w:sz w:val="18"/>
+                                <w:szCs w:val="18"/>
                                 <w:u w:val="none"/>
-                                <w:b w:val="false"/>
                                 <w:shd w:fill="auto" w:val="clear"/>
-                                <w:sz w:val="18"/>
-                                <w:i w:val="false"/>
-                                <w:szCs w:val="18"/>
-                                <w:rFonts w:eastAsia="Consolas" w:ascii="Consolas" w:hAnsi="Consolas" w:cs="Consolas"/>
-                                <w:color w:val="E6EDF3"/>
                                 <w:lang w:val="zxx"/>
                               </w:rPr>
                               <w:t>composer</w:t>
                             </w:r>
                             <w:r>
                               <w:rPr>
+                                <w:rFonts w:eastAsia="Consolas" w:cs="Consolas" w:ascii="Consolas" w:hAnsi="Consolas"/>
+                                <w:b w:val="false"/>
+                                <w:i w:val="false"/>
+                                <w:color w:val="6E7681"/>
+                                <w:sz w:val="18"/>
+                                <w:szCs w:val="18"/>
                                 <w:u w:val="none"/>
-                                <w:b w:val="false"/>
                                 <w:shd w:fill="auto" w:val="clear"/>
-                                <w:sz w:val="18"/>
-                                <w:i w:val="false"/>
-                                <w:szCs w:val="18"/>
-                                <w:rFonts w:eastAsia="Consolas" w:ascii="Consolas" w:hAnsi="Consolas" w:cs="Consolas"/>
-                                <w:color w:val="6E7681"/>
                                 <w:lang w:val="zxx"/>
                               </w:rPr>
                               <w:t xml:space="preserve"> </w:t>
                             </w:r>
                             <w:r>
                               <w:rPr>
+                                <w:rFonts w:eastAsia="Consolas" w:cs="Consolas" w:ascii="Consolas" w:hAnsi="Consolas"/>
+                                <w:b/>
+                                <w:i w:val="false"/>
+                                <w:color w:val="FF7B72"/>
+                                <w:sz w:val="18"/>
+                                <w:szCs w:val="18"/>
                                 <w:u w:val="none"/>
                                 <w:shd w:fill="auto" w:val="clear"/>
-                                <w:sz w:val="18"/>
-                                <w:i w:val="false"/>
-                                <w:szCs w:val="18"/>
-                                <w:b/>
-                                <w:rFonts w:eastAsia="Consolas" w:ascii="Consolas" w:hAnsi="Consolas" w:cs="Consolas"/>
-                                <w:color w:val="FF7B72"/>
                                 <w:lang w:val="zxx"/>
                               </w:rPr>
                               <w:t>=</w:t>
                             </w:r>
                             <w:r>
                               <w:rPr>
+                                <w:rFonts w:eastAsia="Consolas" w:cs="Consolas" w:ascii="Consolas" w:hAnsi="Consolas"/>
+                                <w:b w:val="false"/>
+                                <w:i w:val="false"/>
+                                <w:color w:val="6E7681"/>
+                                <w:sz w:val="18"/>
+                                <w:szCs w:val="18"/>
                                 <w:u w:val="none"/>
                                 <w:shd w:fill="auto" w:val="clear"/>
-                                <w:sz w:val="18"/>
-                                <w:i w:val="false"/>
-                                <w:szCs w:val="18"/>
-                                <w:b w:val="false"/>
-                                <w:rFonts w:eastAsia="Consolas" w:ascii="Consolas" w:hAnsi="Consolas" w:cs="Consolas"/>
-                                <w:color w:val="6E7681"/>
                                 <w:lang w:val="zxx"/>
                               </w:rPr>
                               <w:t xml:space="preserve"> </w:t>
                             </w:r>
                             <w:r>
                               <w:rPr>
+                                <w:rFonts w:eastAsia="Consolas" w:cs="Consolas" w:ascii="Consolas" w:hAnsi="Consolas"/>
+                                <w:b/>
+                                <w:i w:val="false"/>
+                                <w:color w:val="FF7B72"/>
+                                <w:sz w:val="18"/>
+                                <w:szCs w:val="18"/>
                                 <w:u w:val="none"/>
                                 <w:shd w:fill="auto" w:val="clear"/>
-                                <w:sz w:val="18"/>
-                                <w:i w:val="false"/>
-                                <w:szCs w:val="18"/>
-                                <w:b/>
-                                <w:rFonts w:eastAsia="Consolas" w:ascii="Consolas" w:hAnsi="Consolas" w:cs="Consolas"/>
-                                <w:color w:val="FF7B72"/>
                                 <w:lang w:val="zxx"/>
                               </w:rPr>
                               <w:t>new</w:t>
                             </w:r>
                             <w:r>
                               <w:rPr>
+                                <w:rFonts w:eastAsia="Consolas" w:cs="Consolas" w:ascii="Consolas" w:hAnsi="Consolas"/>
+                                <w:b w:val="false"/>
+                                <w:i w:val="false"/>
+                                <w:color w:val="6E7681"/>
+                                <w:sz w:val="18"/>
+                                <w:szCs w:val="18"/>
                                 <w:u w:val="none"/>
                                 <w:shd w:fill="auto" w:val="clear"/>
-                                <w:sz w:val="18"/>
-                                <w:i w:val="false"/>
-                                <w:szCs w:val="18"/>
-                                <w:b w:val="false"/>
-                                <w:rFonts w:eastAsia="Consolas" w:ascii="Consolas" w:hAnsi="Consolas" w:cs="Consolas"/>
-                                <w:color w:val="6E7681"/>
                                 <w:lang w:val="zxx"/>
                               </w:rPr>
                               <w:t xml:space="preserve"> </w:t>
                             </w:r>
                             <w:r>
                               <w:rPr>
+                                <w:rFonts w:eastAsia="Consolas" w:cs="Consolas" w:ascii="Consolas" w:hAnsi="Consolas"/>
+                                <w:b w:val="false"/>
+                                <w:i w:val="false"/>
+                                <w:color w:val="E6EDF3"/>
+                                <w:sz w:val="18"/>
+                                <w:szCs w:val="18"/>
                                 <w:u w:val="none"/>
                                 <w:shd w:fill="auto" w:val="clear"/>
-                                <w:sz w:val="18"/>
-                                <w:i w:val="false"/>
-                                <w:szCs w:val="18"/>
-                                <w:b w:val="false"/>
-                                <w:rFonts w:eastAsia="Consolas" w:ascii="Consolas" w:hAnsi="Consolas" w:cs="Consolas"/>
-                                <w:color w:val="E6EDF3"/>
                                 <w:lang w:val="zxx"/>
                               </w:rPr>
                               <w:t>EffectComposer(renderer);</w:t>
@@ -1105,90 +1586,91 @@
                           </w:p>
                           <w:p>
                             <w:pPr>
+                              <w:pStyle w:val="FrameContents"/>
                               <w:overflowPunct w:val="false"/>
                               <w:spacing w:before="120" w:after="240"/>
                               <w:rPr/>
                             </w:pPr>
                             <w:r>
                               <w:rPr>
+                                <w:rFonts w:eastAsia="Consolas" w:cs="Consolas" w:ascii="Consolas" w:hAnsi="Consolas"/>
+                                <w:b w:val="false"/>
                                 <w:i w:val="false"/>
-                                <w:u w:val="none"/>
-                                <w:b w:val="false"/>
+                                <w:color w:val="E6EDF3"/>
                                 <w:sz w:val="18"/>
                                 <w:szCs w:val="18"/>
+                                <w:u w:val="none"/>
                                 <w:shd w:fill="auto" w:val="clear"/>
-                                <w:rFonts w:eastAsia="Consolas" w:ascii="Consolas" w:hAnsi="Consolas" w:cs="Consolas"/>
-                                <w:color w:val="E6EDF3"/>
                                 <w:lang w:val="zxx"/>
                               </w:rPr>
                               <w:t>composer.addPass(</w:t>
                             </w:r>
                             <w:r>
                               <w:rPr>
+                                <w:rFonts w:eastAsia="Consolas" w:cs="Consolas" w:ascii="Consolas" w:hAnsi="Consolas"/>
+                                <w:b/>
                                 <w:i w:val="false"/>
-                                <w:u w:val="none"/>
+                                <w:color w:val="FF7B72"/>
                                 <w:sz w:val="18"/>
                                 <w:szCs w:val="18"/>
+                                <w:u w:val="none"/>
                                 <w:shd w:fill="auto" w:val="clear"/>
-                                <w:b/>
-                                <w:rFonts w:eastAsia="Consolas" w:ascii="Consolas" w:hAnsi="Consolas" w:cs="Consolas"/>
-                                <w:color w:val="FF7B72"/>
                                 <w:lang w:val="zxx"/>
                               </w:rPr>
                               <w:t>new</w:t>
                             </w:r>
                             <w:r>
                               <w:rPr>
+                                <w:rFonts w:eastAsia="Consolas" w:cs="Consolas" w:ascii="Consolas" w:hAnsi="Consolas"/>
+                                <w:b w:val="false"/>
                                 <w:i w:val="false"/>
-                                <w:u w:val="none"/>
+                                <w:color w:val="6E7681"/>
                                 <w:sz w:val="18"/>
                                 <w:szCs w:val="18"/>
+                                <w:u w:val="none"/>
                                 <w:shd w:fill="auto" w:val="clear"/>
-                                <w:b w:val="false"/>
-                                <w:rFonts w:eastAsia="Consolas" w:ascii="Consolas" w:hAnsi="Consolas" w:cs="Consolas"/>
-                                <w:color w:val="6E7681"/>
                                 <w:lang w:val="zxx"/>
                               </w:rPr>
                               <w:t xml:space="preserve"> </w:t>
                             </w:r>
                             <w:r>
                               <w:rPr>
+                                <w:rFonts w:eastAsia="Consolas" w:cs="Consolas" w:ascii="Consolas" w:hAnsi="Consolas"/>
+                                <w:b w:val="false"/>
                                 <w:i w:val="false"/>
-                                <w:u w:val="none"/>
+                                <w:color w:val="E6EDF3"/>
                                 <w:sz w:val="18"/>
                                 <w:szCs w:val="18"/>
+                                <w:u w:val="none"/>
                                 <w:shd w:fill="auto" w:val="clear"/>
-                                <w:b w:val="false"/>
-                                <w:rFonts w:eastAsia="Consolas" w:ascii="Consolas" w:hAnsi="Consolas" w:cs="Consolas"/>
-                                <w:color w:val="E6EDF3"/>
                                 <w:lang w:val="zxx"/>
                               </w:rPr>
                               <w:t>RenderPass(scene,</w:t>
                             </w:r>
                             <w:r>
                               <w:rPr>
+                                <w:rFonts w:eastAsia="Consolas" w:cs="Consolas" w:ascii="Consolas" w:hAnsi="Consolas"/>
+                                <w:b w:val="false"/>
                                 <w:i w:val="false"/>
-                                <w:u w:val="none"/>
+                                <w:color w:val="6E7681"/>
                                 <w:sz w:val="18"/>
                                 <w:szCs w:val="18"/>
+                                <w:u w:val="none"/>
                                 <w:shd w:fill="auto" w:val="clear"/>
-                                <w:b w:val="false"/>
-                                <w:rFonts w:eastAsia="Consolas" w:ascii="Consolas" w:hAnsi="Consolas" w:cs="Consolas"/>
-                                <w:color w:val="6E7681"/>
                                 <w:lang w:val="zxx"/>
                               </w:rPr>
                               <w:t xml:space="preserve"> </w:t>
                             </w:r>
                             <w:r>
                               <w:rPr>
+                                <w:rFonts w:eastAsia="Consolas" w:cs="Consolas" w:ascii="Consolas" w:hAnsi="Consolas"/>
+                                <w:b w:val="false"/>
                                 <w:i w:val="false"/>
-                                <w:u w:val="none"/>
+                                <w:color w:val="E6EDF3"/>
                                 <w:sz w:val="18"/>
                                 <w:szCs w:val="18"/>
+                                <w:u w:val="none"/>
                                 <w:shd w:fill="auto" w:val="clear"/>
-                                <w:b w:val="false"/>
-                                <w:rFonts w:eastAsia="Consolas" w:ascii="Consolas" w:hAnsi="Consolas" w:cs="Consolas"/>
-                                <w:color w:val="E6EDF3"/>
                                 <w:lang w:val="zxx"/>
                               </w:rPr>
                               <w:t>camera));</w:t>
@@ -1196,62 +1678,63 @@
                           </w:p>
                           <w:p>
                             <w:pPr>
+                              <w:pStyle w:val="FrameContents"/>
                               <w:overflowPunct w:val="false"/>
                               <w:spacing w:before="120" w:after="240"/>
                               <w:rPr/>
                             </w:pPr>
                             <w:r>
                               <w:rPr>
+                                <w:rFonts w:eastAsia="Consolas" w:cs="Consolas" w:ascii="Consolas" w:hAnsi="Consolas"/>
+                                <w:b w:val="false"/>
+                                <w:i w:val="false"/>
+                                <w:color w:val="E6EDF3"/>
+                                <w:sz w:val="18"/>
                                 <w:szCs w:val="18"/>
-                                <w:sz w:val="18"/>
+                                <w:u w:val="none"/>
                                 <w:shd w:fill="auto" w:val="clear"/>
-                                <w:b w:val="false"/>
-                                <w:u w:val="none"/>
-                                <w:i w:val="false"/>
-                                <w:rFonts w:eastAsia="Consolas" w:cs="Consolas" w:ascii="Consolas" w:hAnsi="Consolas"/>
-                                <w:color w:val="E6EDF3"/>
                                 <w:lang w:val="zxx"/>
                               </w:rPr>
                               <w:t>composer.addPass(</w:t>
                             </w:r>
                             <w:r>
                               <w:rPr>
+                                <w:rFonts w:eastAsia="Consolas" w:cs="Consolas" w:ascii="Consolas" w:hAnsi="Consolas"/>
+                                <w:b/>
+                                <w:i w:val="false"/>
+                                <w:color w:val="FF7B72"/>
+                                <w:sz w:val="18"/>
                                 <w:szCs w:val="18"/>
-                                <w:sz w:val="18"/>
+                                <w:u w:val="none"/>
                                 <w:shd w:fill="auto" w:val="clear"/>
-                                <w:u w:val="none"/>
-                                <w:i w:val="false"/>
-                                <w:b/>
-                                <w:rFonts w:eastAsia="Consolas" w:cs="Consolas" w:ascii="Consolas" w:hAnsi="Consolas"/>
-                                <w:color w:val="FF7B72"/>
                                 <w:lang w:val="zxx"/>
                               </w:rPr>
                               <w:t>new</w:t>
                             </w:r>
                             <w:r>
                               <w:rPr>
+                                <w:rFonts w:eastAsia="Consolas" w:cs="Consolas" w:ascii="Consolas" w:hAnsi="Consolas"/>
+                                <w:b w:val="false"/>
+                                <w:i w:val="false"/>
+                                <w:color w:val="6E7681"/>
+                                <w:sz w:val="18"/>
                                 <w:szCs w:val="18"/>
-                                <w:sz w:val="18"/>
+                                <w:u w:val="none"/>
                                 <w:shd w:fill="auto" w:val="clear"/>
-                                <w:u w:val="none"/>
-                                <w:i w:val="false"/>
-                                <w:b w:val="false"/>
-                                <w:rFonts w:eastAsia="Consolas" w:cs="Consolas" w:ascii="Consolas" w:hAnsi="Consolas"/>
-                                <w:color w:val="6E7681"/>
                                 <w:lang w:val="zxx"/>
                               </w:rPr>
                               <w:t xml:space="preserve"> </w:t>
                             </w:r>
                             <w:r>
                               <w:rPr>
+                                <w:rFonts w:eastAsia="Consolas" w:cs="Consolas" w:ascii="Consolas" w:hAnsi="Consolas"/>
+                                <w:b w:val="false"/>
+                                <w:i w:val="false"/>
+                                <w:color w:val="E6EDF3"/>
+                                <w:sz w:val="18"/>
                                 <w:szCs w:val="18"/>
-                                <w:sz w:val="18"/>
+                                <w:u w:val="none"/>
                                 <w:shd w:fill="auto" w:val="clear"/>
-                                <w:u w:val="none"/>
-                                <w:i w:val="false"/>
-                                <w:b w:val="false"/>
-                                <w:rFonts w:eastAsia="Consolas" w:cs="Consolas" w:ascii="Consolas" w:hAnsi="Consolas"/>
-                                <w:color w:val="E6EDF3"/>
                                 <w:lang w:val="zxx"/>
                               </w:rPr>
                               <w:t>UnrealBloomPass(</w:t>
@@ -1259,90 +1742,91 @@
                           </w:p>
                           <w:p>
                             <w:pPr>
+                              <w:pStyle w:val="FrameContents"/>
                               <w:overflowPunct w:val="false"/>
                               <w:spacing w:before="120" w:after="240"/>
                               <w:rPr/>
                             </w:pPr>
                             <w:r>
                               <w:rPr>
+                                <w:rFonts w:eastAsia="Consolas" w:cs="Consolas" w:ascii="Consolas" w:hAnsi="Consolas"/>
+                                <w:b w:val="false"/>
+                                <w:i w:val="false"/>
+                                <w:color w:val="6E7681"/>
+                                <w:sz w:val="18"/>
+                                <w:szCs w:val="18"/>
                                 <w:u w:val="none"/>
                                 <w:shd w:fill="auto" w:val="clear"/>
-                                <w:sz w:val="18"/>
-                                <w:i w:val="false"/>
-                                <w:szCs w:val="18"/>
-                                <w:b w:val="false"/>
-                                <w:rFonts w:ascii="Consolas" w:hAnsi="Consolas" w:cs="Consolas" w:eastAsia="Consolas"/>
-                                <w:color w:val="6E7681"/>
                                 <w:lang w:val="zxx"/>
                               </w:rPr>
                               <w:t xml:space="preserve">    </w:t>
                             </w:r>
                             <w:r>
                               <w:rPr>
+                                <w:rFonts w:eastAsia="Consolas" w:cs="Consolas" w:ascii="Consolas" w:hAnsi="Consolas"/>
+                                <w:b/>
+                                <w:i w:val="false"/>
+                                <w:color w:val="FF7B72"/>
+                                <w:sz w:val="18"/>
+                                <w:szCs w:val="18"/>
                                 <w:u w:val="none"/>
                                 <w:shd w:fill="auto" w:val="clear"/>
-                                <w:sz w:val="18"/>
-                                <w:i w:val="false"/>
-                                <w:szCs w:val="18"/>
-                                <w:b/>
-                                <w:rFonts w:ascii="Consolas" w:hAnsi="Consolas" w:cs="Consolas" w:eastAsia="Consolas"/>
-                                <w:color w:val="FF7B72"/>
                                 <w:lang w:val="zxx"/>
                               </w:rPr>
                               <w:t>new</w:t>
                             </w:r>
                             <w:r>
                               <w:rPr>
+                                <w:rFonts w:eastAsia="Consolas" w:cs="Consolas" w:ascii="Consolas" w:hAnsi="Consolas"/>
+                                <w:b w:val="false"/>
+                                <w:i w:val="false"/>
+                                <w:color w:val="6E7681"/>
+                                <w:sz w:val="18"/>
+                                <w:szCs w:val="18"/>
                                 <w:u w:val="none"/>
                                 <w:shd w:fill="auto" w:val="clear"/>
-                                <w:sz w:val="18"/>
-                                <w:i w:val="false"/>
-                                <w:szCs w:val="18"/>
-                                <w:b w:val="false"/>
-                                <w:rFonts w:ascii="Consolas" w:hAnsi="Consolas" w:cs="Consolas" w:eastAsia="Consolas"/>
-                                <w:color w:val="6E7681"/>
                                 <w:lang w:val="zxx"/>
                               </w:rPr>
                               <w:t xml:space="preserve"> </w:t>
                             </w:r>
                             <w:r>
                               <w:rPr>
+                                <w:rFonts w:eastAsia="Consolas" w:cs="Consolas" w:ascii="Consolas" w:hAnsi="Consolas"/>
+                                <w:b w:val="false"/>
+                                <w:i w:val="false"/>
+                                <w:color w:val="E6EDF3"/>
+                                <w:sz w:val="18"/>
+                                <w:szCs w:val="18"/>
                                 <w:u w:val="none"/>
                                 <w:shd w:fill="auto" w:val="clear"/>
-                                <w:sz w:val="18"/>
-                                <w:i w:val="false"/>
-                                <w:szCs w:val="18"/>
-                                <w:b w:val="false"/>
-                                <w:rFonts w:ascii="Consolas" w:hAnsi="Consolas" w:cs="Consolas" w:eastAsia="Consolas"/>
-                                <w:color w:val="E6EDF3"/>
                                 <w:lang w:val="zxx"/>
                               </w:rPr>
                               <w:t>THREE.Vector2(window.innerWidth,</w:t>
                             </w:r>
                             <w:r>
                               <w:rPr>
+                                <w:rFonts w:eastAsia="Consolas" w:cs="Consolas" w:ascii="Consolas" w:hAnsi="Consolas"/>
+                                <w:b w:val="false"/>
+                                <w:i w:val="false"/>
+                                <w:color w:val="6E7681"/>
+                                <w:sz w:val="18"/>
+                                <w:szCs w:val="18"/>
                                 <w:u w:val="none"/>
                                 <w:shd w:fill="auto" w:val="clear"/>
-                                <w:sz w:val="18"/>
-                                <w:i w:val="false"/>
-                                <w:szCs w:val="18"/>
-                                <w:b w:val="false"/>
-                                <w:rFonts w:ascii="Consolas" w:hAnsi="Consolas" w:cs="Consolas" w:eastAsia="Consolas"/>
-                                <w:color w:val="6E7681"/>
                                 <w:lang w:val="zxx"/>
                               </w:rPr>
                               <w:t xml:space="preserve"> </w:t>
                             </w:r>
                             <w:r>
                               <w:rPr>
+                                <w:rFonts w:eastAsia="Consolas" w:cs="Consolas" w:ascii="Consolas" w:hAnsi="Consolas"/>
+                                <w:b w:val="false"/>
+                                <w:i w:val="false"/>
+                                <w:color w:val="E6EDF3"/>
+                                <w:sz w:val="18"/>
+                                <w:szCs w:val="18"/>
                                 <w:u w:val="none"/>
                                 <w:shd w:fill="auto" w:val="clear"/>
-                                <w:sz w:val="18"/>
-                                <w:i w:val="false"/>
-                                <w:szCs w:val="18"/>
-                                <w:b w:val="false"/>
-                                <w:rFonts w:ascii="Consolas" w:hAnsi="Consolas" w:cs="Consolas" w:eastAsia="Consolas"/>
-                                <w:color w:val="E6EDF3"/>
                                 <w:lang w:val="zxx"/>
                               </w:rPr>
                               <w:t>window.innerHeight),</w:t>
@@ -1350,118 +1834,119 @@
                           </w:p>
                           <w:p>
                             <w:pPr>
+                              <w:pStyle w:val="FrameContents"/>
                               <w:overflowPunct w:val="false"/>
                               <w:spacing w:before="120" w:after="240"/>
                               <w:rPr/>
                             </w:pPr>
                             <w:r>
                               <w:rPr>
+                                <w:rFonts w:eastAsia="Consolas" w:cs="Consolas" w:ascii="Consolas" w:hAnsi="Consolas"/>
+                                <w:b w:val="false"/>
+                                <w:i w:val="false"/>
+                                <w:color w:val="6E7681"/>
+                                <w:sz w:val="18"/>
                                 <w:szCs w:val="18"/>
                                 <w:u w:val="none"/>
-                                <w:b w:val="false"/>
                                 <w:shd w:fill="auto" w:val="clear"/>
-                                <w:sz w:val="18"/>
-                                <w:i w:val="false"/>
-                                <w:rFonts w:eastAsia="Consolas" w:ascii="Consolas" w:hAnsi="Consolas" w:cs="Consolas"/>
-                                <w:color w:val="6E7681"/>
                                 <w:lang w:val="zxx"/>
                               </w:rPr>
                               <w:t xml:space="preserve">    </w:t>
                             </w:r>
                             <w:r>
                               <w:rPr>
+                                <w:rFonts w:eastAsia="Consolas" w:cs="Consolas" w:ascii="Consolas" w:hAnsi="Consolas"/>
+                                <w:b w:val="false"/>
+                                <w:i w:val="false"/>
+                                <w:color w:val="A5D6FF"/>
+                                <w:sz w:val="18"/>
                                 <w:szCs w:val="18"/>
                                 <w:u w:val="none"/>
-                                <w:b w:val="false"/>
                                 <w:shd w:fill="auto" w:val="clear"/>
-                                <w:sz w:val="18"/>
-                                <w:i w:val="false"/>
-                                <w:rFonts w:eastAsia="Consolas" w:ascii="Consolas" w:hAnsi="Consolas" w:cs="Consolas"/>
-                                <w:color w:val="A5D6FF"/>
                                 <w:lang w:val="zxx"/>
                               </w:rPr>
                               <w:t>1.2</w:t>
                             </w:r>
                             <w:r>
                               <w:rPr>
+                                <w:rFonts w:eastAsia="Consolas" w:cs="Consolas" w:ascii="Consolas" w:hAnsi="Consolas"/>
+                                <w:b w:val="false"/>
+                                <w:i w:val="false"/>
+                                <w:color w:val="E6EDF3"/>
+                                <w:sz w:val="18"/>
                                 <w:szCs w:val="18"/>
                                 <w:u w:val="none"/>
-                                <w:b w:val="false"/>
                                 <w:shd w:fill="auto" w:val="clear"/>
-                                <w:sz w:val="18"/>
-                                <w:i w:val="false"/>
-                                <w:rFonts w:eastAsia="Consolas" w:ascii="Consolas" w:hAnsi="Consolas" w:cs="Consolas"/>
-                                <w:color w:val="E6EDF3"/>
                                 <w:lang w:val="zxx"/>
                               </w:rPr>
                               <w:t>,</w:t>
                             </w:r>
                             <w:r>
                               <w:rPr>
+                                <w:rFonts w:eastAsia="Consolas" w:cs="Consolas" w:ascii="Consolas" w:hAnsi="Consolas"/>
+                                <w:b w:val="false"/>
+                                <w:i w:val="false"/>
+                                <w:color w:val="6E7681"/>
+                                <w:sz w:val="18"/>
                                 <w:szCs w:val="18"/>
                                 <w:u w:val="none"/>
-                                <w:b w:val="false"/>
                                 <w:shd w:fill="auto" w:val="clear"/>
-                                <w:sz w:val="18"/>
-                                <w:i w:val="false"/>
-                                <w:rFonts w:eastAsia="Consolas" w:ascii="Consolas" w:hAnsi="Consolas" w:cs="Consolas"/>
-                                <w:color w:val="6E7681"/>
                                 <w:lang w:val="zxx"/>
                               </w:rPr>
                               <w:t xml:space="preserve"> </w:t>
                             </w:r>
                             <w:r>
                               <w:rPr>
+                                <w:rFonts w:eastAsia="Consolas" w:cs="Consolas" w:ascii="Consolas" w:hAnsi="Consolas"/>
+                                <w:b w:val="false"/>
+                                <w:i w:val="false"/>
+                                <w:color w:val="A5D6FF"/>
+                                <w:sz w:val="18"/>
                                 <w:szCs w:val="18"/>
                                 <w:u w:val="none"/>
-                                <w:b w:val="false"/>
                                 <w:shd w:fill="auto" w:val="clear"/>
-                                <w:sz w:val="18"/>
-                                <w:i w:val="false"/>
-                                <w:rFonts w:eastAsia="Consolas" w:ascii="Consolas" w:hAnsi="Consolas" w:cs="Consolas"/>
-                                <w:color w:val="A5D6FF"/>
                                 <w:lang w:val="zxx"/>
                               </w:rPr>
                               <w:t>0.4</w:t>
                             </w:r>
                             <w:r>
                               <w:rPr>
+                                <w:rFonts w:eastAsia="Consolas" w:cs="Consolas" w:ascii="Consolas" w:hAnsi="Consolas"/>
+                                <w:b w:val="false"/>
+                                <w:i w:val="false"/>
+                                <w:color w:val="E6EDF3"/>
+                                <w:sz w:val="18"/>
                                 <w:szCs w:val="18"/>
                                 <w:u w:val="none"/>
-                                <w:b w:val="false"/>
                                 <w:shd w:fill="auto" w:val="clear"/>
-                                <w:sz w:val="18"/>
-                                <w:i w:val="false"/>
-                                <w:rFonts w:eastAsia="Consolas" w:ascii="Consolas" w:hAnsi="Consolas" w:cs="Consolas"/>
-                                <w:color w:val="E6EDF3"/>
                                 <w:lang w:val="zxx"/>
                               </w:rPr>
                               <w:t>,</w:t>
                             </w:r>
                             <w:r>
                               <w:rPr>
+                                <w:rFonts w:eastAsia="Consolas" w:cs="Consolas" w:ascii="Consolas" w:hAnsi="Consolas"/>
+                                <w:b w:val="false"/>
+                                <w:i w:val="false"/>
+                                <w:color w:val="6E7681"/>
+                                <w:sz w:val="18"/>
                                 <w:szCs w:val="18"/>
                                 <w:u w:val="none"/>
-                                <w:b w:val="false"/>
                                 <w:shd w:fill="auto" w:val="clear"/>
-                                <w:sz w:val="18"/>
-                                <w:i w:val="false"/>
-                                <w:rFonts w:eastAsia="Consolas" w:ascii="Consolas" w:hAnsi="Consolas" w:cs="Consolas"/>
-                                <w:color w:val="6E7681"/>
                                 <w:lang w:val="zxx"/>
                               </w:rPr>
                               <w:t xml:space="preserve"> </w:t>
                             </w:r>
                             <w:r>
                               <w:rPr>
+                                <w:rFonts w:eastAsia="Consolas" w:cs="Consolas" w:ascii="Consolas" w:hAnsi="Consolas"/>
+                                <w:b w:val="false"/>
+                                <w:i w:val="false"/>
+                                <w:color w:val="A5D6FF"/>
+                                <w:sz w:val="18"/>
                                 <w:szCs w:val="18"/>
                                 <w:u w:val="none"/>
-                                <w:b w:val="false"/>
                                 <w:shd w:fill="auto" w:val="clear"/>
-                                <w:sz w:val="18"/>
-                                <w:i w:val="false"/>
-                                <w:rFonts w:eastAsia="Consolas" w:ascii="Consolas" w:hAnsi="Consolas" w:cs="Consolas"/>
-                                <w:color w:val="A5D6FF"/>
                                 <w:lang w:val="zxx"/>
                               </w:rPr>
                               <w:t>0.3</w:t>
@@ -1469,20 +1954,21 @@
                           </w:p>
                           <w:p>
                             <w:pPr>
+                              <w:pStyle w:val="FrameContents"/>
                               <w:overflowPunct w:val="false"/>
                               <w:spacing w:before="120" w:after="240"/>
                               <w:rPr/>
                             </w:pPr>
                             <w:r>
                               <w:rPr>
+                                <w:rFonts w:eastAsia="Consolas" w:cs="Consolas" w:ascii="Consolas" w:hAnsi="Consolas"/>
+                                <w:b w:val="false"/>
+                                <w:i w:val="false"/>
+                                <w:color w:val="E6EDF3"/>
+                                <w:sz w:val="18"/>
                                 <w:szCs w:val="18"/>
-                                <w:sz w:val="18"/>
+                                <w:u w:val="none"/>
                                 <w:shd w:fill="auto" w:val="clear"/>
-                                <w:b w:val="false"/>
-                                <w:u w:val="none"/>
-                                <w:i w:val="false"/>
-                                <w:rFonts w:eastAsia="Consolas" w:cs="Consolas" w:ascii="Consolas" w:hAnsi="Consolas"/>
-                                <w:color w:val="E6EDF3"/>
                                 <w:lang w:val="zxx"/>
                               </w:rPr>
                               <w:t>));</w:t>
@@ -1490,7 +1976,7 @@
                           </w:p>
                         </w:txbxContent>
                       </wps:txbx>
-                      <wps:bodyPr wrap="square" lIns="0" rIns="0" tIns="0" bIns="0" anchor="t">
+                      <wps:bodyPr lIns="0" rIns="0" tIns="0" bIns="0" anchor="t">
                         <a:noAutofit/>
                       </wps:bodyPr>
                     </wps:wsp>
@@ -1501,141 +1987,140 @@
           </mc:Choice>
           <mc:Fallback>
             <w:pict>
-              <v:shapetype id="_x0000_t202" coordsize="21600,21600" o:spt="202" path="m,l,21600l21600,21600l21600,xe">
-                <v:stroke joinstyle="miter"/>
-                <v:path gradientshapeok="t" o:connecttype="rect"/>
-              </v:shapetype>
-              <v:shape id="shape_0" ID="Text Frame 1" fillcolor="#0d1117" stroked="f" o:allowincell="f" style="position:absolute;margin-left:0pt;margin-top:6.5pt;width:450.7pt;height:123pt;mso-wrap-style:square;v-text-anchor:top;mso-position-horizontal:left" type="_x0000_t202">
+              <v:rect id="shape_0" ID="Text Frame 1" path="m0,0l-2147483645,0l-2147483645,-2147483646l0,-2147483646xe" fillcolor="#0d1117" stroked="f" o:allowincell="f" style="position:absolute;margin-left:0pt;margin-top:6.5pt;width:450.7pt;height:123pt;mso-wrap-style:square;v-text-anchor:top;mso-position-horizontal:left">
+                <v:fill o:detectmouseclick="t" type="solid" color2="#f2eee8"/>
+                <v:stroke color="#3465a4" joinstyle="round" endcap="flat"/>
                 <v:textbox>
                   <w:txbxContent>
                     <w:p>
                       <w:pPr>
+                        <w:pStyle w:val="FrameContents"/>
                         <w:overflowPunct w:val="false"/>
                         <w:spacing w:before="120" w:after="240"/>
                         <w:rPr/>
                       </w:pPr>
                       <w:r>
                         <w:rPr>
+                          <w:rFonts w:eastAsia="Consolas" w:cs="Consolas" w:ascii="Consolas" w:hAnsi="Consolas"/>
+                          <w:b w:val="false"/>
+                          <w:i w:val="false"/>
+                          <w:color w:val="FF7B72"/>
+                          <w:sz w:val="18"/>
+                          <w:szCs w:val="18"/>
                           <w:u w:val="none"/>
-                          <w:b w:val="false"/>
                           <w:shd w:fill="auto" w:val="clear"/>
-                          <w:sz w:val="18"/>
-                          <w:i w:val="false"/>
-                          <w:szCs w:val="18"/>
-                          <w:rFonts w:eastAsia="Consolas" w:ascii="Consolas" w:hAnsi="Consolas" w:cs="Consolas"/>
-                          <w:color w:val="FF7B72"/>
                           <w:lang w:val="zxx"/>
                         </w:rPr>
                         <w:t>const</w:t>
                       </w:r>
                       <w:r>
                         <w:rPr>
+                          <w:rFonts w:eastAsia="Consolas" w:cs="Consolas" w:ascii="Consolas" w:hAnsi="Consolas"/>
+                          <w:b w:val="false"/>
+                          <w:i w:val="false"/>
+                          <w:color w:val="6E7681"/>
+                          <w:sz w:val="18"/>
+                          <w:szCs w:val="18"/>
                           <w:u w:val="none"/>
-                          <w:b w:val="false"/>
                           <w:shd w:fill="auto" w:val="clear"/>
-                          <w:sz w:val="18"/>
-                          <w:i w:val="false"/>
-                          <w:szCs w:val="18"/>
-                          <w:rFonts w:eastAsia="Consolas" w:ascii="Consolas" w:hAnsi="Consolas" w:cs="Consolas"/>
-                          <w:color w:val="6E7681"/>
                           <w:lang w:val="zxx"/>
                         </w:rPr>
                         <w:t xml:space="preserve"> </w:t>
                       </w:r>
                       <w:r>
                         <w:rPr>
+                          <w:rFonts w:eastAsia="Consolas" w:cs="Consolas" w:ascii="Consolas" w:hAnsi="Consolas"/>
+                          <w:b w:val="false"/>
+                          <w:i w:val="false"/>
+                          <w:color w:val="E6EDF3"/>
+                          <w:sz w:val="18"/>
+                          <w:szCs w:val="18"/>
                           <w:u w:val="none"/>
-                          <w:b w:val="false"/>
                           <w:shd w:fill="auto" w:val="clear"/>
-                          <w:sz w:val="18"/>
-                          <w:i w:val="false"/>
-                          <w:szCs w:val="18"/>
-                          <w:rFonts w:eastAsia="Consolas" w:ascii="Consolas" w:hAnsi="Consolas" w:cs="Consolas"/>
-                          <w:color w:val="E6EDF3"/>
                           <w:lang w:val="zxx"/>
                         </w:rPr>
                         <w:t>composer</w:t>
                       </w:r>
                       <w:r>
                         <w:rPr>
+                          <w:rFonts w:eastAsia="Consolas" w:cs="Consolas" w:ascii="Consolas" w:hAnsi="Consolas"/>
+                          <w:b w:val="false"/>
+                          <w:i w:val="false"/>
+                          <w:color w:val="6E7681"/>
+                          <w:sz w:val="18"/>
+                          <w:szCs w:val="18"/>
                           <w:u w:val="none"/>
-                          <w:b w:val="false"/>
                           <w:shd w:fill="auto" w:val="clear"/>
-                          <w:sz w:val="18"/>
-                          <w:i w:val="false"/>
-                          <w:szCs w:val="18"/>
-                          <w:rFonts w:eastAsia="Consolas" w:ascii="Consolas" w:hAnsi="Consolas" w:cs="Consolas"/>
-                          <w:color w:val="6E7681"/>
                           <w:lang w:val="zxx"/>
                         </w:rPr>
                         <w:t xml:space="preserve"> </w:t>
                       </w:r>
                       <w:r>
                         <w:rPr>
+                          <w:rFonts w:eastAsia="Consolas" w:cs="Consolas" w:ascii="Consolas" w:hAnsi="Consolas"/>
+                          <w:b/>
+                          <w:i w:val="false"/>
+                          <w:color w:val="FF7B72"/>
+                          <w:sz w:val="18"/>
+                          <w:szCs w:val="18"/>
                           <w:u w:val="none"/>
                           <w:shd w:fill="auto" w:val="clear"/>
-                          <w:sz w:val="18"/>
-                          <w:i w:val="false"/>
-                          <w:szCs w:val="18"/>
-                          <w:b/>
-                          <w:rFonts w:eastAsia="Consolas" w:ascii="Consolas" w:hAnsi="Consolas" w:cs="Consolas"/>
-                          <w:color w:val="FF7B72"/>
                           <w:lang w:val="zxx"/>
                         </w:rPr>
                         <w:t>=</w:t>
                       </w:r>
                       <w:r>
                         <w:rPr>
+                          <w:rFonts w:eastAsia="Consolas" w:cs="Consolas" w:ascii="Consolas" w:hAnsi="Consolas"/>
+                          <w:b w:val="false"/>
+                          <w:i w:val="false"/>
+                          <w:color w:val="6E7681"/>
+                          <w:sz w:val="18"/>
+                          <w:szCs w:val="18"/>
                           <w:u w:val="none"/>
                           <w:shd w:fill="auto" w:val="clear"/>
-                          <w:sz w:val="18"/>
-                          <w:i w:val="false"/>
-                          <w:szCs w:val="18"/>
-                          <w:b w:val="false"/>
-                          <w:rFonts w:eastAsia="Consolas" w:ascii="Consolas" w:hAnsi="Consolas" w:cs="Consolas"/>
-                          <w:color w:val="6E7681"/>
                           <w:lang w:val="zxx"/>
                         </w:rPr>
                         <w:t xml:space="preserve"> </w:t>
                       </w:r>
                       <w:r>
                         <w:rPr>
+                          <w:rFonts w:eastAsia="Consolas" w:cs="Consolas" w:ascii="Consolas" w:hAnsi="Consolas"/>
+                          <w:b/>
+                          <w:i w:val="false"/>
+                          <w:color w:val="FF7B72"/>
+                          <w:sz w:val="18"/>
+                          <w:szCs w:val="18"/>
                           <w:u w:val="none"/>
                           <w:shd w:fill="auto" w:val="clear"/>
-                          <w:sz w:val="18"/>
-                          <w:i w:val="false"/>
-                          <w:szCs w:val="18"/>
-                          <w:b/>
-                          <w:rFonts w:eastAsia="Consolas" w:ascii="Consolas" w:hAnsi="Consolas" w:cs="Consolas"/>
-                          <w:color w:val="FF7B72"/>
                           <w:lang w:val="zxx"/>
                         </w:rPr>
                         <w:t>new</w:t>
                       </w:r>
                       <w:r>
                         <w:rPr>
+                          <w:rFonts w:eastAsia="Consolas" w:cs="Consolas" w:ascii="Consolas" w:hAnsi="Consolas"/>
+                          <w:b w:val="false"/>
+                          <w:i w:val="false"/>
+                          <w:color w:val="6E7681"/>
+                          <w:sz w:val="18"/>
+                          <w:szCs w:val="18"/>
                           <w:u w:val="none"/>
                           <w:shd w:fill="auto" w:val="clear"/>
-                          <w:sz w:val="18"/>
-                          <w:i w:val="false"/>
-                          <w:szCs w:val="18"/>
-                          <w:b w:val="false"/>
-                          <w:rFonts w:eastAsia="Consolas" w:ascii="Consolas" w:hAnsi="Consolas" w:cs="Consolas"/>
-                          <w:color w:val="6E7681"/>
                           <w:lang w:val="zxx"/>
                         </w:rPr>
                         <w:t xml:space="preserve"> </w:t>
                       </w:r>
                       <w:r>
                         <w:rPr>
+                          <w:rFonts w:eastAsia="Consolas" w:cs="Consolas" w:ascii="Consolas" w:hAnsi="Consolas"/>
+                          <w:b w:val="false"/>
+                          <w:i w:val="false"/>
+                          <w:color w:val="E6EDF3"/>
+                          <w:sz w:val="18"/>
+                          <w:szCs w:val="18"/>
                           <w:u w:val="none"/>
                           <w:shd w:fill="auto" w:val="clear"/>
-                          <w:sz w:val="18"/>
-                          <w:i w:val="false"/>
-                          <w:szCs w:val="18"/>
-                          <w:b w:val="false"/>
-                          <w:rFonts w:eastAsia="Consolas" w:ascii="Consolas" w:hAnsi="Consolas" w:cs="Consolas"/>
-                          <w:color w:val="E6EDF3"/>
                           <w:lang w:val="zxx"/>
                         </w:rPr>
                         <w:t>EffectComposer(renderer);</w:t>
@@ -1643,90 +2128,91 @@
                     </w:p>
                     <w:p>
                       <w:pPr>
+                        <w:pStyle w:val="FrameContents"/>
                         <w:overflowPunct w:val="false"/>
                         <w:spacing w:before="120" w:after="240"/>
                         <w:rPr/>
                       </w:pPr>
                       <w:r>
                         <w:rPr>
+                          <w:rFonts w:eastAsia="Consolas" w:cs="Consolas" w:ascii="Consolas" w:hAnsi="Consolas"/>
+                          <w:b w:val="false"/>
                           <w:i w:val="false"/>
-                          <w:u w:val="none"/>
-                          <w:b w:val="false"/>
+                          <w:color w:val="E6EDF3"/>
                           <w:sz w:val="18"/>
                           <w:szCs w:val="18"/>
+                          <w:u w:val="none"/>
                           <w:shd w:fill="auto" w:val="clear"/>
-                          <w:rFonts w:eastAsia="Consolas" w:ascii="Consolas" w:hAnsi="Consolas" w:cs="Consolas"/>
-                          <w:color w:val="E6EDF3"/>
                           <w:lang w:val="zxx"/>
                         </w:rPr>
                         <w:t>composer.addPass(</w:t>
                       </w:r>
                       <w:r>
                         <w:rPr>
+                          <w:rFonts w:eastAsia="Consolas" w:cs="Consolas" w:ascii="Consolas" w:hAnsi="Consolas"/>
+                          <w:b/>
                           <w:i w:val="false"/>
-                          <w:u w:val="none"/>
+                          <w:color w:val="FF7B72"/>
                           <w:sz w:val="18"/>
                           <w:szCs w:val="18"/>
+                          <w:u w:val="none"/>
                           <w:shd w:fill="auto" w:val="clear"/>
-                          <w:b/>
-                          <w:rFonts w:eastAsia="Consolas" w:ascii="Consolas" w:hAnsi="Consolas" w:cs="Consolas"/>
-                          <w:color w:val="FF7B72"/>
                           <w:lang w:val="zxx"/>
                         </w:rPr>
                         <w:t>new</w:t>
                       </w:r>
                       <w:r>
                         <w:rPr>
+                          <w:rFonts w:eastAsia="Consolas" w:cs="Consolas" w:ascii="Consolas" w:hAnsi="Consolas"/>
+                          <w:b w:val="false"/>
                           <w:i w:val="false"/>
-                          <w:u w:val="none"/>
+                          <w:color w:val="6E7681"/>
                           <w:sz w:val="18"/>
                           <w:szCs w:val="18"/>
+                          <w:u w:val="none"/>
                           <w:shd w:fill="auto" w:val="clear"/>
-                          <w:b w:val="false"/>
-                          <w:rFonts w:eastAsia="Consolas" w:ascii="Consolas" w:hAnsi="Consolas" w:cs="Consolas"/>
-                          <w:color w:val="6E7681"/>
                           <w:lang w:val="zxx"/>
                         </w:rPr>
                         <w:t xml:space="preserve"> </w:t>
                       </w:r>
                       <w:r>
                         <w:rPr>
+                          <w:rFonts w:eastAsia="Consolas" w:cs="Consolas" w:ascii="Consolas" w:hAnsi="Consolas"/>
+                          <w:b w:val="false"/>
                           <w:i w:val="false"/>
-                          <w:u w:val="none"/>
+                          <w:color w:val="E6EDF3"/>
                           <w:sz w:val="18"/>
                           <w:szCs w:val="18"/>
+                          <w:u w:val="none"/>
                           <w:shd w:fill="auto" w:val="clear"/>
-                          <w:b w:val="false"/>
-                          <w:rFonts w:eastAsia="Consolas" w:ascii="Consolas" w:hAnsi="Consolas" w:cs="Consolas"/>
-                          <w:color w:val="E6EDF3"/>
                           <w:lang w:val="zxx"/>
                         </w:rPr>
                         <w:t>RenderPass(scene,</w:t>
                       </w:r>
                       <w:r>
                         <w:rPr>
+                          <w:rFonts w:eastAsia="Consolas" w:cs="Consolas" w:ascii="Consolas" w:hAnsi="Consolas"/>
+                          <w:b w:val="false"/>
                           <w:i w:val="false"/>
-                          <w:u w:val="none"/>
+                          <w:color w:val="6E7681"/>
                           <w:sz w:val="18"/>
                           <w:szCs w:val="18"/>
+                          <w:u w:val="none"/>
                           <w:shd w:fill="auto" w:val="clear"/>
-                          <w:b w:val="false"/>
-                          <w:rFonts w:eastAsia="Consolas" w:ascii="Consolas" w:hAnsi="Consolas" w:cs="Consolas"/>
-                          <w:color w:val="6E7681"/>
                           <w:lang w:val="zxx"/>
                         </w:rPr>
                         <w:t xml:space="preserve"> </w:t>
                       </w:r>
                       <w:r>
                         <w:rPr>
+                          <w:rFonts w:eastAsia="Consolas" w:cs="Consolas" w:ascii="Consolas" w:hAnsi="Consolas"/>
+                          <w:b w:val="false"/>
                           <w:i w:val="false"/>
-                          <w:u w:val="none"/>
+                          <w:color w:val="E6EDF3"/>
                           <w:sz w:val="18"/>
                           <w:szCs w:val="18"/>
+                          <w:u w:val="none"/>
                           <w:shd w:fill="auto" w:val="clear"/>
-                          <w:b w:val="false"/>
-                          <w:rFonts w:eastAsia="Consolas" w:ascii="Consolas" w:hAnsi="Consolas" w:cs="Consolas"/>
-                          <w:color w:val="E6EDF3"/>
                           <w:lang w:val="zxx"/>
                         </w:rPr>
                         <w:t>camera));</w:t>
@@ -1734,62 +2220,63 @@
                     </w:p>
                     <w:p>
                       <w:pPr>
+                        <w:pStyle w:val="FrameContents"/>
                         <w:overflowPunct w:val="false"/>
                         <w:spacing w:before="120" w:after="240"/>
                         <w:rPr/>
                       </w:pPr>
                       <w:r>
                         <w:rPr>
+                          <w:rFonts w:eastAsia="Consolas" w:cs="Consolas" w:ascii="Consolas" w:hAnsi="Consolas"/>
+                          <w:b w:val="false"/>
+                          <w:i w:val="false"/>
+                          <w:color w:val="E6EDF3"/>
+                          <w:sz w:val="18"/>
                           <w:szCs w:val="18"/>
-                          <w:sz w:val="18"/>
+                          <w:u w:val="none"/>
                           <w:shd w:fill="auto" w:val="clear"/>
-                          <w:b w:val="false"/>
-                          <w:u w:val="none"/>
-                          <w:i w:val="false"/>
-                          <w:rFonts w:eastAsia="Consolas" w:cs="Consolas" w:ascii="Consolas" w:hAnsi="Consolas"/>
-                          <w:color w:val="E6EDF3"/>
                           <w:lang w:val="zxx"/>
                         </w:rPr>
                         <w:t>composer.addPass(</w:t>
                       </w:r>
                       <w:r>
                         <w:rPr>
+                          <w:rFonts w:eastAsia="Consolas" w:cs="Consolas" w:ascii="Consolas" w:hAnsi="Consolas"/>
+                          <w:b/>
+                          <w:i w:val="false"/>
+                          <w:color w:val="FF7B72"/>
+                          <w:sz w:val="18"/>
                           <w:szCs w:val="18"/>
-                          <w:sz w:val="18"/>
+                          <w:u w:val="none"/>
                           <w:shd w:fill="auto" w:val="clear"/>
-                          <w:u w:val="none"/>
-                          <w:i w:val="false"/>
-                          <w:b/>
-                          <w:rFonts w:eastAsia="Consolas" w:cs="Consolas" w:ascii="Consolas" w:hAnsi="Consolas"/>
-                          <w:color w:val="FF7B72"/>
                           <w:lang w:val="zxx"/>
                         </w:rPr>
                         <w:t>new</w:t>
                       </w:r>
                       <w:r>
                         <w:rPr>
+                          <w:rFonts w:eastAsia="Consolas" w:cs="Consolas" w:ascii="Consolas" w:hAnsi="Consolas"/>
+                          <w:b w:val="false"/>
+                          <w:i w:val="false"/>
+                          <w:color w:val="6E7681"/>
+                          <w:sz w:val="18"/>
                           <w:szCs w:val="18"/>
-                          <w:sz w:val="18"/>
+                          <w:u w:val="none"/>
                           <w:shd w:fill="auto" w:val="clear"/>
-                          <w:u w:val="none"/>
-                          <w:i w:val="false"/>
-                          <w:b w:val="false"/>
-                          <w:rFonts w:eastAsia="Consolas" w:cs="Consolas" w:ascii="Consolas" w:hAnsi="Consolas"/>
-                          <w:color w:val="6E7681"/>
                           <w:lang w:val="zxx"/>
                         </w:rPr>
                         <w:t xml:space="preserve"> </w:t>
                       </w:r>
                       <w:r>
                         <w:rPr>
+                          <w:rFonts w:eastAsia="Consolas" w:cs="Consolas" w:ascii="Consolas" w:hAnsi="Consolas"/>
+                          <w:b w:val="false"/>
+                          <w:i w:val="false"/>
+                          <w:color w:val="E6EDF3"/>
+                          <w:sz w:val="18"/>
                           <w:szCs w:val="18"/>
-                          <w:sz w:val="18"/>
+                          <w:u w:val="none"/>
                           <w:shd w:fill="auto" w:val="clear"/>
-                          <w:u w:val="none"/>
-                          <w:i w:val="false"/>
-                          <w:b w:val="false"/>
-                          <w:rFonts w:eastAsia="Consolas" w:cs="Consolas" w:ascii="Consolas" w:hAnsi="Consolas"/>
-                          <w:color w:val="E6EDF3"/>
                           <w:lang w:val="zxx"/>
                         </w:rPr>
                         <w:t>UnrealBloomPass(</w:t>
@@ -1797,90 +2284,91 @@
                     </w:p>
                     <w:p>
                       <w:pPr>
+                        <w:pStyle w:val="FrameContents"/>
                         <w:overflowPunct w:val="false"/>
                         <w:spacing w:before="120" w:after="240"/>
                         <w:rPr/>
                       </w:pPr>
                       <w:r>
                         <w:rPr>
+                          <w:rFonts w:eastAsia="Consolas" w:cs="Consolas" w:ascii="Consolas" w:hAnsi="Consolas"/>
+                          <w:b w:val="false"/>
+                          <w:i w:val="false"/>
+                          <w:color w:val="6E7681"/>
+                          <w:sz w:val="18"/>
+                          <w:szCs w:val="18"/>
                           <w:u w:val="none"/>
                           <w:shd w:fill="auto" w:val="clear"/>
-                          <w:sz w:val="18"/>
-                          <w:i w:val="false"/>
-                          <w:szCs w:val="18"/>
-                          <w:b w:val="false"/>
-                          <w:rFonts w:ascii="Consolas" w:hAnsi="Consolas" w:cs="Consolas" w:eastAsia="Consolas"/>
-                          <w:color w:val="6E7681"/>
                           <w:lang w:val="zxx"/>
                         </w:rPr>
                         <w:t xml:space="preserve">    </w:t>
                       </w:r>
                       <w:r>
                         <w:rPr>
+                          <w:rFonts w:eastAsia="Consolas" w:cs="Consolas" w:ascii="Consolas" w:hAnsi="Consolas"/>
+                          <w:b/>
+                          <w:i w:val="false"/>
+                          <w:color w:val="FF7B72"/>
+                          <w:sz w:val="18"/>
+                          <w:szCs w:val="18"/>
                           <w:u w:val="none"/>
                           <w:shd w:fill="auto" w:val="clear"/>
-                          <w:sz w:val="18"/>
-                          <w:i w:val="false"/>
-                          <w:szCs w:val="18"/>
-                          <w:b/>
-                          <w:rFonts w:ascii="Consolas" w:hAnsi="Consolas" w:cs="Consolas" w:eastAsia="Consolas"/>
-                          <w:color w:val="FF7B72"/>
                           <w:lang w:val="zxx"/>
                         </w:rPr>
                         <w:t>new</w:t>
                       </w:r>
                       <w:r>
                         <w:rPr>
+                          <w:rFonts w:eastAsia="Consolas" w:cs="Consolas" w:ascii="Consolas" w:hAnsi="Consolas"/>
+                          <w:b w:val="false"/>
+                          <w:i w:val="false"/>
+                          <w:color w:val="6E7681"/>
+                          <w:sz w:val="18"/>
+                          <w:szCs w:val="18"/>
                           <w:u w:val="none"/>
                           <w:shd w:fill="auto" w:val="clear"/>
-                          <w:sz w:val="18"/>
-                          <w:i w:val="false"/>
-                          <w:szCs w:val="18"/>
-                          <w:b w:val="false"/>
-                          <w:rFonts w:ascii="Consolas" w:hAnsi="Consolas" w:cs="Consolas" w:eastAsia="Consolas"/>
-                          <w:color w:val="6E7681"/>
                           <w:lang w:val="zxx"/>
                         </w:rPr>
                         <w:t xml:space="preserve"> </w:t>
                       </w:r>
                       <w:r>
                         <w:rPr>
+                          <w:rFonts w:eastAsia="Consolas" w:cs="Consolas" w:ascii="Consolas" w:hAnsi="Consolas"/>
+                          <w:b w:val="false"/>
+                          <w:i w:val="false"/>
+                          <w:color w:val="E6EDF3"/>
+                          <w:sz w:val="18"/>
+                          <w:szCs w:val="18"/>
                           <w:u w:val="none"/>
                           <w:shd w:fill="auto" w:val="clear"/>
-                          <w:sz w:val="18"/>
-                          <w:i w:val="false"/>
-                          <w:szCs w:val="18"/>
-                          <w:b w:val="false"/>
-                          <w:rFonts w:ascii="Consolas" w:hAnsi="Consolas" w:cs="Consolas" w:eastAsia="Consolas"/>
-                          <w:color w:val="E6EDF3"/>
                           <w:lang w:val="zxx"/>
                         </w:rPr>
                         <w:t>THREE.Vector2(window.innerWidth,</w:t>
                       </w:r>
                       <w:r>
                         <w:rPr>
+                          <w:rFonts w:eastAsia="Consolas" w:cs="Consolas" w:ascii="Consolas" w:hAnsi="Consolas"/>
+                          <w:b w:val="false"/>
+                          <w:i w:val="false"/>
+                          <w:color w:val="6E7681"/>
+                          <w:sz w:val="18"/>
+                          <w:szCs w:val="18"/>
                           <w:u w:val="none"/>
                           <w:shd w:fill="auto" w:val="clear"/>
-                          <w:sz w:val="18"/>
-                          <w:i w:val="false"/>
-                          <w:szCs w:val="18"/>
-                          <w:b w:val="false"/>
-                          <w:rFonts w:ascii="Consolas" w:hAnsi="Consolas" w:cs="Consolas" w:eastAsia="Consolas"/>
-                          <w:color w:val="6E7681"/>
                           <w:lang w:val="zxx"/>
                         </w:rPr>
                         <w:t xml:space="preserve"> </w:t>
                       </w:r>
                       <w:r>
                         <w:rPr>
+                          <w:rFonts w:eastAsia="Consolas" w:cs="Consolas" w:ascii="Consolas" w:hAnsi="Consolas"/>
+                          <w:b w:val="false"/>
+                          <w:i w:val="false"/>
+                          <w:color w:val="E6EDF3"/>
+                          <w:sz w:val="18"/>
+                          <w:szCs w:val="18"/>
                           <w:u w:val="none"/>
                           <w:shd w:fill="auto" w:val="clear"/>
-                          <w:sz w:val="18"/>
-                          <w:i w:val="false"/>
-                          <w:szCs w:val="18"/>
-                          <w:b w:val="false"/>
-                          <w:rFonts w:ascii="Consolas" w:hAnsi="Consolas" w:cs="Consolas" w:eastAsia="Consolas"/>
-                          <w:color w:val="E6EDF3"/>
                           <w:lang w:val="zxx"/>
                         </w:rPr>
                         <w:t>window.innerHeight),</w:t>
@@ -1888,118 +2376,119 @@
                     </w:p>
                     <w:p>
                       <w:pPr>
+                        <w:pStyle w:val="FrameContents"/>
                         <w:overflowPunct w:val="false"/>
                         <w:spacing w:before="120" w:after="240"/>
                         <w:rPr/>
                       </w:pPr>
                       <w:r>
                         <w:rPr>
+                          <w:rFonts w:eastAsia="Consolas" w:cs="Consolas" w:ascii="Consolas" w:hAnsi="Consolas"/>
+                          <w:b w:val="false"/>
+                          <w:i w:val="false"/>
+                          <w:color w:val="6E7681"/>
+                          <w:sz w:val="18"/>
                           <w:szCs w:val="18"/>
                           <w:u w:val="none"/>
-                          <w:b w:val="false"/>
                           <w:shd w:fill="auto" w:val="clear"/>
-                          <w:sz w:val="18"/>
-                          <w:i w:val="false"/>
-                          <w:rFonts w:eastAsia="Consolas" w:ascii="Consolas" w:hAnsi="Consolas" w:cs="Consolas"/>
-                          <w:color w:val="6E7681"/>
                           <w:lang w:val="zxx"/>
                         </w:rPr>
                         <w:t xml:space="preserve">    </w:t>
                       </w:r>
                       <w:r>
                         <w:rPr>
+                          <w:rFonts w:eastAsia="Consolas" w:cs="Consolas" w:ascii="Consolas" w:hAnsi="Consolas"/>
+                          <w:b w:val="false"/>
+                          <w:i w:val="false"/>
+                          <w:color w:val="A5D6FF"/>
+                          <w:sz w:val="18"/>
                           <w:szCs w:val="18"/>
                           <w:u w:val="none"/>
-                          <w:b w:val="false"/>
                           <w:shd w:fill="auto" w:val="clear"/>
-                          <w:sz w:val="18"/>
-                          <w:i w:val="false"/>
-                          <w:rFonts w:eastAsia="Consolas" w:ascii="Consolas" w:hAnsi="Consolas" w:cs="Consolas"/>
-                          <w:color w:val="A5D6FF"/>
                           <w:lang w:val="zxx"/>
                         </w:rPr>
                         <w:t>1.2</w:t>
                       </w:r>
                       <w:r>
                         <w:rPr>
+                          <w:rFonts w:eastAsia="Consolas" w:cs="Consolas" w:ascii="Consolas" w:hAnsi="Consolas"/>
+                          <w:b w:val="false"/>
+                          <w:i w:val="false"/>
+                          <w:color w:val="E6EDF3"/>
+                          <w:sz w:val="18"/>
                           <w:szCs w:val="18"/>
                           <w:u w:val="none"/>
-                          <w:b w:val="false"/>
                           <w:shd w:fill="auto" w:val="clear"/>
-                          <w:sz w:val="18"/>
-                          <w:i w:val="false"/>
-                          <w:rFonts w:eastAsia="Consolas" w:ascii="Consolas" w:hAnsi="Consolas" w:cs="Consolas"/>
-                          <w:color w:val="E6EDF3"/>
                           <w:lang w:val="zxx"/>
                         </w:rPr>
                         <w:t>,</w:t>
                       </w:r>
                       <w:r>
                         <w:rPr>
+                          <w:rFonts w:eastAsia="Consolas" w:cs="Consolas" w:ascii="Consolas" w:hAnsi="Consolas"/>
+                          <w:b w:val="false"/>
+                          <w:i w:val="false"/>
+                          <w:color w:val="6E7681"/>
+                          <w:sz w:val="18"/>
                           <w:szCs w:val="18"/>
                           <w:u w:val="none"/>
-                          <w:b w:val="false"/>
                           <w:shd w:fill="auto" w:val="clear"/>
-                          <w:sz w:val="18"/>
-                          <w:i w:val="false"/>
-                          <w:rFonts w:eastAsia="Consolas" w:ascii="Consolas" w:hAnsi="Consolas" w:cs="Consolas"/>
-                          <w:color w:val="6E7681"/>
                           <w:lang w:val="zxx"/>
                         </w:rPr>
                         <w:t xml:space="preserve"> </w:t>
                       </w:r>
                       <w:r>
                         <w:rPr>
+                          <w:rFonts w:eastAsia="Consolas" w:cs="Consolas" w:ascii="Consolas" w:hAnsi="Consolas"/>
+                          <w:b w:val="false"/>
+                          <w:i w:val="false"/>
+                          <w:color w:val="A5D6FF"/>
+                          <w:sz w:val="18"/>
                           <w:szCs w:val="18"/>
                           <w:u w:val="none"/>
-                          <w:b w:val="false"/>
                           <w:shd w:fill="auto" w:val="clear"/>
-                          <w:sz w:val="18"/>
-                          <w:i w:val="false"/>
-                          <w:rFonts w:eastAsia="Consolas" w:ascii="Consolas" w:hAnsi="Consolas" w:cs="Consolas"/>
-                          <w:color w:val="A5D6FF"/>
                           <w:lang w:val="zxx"/>
                         </w:rPr>
                         <w:t>0.4</w:t>
                       </w:r>
                       <w:r>
                         <w:rPr>
+                          <w:rFonts w:eastAsia="Consolas" w:cs="Consolas" w:ascii="Consolas" w:hAnsi="Consolas"/>
+                          <w:b w:val="false"/>
+                          <w:i w:val="false"/>
+                          <w:color w:val="E6EDF3"/>
+                          <w:sz w:val="18"/>
                           <w:szCs w:val="18"/>
                           <w:u w:val="none"/>
-                          <w:b w:val="false"/>
                           <w:shd w:fill="auto" w:val="clear"/>
-                          <w:sz w:val="18"/>
-                          <w:i w:val="false"/>
-                          <w:rFonts w:eastAsia="Consolas" w:ascii="Consolas" w:hAnsi="Consolas" w:cs="Consolas"/>
-                          <w:color w:val="E6EDF3"/>
                           <w:lang w:val="zxx"/>
                         </w:rPr>
                         <w:t>,</w:t>
                       </w:r>
                       <w:r>
                         <w:rPr>
+                          <w:rFonts w:eastAsia="Consolas" w:cs="Consolas" w:ascii="Consolas" w:hAnsi="Consolas"/>
+                          <w:b w:val="false"/>
+                          <w:i w:val="false"/>
+                          <w:color w:val="6E7681"/>
+                          <w:sz w:val="18"/>
                           <w:szCs w:val="18"/>
                           <w:u w:val="none"/>
-                          <w:b w:val="false"/>
                           <w:shd w:fill="auto" w:val="clear"/>
-                          <w:sz w:val="18"/>
-                          <w:i w:val="false"/>
-                          <w:rFonts w:eastAsia="Consolas" w:ascii="Consolas" w:hAnsi="Consolas" w:cs="Consolas"/>
-                          <w:color w:val="6E7681"/>
                           <w:lang w:val="zxx"/>
                         </w:rPr>
                         <w:t xml:space="preserve"> </w:t>
                       </w:r>
                       <w:r>
                         <w:rPr>
+                          <w:rFonts w:eastAsia="Consolas" w:cs="Consolas" w:ascii="Consolas" w:hAnsi="Consolas"/>
+                          <w:b w:val="false"/>
+                          <w:i w:val="false"/>
+                          <w:color w:val="A5D6FF"/>
+                          <w:sz w:val="18"/>
                           <w:szCs w:val="18"/>
                           <w:u w:val="none"/>
-                          <w:b w:val="false"/>
                           <w:shd w:fill="auto" w:val="clear"/>
-                          <w:sz w:val="18"/>
-                          <w:i w:val="false"/>
-                          <w:rFonts w:eastAsia="Consolas" w:ascii="Consolas" w:hAnsi="Consolas" w:cs="Consolas"/>
-                          <w:color w:val="A5D6FF"/>
                           <w:lang w:val="zxx"/>
                         </w:rPr>
                         <w:t>0.3</w:t>
@@ -2007,20 +2496,21 @@
                     </w:p>
                     <w:p>
                       <w:pPr>
+                        <w:pStyle w:val="FrameContents"/>
                         <w:overflowPunct w:val="false"/>
                         <w:spacing w:before="120" w:after="240"/>
                         <w:rPr/>
                       </w:pPr>
                       <w:r>
                         <w:rPr>
+                          <w:rFonts w:eastAsia="Consolas" w:cs="Consolas" w:ascii="Consolas" w:hAnsi="Consolas"/>
+                          <w:b w:val="false"/>
+                          <w:i w:val="false"/>
+                          <w:color w:val="E6EDF3"/>
+                          <w:sz w:val="18"/>
                           <w:szCs w:val="18"/>
-                          <w:sz w:val="18"/>
+                          <w:u w:val="none"/>
                           <w:shd w:fill="auto" w:val="clear"/>
-                          <w:b w:val="false"/>
-                          <w:u w:val="none"/>
-                          <w:i w:val="false"/>
-                          <w:rFonts w:eastAsia="Consolas" w:cs="Consolas" w:ascii="Consolas" w:hAnsi="Consolas"/>
-                          <w:color w:val="E6EDF3"/>
                           <w:lang w:val="zxx"/>
                         </w:rPr>
                         <w:t>));</w:t>
@@ -2028,10 +2518,8 @@
                     </w:p>
                   </w:txbxContent>
                 </v:textbox>
-                <v:fill o:detectmouseclick="t" type="solid" color2="#f2eee8"/>
-                <v:stroke color="black" joinstyle="round" endcap="flat"/>
                 <w10:wrap type="square" side="largest"/>
-              </v:shape>
+              </v:rect>
             </w:pict>
           </mc:Fallback>
         </mc:AlternateContent>
@@ -2043,6 +2531,8 @@
         <w:spacing w:before="320" w:after="160"/>
         <w:rPr/>
       </w:pPr>
+      <w:bookmarkStart w:id="4" w:name="__RefHeading___Toc609_1512184689"/>
+      <w:bookmarkEnd w:id="4"/>
       <w:r>
         <w:rPr/>
         <w:t>3.2 Glavna render petlja (game loop)</w:t>
@@ -2074,7 +2564,11 @@
         </w:rPr>
       </w:pPr>
       <w:r>
-        <w:rPr/>
+        <w:rPr>
+          <w:rFonts w:eastAsia="Calibri" w:cs="Calibri" w:ascii="Calibri" w:hAnsi="Calibri"/>
+          <w:sz w:val="22"/>
+          <w:szCs w:val="22"/>
+        </w:rPr>
         <mc:AlternateContent>
           <mc:Choice Requires="wps">
             <w:drawing>
@@ -2093,7 +2587,7 @@
                 <a:graphic xmlns:a="http://schemas.openxmlformats.org/drawingml/2006/main">
                   <a:graphicData uri="http://schemas.microsoft.com/office/word/2010/wordprocessingShape">
                     <wps:wsp>
-                      <wps:cNvSpPr txBox="1"/>
+                      <wps:cNvSpPr/>
                       <wps:spPr>
                         <a:xfrm>
                           <a:off x="0" y="0"/>
@@ -2109,164 +2603,171 @@
                           <a:noFill/>
                         </a:ln>
                       </wps:spPr>
+                      <wps:style>
+                        <a:lnRef idx="0"/>
+                        <a:fillRef idx="0"/>
+                        <a:effectRef idx="0"/>
+                        <a:fontRef idx="minor"/>
+                      </wps:style>
                       <wps:txbx>
                         <w:txbxContent>
                           <w:p>
                             <w:pPr>
+                              <w:pStyle w:val="FrameContents"/>
                               <w:overflowPunct w:val="false"/>
                               <w:spacing w:before="120" w:after="240"/>
                               <w:rPr/>
                             </w:pPr>
                             <w:r>
                               <w:rPr>
-                                <w:sz w:val="18"/>
-                                <w:shd w:fill="auto" w:val="clear"/>
-                                <w:u w:val="none"/>
+                                <w:rFonts w:eastAsia="Consolas" w:cs="Consolas" w:ascii="Consolas" w:hAnsi="Consolas"/>
                                 <w:b w:val="false"/>
                                 <w:i w:val="false"/>
+                                <w:color w:val="FF7B72"/>
+                                <w:sz w:val="18"/>
                                 <w:szCs w:val="18"/>
-                                <w:rFonts w:ascii="Consolas" w:hAnsi="Consolas" w:eastAsia="Consolas" w:cs="Consolas"/>
-                                <w:color w:val="FF7B72"/>
+                                <w:u w:val="none"/>
+                                <w:shd w:fill="auto" w:val="clear"/>
                                 <w:lang w:val="zxx"/>
                               </w:rPr>
                               <w:t>const</w:t>
                             </w:r>
                             <w:r>
                               <w:rPr>
-                                <w:sz w:val="18"/>
-                                <w:shd w:fill="auto" w:val="clear"/>
-                                <w:u w:val="none"/>
+                                <w:rFonts w:eastAsia="Consolas" w:cs="Consolas" w:ascii="Consolas" w:hAnsi="Consolas"/>
                                 <w:b w:val="false"/>
                                 <w:i w:val="false"/>
+                                <w:color w:val="6E7681"/>
+                                <w:sz w:val="18"/>
                                 <w:szCs w:val="18"/>
-                                <w:rFonts w:ascii="Consolas" w:hAnsi="Consolas" w:eastAsia="Consolas" w:cs="Consolas"/>
-                                <w:color w:val="6E7681"/>
+                                <w:u w:val="none"/>
+                                <w:shd w:fill="auto" w:val="clear"/>
                                 <w:lang w:val="zxx"/>
                               </w:rPr>
                               <w:t xml:space="preserve"> </w:t>
                             </w:r>
                             <w:r>
                               <w:rPr>
-                                <w:sz w:val="18"/>
-                                <w:shd w:fill="auto" w:val="clear"/>
-                                <w:u w:val="none"/>
+                                <w:rFonts w:eastAsia="Consolas" w:cs="Consolas" w:ascii="Consolas" w:hAnsi="Consolas"/>
                                 <w:b w:val="false"/>
                                 <w:i w:val="false"/>
+                                <w:color w:val="E6EDF3"/>
+                                <w:sz w:val="18"/>
                                 <w:szCs w:val="18"/>
-                                <w:rFonts w:ascii="Consolas" w:hAnsi="Consolas" w:eastAsia="Consolas" w:cs="Consolas"/>
-                                <w:color w:val="E6EDF3"/>
+                                <w:u w:val="none"/>
+                                <w:shd w:fill="auto" w:val="clear"/>
                                 <w:lang w:val="zxx"/>
                               </w:rPr>
                               <w:t>gameLoop</w:t>
                             </w:r>
                             <w:r>
                               <w:rPr>
-                                <w:sz w:val="18"/>
-                                <w:shd w:fill="auto" w:val="clear"/>
-                                <w:u w:val="none"/>
+                                <w:rFonts w:eastAsia="Consolas" w:cs="Consolas" w:ascii="Consolas" w:hAnsi="Consolas"/>
                                 <w:b w:val="false"/>
                                 <w:i w:val="false"/>
+                                <w:color w:val="6E7681"/>
+                                <w:sz w:val="18"/>
                                 <w:szCs w:val="18"/>
-                                <w:rFonts w:ascii="Consolas" w:hAnsi="Consolas" w:eastAsia="Consolas" w:cs="Consolas"/>
-                                <w:color w:val="6E7681"/>
+                                <w:u w:val="none"/>
+                                <w:shd w:fill="auto" w:val="clear"/>
                                 <w:lang w:val="zxx"/>
                               </w:rPr>
                               <w:t xml:space="preserve"> </w:t>
                             </w:r>
                             <w:r>
                               <w:rPr>
+                                <w:rFonts w:eastAsia="Consolas" w:cs="Consolas" w:ascii="Consolas" w:hAnsi="Consolas"/>
+                                <w:b/>
+                                <w:i w:val="false"/>
+                                <w:color w:val="FF7B72"/>
                                 <w:sz w:val="18"/>
+                                <w:szCs w:val="18"/>
+                                <w:u w:val="none"/>
                                 <w:shd w:fill="auto" w:val="clear"/>
-                                <w:u w:val="none"/>
-                                <w:i w:val="false"/>
-                                <w:szCs w:val="18"/>
-                                <w:b/>
-                                <w:rFonts w:ascii="Consolas" w:hAnsi="Consolas" w:eastAsia="Consolas" w:cs="Consolas"/>
-                                <w:color w:val="FF7B72"/>
                                 <w:lang w:val="zxx"/>
                               </w:rPr>
                               <w:t>=</w:t>
                             </w:r>
                             <w:r>
                               <w:rPr>
+                                <w:rFonts w:eastAsia="Consolas" w:cs="Consolas" w:ascii="Consolas" w:hAnsi="Consolas"/>
+                                <w:b w:val="false"/>
+                                <w:i w:val="false"/>
+                                <w:color w:val="6E7681"/>
                                 <w:sz w:val="18"/>
+                                <w:szCs w:val="18"/>
+                                <w:u w:val="none"/>
                                 <w:shd w:fill="auto" w:val="clear"/>
-                                <w:u w:val="none"/>
-                                <w:i w:val="false"/>
-                                <w:szCs w:val="18"/>
-                                <w:b w:val="false"/>
-                                <w:rFonts w:ascii="Consolas" w:hAnsi="Consolas" w:eastAsia="Consolas" w:cs="Consolas"/>
-                                <w:color w:val="6E7681"/>
                                 <w:lang w:val="zxx"/>
                               </w:rPr>
                               <w:t xml:space="preserve"> </w:t>
                             </w:r>
                             <w:r>
                               <w:rPr>
+                                <w:rFonts w:eastAsia="Consolas" w:cs="Consolas" w:ascii="Consolas" w:hAnsi="Consolas"/>
+                                <w:b w:val="false"/>
+                                <w:i w:val="false"/>
+                                <w:color w:val="E6EDF3"/>
                                 <w:sz w:val="18"/>
+                                <w:szCs w:val="18"/>
+                                <w:u w:val="none"/>
                                 <w:shd w:fill="auto" w:val="clear"/>
-                                <w:u w:val="none"/>
-                                <w:i w:val="false"/>
-                                <w:szCs w:val="18"/>
-                                <w:b w:val="false"/>
-                                <w:rFonts w:ascii="Consolas" w:hAnsi="Consolas" w:eastAsia="Consolas" w:cs="Consolas"/>
-                                <w:color w:val="E6EDF3"/>
                                 <w:lang w:val="zxx"/>
                               </w:rPr>
                               <w:t>()</w:t>
                             </w:r>
                             <w:r>
                               <w:rPr>
+                                <w:rFonts w:eastAsia="Consolas" w:cs="Consolas" w:ascii="Consolas" w:hAnsi="Consolas"/>
+                                <w:b w:val="false"/>
+                                <w:i w:val="false"/>
+                                <w:color w:val="6E7681"/>
                                 <w:sz w:val="18"/>
+                                <w:szCs w:val="18"/>
+                                <w:u w:val="none"/>
                                 <w:shd w:fill="auto" w:val="clear"/>
-                                <w:u w:val="none"/>
-                                <w:i w:val="false"/>
-                                <w:szCs w:val="18"/>
-                                <w:b w:val="false"/>
-                                <w:rFonts w:ascii="Consolas" w:hAnsi="Consolas" w:eastAsia="Consolas" w:cs="Consolas"/>
-                                <w:color w:val="6E7681"/>
                                 <w:lang w:val="zxx"/>
                               </w:rPr>
                               <w:t xml:space="preserve"> </w:t>
                             </w:r>
                             <w:r>
                               <w:rPr>
+                                <w:rFonts w:eastAsia="Consolas" w:cs="Consolas" w:ascii="Consolas" w:hAnsi="Consolas"/>
+                                <w:b w:val="false"/>
+                                <w:i w:val="false"/>
+                                <w:color w:val="E6EDF3"/>
                                 <w:sz w:val="18"/>
+                                <w:szCs w:val="18"/>
+                                <w:u w:val="none"/>
                                 <w:shd w:fill="auto" w:val="clear"/>
-                                <w:u w:val="none"/>
-                                <w:i w:val="false"/>
-                                <w:szCs w:val="18"/>
-                                <w:b w:val="false"/>
-                                <w:rFonts w:ascii="Consolas" w:hAnsi="Consolas" w:eastAsia="Consolas" w:cs="Consolas"/>
-                                <w:color w:val="E6EDF3"/>
                                 <w:lang w:val="zxx"/>
                               </w:rPr>
                               <w:t>=&gt;</w:t>
                             </w:r>
                             <w:r>
                               <w:rPr>
+                                <w:rFonts w:eastAsia="Consolas" w:cs="Consolas" w:ascii="Consolas" w:hAnsi="Consolas"/>
+                                <w:b w:val="false"/>
+                                <w:i w:val="false"/>
+                                <w:color w:val="6E7681"/>
                                 <w:sz w:val="18"/>
+                                <w:szCs w:val="18"/>
+                                <w:u w:val="none"/>
                                 <w:shd w:fill="auto" w:val="clear"/>
-                                <w:u w:val="none"/>
-                                <w:i w:val="false"/>
-                                <w:szCs w:val="18"/>
-                                <w:b w:val="false"/>
-                                <w:rFonts w:ascii="Consolas" w:hAnsi="Consolas" w:eastAsia="Consolas" w:cs="Consolas"/>
-                                <w:color w:val="6E7681"/>
                                 <w:lang w:val="zxx"/>
                               </w:rPr>
                               <w:t xml:space="preserve"> </w:t>
                             </w:r>
                             <w:r>
                               <w:rPr>
+                                <w:rFonts w:eastAsia="Consolas" w:cs="Consolas" w:ascii="Consolas" w:hAnsi="Consolas"/>
+                                <w:b w:val="false"/>
+                                <w:i w:val="false"/>
+                                <w:color w:val="E6EDF3"/>
                                 <w:sz w:val="18"/>
+                                <w:szCs w:val="18"/>
+                                <w:u w:val="none"/>
                                 <w:shd w:fill="auto" w:val="clear"/>
-                                <w:u w:val="none"/>
-                                <w:i w:val="false"/>
-                                <w:szCs w:val="18"/>
-                                <w:b w:val="false"/>
-                                <w:rFonts w:ascii="Consolas" w:hAnsi="Consolas" w:eastAsia="Consolas" w:cs="Consolas"/>
-                                <w:color w:val="E6EDF3"/>
                                 <w:lang w:val="zxx"/>
                               </w:rPr>
                               <w:t>{</w:t>
@@ -2274,118 +2775,119 @@
                           </w:p>
                           <w:p>
                             <w:pPr>
+                              <w:pStyle w:val="FrameContents"/>
                               <w:overflowPunct w:val="false"/>
                               <w:spacing w:before="120" w:after="240"/>
                               <w:rPr/>
                             </w:pPr>
                             <w:r>
                               <w:rPr>
+                                <w:rFonts w:eastAsia="Consolas" w:cs="Consolas" w:ascii="Consolas" w:hAnsi="Consolas"/>
+                                <w:b w:val="false"/>
                                 <w:i w:val="false"/>
+                                <w:color w:val="6E7681"/>
+                                <w:sz w:val="18"/>
+                                <w:szCs w:val="18"/>
                                 <w:u w:val="none"/>
                                 <w:shd w:fill="auto" w:val="clear"/>
-                                <w:b w:val="false"/>
-                                <w:sz w:val="18"/>
-                                <w:szCs w:val="18"/>
-                                <w:rFonts w:eastAsia="Consolas" w:ascii="Consolas" w:hAnsi="Consolas" w:cs="Consolas"/>
-                                <w:color w:val="6E7681"/>
                                 <w:lang w:val="zxx"/>
                               </w:rPr>
                               <w:t xml:space="preserve">    </w:t>
                             </w:r>
                             <w:r>
                               <w:rPr>
+                                <w:rFonts w:eastAsia="Consolas" w:cs="Consolas" w:ascii="Consolas" w:hAnsi="Consolas"/>
+                                <w:b w:val="false"/>
                                 <w:i w:val="false"/>
+                                <w:color w:val="FF7B72"/>
+                                <w:sz w:val="18"/>
+                                <w:szCs w:val="18"/>
                                 <w:u w:val="none"/>
                                 <w:shd w:fill="auto" w:val="clear"/>
-                                <w:b w:val="false"/>
-                                <w:sz w:val="18"/>
-                                <w:szCs w:val="18"/>
-                                <w:rFonts w:eastAsia="Consolas" w:ascii="Consolas" w:hAnsi="Consolas" w:cs="Consolas"/>
-                                <w:color w:val="FF7B72"/>
                                 <w:lang w:val="zxx"/>
                               </w:rPr>
                               <w:t>const</w:t>
                             </w:r>
                             <w:r>
                               <w:rPr>
+                                <w:rFonts w:eastAsia="Consolas" w:cs="Consolas" w:ascii="Consolas" w:hAnsi="Consolas"/>
+                                <w:b w:val="false"/>
                                 <w:i w:val="false"/>
+                                <w:color w:val="6E7681"/>
+                                <w:sz w:val="18"/>
+                                <w:szCs w:val="18"/>
                                 <w:u w:val="none"/>
                                 <w:shd w:fill="auto" w:val="clear"/>
-                                <w:b w:val="false"/>
-                                <w:sz w:val="18"/>
-                                <w:szCs w:val="18"/>
-                                <w:rFonts w:eastAsia="Consolas" w:ascii="Consolas" w:hAnsi="Consolas" w:cs="Consolas"/>
-                                <w:color w:val="6E7681"/>
                                 <w:lang w:val="zxx"/>
                               </w:rPr>
                               <w:t xml:space="preserve"> </w:t>
                             </w:r>
                             <w:r>
                               <w:rPr>
+                                <w:rFonts w:eastAsia="Consolas" w:cs="Consolas" w:ascii="Consolas" w:hAnsi="Consolas"/>
+                                <w:b w:val="false"/>
                                 <w:i w:val="false"/>
+                                <w:color w:val="E6EDF3"/>
+                                <w:sz w:val="18"/>
+                                <w:szCs w:val="18"/>
                                 <w:u w:val="none"/>
                                 <w:shd w:fill="auto" w:val="clear"/>
-                                <w:b w:val="false"/>
-                                <w:sz w:val="18"/>
-                                <w:szCs w:val="18"/>
-                                <w:rFonts w:eastAsia="Consolas" w:ascii="Consolas" w:hAnsi="Consolas" w:cs="Consolas"/>
-                                <w:color w:val="E6EDF3"/>
                                 <w:lang w:val="zxx"/>
                               </w:rPr>
                               <w:t>elapsedTime</w:t>
                             </w:r>
                             <w:r>
                               <w:rPr>
+                                <w:rFonts w:eastAsia="Consolas" w:cs="Consolas" w:ascii="Consolas" w:hAnsi="Consolas"/>
+                                <w:b w:val="false"/>
                                 <w:i w:val="false"/>
+                                <w:color w:val="6E7681"/>
+                                <w:sz w:val="18"/>
+                                <w:szCs w:val="18"/>
                                 <w:u w:val="none"/>
                                 <w:shd w:fill="auto" w:val="clear"/>
-                                <w:b w:val="false"/>
-                                <w:sz w:val="18"/>
-                                <w:szCs w:val="18"/>
-                                <w:rFonts w:eastAsia="Consolas" w:ascii="Consolas" w:hAnsi="Consolas" w:cs="Consolas"/>
-                                <w:color w:val="6E7681"/>
                                 <w:lang w:val="zxx"/>
                               </w:rPr>
                               <w:t xml:space="preserve"> </w:t>
                             </w:r>
                             <w:r>
                               <w:rPr>
+                                <w:rFonts w:eastAsia="Consolas" w:cs="Consolas" w:ascii="Consolas" w:hAnsi="Consolas"/>
+                                <w:b/>
                                 <w:i w:val="false"/>
+                                <w:color w:val="FF7B72"/>
+                                <w:sz w:val="18"/>
+                                <w:szCs w:val="18"/>
                                 <w:u w:val="none"/>
                                 <w:shd w:fill="auto" w:val="clear"/>
-                                <w:sz w:val="18"/>
-                                <w:szCs w:val="18"/>
-                                <w:b/>
-                                <w:rFonts w:eastAsia="Consolas" w:ascii="Consolas" w:hAnsi="Consolas" w:cs="Consolas"/>
-                                <w:color w:val="FF7B72"/>
                                 <w:lang w:val="zxx"/>
                               </w:rPr>
                               <w:t>=</w:t>
                             </w:r>
                             <w:r>
                               <w:rPr>
+                                <w:rFonts w:eastAsia="Consolas" w:cs="Consolas" w:ascii="Consolas" w:hAnsi="Consolas"/>
+                                <w:b w:val="false"/>
                                 <w:i w:val="false"/>
+                                <w:color w:val="6E7681"/>
+                                <w:sz w:val="18"/>
+                                <w:szCs w:val="18"/>
                                 <w:u w:val="none"/>
                                 <w:shd w:fill="auto" w:val="clear"/>
-                                <w:sz w:val="18"/>
-                                <w:szCs w:val="18"/>
-                                <w:b w:val="false"/>
-                                <w:rFonts w:eastAsia="Consolas" w:ascii="Consolas" w:hAnsi="Consolas" w:cs="Consolas"/>
-                                <w:color w:val="6E7681"/>
                                 <w:lang w:val="zxx"/>
                               </w:rPr>
                               <w:t xml:space="preserve"> </w:t>
                             </w:r>
                             <w:r>
                               <w:rPr>
+                                <w:rFonts w:eastAsia="Consolas" w:cs="Consolas" w:ascii="Consolas" w:hAnsi="Consolas"/>
+                                <w:b w:val="false"/>
                                 <w:i w:val="false"/>
+                                <w:color w:val="E6EDF3"/>
+                                <w:sz w:val="18"/>
+                                <w:szCs w:val="18"/>
                                 <w:u w:val="none"/>
                                 <w:shd w:fill="auto" w:val="clear"/>
-                                <w:sz w:val="18"/>
-                                <w:szCs w:val="18"/>
-                                <w:b w:val="false"/>
-                                <w:rFonts w:eastAsia="Consolas" w:ascii="Consolas" w:hAnsi="Consolas" w:cs="Consolas"/>
-                                <w:color w:val="E6EDF3"/>
                                 <w:lang w:val="zxx"/>
                               </w:rPr>
                               <w:t>clock.getElapsedTime();</w:t>
@@ -2393,62 +2895,63 @@
                           </w:p>
                           <w:p>
                             <w:pPr>
+                              <w:pStyle w:val="FrameContents"/>
                               <w:overflowPunct w:val="false"/>
                               <w:spacing w:before="120" w:after="240"/>
                               <w:rPr/>
                             </w:pPr>
                             <w:r>
                               <w:rPr>
-                                <w:u w:val="none"/>
+                                <w:rFonts w:eastAsia="Consolas" w:cs="Consolas" w:ascii="Consolas" w:hAnsi="Consolas"/>
                                 <w:b w:val="false"/>
-                                <w:shd w:fill="auto" w:val="clear"/>
+                                <w:i w:val="false"/>
+                                <w:color w:val="6E7681"/>
                                 <w:sz w:val="18"/>
                                 <w:szCs w:val="18"/>
-                                <w:i w:val="false"/>
-                                <w:rFonts w:eastAsia="Consolas" w:ascii="Consolas" w:hAnsi="Consolas" w:cs="Consolas"/>
-                                <w:color w:val="6E7681"/>
+                                <w:u w:val="none"/>
+                                <w:shd w:fill="auto" w:val="clear"/>
                                 <w:lang w:val="zxx"/>
                               </w:rPr>
                               <w:t xml:space="preserve">    </w:t>
                             </w:r>
                             <w:r>
                               <w:rPr>
-                                <w:u w:val="none"/>
+                                <w:rFonts w:eastAsia="Consolas" w:cs="Consolas" w:ascii="Consolas" w:hAnsi="Consolas"/>
                                 <w:b w:val="false"/>
-                                <w:shd w:fill="auto" w:val="clear"/>
+                                <w:i w:val="false"/>
+                                <w:color w:val="E6EDF3"/>
                                 <w:sz w:val="18"/>
                                 <w:szCs w:val="18"/>
-                                <w:i w:val="false"/>
-                                <w:rFonts w:eastAsia="Consolas" w:ascii="Consolas" w:hAnsi="Consolas" w:cs="Consolas"/>
-                                <w:color w:val="E6EDF3"/>
+                                <w:u w:val="none"/>
+                                <w:shd w:fill="auto" w:val="clear"/>
                                 <w:lang w:val="zxx"/>
                               </w:rPr>
                               <w:t>updateStationAnimation(station,</w:t>
                             </w:r>
                             <w:r>
                               <w:rPr>
-                                <w:u w:val="none"/>
+                                <w:rFonts w:eastAsia="Consolas" w:cs="Consolas" w:ascii="Consolas" w:hAnsi="Consolas"/>
                                 <w:b w:val="false"/>
-                                <w:shd w:fill="auto" w:val="clear"/>
+                                <w:i w:val="false"/>
+                                <w:color w:val="6E7681"/>
                                 <w:sz w:val="18"/>
                                 <w:szCs w:val="18"/>
-                                <w:i w:val="false"/>
-                                <w:rFonts w:eastAsia="Consolas" w:ascii="Consolas" w:hAnsi="Consolas" w:cs="Consolas"/>
-                                <w:color w:val="6E7681"/>
+                                <w:u w:val="none"/>
+                                <w:shd w:fill="auto" w:val="clear"/>
                                 <w:lang w:val="zxx"/>
                               </w:rPr>
                               <w:t xml:space="preserve"> </w:t>
                             </w:r>
                             <w:r>
                               <w:rPr>
-                                <w:u w:val="none"/>
+                                <w:rFonts w:eastAsia="Consolas" w:cs="Consolas" w:ascii="Consolas" w:hAnsi="Consolas"/>
                                 <w:b w:val="false"/>
-                                <w:shd w:fill="auto" w:val="clear"/>
+                                <w:i w:val="false"/>
+                                <w:color w:val="E6EDF3"/>
                                 <w:sz w:val="18"/>
                                 <w:szCs w:val="18"/>
-                                <w:i w:val="false"/>
-                                <w:rFonts w:eastAsia="Consolas" w:ascii="Consolas" w:hAnsi="Consolas" w:cs="Consolas"/>
-                                <w:color w:val="E6EDF3"/>
+                                <w:u w:val="none"/>
+                                <w:shd w:fill="auto" w:val="clear"/>
                                 <w:lang w:val="zxx"/>
                               </w:rPr>
                               <w:t>elapsedTime);</w:t>
@@ -2456,34 +2959,35 @@
                           </w:p>
                           <w:p>
                             <w:pPr>
+                              <w:pStyle w:val="FrameContents"/>
                               <w:overflowPunct w:val="false"/>
                               <w:spacing w:before="120" w:after="240"/>
                               <w:rPr/>
                             </w:pPr>
                             <w:r>
                               <w:rPr>
+                                <w:rFonts w:eastAsia="Consolas" w:cs="Consolas" w:ascii="Consolas" w:hAnsi="Consolas"/>
+                                <w:b w:val="false"/>
+                                <w:i w:val="false"/>
+                                <w:color w:val="6E7681"/>
+                                <w:sz w:val="18"/>
                                 <w:szCs w:val="18"/>
-                                <w:sz w:val="18"/>
+                                <w:u w:val="none"/>
                                 <w:shd w:fill="auto" w:val="clear"/>
-                                <w:b w:val="false"/>
-                                <w:u w:val="none"/>
-                                <w:i w:val="false"/>
-                                <w:rFonts w:eastAsia="Consolas" w:ascii="Consolas" w:hAnsi="Consolas" w:cs="Consolas"/>
-                                <w:color w:val="6E7681"/>
                                 <w:lang w:val="zxx"/>
                               </w:rPr>
                               <w:t xml:space="preserve">    </w:t>
                             </w:r>
                             <w:r>
                               <w:rPr>
+                                <w:rFonts w:eastAsia="Consolas" w:cs="Consolas" w:ascii="Consolas" w:hAnsi="Consolas"/>
+                                <w:b w:val="false"/>
+                                <w:i w:val="false"/>
+                                <w:color w:val="E6EDF3"/>
+                                <w:sz w:val="18"/>
                                 <w:szCs w:val="18"/>
-                                <w:sz w:val="18"/>
+                                <w:u w:val="none"/>
                                 <w:shd w:fill="auto" w:val="clear"/>
-                                <w:b w:val="false"/>
-                                <w:u w:val="none"/>
-                                <w:i w:val="false"/>
-                                <w:rFonts w:eastAsia="Consolas" w:ascii="Consolas" w:hAnsi="Consolas" w:cs="Consolas"/>
-                                <w:color w:val="E6EDF3"/>
                                 <w:lang w:val="zxx"/>
                               </w:rPr>
                               <w:t>tour.updateCameraAnimation();</w:t>
@@ -2491,34 +2995,35 @@
                           </w:p>
                           <w:p>
                             <w:pPr>
+                              <w:pStyle w:val="FrameContents"/>
                               <w:overflowPunct w:val="false"/>
                               <w:spacing w:before="120" w:after="240"/>
                               <w:rPr/>
                             </w:pPr>
                             <w:r>
                               <w:rPr>
+                                <w:rFonts w:eastAsia="Consolas" w:cs="Consolas" w:ascii="Consolas" w:hAnsi="Consolas"/>
+                                <w:b w:val="false"/>
+                                <w:i w:val="false"/>
+                                <w:color w:val="6E7681"/>
+                                <w:sz w:val="18"/>
                                 <w:szCs w:val="18"/>
-                                <w:sz w:val="18"/>
+                                <w:u w:val="none"/>
                                 <w:shd w:fill="auto" w:val="clear"/>
-                                <w:b w:val="false"/>
-                                <w:u w:val="none"/>
-                                <w:i w:val="false"/>
-                                <w:rFonts w:eastAsia="Consolas" w:ascii="Consolas" w:hAnsi="Consolas" w:cs="Consolas"/>
-                                <w:color w:val="6E7681"/>
                                 <w:lang w:val="zxx"/>
                               </w:rPr>
                               <w:t xml:space="preserve">    </w:t>
                             </w:r>
                             <w:r>
                               <w:rPr>
+                                <w:rFonts w:eastAsia="Consolas" w:cs="Consolas" w:ascii="Consolas" w:hAnsi="Consolas"/>
+                                <w:b w:val="false"/>
+                                <w:i w:val="false"/>
+                                <w:color w:val="E6EDF3"/>
+                                <w:sz w:val="18"/>
                                 <w:szCs w:val="18"/>
-                                <w:sz w:val="18"/>
+                                <w:u w:val="none"/>
                                 <w:shd w:fill="auto" w:val="clear"/>
-                                <w:b w:val="false"/>
-                                <w:u w:val="none"/>
-                                <w:i w:val="false"/>
-                                <w:rFonts w:eastAsia="Consolas" w:ascii="Consolas" w:hAnsi="Consolas" w:cs="Consolas"/>
-                                <w:color w:val="E6EDF3"/>
                                 <w:lang w:val="zxx"/>
                               </w:rPr>
                               <w:t>updateSpaceshipAnimation(spaceship);</w:t>
@@ -2526,20 +3031,21 @@
                           </w:p>
                           <w:p>
                             <w:pPr>
+                              <w:pStyle w:val="FrameContents"/>
                               <w:overflowPunct w:val="false"/>
                               <w:spacing w:before="120" w:after="240"/>
                               <w:rPr/>
                             </w:pPr>
                             <w:r>
                               <w:rPr>
+                                <w:rFonts w:eastAsia="Consolas" w:cs="Consolas" w:ascii="Consolas" w:hAnsi="Consolas"/>
+                                <w:b w:val="false"/>
+                                <w:i w:val="false"/>
+                                <w:color w:val="6E7681"/>
+                                <w:sz w:val="18"/>
                                 <w:szCs w:val="18"/>
-                                <w:sz w:val="18"/>
+                                <w:u w:val="none"/>
                                 <w:shd w:fill="auto" w:val="clear"/>
-                                <w:b w:val="false"/>
-                                <w:u w:val="none"/>
-                                <w:i w:val="false"/>
-                                <w:rFonts w:eastAsia="Consolas" w:ascii="Consolas" w:hAnsi="Consolas" w:cs="Consolas"/>
-                                <w:color w:val="6E7681"/>
                                 <w:lang w:val="zxx"/>
                               </w:rPr>
                               <w:t xml:space="preserve"> </w:t>
@@ -2547,34 +3053,35 @@
                           </w:p>
                           <w:p>
                             <w:pPr>
+                              <w:pStyle w:val="FrameContents"/>
                               <w:overflowPunct w:val="false"/>
                               <w:spacing w:before="120" w:after="240"/>
                               <w:rPr/>
                             </w:pPr>
                             <w:r>
                               <w:rPr>
+                                <w:rFonts w:eastAsia="Consolas" w:cs="Consolas" w:ascii="Consolas" w:hAnsi="Consolas"/>
+                                <w:b w:val="false"/>
+                                <w:i w:val="false"/>
+                                <w:color w:val="6E7681"/>
+                                <w:sz w:val="18"/>
                                 <w:szCs w:val="18"/>
-                                <w:sz w:val="18"/>
+                                <w:u w:val="none"/>
                                 <w:shd w:fill="auto" w:val="clear"/>
-                                <w:b w:val="false"/>
-                                <w:u w:val="none"/>
-                                <w:i w:val="false"/>
-                                <w:rFonts w:eastAsia="Consolas" w:ascii="Consolas" w:hAnsi="Consolas" w:cs="Consolas"/>
-                                <w:color w:val="6E7681"/>
                                 <w:lang w:val="zxx"/>
                               </w:rPr>
                               <w:t xml:space="preserve">    </w:t>
                             </w:r>
                             <w:r>
                               <w:rPr>
+                                <w:rFonts w:eastAsia="Consolas" w:cs="Consolas" w:ascii="Consolas" w:hAnsi="Consolas"/>
+                                <w:b w:val="false"/>
+                                <w:i w:val="false"/>
+                                <w:color w:val="E6EDF3"/>
+                                <w:sz w:val="18"/>
                                 <w:szCs w:val="18"/>
-                                <w:sz w:val="18"/>
+                                <w:u w:val="none"/>
                                 <w:shd w:fill="auto" w:val="clear"/>
-                                <w:b w:val="false"/>
-                                <w:u w:val="none"/>
-                                <w:i w:val="false"/>
-                                <w:rFonts w:eastAsia="Consolas" w:ascii="Consolas" w:hAnsi="Consolas" w:cs="Consolas"/>
-                                <w:color w:val="E6EDF3"/>
                                 <w:lang w:val="zxx"/>
                               </w:rPr>
                               <w:t>controls.update();</w:t>
@@ -2582,34 +3089,35 @@
                           </w:p>
                           <w:p>
                             <w:pPr>
+                              <w:pStyle w:val="FrameContents"/>
                               <w:overflowPunct w:val="false"/>
                               <w:spacing w:before="120" w:after="240"/>
                               <w:rPr/>
                             </w:pPr>
                             <w:r>
                               <w:rPr>
+                                <w:rFonts w:eastAsia="Consolas" w:cs="Consolas" w:ascii="Consolas" w:hAnsi="Consolas"/>
+                                <w:b w:val="false"/>
+                                <w:i w:val="false"/>
+                                <w:color w:val="6E7681"/>
+                                <w:sz w:val="18"/>
                                 <w:szCs w:val="18"/>
-                                <w:sz w:val="18"/>
+                                <w:u w:val="none"/>
                                 <w:shd w:fill="auto" w:val="clear"/>
-                                <w:b w:val="false"/>
-                                <w:u w:val="none"/>
-                                <w:i w:val="false"/>
-                                <w:rFonts w:eastAsia="Consolas" w:ascii="Consolas" w:hAnsi="Consolas" w:cs="Consolas"/>
-                                <w:color w:val="6E7681"/>
                                 <w:lang w:val="zxx"/>
                               </w:rPr>
                               <w:t xml:space="preserve">    </w:t>
                             </w:r>
                             <w:r>
                               <w:rPr>
+                                <w:rFonts w:eastAsia="Consolas" w:cs="Consolas" w:ascii="Consolas" w:hAnsi="Consolas"/>
+                                <w:b w:val="false"/>
+                                <w:i w:val="false"/>
+                                <w:color w:val="E6EDF3"/>
+                                <w:sz w:val="18"/>
                                 <w:szCs w:val="18"/>
-                                <w:sz w:val="18"/>
+                                <w:u w:val="none"/>
                                 <w:shd w:fill="auto" w:val="clear"/>
-                                <w:b w:val="false"/>
-                                <w:u w:val="none"/>
-                                <w:i w:val="false"/>
-                                <w:rFonts w:eastAsia="Consolas" w:ascii="Consolas" w:hAnsi="Consolas" w:cs="Consolas"/>
-                                <w:color w:val="E6EDF3"/>
                                 <w:lang w:val="zxx"/>
                               </w:rPr>
                               <w:t>composer.render();</w:t>
@@ -2617,34 +3125,35 @@
                           </w:p>
                           <w:p>
                             <w:pPr>
+                              <w:pStyle w:val="FrameContents"/>
                               <w:overflowPunct w:val="false"/>
                               <w:spacing w:before="120" w:after="240"/>
                               <w:rPr/>
                             </w:pPr>
                             <w:r>
                               <w:rPr>
+                                <w:rFonts w:eastAsia="Consolas" w:cs="Consolas" w:ascii="Consolas" w:hAnsi="Consolas"/>
+                                <w:b w:val="false"/>
+                                <w:i w:val="false"/>
+                                <w:color w:val="6E7681"/>
+                                <w:sz w:val="18"/>
                                 <w:szCs w:val="18"/>
-                                <w:sz w:val="18"/>
+                                <w:u w:val="none"/>
                                 <w:shd w:fill="auto" w:val="clear"/>
-                                <w:b w:val="false"/>
-                                <w:u w:val="none"/>
-                                <w:i w:val="false"/>
-                                <w:rFonts w:eastAsia="Consolas" w:ascii="Consolas" w:hAnsi="Consolas" w:cs="Consolas"/>
-                                <w:color w:val="6E7681"/>
                                 <w:lang w:val="zxx"/>
                               </w:rPr>
                               <w:t xml:space="preserve">    </w:t>
                             </w:r>
                             <w:r>
                               <w:rPr>
+                                <w:rFonts w:eastAsia="Consolas" w:cs="Consolas" w:ascii="Consolas" w:hAnsi="Consolas"/>
+                                <w:b w:val="false"/>
+                                <w:i w:val="false"/>
+                                <w:color w:val="E6EDF3"/>
+                                <w:sz w:val="18"/>
                                 <w:szCs w:val="18"/>
-                                <w:sz w:val="18"/>
+                                <w:u w:val="none"/>
                                 <w:shd w:fill="auto" w:val="clear"/>
-                                <w:b w:val="false"/>
-                                <w:u w:val="none"/>
-                                <w:i w:val="false"/>
-                                <w:rFonts w:eastAsia="Consolas" w:ascii="Consolas" w:hAnsi="Consolas" w:cs="Consolas"/>
-                                <w:color w:val="E6EDF3"/>
                                 <w:lang w:val="zxx"/>
                               </w:rPr>
                               <w:t>window.requestAnimationFrame(gameLoop);</w:t>
@@ -2652,20 +3161,21 @@
                           </w:p>
                           <w:p>
                             <w:pPr>
+                              <w:pStyle w:val="FrameContents"/>
                               <w:overflowPunct w:val="false"/>
                               <w:spacing w:before="120" w:after="240"/>
                               <w:rPr/>
                             </w:pPr>
                             <w:r>
                               <w:rPr>
+                                <w:rFonts w:eastAsia="Consolas" w:cs="Consolas" w:ascii="Consolas" w:hAnsi="Consolas"/>
+                                <w:b w:val="false"/>
+                                <w:i w:val="false"/>
+                                <w:color w:val="E6EDF3"/>
+                                <w:sz w:val="18"/>
                                 <w:szCs w:val="18"/>
-                                <w:sz w:val="18"/>
+                                <w:u w:val="none"/>
                                 <w:shd w:fill="auto" w:val="clear"/>
-                                <w:b w:val="false"/>
-                                <w:u w:val="none"/>
-                                <w:i w:val="false"/>
-                                <w:rFonts w:eastAsia="Consolas" w:ascii="Consolas" w:hAnsi="Consolas" w:cs="Consolas"/>
-                                <w:color w:val="E6EDF3"/>
                                 <w:lang w:val="zxx"/>
                               </w:rPr>
                               <w:t>};</w:t>
@@ -2673,21 +3183,22 @@
                           </w:p>
                           <w:p>
                             <w:pPr>
+                              <w:pStyle w:val="FrameContents"/>
                               <w:overflowPunct w:val="false"/>
                               <w:spacing w:before="120" w:after="240"/>
-                              <w:rPr/>
+                              <w:rPr>
+                                <w:color w:val="000000"/>
+                              </w:rPr>
                             </w:pPr>
                             <w:r>
                               <w:rPr>
-                                <w:sz w:val="18"/>
-                                <w:szCs w:val="18"/>
-                                <w:rFonts w:ascii="Consolas" w:hAnsi="Consolas" w:eastAsia="Consolas" w:cs="Consolas"/>
+                                <w:color w:val="000000"/>
                               </w:rPr>
                             </w:r>
                           </w:p>
                         </w:txbxContent>
                       </wps:txbx>
-                      <wps:bodyPr wrap="square" lIns="0" rIns="0" tIns="0" bIns="0" anchor="t">
+                      <wps:bodyPr lIns="0" rIns="0" tIns="0" bIns="0" anchor="t">
                         <a:noAutofit/>
                       </wps:bodyPr>
                     </wps:wsp>
@@ -2698,165 +3209,168 @@
           </mc:Choice>
           <mc:Fallback>
             <w:pict>
-              <v:shape id="shape_0" ID="Text Frame 2" fillcolor="#0d1117" stroked="f" o:allowincell="f" style="position:absolute;margin-left:0pt;margin-top:-6.3pt;width:440.2pt;height:235.5pt;mso-wrap-style:square;v-text-anchor:top;mso-position-horizontal:left" type="_x0000_t202">
+              <v:rect id="shape_0" ID="Text Frame 2" path="m0,0l-2147483645,0l-2147483645,-2147483646l0,-2147483646xe" fillcolor="#0d1117" stroked="f" o:allowincell="f" style="position:absolute;margin-left:-0.05pt;margin-top:-6.3pt;width:440.2pt;height:235.5pt;mso-wrap-style:square;v-text-anchor:top;mso-position-horizontal:left">
+                <v:fill o:detectmouseclick="t" type="solid" color2="#f2eee8"/>
+                <v:stroke color="#3465a4" joinstyle="round" endcap="flat"/>
                 <v:textbox>
                   <w:txbxContent>
                     <w:p>
                       <w:pPr>
+                        <w:pStyle w:val="FrameContents"/>
                         <w:overflowPunct w:val="false"/>
                         <w:spacing w:before="120" w:after="240"/>
                         <w:rPr/>
                       </w:pPr>
                       <w:r>
                         <w:rPr>
-                          <w:sz w:val="18"/>
-                          <w:shd w:fill="auto" w:val="clear"/>
-                          <w:u w:val="none"/>
+                          <w:rFonts w:eastAsia="Consolas" w:cs="Consolas" w:ascii="Consolas" w:hAnsi="Consolas"/>
                           <w:b w:val="false"/>
                           <w:i w:val="false"/>
+                          <w:color w:val="FF7B72"/>
+                          <w:sz w:val="18"/>
                           <w:szCs w:val="18"/>
-                          <w:rFonts w:ascii="Consolas" w:hAnsi="Consolas" w:eastAsia="Consolas" w:cs="Consolas"/>
-                          <w:color w:val="FF7B72"/>
+                          <w:u w:val="none"/>
+                          <w:shd w:fill="auto" w:val="clear"/>
                           <w:lang w:val="zxx"/>
                         </w:rPr>
                         <w:t>const</w:t>
                       </w:r>
                       <w:r>
                         <w:rPr>
-                          <w:sz w:val="18"/>
-                          <w:shd w:fill="auto" w:val="clear"/>
-                          <w:u w:val="none"/>
+                          <w:rFonts w:eastAsia="Consolas" w:cs="Consolas" w:ascii="Consolas" w:hAnsi="Consolas"/>
                           <w:b w:val="false"/>
                           <w:i w:val="false"/>
+                          <w:color w:val="6E7681"/>
+                          <w:sz w:val="18"/>
                           <w:szCs w:val="18"/>
-                          <w:rFonts w:ascii="Consolas" w:hAnsi="Consolas" w:eastAsia="Consolas" w:cs="Consolas"/>
-                          <w:color w:val="6E7681"/>
+                          <w:u w:val="none"/>
+                          <w:shd w:fill="auto" w:val="clear"/>
                           <w:lang w:val="zxx"/>
                         </w:rPr>
                         <w:t xml:space="preserve"> </w:t>
                       </w:r>
                       <w:r>
                         <w:rPr>
-                          <w:sz w:val="18"/>
-                          <w:shd w:fill="auto" w:val="clear"/>
-                          <w:u w:val="none"/>
+                          <w:rFonts w:eastAsia="Consolas" w:cs="Consolas" w:ascii="Consolas" w:hAnsi="Consolas"/>
                           <w:b w:val="false"/>
                           <w:i w:val="false"/>
+                          <w:color w:val="E6EDF3"/>
+                          <w:sz w:val="18"/>
                           <w:szCs w:val="18"/>
-                          <w:rFonts w:ascii="Consolas" w:hAnsi="Consolas" w:eastAsia="Consolas" w:cs="Consolas"/>
-                          <w:color w:val="E6EDF3"/>
+                          <w:u w:val="none"/>
+                          <w:shd w:fill="auto" w:val="clear"/>
                           <w:lang w:val="zxx"/>
                         </w:rPr>
                         <w:t>gameLoop</w:t>
                       </w:r>
                       <w:r>
                         <w:rPr>
-                          <w:sz w:val="18"/>
-                          <w:shd w:fill="auto" w:val="clear"/>
-                          <w:u w:val="none"/>
+                          <w:rFonts w:eastAsia="Consolas" w:cs="Consolas" w:ascii="Consolas" w:hAnsi="Consolas"/>
                           <w:b w:val="false"/>
                           <w:i w:val="false"/>
+                          <w:color w:val="6E7681"/>
+                          <w:sz w:val="18"/>
                           <w:szCs w:val="18"/>
-                          <w:rFonts w:ascii="Consolas" w:hAnsi="Consolas" w:eastAsia="Consolas" w:cs="Consolas"/>
-                          <w:color w:val="6E7681"/>
+                          <w:u w:val="none"/>
+                          <w:shd w:fill="auto" w:val="clear"/>
                           <w:lang w:val="zxx"/>
                         </w:rPr>
                         <w:t xml:space="preserve"> </w:t>
                       </w:r>
                       <w:r>
                         <w:rPr>
+                          <w:rFonts w:eastAsia="Consolas" w:cs="Consolas" w:ascii="Consolas" w:hAnsi="Consolas"/>
+                          <w:b/>
+                          <w:i w:val="false"/>
+                          <w:color w:val="FF7B72"/>
                           <w:sz w:val="18"/>
+                          <w:szCs w:val="18"/>
+                          <w:u w:val="none"/>
                           <w:shd w:fill="auto" w:val="clear"/>
-                          <w:u w:val="none"/>
-                          <w:i w:val="false"/>
-                          <w:szCs w:val="18"/>
-                          <w:b/>
-                          <w:rFonts w:ascii="Consolas" w:hAnsi="Consolas" w:eastAsia="Consolas" w:cs="Consolas"/>
-                          <w:color w:val="FF7B72"/>
                           <w:lang w:val="zxx"/>
                         </w:rPr>
                         <w:t>=</w:t>
                       </w:r>
                       <w:r>
                         <w:rPr>
+                          <w:rFonts w:eastAsia="Consolas" w:cs="Consolas" w:ascii="Consolas" w:hAnsi="Consolas"/>
+                          <w:b w:val="false"/>
+                          <w:i w:val="false"/>
+                          <w:color w:val="6E7681"/>
                           <w:sz w:val="18"/>
+                          <w:szCs w:val="18"/>
+                          <w:u w:val="none"/>
                           <w:shd w:fill="auto" w:val="clear"/>
-                          <w:u w:val="none"/>
-                          <w:i w:val="false"/>
-                          <w:szCs w:val="18"/>
-                          <w:b w:val="false"/>
-                          <w:rFonts w:ascii="Consolas" w:hAnsi="Consolas" w:eastAsia="Consolas" w:cs="Consolas"/>
-                          <w:color w:val="6E7681"/>
                           <w:lang w:val="zxx"/>
                         </w:rPr>
                         <w:t xml:space="preserve"> </w:t>
                       </w:r>
                       <w:r>
                         <w:rPr>
+                          <w:rFonts w:eastAsia="Consolas" w:cs="Consolas" w:ascii="Consolas" w:hAnsi="Consolas"/>
+                          <w:b w:val="false"/>
+                          <w:i w:val="false"/>
+                          <w:color w:val="E6EDF3"/>
                           <w:sz w:val="18"/>
+                          <w:szCs w:val="18"/>
+                          <w:u w:val="none"/>
                           <w:shd w:fill="auto" w:val="clear"/>
-                          <w:u w:val="none"/>
-                          <w:i w:val="false"/>
-                          <w:szCs w:val="18"/>
-                          <w:b w:val="false"/>
-                          <w:rFonts w:ascii="Consolas" w:hAnsi="Consolas" w:eastAsia="Consolas" w:cs="Consolas"/>
-                          <w:color w:val="E6EDF3"/>
                           <w:lang w:val="zxx"/>
                         </w:rPr>
                         <w:t>()</w:t>
                       </w:r>
                       <w:r>
                         <w:rPr>
+                          <w:rFonts w:eastAsia="Consolas" w:cs="Consolas" w:ascii="Consolas" w:hAnsi="Consolas"/>
+                          <w:b w:val="false"/>
+                          <w:i w:val="false"/>
+                          <w:color w:val="6E7681"/>
                           <w:sz w:val="18"/>
+                          <w:szCs w:val="18"/>
+                          <w:u w:val="none"/>
                           <w:shd w:fill="auto" w:val="clear"/>
-                          <w:u w:val="none"/>
-                          <w:i w:val="false"/>
-                          <w:szCs w:val="18"/>
-                          <w:b w:val="false"/>
-                          <w:rFonts w:ascii="Consolas" w:hAnsi="Consolas" w:eastAsia="Consolas" w:cs="Consolas"/>
-                          <w:color w:val="6E7681"/>
                           <w:lang w:val="zxx"/>
                         </w:rPr>
                         <w:t xml:space="preserve"> </w:t>
                       </w:r>
                       <w:r>
                         <w:rPr>
+                          <w:rFonts w:eastAsia="Consolas" w:cs="Consolas" w:ascii="Consolas" w:hAnsi="Consolas"/>
+                          <w:b w:val="false"/>
+                          <w:i w:val="false"/>
+                          <w:color w:val="E6EDF3"/>
                           <w:sz w:val="18"/>
+                          <w:szCs w:val="18"/>
+                          <w:u w:val="none"/>
                           <w:shd w:fill="auto" w:val="clear"/>
-                          <w:u w:val="none"/>
-                          <w:i w:val="false"/>
-                          <w:szCs w:val="18"/>
-                          <w:b w:val="false"/>
-                          <w:rFonts w:ascii="Consolas" w:hAnsi="Consolas" w:eastAsia="Consolas" w:cs="Consolas"/>
-                          <w:color w:val="E6EDF3"/>
                           <w:lang w:val="zxx"/>
                         </w:rPr>
                         <w:t>=&gt;</w:t>
                       </w:r>
                       <w:r>
                         <w:rPr>
+                          <w:rFonts w:eastAsia="Consolas" w:cs="Consolas" w:ascii="Consolas" w:hAnsi="Consolas"/>
+                          <w:b w:val="false"/>
+                          <w:i w:val="false"/>
+                          <w:color w:val="6E7681"/>
                           <w:sz w:val="18"/>
+                          <w:szCs w:val="18"/>
+                          <w:u w:val="none"/>
                           <w:shd w:fill="auto" w:val="clear"/>
-                          <w:u w:val="none"/>
-                          <w:i w:val="false"/>
-                          <w:szCs w:val="18"/>
-                          <w:b w:val="false"/>
-                          <w:rFonts w:ascii="Consolas" w:hAnsi="Consolas" w:eastAsia="Consolas" w:cs="Consolas"/>
-                          <w:color w:val="6E7681"/>
                           <w:lang w:val="zxx"/>
                         </w:rPr>
                         <w:t xml:space="preserve"> </w:t>
                       </w:r>
                       <w:r>
                         <w:rPr>
+                          <w:rFonts w:eastAsia="Consolas" w:cs="Consolas" w:ascii="Consolas" w:hAnsi="Consolas"/>
+                          <w:b w:val="false"/>
+                          <w:i w:val="false"/>
+                          <w:color w:val="E6EDF3"/>
                           <w:sz w:val="18"/>
+                          <w:szCs w:val="18"/>
+                          <w:u w:val="none"/>
                           <w:shd w:fill="auto" w:val="clear"/>
-                          <w:u w:val="none"/>
-                          <w:i w:val="false"/>
-                          <w:szCs w:val="18"/>
-                          <w:b w:val="false"/>
-                          <w:rFonts w:ascii="Consolas" w:hAnsi="Consolas" w:eastAsia="Consolas" w:cs="Consolas"/>
-                          <w:color w:val="E6EDF3"/>
                           <w:lang w:val="zxx"/>
                         </w:rPr>
                         <w:t>{</w:t>
@@ -2864,118 +3378,119 @@
                     </w:p>
                     <w:p>
                       <w:pPr>
+                        <w:pStyle w:val="FrameContents"/>
                         <w:overflowPunct w:val="false"/>
                         <w:spacing w:before="120" w:after="240"/>
                         <w:rPr/>
                       </w:pPr>
                       <w:r>
                         <w:rPr>
+                          <w:rFonts w:eastAsia="Consolas" w:cs="Consolas" w:ascii="Consolas" w:hAnsi="Consolas"/>
+                          <w:b w:val="false"/>
                           <w:i w:val="false"/>
+                          <w:color w:val="6E7681"/>
+                          <w:sz w:val="18"/>
+                          <w:szCs w:val="18"/>
                           <w:u w:val="none"/>
                           <w:shd w:fill="auto" w:val="clear"/>
-                          <w:b w:val="false"/>
-                          <w:sz w:val="18"/>
-                          <w:szCs w:val="18"/>
-                          <w:rFonts w:eastAsia="Consolas" w:ascii="Consolas" w:hAnsi="Consolas" w:cs="Consolas"/>
-                          <w:color w:val="6E7681"/>
                           <w:lang w:val="zxx"/>
                         </w:rPr>
                         <w:t xml:space="preserve">    </w:t>
                       </w:r>
                       <w:r>
                         <w:rPr>
+                          <w:rFonts w:eastAsia="Consolas" w:cs="Consolas" w:ascii="Consolas" w:hAnsi="Consolas"/>
+                          <w:b w:val="false"/>
                           <w:i w:val="false"/>
+                          <w:color w:val="FF7B72"/>
+                          <w:sz w:val="18"/>
+                          <w:szCs w:val="18"/>
                           <w:u w:val="none"/>
                           <w:shd w:fill="auto" w:val="clear"/>
-                          <w:b w:val="false"/>
-                          <w:sz w:val="18"/>
-                          <w:szCs w:val="18"/>
-                          <w:rFonts w:eastAsia="Consolas" w:ascii="Consolas" w:hAnsi="Consolas" w:cs="Consolas"/>
-                          <w:color w:val="FF7B72"/>
                           <w:lang w:val="zxx"/>
                         </w:rPr>
                         <w:t>const</w:t>
                       </w:r>
                       <w:r>
                         <w:rPr>
+                          <w:rFonts w:eastAsia="Consolas" w:cs="Consolas" w:ascii="Consolas" w:hAnsi="Consolas"/>
+                          <w:b w:val="false"/>
                           <w:i w:val="false"/>
+                          <w:color w:val="6E7681"/>
+                          <w:sz w:val="18"/>
+                          <w:szCs w:val="18"/>
                           <w:u w:val="none"/>
                           <w:shd w:fill="auto" w:val="clear"/>
-                          <w:b w:val="false"/>
-                          <w:sz w:val="18"/>
-                          <w:szCs w:val="18"/>
-                          <w:rFonts w:eastAsia="Consolas" w:ascii="Consolas" w:hAnsi="Consolas" w:cs="Consolas"/>
-                          <w:color w:val="6E7681"/>
                           <w:lang w:val="zxx"/>
                         </w:rPr>
                         <w:t xml:space="preserve"> </w:t>
                       </w:r>
                       <w:r>
                         <w:rPr>
+                          <w:rFonts w:eastAsia="Consolas" w:cs="Consolas" w:ascii="Consolas" w:hAnsi="Consolas"/>
+                          <w:b w:val="false"/>
                           <w:i w:val="false"/>
+                          <w:color w:val="E6EDF3"/>
+                          <w:sz w:val="18"/>
+                          <w:szCs w:val="18"/>
                           <w:u w:val="none"/>
                           <w:shd w:fill="auto" w:val="clear"/>
-                          <w:b w:val="false"/>
-                          <w:sz w:val="18"/>
-                          <w:szCs w:val="18"/>
-                          <w:rFonts w:eastAsia="Consolas" w:ascii="Consolas" w:hAnsi="Consolas" w:cs="Consolas"/>
-                          <w:color w:val="E6EDF3"/>
                           <w:lang w:val="zxx"/>
                         </w:rPr>
                         <w:t>elapsedTime</w:t>
                       </w:r>
                       <w:r>
                         <w:rPr>
+                          <w:rFonts w:eastAsia="Consolas" w:cs="Consolas" w:ascii="Consolas" w:hAnsi="Consolas"/>
+                          <w:b w:val="false"/>
                           <w:i w:val="false"/>
+                          <w:color w:val="6E7681"/>
+                          <w:sz w:val="18"/>
+                          <w:szCs w:val="18"/>
                           <w:u w:val="none"/>
                           <w:shd w:fill="auto" w:val="clear"/>
-                          <w:b w:val="false"/>
-                          <w:sz w:val="18"/>
-                          <w:szCs w:val="18"/>
-                          <w:rFonts w:eastAsia="Consolas" w:ascii="Consolas" w:hAnsi="Consolas" w:cs="Consolas"/>
-                          <w:color w:val="6E7681"/>
                           <w:lang w:val="zxx"/>
                         </w:rPr>
                         <w:t xml:space="preserve"> </w:t>
                       </w:r>
                       <w:r>
                         <w:rPr>
+                          <w:rFonts w:eastAsia="Consolas" w:cs="Consolas" w:ascii="Consolas" w:hAnsi="Consolas"/>
+                          <w:b/>
                           <w:i w:val="false"/>
+                          <w:color w:val="FF7B72"/>
+                          <w:sz w:val="18"/>
+                          <w:szCs w:val="18"/>
                           <w:u w:val="none"/>
                           <w:shd w:fill="auto" w:val="clear"/>
-                          <w:sz w:val="18"/>
-                          <w:szCs w:val="18"/>
-                          <w:b/>
-                          <w:rFonts w:eastAsia="Consolas" w:ascii="Consolas" w:hAnsi="Consolas" w:cs="Consolas"/>
-                          <w:color w:val="FF7B72"/>
                           <w:lang w:val="zxx"/>
                         </w:rPr>
                         <w:t>=</w:t>
                       </w:r>
                       <w:r>
                         <w:rPr>
+                          <w:rFonts w:eastAsia="Consolas" w:cs="Consolas" w:ascii="Consolas" w:hAnsi="Consolas"/>
+                          <w:b w:val="false"/>
                           <w:i w:val="false"/>
+                          <w:color w:val="6E7681"/>
+                          <w:sz w:val="18"/>
+                          <w:szCs w:val="18"/>
                           <w:u w:val="none"/>
                           <w:shd w:fill="auto" w:val="clear"/>
-                          <w:sz w:val="18"/>
-                          <w:szCs w:val="18"/>
-                          <w:b w:val="false"/>
-                          <w:rFonts w:eastAsia="Consolas" w:ascii="Consolas" w:hAnsi="Consolas" w:cs="Consolas"/>
-                          <w:color w:val="6E7681"/>
                           <w:lang w:val="zxx"/>
                         </w:rPr>
                         <w:t xml:space="preserve"> </w:t>
                       </w:r>
                       <w:r>
                         <w:rPr>
+                          <w:rFonts w:eastAsia="Consolas" w:cs="Consolas" w:ascii="Consolas" w:hAnsi="Consolas"/>
+                          <w:b w:val="false"/>
                           <w:i w:val="false"/>
+                          <w:color w:val="E6EDF3"/>
+                          <w:sz w:val="18"/>
+                          <w:szCs w:val="18"/>
                           <w:u w:val="none"/>
                           <w:shd w:fill="auto" w:val="clear"/>
-                          <w:sz w:val="18"/>
-                          <w:szCs w:val="18"/>
-                          <w:b w:val="false"/>
-                          <w:rFonts w:eastAsia="Consolas" w:ascii="Consolas" w:hAnsi="Consolas" w:cs="Consolas"/>
-                          <w:color w:val="E6EDF3"/>
                           <w:lang w:val="zxx"/>
                         </w:rPr>
                         <w:t>clock.getElapsedTime();</w:t>
@@ -2983,62 +3498,63 @@
                     </w:p>
                     <w:p>
                       <w:pPr>
+                        <w:pStyle w:val="FrameContents"/>
                         <w:overflowPunct w:val="false"/>
                         <w:spacing w:before="120" w:after="240"/>
                         <w:rPr/>
                       </w:pPr>
                       <w:r>
                         <w:rPr>
-                          <w:u w:val="none"/>
+                          <w:rFonts w:eastAsia="Consolas" w:cs="Consolas" w:ascii="Consolas" w:hAnsi="Consolas"/>
                           <w:b w:val="false"/>
-                          <w:shd w:fill="auto" w:val="clear"/>
+                          <w:i w:val="false"/>
+                          <w:color w:val="6E7681"/>
                           <w:sz w:val="18"/>
                           <w:szCs w:val="18"/>
-                          <w:i w:val="false"/>
-                          <w:rFonts w:eastAsia="Consolas" w:ascii="Consolas" w:hAnsi="Consolas" w:cs="Consolas"/>
-                          <w:color w:val="6E7681"/>
+                          <w:u w:val="none"/>
+                          <w:shd w:fill="auto" w:val="clear"/>
                           <w:lang w:val="zxx"/>
                         </w:rPr>
                         <w:t xml:space="preserve">    </w:t>
                       </w:r>
                       <w:r>
                         <w:rPr>
-                          <w:u w:val="none"/>
+                          <w:rFonts w:eastAsia="Consolas" w:cs="Consolas" w:ascii="Consolas" w:hAnsi="Consolas"/>
                           <w:b w:val="false"/>
-                          <w:shd w:fill="auto" w:val="clear"/>
+                          <w:i w:val="false"/>
+                          <w:color w:val="E6EDF3"/>
                           <w:sz w:val="18"/>
                           <w:szCs w:val="18"/>
-                          <w:i w:val="false"/>
-                          <w:rFonts w:eastAsia="Consolas" w:ascii="Consolas" w:hAnsi="Consolas" w:cs="Consolas"/>
-                          <w:color w:val="E6EDF3"/>
+                          <w:u w:val="none"/>
+                          <w:shd w:fill="auto" w:val="clear"/>
                           <w:lang w:val="zxx"/>
                         </w:rPr>
                         <w:t>updateStationAnimation(station,</w:t>
                       </w:r>
                       <w:r>
                         <w:rPr>
-                          <w:u w:val="none"/>
+                          <w:rFonts w:eastAsia="Consolas" w:cs="Consolas" w:ascii="Consolas" w:hAnsi="Consolas"/>
                           <w:b w:val="false"/>
-                          <w:shd w:fill="auto" w:val="clear"/>
+                          <w:i w:val="false"/>
+                          <w:color w:val="6E7681"/>
                           <w:sz w:val="18"/>
                           <w:szCs w:val="18"/>
-                          <w:i w:val="false"/>
-                          <w:rFonts w:eastAsia="Consolas" w:ascii="Consolas" w:hAnsi="Consolas" w:cs="Consolas"/>
-                          <w:color w:val="6E7681"/>
+                          <w:u w:val="none"/>
+                          <w:shd w:fill="auto" w:val="clear"/>
                           <w:lang w:val="zxx"/>
                         </w:rPr>
                         <w:t xml:space="preserve"> </w:t>
                       </w:r>
                       <w:r>
                         <w:rPr>
-                          <w:u w:val="none"/>
+                          <w:rFonts w:eastAsia="Consolas" w:cs="Consolas" w:ascii="Consolas" w:hAnsi="Consolas"/>
                           <w:b w:val="false"/>
-                          <w:shd w:fill="auto" w:val="clear"/>
+                          <w:i w:val="false"/>
+                          <w:color w:val="E6EDF3"/>
                           <w:sz w:val="18"/>
                           <w:szCs w:val="18"/>
-                          <w:i w:val="false"/>
-                          <w:rFonts w:eastAsia="Consolas" w:ascii="Consolas" w:hAnsi="Consolas" w:cs="Consolas"/>
-                          <w:color w:val="E6EDF3"/>
+                          <w:u w:val="none"/>
+                          <w:shd w:fill="auto" w:val="clear"/>
                           <w:lang w:val="zxx"/>
                         </w:rPr>
                         <w:t>elapsedTime);</w:t>
@@ -3046,34 +3562,35 @@
                     </w:p>
                     <w:p>
                       <w:pPr>
+                        <w:pStyle w:val="FrameContents"/>
                         <w:overflowPunct w:val="false"/>
                         <w:spacing w:before="120" w:after="240"/>
                         <w:rPr/>
                       </w:pPr>
                       <w:r>
                         <w:rPr>
+                          <w:rFonts w:eastAsia="Consolas" w:cs="Consolas" w:ascii="Consolas" w:hAnsi="Consolas"/>
+                          <w:b w:val="false"/>
+                          <w:i w:val="false"/>
+                          <w:color w:val="6E7681"/>
+                          <w:sz w:val="18"/>
                           <w:szCs w:val="18"/>
-                          <w:sz w:val="18"/>
+                          <w:u w:val="none"/>
                           <w:shd w:fill="auto" w:val="clear"/>
-                          <w:b w:val="false"/>
-                          <w:u w:val="none"/>
-                          <w:i w:val="false"/>
-                          <w:rFonts w:eastAsia="Consolas" w:ascii="Consolas" w:hAnsi="Consolas" w:cs="Consolas"/>
-                          <w:color w:val="6E7681"/>
                           <w:lang w:val="zxx"/>
                         </w:rPr>
                         <w:t xml:space="preserve">    </w:t>
                       </w:r>
                       <w:r>
                         <w:rPr>
+                          <w:rFonts w:eastAsia="Consolas" w:cs="Consolas" w:ascii="Consolas" w:hAnsi="Consolas"/>
+                          <w:b w:val="false"/>
+                          <w:i w:val="false"/>
+                          <w:color w:val="E6EDF3"/>
+                          <w:sz w:val="18"/>
                           <w:szCs w:val="18"/>
-                          <w:sz w:val="18"/>
+                          <w:u w:val="none"/>
                           <w:shd w:fill="auto" w:val="clear"/>
-                          <w:b w:val="false"/>
-                          <w:u w:val="none"/>
-                          <w:i w:val="false"/>
-                          <w:rFonts w:eastAsia="Consolas" w:ascii="Consolas" w:hAnsi="Consolas" w:cs="Consolas"/>
-                          <w:color w:val="E6EDF3"/>
                           <w:lang w:val="zxx"/>
                         </w:rPr>
                         <w:t>tour.updateCameraAnimation();</w:t>
@@ -3081,34 +3598,35 @@
                     </w:p>
                     <w:p>
                       <w:pPr>
+                        <w:pStyle w:val="FrameContents"/>
                         <w:overflowPunct w:val="false"/>
                         <w:spacing w:before="120" w:after="240"/>
                         <w:rPr/>
                       </w:pPr>
                       <w:r>
                         <w:rPr>
+                          <w:rFonts w:eastAsia="Consolas" w:cs="Consolas" w:ascii="Consolas" w:hAnsi="Consolas"/>
+                          <w:b w:val="false"/>
+                          <w:i w:val="false"/>
+                          <w:color w:val="6E7681"/>
+                          <w:sz w:val="18"/>
                           <w:szCs w:val="18"/>
-                          <w:sz w:val="18"/>
+                          <w:u w:val="none"/>
                           <w:shd w:fill="auto" w:val="clear"/>
-                          <w:b w:val="false"/>
-                          <w:u w:val="none"/>
-                          <w:i w:val="false"/>
-                          <w:rFonts w:eastAsia="Consolas" w:ascii="Consolas" w:hAnsi="Consolas" w:cs="Consolas"/>
-                          <w:color w:val="6E7681"/>
                           <w:lang w:val="zxx"/>
                         </w:rPr>
                         <w:t xml:space="preserve">    </w:t>
                       </w:r>
                       <w:r>
                         <w:rPr>
+                          <w:rFonts w:eastAsia="Consolas" w:cs="Consolas" w:ascii="Consolas" w:hAnsi="Consolas"/>
+                          <w:b w:val="false"/>
+                          <w:i w:val="false"/>
+                          <w:color w:val="E6EDF3"/>
+                          <w:sz w:val="18"/>
                           <w:szCs w:val="18"/>
-                          <w:sz w:val="18"/>
+                          <w:u w:val="none"/>
                           <w:shd w:fill="auto" w:val="clear"/>
-                          <w:b w:val="false"/>
-                          <w:u w:val="none"/>
-                          <w:i w:val="false"/>
-                          <w:rFonts w:eastAsia="Consolas" w:ascii="Consolas" w:hAnsi="Consolas" w:cs="Consolas"/>
-                          <w:color w:val="E6EDF3"/>
                           <w:lang w:val="zxx"/>
                         </w:rPr>
                         <w:t>updateSpaceshipAnimation(spaceship);</w:t>
@@ -3116,20 +3634,21 @@
                     </w:p>
                     <w:p>
                       <w:pPr>
+                        <w:pStyle w:val="FrameContents"/>
                         <w:overflowPunct w:val="false"/>
                         <w:spacing w:before="120" w:after="240"/>
                         <w:rPr/>
                       </w:pPr>
                       <w:r>
                         <w:rPr>
+                          <w:rFonts w:eastAsia="Consolas" w:cs="Consolas" w:ascii="Consolas" w:hAnsi="Consolas"/>
+                          <w:b w:val="false"/>
+                          <w:i w:val="false"/>
+                          <w:color w:val="6E7681"/>
+                          <w:sz w:val="18"/>
                           <w:szCs w:val="18"/>
-                          <w:sz w:val="18"/>
+                          <w:u w:val="none"/>
                           <w:shd w:fill="auto" w:val="clear"/>
-                          <w:b w:val="false"/>
-                          <w:u w:val="none"/>
-                          <w:i w:val="false"/>
-                          <w:rFonts w:eastAsia="Consolas" w:ascii="Consolas" w:hAnsi="Consolas" w:cs="Consolas"/>
-                          <w:color w:val="6E7681"/>
                           <w:lang w:val="zxx"/>
                         </w:rPr>
                         <w:t xml:space="preserve"> </w:t>
@@ -3137,34 +3656,35 @@
                     </w:p>
                     <w:p>
                       <w:pPr>
+                        <w:pStyle w:val="FrameContents"/>
                         <w:overflowPunct w:val="false"/>
                         <w:spacing w:before="120" w:after="240"/>
                         <w:rPr/>
                       </w:pPr>
                       <w:r>
                         <w:rPr>
+                          <w:rFonts w:eastAsia="Consolas" w:cs="Consolas" w:ascii="Consolas" w:hAnsi="Consolas"/>
+                          <w:b w:val="false"/>
+                          <w:i w:val="false"/>
+                          <w:color w:val="6E7681"/>
+                          <w:sz w:val="18"/>
                           <w:szCs w:val="18"/>
-                          <w:sz w:val="18"/>
+                          <w:u w:val="none"/>
                           <w:shd w:fill="auto" w:val="clear"/>
-                          <w:b w:val="false"/>
-                          <w:u w:val="none"/>
-                          <w:i w:val="false"/>
-                          <w:rFonts w:eastAsia="Consolas" w:ascii="Consolas" w:hAnsi="Consolas" w:cs="Consolas"/>
-                          <w:color w:val="6E7681"/>
                           <w:lang w:val="zxx"/>
                         </w:rPr>
                         <w:t xml:space="preserve">    </w:t>
                       </w:r>
                       <w:r>
                         <w:rPr>
+                          <w:rFonts w:eastAsia="Consolas" w:cs="Consolas" w:ascii="Consolas" w:hAnsi="Consolas"/>
+                          <w:b w:val="false"/>
+                          <w:i w:val="false"/>
+                          <w:color w:val="E6EDF3"/>
+                          <w:sz w:val="18"/>
                           <w:szCs w:val="18"/>
-                          <w:sz w:val="18"/>
+                          <w:u w:val="none"/>
                           <w:shd w:fill="auto" w:val="clear"/>
-                          <w:b w:val="false"/>
-                          <w:u w:val="none"/>
-                          <w:i w:val="false"/>
-                          <w:rFonts w:eastAsia="Consolas" w:ascii="Consolas" w:hAnsi="Consolas" w:cs="Consolas"/>
-                          <w:color w:val="E6EDF3"/>
                           <w:lang w:val="zxx"/>
                         </w:rPr>
                         <w:t>controls.update();</w:t>
@@ -3172,34 +3692,35 @@
                     </w:p>
                     <w:p>
                       <w:pPr>
+                        <w:pStyle w:val="FrameContents"/>
                         <w:overflowPunct w:val="false"/>
                         <w:spacing w:before="120" w:after="240"/>
                         <w:rPr/>
                       </w:pPr>
                       <w:r>
                         <w:rPr>
+                          <w:rFonts w:eastAsia="Consolas" w:cs="Consolas" w:ascii="Consolas" w:hAnsi="Consolas"/>
+                          <w:b w:val="false"/>
+                          <w:i w:val="false"/>
+                          <w:color w:val="6E7681"/>
+                          <w:sz w:val="18"/>
                           <w:szCs w:val="18"/>
-                          <w:sz w:val="18"/>
+                          <w:u w:val="none"/>
                           <w:shd w:fill="auto" w:val="clear"/>
-                          <w:b w:val="false"/>
-                          <w:u w:val="none"/>
-                          <w:i w:val="false"/>
-                          <w:rFonts w:eastAsia="Consolas" w:ascii="Consolas" w:hAnsi="Consolas" w:cs="Consolas"/>
-                          <w:color w:val="6E7681"/>
                           <w:lang w:val="zxx"/>
                         </w:rPr>
                         <w:t xml:space="preserve">    </w:t>
                       </w:r>
                       <w:r>
                         <w:rPr>
+                          <w:rFonts w:eastAsia="Consolas" w:cs="Consolas" w:ascii="Consolas" w:hAnsi="Consolas"/>
+                          <w:b w:val="false"/>
+                          <w:i w:val="false"/>
+                          <w:color w:val="E6EDF3"/>
+                          <w:sz w:val="18"/>
                           <w:szCs w:val="18"/>
-                          <w:sz w:val="18"/>
+                          <w:u w:val="none"/>
                           <w:shd w:fill="auto" w:val="clear"/>
-                          <w:b w:val="false"/>
-                          <w:u w:val="none"/>
-                          <w:i w:val="false"/>
-                          <w:rFonts w:eastAsia="Consolas" w:ascii="Consolas" w:hAnsi="Consolas" w:cs="Consolas"/>
-                          <w:color w:val="E6EDF3"/>
                           <w:lang w:val="zxx"/>
                         </w:rPr>
                         <w:t>composer.render();</w:t>
@@ -3207,34 +3728,35 @@
                     </w:p>
                     <w:p>
                       <w:pPr>
+                        <w:pStyle w:val="FrameContents"/>
                         <w:overflowPunct w:val="false"/>
                         <w:spacing w:before="120" w:after="240"/>
                         <w:rPr/>
                       </w:pPr>
                       <w:r>
                         <w:rPr>
+                          <w:rFonts w:eastAsia="Consolas" w:cs="Consolas" w:ascii="Consolas" w:hAnsi="Consolas"/>
+                          <w:b w:val="false"/>
+                          <w:i w:val="false"/>
+                          <w:color w:val="6E7681"/>
+                          <w:sz w:val="18"/>
                           <w:szCs w:val="18"/>
-                          <w:sz w:val="18"/>
+                          <w:u w:val="none"/>
                           <w:shd w:fill="auto" w:val="clear"/>
-                          <w:b w:val="false"/>
-                          <w:u w:val="none"/>
-                          <w:i w:val="false"/>
-                          <w:rFonts w:eastAsia="Consolas" w:ascii="Consolas" w:hAnsi="Consolas" w:cs="Consolas"/>
-                          <w:color w:val="6E7681"/>
                           <w:lang w:val="zxx"/>
                         </w:rPr>
                         <w:t xml:space="preserve">    </w:t>
                       </w:r>
                       <w:r>
                         <w:rPr>
+                          <w:rFonts w:eastAsia="Consolas" w:cs="Consolas" w:ascii="Consolas" w:hAnsi="Consolas"/>
+                          <w:b w:val="false"/>
+                          <w:i w:val="false"/>
+                          <w:color w:val="E6EDF3"/>
+                          <w:sz w:val="18"/>
                           <w:szCs w:val="18"/>
-                          <w:sz w:val="18"/>
+                          <w:u w:val="none"/>
                           <w:shd w:fill="auto" w:val="clear"/>
-                          <w:b w:val="false"/>
-                          <w:u w:val="none"/>
-                          <w:i w:val="false"/>
-                          <w:rFonts w:eastAsia="Consolas" w:ascii="Consolas" w:hAnsi="Consolas" w:cs="Consolas"/>
-                          <w:color w:val="E6EDF3"/>
                           <w:lang w:val="zxx"/>
                         </w:rPr>
                         <w:t>window.requestAnimationFrame(gameLoop);</w:t>
@@ -3242,20 +3764,21 @@
                     </w:p>
                     <w:p>
                       <w:pPr>
+                        <w:pStyle w:val="FrameContents"/>
                         <w:overflowPunct w:val="false"/>
                         <w:spacing w:before="120" w:after="240"/>
                         <w:rPr/>
                       </w:pPr>
                       <w:r>
                         <w:rPr>
+                          <w:rFonts w:eastAsia="Consolas" w:cs="Consolas" w:ascii="Consolas" w:hAnsi="Consolas"/>
+                          <w:b w:val="false"/>
+                          <w:i w:val="false"/>
+                          <w:color w:val="E6EDF3"/>
+                          <w:sz w:val="18"/>
                           <w:szCs w:val="18"/>
-                          <w:sz w:val="18"/>
+                          <w:u w:val="none"/>
                           <w:shd w:fill="auto" w:val="clear"/>
-                          <w:b w:val="false"/>
-                          <w:u w:val="none"/>
-                          <w:i w:val="false"/>
-                          <w:rFonts w:eastAsia="Consolas" w:ascii="Consolas" w:hAnsi="Consolas" w:cs="Consolas"/>
-                          <w:color w:val="E6EDF3"/>
                           <w:lang w:val="zxx"/>
                         </w:rPr>
                         <w:t>};</w:t>
@@ -3263,24 +3786,23 @@
                     </w:p>
                     <w:p>
                       <w:pPr>
+                        <w:pStyle w:val="FrameContents"/>
                         <w:overflowPunct w:val="false"/>
                         <w:spacing w:before="120" w:after="240"/>
-                        <w:rPr/>
+                        <w:rPr>
+                          <w:color w:val="000000"/>
+                        </w:rPr>
                       </w:pPr>
                       <w:r>
                         <w:rPr>
-                          <w:sz w:val="18"/>
-                          <w:szCs w:val="18"/>
-                          <w:rFonts w:ascii="Consolas" w:hAnsi="Consolas" w:eastAsia="Consolas" w:cs="Consolas"/>
+                          <w:color w:val="000000"/>
                         </w:rPr>
                       </w:r>
                     </w:p>
                   </w:txbxContent>
                 </v:textbox>
-                <v:fill o:detectmouseclick="t" type="solid" color2="#f2eee8"/>
-                <v:stroke color="black" joinstyle="round" endcap="flat"/>
                 <w10:wrap type="square" side="largest"/>
-              </v:shape>
+              </v:rect>
             </w:pict>
           </mc:Fallback>
         </mc:AlternateContent>
@@ -3297,7 +3819,11 @@
         </w:rPr>
       </w:pPr>
       <w:r>
-        <w:rPr/>
+        <w:rPr>
+          <w:rFonts w:eastAsia="Consolas" w:cs="Consolas" w:ascii="Consolas" w:hAnsi="Consolas"/>
+          <w:sz w:val="18"/>
+          <w:szCs w:val="18"/>
+        </w:rPr>
       </w:r>
     </w:p>
     <w:p>
@@ -3306,6 +3832,8 @@
         <w:spacing w:before="320" w:after="160"/>
         <w:rPr/>
       </w:pPr>
+      <w:bookmarkStart w:id="5" w:name="__RefHeading___Toc607_1512184689"/>
+      <w:bookmarkEnd w:id="5"/>
       <w:r>
         <w:rPr/>
         <w:t>3.3 Hijerarhijska animacija robotske ruke</w:t>
@@ -3335,10 +3863,11 @@
           <w:bottom w:val="single" w:sz="4" w:space="0" w:color="CCCCCC"/>
           <w:right w:val="single" w:sz="4" w:space="0" w:color="CCCCCC"/>
         </w:pBdr>
-        <w:shd w:fill="0D1117" w:val="clear"/>
+        <w:shd w:val="clear" w:fill="0D1117"/>
         <w:spacing w:before="120" w:after="240"/>
         <w:rPr>
           <w:b w:val="false"/>
+          <w:i w:val="false"/>
           <w:i w:val="false"/>
           <w:color w:val="6E7681"/>
           <w:u w:val="none"/>
@@ -3550,10 +4079,11 @@
           <w:bottom w:val="single" w:sz="4" w:space="0" w:color="CCCCCC"/>
           <w:right w:val="single" w:sz="4" w:space="0" w:color="CCCCCC"/>
         </w:pBdr>
-        <w:shd w:fill="0D1117" w:val="clear"/>
+        <w:shd w:val="clear" w:fill="0D1117"/>
         <w:spacing w:before="120" w:after="240"/>
         <w:rPr>
           <w:b w:val="false"/>
+          <w:i w:val="false"/>
           <w:i w:val="false"/>
           <w:color w:val="auto"/>
           <w:u w:val="none"/>
@@ -3837,10 +4367,11 @@
           <w:bottom w:val="single" w:sz="4" w:space="0" w:color="CCCCCC"/>
           <w:right w:val="single" w:sz="4" w:space="0" w:color="CCCCCC"/>
         </w:pBdr>
-        <w:shd w:fill="0D1117" w:val="clear"/>
+        <w:shd w:val="clear" w:fill="0D1117"/>
         <w:spacing w:before="120" w:after="240"/>
         <w:rPr>
           <w:b w:val="false"/>
+          <w:i w:val="false"/>
           <w:i w:val="false"/>
           <w:color w:val="auto"/>
           <w:u w:val="none"/>
@@ -4208,10 +4739,11 @@
           <w:bottom w:val="single" w:sz="4" w:space="0" w:color="CCCCCC"/>
           <w:right w:val="single" w:sz="4" w:space="0" w:color="CCCCCC"/>
         </w:pBdr>
-        <w:shd w:fill="0D1117" w:val="clear"/>
+        <w:shd w:val="clear" w:fill="0D1117"/>
         <w:spacing w:before="120" w:after="240"/>
         <w:rPr>
           <w:b w:val="false"/>
+          <w:i w:val="false"/>
           <w:i w:val="false"/>
           <w:color w:val="6E7681"/>
           <w:u w:val="none"/>
@@ -4297,10 +4829,11 @@
           <w:bottom w:val="single" w:sz="4" w:space="0" w:color="CCCCCC"/>
           <w:right w:val="single" w:sz="4" w:space="0" w:color="CCCCCC"/>
         </w:pBdr>
-        <w:shd w:fill="0D1117" w:val="clear"/>
+        <w:shd w:val="clear" w:fill="0D1117"/>
         <w:spacing w:before="120" w:after="240"/>
         <w:rPr>
           <w:b w:val="false"/>
+          <w:i w:val="false"/>
           <w:i w:val="false"/>
           <w:color w:val="auto"/>
           <w:u w:val="none"/>
@@ -4399,6 +4932,8 @@
         <w:spacing w:before="320" w:after="160"/>
         <w:rPr/>
       </w:pPr>
+      <w:bookmarkStart w:id="6" w:name="__RefHeading___Toc605_1512184689"/>
+      <w:bookmarkEnd w:id="6"/>
       <w:r>
         <w:rPr/>
         <w:t>3.4 Orbitalno kretanje stanice i broda</w:t>
@@ -4428,10 +4963,11 @@
           <w:bottom w:val="single" w:sz="4" w:space="0" w:color="CCCCCC"/>
           <w:right w:val="single" w:sz="4" w:space="0" w:color="CCCCCC"/>
         </w:pBdr>
-        <w:shd w:fill="0D1117" w:val="clear"/>
+        <w:shd w:val="clear" w:fill="0D1117"/>
         <w:spacing w:before="120" w:after="240"/>
         <w:rPr>
           <w:b w:val="false"/>
+          <w:i w:val="false"/>
           <w:i w:val="false"/>
           <w:color w:val="6E7681"/>
           <w:u w:val="none"/>
@@ -4517,10 +5053,11 @@
           <w:bottom w:val="single" w:sz="4" w:space="0" w:color="CCCCCC"/>
           <w:right w:val="single" w:sz="4" w:space="0" w:color="CCCCCC"/>
         </w:pBdr>
-        <w:shd w:fill="0D1117" w:val="clear"/>
+        <w:shd w:val="clear" w:fill="0D1117"/>
         <w:spacing w:before="120" w:after="240"/>
         <w:rPr>
           <w:b w:val="false"/>
+          <w:i w:val="false"/>
           <w:i w:val="false"/>
           <w:color w:val="6E7681"/>
           <w:u w:val="none"/>
@@ -4662,10 +5199,11 @@
           <w:bottom w:val="single" w:sz="4" w:space="0" w:color="CCCCCC"/>
           <w:right w:val="single" w:sz="4" w:space="0" w:color="CCCCCC"/>
         </w:pBdr>
-        <w:shd w:fill="0D1117" w:val="clear"/>
+        <w:shd w:val="clear" w:fill="0D1117"/>
         <w:spacing w:before="120" w:after="240"/>
         <w:rPr>
           <w:b w:val="false"/>
+          <w:i w:val="false"/>
           <w:i w:val="false"/>
           <w:color w:val="auto"/>
           <w:u w:val="none"/>
@@ -4821,6 +5359,8 @@
         <w:spacing w:before="320" w:after="160"/>
         <w:rPr/>
       </w:pPr>
+      <w:bookmarkStart w:id="7" w:name="__RefHeading___Toc603_1512184689"/>
+      <w:bookmarkEnd w:id="7"/>
       <w:r>
         <w:rPr/>
         <w:t>3.5 Virtuelna tura - animirani prelaz kamere</w:t>
@@ -4838,7 +5378,7 @@
           <w:sz w:val="22"/>
           <w:szCs w:val="22"/>
         </w:rPr>
-        <w:t>Tura je definisana kao niz unapred zadatih tačaka (pozicija + tačka gledanja). Prelaz između tačaka se ne dešava skokovito, već se pozicija kamere i target OrbitControls-a interpoliraju (lerp) uz smoothstep funkciju ubrzanja/usporenja:</w:t>
+        <w:t>Tura je definisana kao niz unapred zadatih tačaka (pozicija + tačka gledanja). Prelaz između tačaka se ne dešava skokovito, već se pozicija kamere i target OrbitControls-a interpoliraju uz smoothstep funkciju ubrzanja/usporenja:</w:t>
       </w:r>
     </w:p>
     <w:p>
@@ -4850,10 +5390,11 @@
           <w:bottom w:val="single" w:sz="4" w:space="0" w:color="CCCCCC"/>
           <w:right w:val="single" w:sz="4" w:space="0" w:color="CCCCCC"/>
         </w:pBdr>
-        <w:shd w:fill="0D1117" w:val="clear"/>
+        <w:shd w:val="clear" w:fill="0D1117"/>
         <w:spacing w:before="120" w:after="240"/>
         <w:rPr>
           <w:b w:val="false"/>
+          <w:i w:val="false"/>
           <w:i w:val="false"/>
           <w:color w:val="6E7681"/>
           <w:u w:val="none"/>
@@ -5121,10 +5662,11 @@
           <w:bottom w:val="single" w:sz="4" w:space="0" w:color="CCCCCC"/>
           <w:right w:val="single" w:sz="4" w:space="0" w:color="CCCCCC"/>
         </w:pBdr>
-        <w:shd w:fill="0D1117" w:val="clear"/>
+        <w:shd w:val="clear" w:fill="0D1117"/>
         <w:spacing w:before="120" w:after="240"/>
         <w:rPr>
           <w:b w:val="false"/>
+          <w:i w:val="false"/>
           <w:i w:val="false"/>
           <w:color w:val="6E7681"/>
           <w:u w:val="none"/>
@@ -5504,10 +6046,11 @@
           <w:bottom w:val="single" w:sz="4" w:space="0" w:color="CCCCCC"/>
           <w:right w:val="single" w:sz="4" w:space="0" w:color="CCCCCC"/>
         </w:pBdr>
-        <w:shd w:fill="0D1117" w:val="clear"/>
+        <w:shd w:val="clear" w:fill="0D1117"/>
         <w:spacing w:before="120" w:after="240"/>
         <w:rPr>
           <w:b w:val="false"/>
+          <w:i w:val="false"/>
           <w:i w:val="false"/>
           <w:color w:val="6E7681"/>
           <w:u w:val="none"/>
@@ -5539,10 +6082,11 @@
           <w:bottom w:val="single" w:sz="4" w:space="0" w:color="CCCCCC"/>
           <w:right w:val="single" w:sz="4" w:space="0" w:color="CCCCCC"/>
         </w:pBdr>
-        <w:shd w:fill="0D1117" w:val="clear"/>
+        <w:shd w:val="clear" w:fill="0D1117"/>
         <w:spacing w:before="120" w:after="240"/>
         <w:rPr>
           <w:b w:val="false"/>
+          <w:i w:val="false"/>
           <w:i w:val="false"/>
           <w:color w:val="6E7681"/>
           <w:u w:val="none"/>
@@ -5628,10 +6172,11 @@
           <w:bottom w:val="single" w:sz="4" w:space="0" w:color="CCCCCC"/>
           <w:right w:val="single" w:sz="4" w:space="0" w:color="CCCCCC"/>
         </w:pBdr>
-        <w:shd w:fill="0D1117" w:val="clear"/>
+        <w:shd w:val="clear" w:fill="0D1117"/>
         <w:spacing w:before="120" w:after="240"/>
         <w:rPr>
           <w:b w:val="false"/>
+          <w:i w:val="false"/>
           <w:i w:val="false"/>
           <w:color w:val="auto"/>
           <w:u w:val="none"/>
@@ -5716,6 +6261,8 @@
         <w:spacing w:before="320" w:after="160"/>
         <w:rPr/>
       </w:pPr>
+      <w:bookmarkStart w:id="8" w:name="__RefHeading___Toc601_1512184689"/>
+      <w:bookmarkEnd w:id="8"/>
       <w:r>
         <w:rPr/>
         <w:t>3.6 Interakcija klikom - raycasting</w:t>
@@ -5745,10 +6292,11 @@
           <w:bottom w:val="single" w:sz="4" w:space="0" w:color="CCCCCC"/>
           <w:right w:val="single" w:sz="4" w:space="0" w:color="CCCCCC"/>
         </w:pBdr>
-        <w:shd w:fill="0D1117" w:val="clear"/>
+        <w:shd w:val="clear" w:fill="0D1117"/>
         <w:spacing w:before="120" w:after="240"/>
         <w:rPr>
           <w:b w:val="false"/>
+          <w:i w:val="false"/>
           <w:i w:val="false"/>
           <w:color w:val="6E7681"/>
           <w:u w:val="none"/>
@@ -6016,10 +6564,11 @@
           <w:bottom w:val="single" w:sz="4" w:space="0" w:color="CCCCCC"/>
           <w:right w:val="single" w:sz="4" w:space="0" w:color="CCCCCC"/>
         </w:pBdr>
-        <w:shd w:fill="0D1117" w:val="clear"/>
+        <w:shd w:val="clear" w:fill="0D1117"/>
         <w:spacing w:before="120" w:after="240"/>
         <w:rPr>
           <w:b w:val="false"/>
+          <w:i w:val="false"/>
           <w:i w:val="false"/>
           <w:color w:val="6E7681"/>
           <w:u w:val="none"/>
@@ -6301,10 +6850,11 @@
           <w:bottom w:val="single" w:sz="4" w:space="0" w:color="CCCCCC"/>
           <w:right w:val="single" w:sz="4" w:space="0" w:color="CCCCCC"/>
         </w:pBdr>
-        <w:shd w:fill="0D1117" w:val="clear"/>
+        <w:shd w:val="clear" w:fill="0D1117"/>
         <w:spacing w:before="120" w:after="240"/>
         <w:rPr>
           <w:b w:val="false"/>
+          <w:i w:val="false"/>
           <w:i w:val="false"/>
           <w:color w:val="6E7681"/>
           <w:u w:val="none"/>
@@ -6336,10 +6886,11 @@
           <w:bottom w:val="single" w:sz="4" w:space="0" w:color="CCCCCC"/>
           <w:right w:val="single" w:sz="4" w:space="0" w:color="CCCCCC"/>
         </w:pBdr>
-        <w:shd w:fill="0D1117" w:val="clear"/>
+        <w:shd w:val="clear" w:fill="0D1117"/>
         <w:spacing w:before="120" w:after="240"/>
         <w:rPr>
           <w:b w:val="false"/>
+          <w:i w:val="false"/>
           <w:i w:val="false"/>
           <w:color w:val="6E7681"/>
           <w:u w:val="none"/>
@@ -6397,10 +6948,11 @@
           <w:bottom w:val="single" w:sz="4" w:space="0" w:color="CCCCCC"/>
           <w:right w:val="single" w:sz="4" w:space="0" w:color="CCCCCC"/>
         </w:pBdr>
-        <w:shd w:fill="0D1117" w:val="clear"/>
+        <w:shd w:val="clear" w:fill="0D1117"/>
         <w:spacing w:before="120" w:after="240"/>
         <w:rPr>
           <w:b w:val="false"/>
+          <w:i w:val="false"/>
           <w:i w:val="false"/>
           <w:color w:val="6E7681"/>
           <w:u w:val="none"/>
@@ -6556,10 +7108,11 @@
           <w:bottom w:val="single" w:sz="4" w:space="0" w:color="CCCCCC"/>
           <w:right w:val="single" w:sz="4" w:space="0" w:color="CCCCCC"/>
         </w:pBdr>
-        <w:shd w:fill="0D1117" w:val="clear"/>
+        <w:shd w:val="clear" w:fill="0D1117"/>
         <w:spacing w:before="120" w:after="240"/>
         <w:rPr>
           <w:b w:val="false"/>
+          <w:i w:val="false"/>
           <w:i w:val="false"/>
           <w:color w:val="6E7681"/>
           <w:u w:val="none"/>
@@ -6591,10 +7144,11 @@
           <w:bottom w:val="single" w:sz="4" w:space="0" w:color="CCCCCC"/>
           <w:right w:val="single" w:sz="4" w:space="0" w:color="CCCCCC"/>
         </w:pBdr>
-        <w:shd w:fill="0D1117" w:val="clear"/>
+        <w:shd w:val="clear" w:fill="0D1117"/>
         <w:spacing w:before="120" w:after="240"/>
         <w:rPr>
           <w:b w:val="false"/>
+          <w:i w:val="false"/>
           <w:i w:val="false"/>
           <w:color w:val="6E7681"/>
           <w:u w:val="none"/>
@@ -6820,10 +7374,11 @@
           <w:bottom w:val="single" w:sz="4" w:space="0" w:color="CCCCCC"/>
           <w:right w:val="single" w:sz="4" w:space="0" w:color="CCCCCC"/>
         </w:pBdr>
-        <w:shd w:fill="0D1117" w:val="clear"/>
+        <w:shd w:val="clear" w:fill="0D1117"/>
         <w:spacing w:before="120" w:after="240"/>
         <w:rPr>
           <w:b w:val="false"/>
+          <w:i w:val="false"/>
           <w:i w:val="false"/>
           <w:color w:val="6E7681"/>
           <w:u w:val="none"/>
@@ -6951,10 +7506,11 @@
           <w:bottom w:val="single" w:sz="4" w:space="0" w:color="CCCCCC"/>
           <w:right w:val="single" w:sz="4" w:space="0" w:color="CCCCCC"/>
         </w:pBdr>
-        <w:shd w:fill="0D1117" w:val="clear"/>
+        <w:shd w:val="clear" w:fill="0D1117"/>
         <w:spacing w:before="120" w:after="240"/>
         <w:rPr>
           <w:b w:val="false"/>
+          <w:i w:val="false"/>
           <w:i w:val="false"/>
           <w:color w:val="E6EDF3"/>
           <w:u w:val="none"/>
@@ -6998,6 +7554,8 @@
         <w:spacing w:before="320" w:after="160"/>
         <w:rPr/>
       </w:pPr>
+      <w:bookmarkStart w:id="9" w:name="__RefHeading___Toc599_1512184689"/>
+      <w:bookmarkEnd w:id="9"/>
       <w:r>
         <w:rPr/>
         <w:t>3.7 Proceduralno generisanje tekstura</w:t>
@@ -7032,7 +7590,11 @@
         </w:rPr>
       </w:pPr>
       <w:r>
-        <w:rPr/>
+        <w:rPr>
+          <w:rFonts w:eastAsia="Calibri" w:cs="Calibri" w:ascii="Calibri" w:hAnsi="Calibri"/>
+          <w:sz w:val="22"/>
+          <w:szCs w:val="22"/>
+        </w:rPr>
       </w:r>
     </w:p>
     <w:p>
@@ -7044,10 +7606,11 @@
           <w:bottom w:val="single" w:sz="4" w:space="0" w:color="CCCCCC"/>
           <w:right w:val="single" w:sz="4" w:space="0" w:color="CCCCCC"/>
         </w:pBdr>
-        <w:shd w:fill="0D1117" w:val="clear"/>
+        <w:shd w:val="clear" w:fill="0D1117"/>
         <w:spacing w:before="120" w:after="240"/>
         <w:rPr>
           <w:b w:val="false"/>
+          <w:i w:val="false"/>
           <w:i w:val="false"/>
           <w:color w:val="6E7681"/>
           <w:u w:val="none"/>
@@ -7399,10 +7962,11 @@
           <w:bottom w:val="single" w:sz="4" w:space="0" w:color="CCCCCC"/>
           <w:right w:val="single" w:sz="4" w:space="0" w:color="CCCCCC"/>
         </w:pBdr>
-        <w:shd w:fill="0D1117" w:val="clear"/>
+        <w:shd w:val="clear" w:fill="0D1117"/>
         <w:spacing w:before="120" w:after="240"/>
         <w:rPr>
           <w:b w:val="false"/>
+          <w:i w:val="false"/>
           <w:i w:val="false"/>
           <w:color w:val="6E7681"/>
           <w:u w:val="none"/>
@@ -7754,10 +8318,11 @@
           <w:bottom w:val="single" w:sz="4" w:space="0" w:color="CCCCCC"/>
           <w:right w:val="single" w:sz="4" w:space="0" w:color="CCCCCC"/>
         </w:pBdr>
-        <w:shd w:fill="0D1117" w:val="clear"/>
+        <w:shd w:val="clear" w:fill="0D1117"/>
         <w:spacing w:before="120" w:after="240"/>
         <w:rPr>
           <w:b w:val="false"/>
+          <w:i w:val="false"/>
           <w:i w:val="false"/>
           <w:color w:val="6E7681"/>
           <w:u w:val="none"/>
@@ -8011,10 +8576,11 @@
           <w:bottom w:val="single" w:sz="4" w:space="0" w:color="CCCCCC"/>
           <w:right w:val="single" w:sz="4" w:space="0" w:color="CCCCCC"/>
         </w:pBdr>
-        <w:shd w:fill="0D1117" w:val="clear"/>
+        <w:shd w:val="clear" w:fill="0D1117"/>
         <w:spacing w:before="120" w:after="240"/>
         <w:rPr>
           <w:b w:val="false"/>
+          <w:i w:val="false"/>
           <w:i w:val="false"/>
           <w:color w:val="6E7681"/>
           <w:u w:val="none"/>
@@ -8156,10 +8722,11 @@
           <w:bottom w:val="single" w:sz="4" w:space="0" w:color="CCCCCC"/>
           <w:right w:val="single" w:sz="4" w:space="0" w:color="CCCCCC"/>
         </w:pBdr>
-        <w:shd w:fill="0D1117" w:val="clear"/>
+        <w:shd w:val="clear" w:fill="0D1117"/>
         <w:spacing w:before="120" w:after="240"/>
         <w:rPr>
           <w:b w:val="false"/>
+          <w:i w:val="false"/>
           <w:i w:val="false"/>
           <w:color w:val="6E7681"/>
           <w:u w:val="none"/>
@@ -8203,10 +8770,11 @@
           <w:bottom w:val="single" w:sz="4" w:space="0" w:color="CCCCCC"/>
           <w:right w:val="single" w:sz="4" w:space="0" w:color="CCCCCC"/>
         </w:pBdr>
-        <w:shd w:fill="0D1117" w:val="clear"/>
+        <w:shd w:val="clear" w:fill="0D1117"/>
         <w:spacing w:before="120" w:after="240"/>
         <w:rPr>
           <w:b w:val="false"/>
+          <w:i w:val="false"/>
           <w:i w:val="false"/>
           <w:color w:val="6E7681"/>
           <w:u w:val="none"/>
@@ -8516,10 +9084,11 @@
           <w:bottom w:val="single" w:sz="4" w:space="0" w:color="CCCCCC"/>
           <w:right w:val="single" w:sz="4" w:space="0" w:color="CCCCCC"/>
         </w:pBdr>
-        <w:shd w:fill="0D1117" w:val="clear"/>
+        <w:shd w:val="clear" w:fill="0D1117"/>
         <w:spacing w:before="120" w:after="240"/>
         <w:rPr>
           <w:b w:val="false"/>
+          <w:i w:val="false"/>
           <w:i w:val="false"/>
           <w:color w:val="6E7681"/>
           <w:u w:val="none"/>
@@ -8563,10 +9132,11 @@
           <w:bottom w:val="single" w:sz="4" w:space="0" w:color="CCCCCC"/>
           <w:right w:val="single" w:sz="4" w:space="0" w:color="CCCCCC"/>
         </w:pBdr>
-        <w:shd w:fill="0D1117" w:val="clear"/>
+        <w:shd w:val="clear" w:fill="0D1117"/>
         <w:spacing w:before="120" w:after="240"/>
         <w:rPr>
           <w:b w:val="false"/>
+          <w:i w:val="false"/>
           <w:i w:val="false"/>
           <w:color w:val="6E7681"/>
           <w:u w:val="none"/>
@@ -8596,10 +9166,11 @@
           <w:bottom w:val="single" w:sz="4" w:space="0" w:color="CCCCCC"/>
           <w:right w:val="single" w:sz="4" w:space="0" w:color="CCCCCC"/>
         </w:pBdr>
-        <w:shd w:fill="0D1117" w:val="clear"/>
+        <w:shd w:val="clear" w:fill="0D1117"/>
         <w:spacing w:before="120" w:after="240"/>
         <w:rPr>
           <w:b w:val="false"/>
+          <w:i w:val="false"/>
           <w:i w:val="false"/>
           <w:color w:val="auto"/>
           <w:u w:val="none"/>
@@ -8740,6 +9311,8 @@
         <w:spacing w:before="320" w:after="160"/>
         <w:rPr/>
       </w:pPr>
+      <w:bookmarkStart w:id="10" w:name="__RefHeading___Toc597_1512184689"/>
+      <w:bookmarkEnd w:id="10"/>
       <w:r>
         <w:rPr/>
         <w:t>3.8 Materijali i teksture</w:t>
@@ -8769,10 +9342,11 @@
           <w:bottom w:val="single" w:sz="4" w:space="0" w:color="CCCCCC"/>
           <w:right w:val="single" w:sz="4" w:space="0" w:color="CCCCCC"/>
         </w:pBdr>
-        <w:shd w:fill="0D1117" w:val="clear"/>
+        <w:shd w:val="clear" w:fill="0D1117"/>
         <w:spacing w:before="120" w:after="240"/>
         <w:rPr>
           <w:b w:val="false"/>
+          <w:i w:val="false"/>
           <w:i w:val="false"/>
           <w:color w:val="6E7681"/>
           <w:u w:val="none"/>
@@ -8914,10 +9488,11 @@
           <w:bottom w:val="single" w:sz="4" w:space="0" w:color="CCCCCC"/>
           <w:right w:val="single" w:sz="4" w:space="0" w:color="CCCCCC"/>
         </w:pBdr>
-        <w:shd w:fill="0D1117" w:val="clear"/>
+        <w:shd w:val="clear" w:fill="0D1117"/>
         <w:spacing w:before="120" w:after="240"/>
         <w:rPr>
           <w:b w:val="false"/>
+          <w:i w:val="false"/>
           <w:i w:val="false"/>
           <w:color w:val="6E7681"/>
           <w:u w:val="none"/>
@@ -9003,10 +9578,11 @@
           <w:bottom w:val="single" w:sz="4" w:space="0" w:color="CCCCCC"/>
           <w:right w:val="single" w:sz="4" w:space="0" w:color="CCCCCC"/>
         </w:pBdr>
-        <w:shd w:fill="0D1117" w:val="clear"/>
+        <w:shd w:val="clear" w:fill="0D1117"/>
         <w:spacing w:before="120" w:after="240"/>
         <w:rPr>
           <w:b w:val="false"/>
+          <w:i w:val="false"/>
           <w:i w:val="false"/>
           <w:color w:val="6E7681"/>
           <w:u w:val="none"/>
@@ -9106,10 +9682,11 @@
           <w:bottom w:val="single" w:sz="4" w:space="0" w:color="CCCCCC"/>
           <w:right w:val="single" w:sz="4" w:space="0" w:color="CCCCCC"/>
         </w:pBdr>
-        <w:shd w:fill="0D1117" w:val="clear"/>
+        <w:shd w:val="clear" w:fill="0D1117"/>
         <w:spacing w:before="120" w:after="240"/>
         <w:rPr>
           <w:b w:val="false"/>
+          <w:i w:val="false"/>
           <w:i w:val="false"/>
           <w:color w:val="6E7681"/>
           <w:u w:val="none"/>
@@ -9195,10 +9772,11 @@
           <w:bottom w:val="single" w:sz="4" w:space="0" w:color="CCCCCC"/>
           <w:right w:val="single" w:sz="4" w:space="0" w:color="CCCCCC"/>
         </w:pBdr>
-        <w:shd w:fill="0D1117" w:val="clear"/>
+        <w:shd w:val="clear" w:fill="0D1117"/>
         <w:spacing w:before="120" w:after="240"/>
         <w:rPr>
           <w:b w:val="false"/>
+          <w:i w:val="false"/>
           <w:i w:val="false"/>
           <w:color w:val="E6EDF3"/>
           <w:u w:val="none"/>
@@ -9227,6 +9805,8 @@
         <w:spacing w:before="320" w:after="160"/>
         <w:rPr/>
       </w:pPr>
+      <w:bookmarkStart w:id="11" w:name="__RefHeading___Toc589_1512184689"/>
+      <w:bookmarkEnd w:id="11"/>
       <w:r>
         <w:rPr/>
         <w:t>4. Funkcionalnosti aplikacije</w:t>
@@ -9237,7 +9817,7 @@
         <w:pStyle w:val="ListParagraph"/>
         <w:numPr>
           <w:ilvl w:val="0"/>
-          <w:numId w:val="18"/>
+          <w:numId w:val="39"/>
         </w:numPr>
         <w:spacing w:before="0" w:after="100"/>
         <w:rPr/>
@@ -9266,7 +9846,7 @@
         <w:pStyle w:val="ListParagraph"/>
         <w:numPr>
           <w:ilvl w:val="0"/>
-          <w:numId w:val="19"/>
+          <w:numId w:val="40"/>
         </w:numPr>
         <w:spacing w:before="0" w:after="100"/>
         <w:rPr/>
@@ -9295,7 +9875,7 @@
         <w:pStyle w:val="ListParagraph"/>
         <w:numPr>
           <w:ilvl w:val="0"/>
-          <w:numId w:val="20"/>
+          <w:numId w:val="41"/>
         </w:numPr>
         <w:spacing w:before="0" w:after="100"/>
         <w:rPr/>
@@ -9316,39 +9896,7 @@
           <w:sz w:val="22"/>
           <w:szCs w:val="22"/>
         </w:rPr>
-        <w:t>: rotacija stanice oko sopstvene ose, orbitalno kretanje stanice, rotiranje antene, pokreti robotske ruke i otvaranje/zatvaranje kl</w:t>
-      </w:r>
-      <w:r>
-        <w:rPr>
-          <w:rFonts w:eastAsia="Calibri" w:cs="Calibri" w:ascii="Calibri" w:hAnsi="Calibri"/>
-          <w:sz w:val="22"/>
-          <w:szCs w:val="22"/>
-        </w:rPr>
-        <w:t>j</w:t>
-      </w:r>
-      <w:r>
-        <w:rPr>
-          <w:rFonts w:eastAsia="Calibri" w:cs="Calibri" w:ascii="Calibri" w:hAnsi="Calibri"/>
-          <w:sz w:val="22"/>
-          <w:szCs w:val="22"/>
-        </w:rPr>
-        <w:t>ešt</w:t>
-      </w:r>
-      <w:r>
-        <w:rPr>
-          <w:rFonts w:eastAsia="Calibri" w:cs="Calibri" w:ascii="Calibri" w:hAnsi="Calibri"/>
-          <w:sz w:val="22"/>
-          <w:szCs w:val="22"/>
-        </w:rPr>
-        <w:t>a,</w:t>
-      </w:r>
-      <w:r>
-        <w:rPr>
-          <w:rFonts w:eastAsia="Calibri" w:cs="Calibri" w:ascii="Calibri" w:hAnsi="Calibri"/>
-          <w:sz w:val="22"/>
-          <w:szCs w:val="22"/>
-        </w:rPr>
-        <w:t xml:space="preserve"> rotacija laboratorijskog modula.</w:t>
+        <w:t>: rotacija stanice oko sopstvene ose, orbitalno kretanje stanice, rotiranje antene, pokreti robotske ruke i otvaranje/zatvaranje klješta, rotacija laboratorijskog modula.</w:t>
       </w:r>
     </w:p>
     <w:p>
@@ -9356,7 +9904,7 @@
         <w:pStyle w:val="ListParagraph"/>
         <w:numPr>
           <w:ilvl w:val="0"/>
-          <w:numId w:val="21"/>
+          <w:numId w:val="42"/>
         </w:numPr>
         <w:spacing w:before="0" w:after="100"/>
         <w:rPr/>
@@ -9369,8 +9917,27 @@
           <w:sz w:val="22"/>
           <w:szCs w:val="22"/>
         </w:rPr>
-        <w:t>S</w:t>
-      </w:r>
+        <w:t>Slobodna kontrola kamere mišem</w:t>
+      </w:r>
+      <w:r>
+        <w:rPr>
+          <w:rFonts w:eastAsia="Calibri" w:cs="Calibri" w:ascii="Calibri" w:hAnsi="Calibri"/>
+          <w:sz w:val="22"/>
+          <w:szCs w:val="22"/>
+        </w:rPr>
+        <w:t xml:space="preserve"> (rotacija, zum, pomeranje) preko OrbitControls.</w:t>
+      </w:r>
+    </w:p>
+    <w:p>
+      <w:pPr>
+        <w:pStyle w:val="ListParagraph"/>
+        <w:numPr>
+          <w:ilvl w:val="0"/>
+          <w:numId w:val="43"/>
+        </w:numPr>
+        <w:spacing w:before="0" w:after="100"/>
+        <w:rPr/>
+      </w:pPr>
       <w:r>
         <w:rPr>
           <w:rFonts w:eastAsia="Calibri" w:cs="Calibri" w:ascii="Calibri" w:hAnsi="Calibri"/>
@@ -9379,7 +9946,7 @@
           <w:sz w:val="22"/>
           <w:szCs w:val="22"/>
         </w:rPr>
-        <w:t>lobodna kontrola kamere mišem</w:t>
+        <w:t xml:space="preserve">Virtuelna tura </w:t>
       </w:r>
       <w:r>
         <w:rPr>
@@ -9387,7 +9954,7 @@
           <w:sz w:val="22"/>
           <w:szCs w:val="22"/>
         </w:rPr>
-        <w:t xml:space="preserve"> (rotacija, zum, pomeranje) preko OrbitControls.</w:t>
+        <w:t>- dugmad „Prethodna tačka“ / „Sledeća tačka“ vode kroz unapred definisane tačke posmatranja (spoljni pregled, solarni paneli, laboratorijski modul, stambeni modul i ruka, pogled odozgo), uz glatku animiranu tranziciju kamere.</w:t>
       </w:r>
     </w:p>
     <w:p>
@@ -9395,7 +9962,7 @@
         <w:pStyle w:val="ListParagraph"/>
         <w:numPr>
           <w:ilvl w:val="0"/>
-          <w:numId w:val="22"/>
+          <w:numId w:val="44"/>
         </w:numPr>
         <w:spacing w:before="0" w:after="100"/>
         <w:rPr/>
@@ -9408,7 +9975,7 @@
           <w:sz w:val="22"/>
           <w:szCs w:val="22"/>
         </w:rPr>
-        <w:t xml:space="preserve">Virtuelna tura </w:t>
+        <w:t xml:space="preserve">Interakcija klikom </w:t>
       </w:r>
       <w:r>
         <w:rPr>
@@ -9416,7 +9983,7 @@
           <w:sz w:val="22"/>
           <w:szCs w:val="22"/>
         </w:rPr>
-        <w:t>- dugmad „Prethodna tačka“ / „Sledeća tačka“ vode kroz unapred definisane tačke posmatranja (spoljni pregled, solarni paneli, laboratorijski modul, stambeni modul i ruka, pogled odozgo), uz glatku animiranu tranziciju kamere.</w:t>
+        <w:t>(raycasting) - klik na bilo koji deo modela ispisuje naziv tog dela u info panelu na vrhu ekrana.</w:t>
       </w:r>
     </w:p>
     <w:p>
@@ -9424,7 +9991,7 @@
         <w:pStyle w:val="ListParagraph"/>
         <w:numPr>
           <w:ilvl w:val="0"/>
-          <w:numId w:val="23"/>
+          <w:numId w:val="45"/>
         </w:numPr>
         <w:spacing w:before="0" w:after="100"/>
         <w:rPr/>
@@ -9437,7 +10004,7 @@
           <w:sz w:val="22"/>
           <w:szCs w:val="22"/>
         </w:rPr>
-        <w:t xml:space="preserve">Interakcija klikom </w:t>
+        <w:t>Skybox</w:t>
       </w:r>
       <w:r>
         <w:rPr>
@@ -9445,7 +10012,7 @@
           <w:sz w:val="22"/>
           <w:szCs w:val="22"/>
         </w:rPr>
-        <w:t>(raycasting) - klik na bilo koji deo modela ispisuje naziv tog dela u info panelu na vrhu ekrana.</w:t>
+        <w:t xml:space="preserve"> sa proceduralno generisanim zvezdanim nebom i modelom Zemlje u pozadini.</w:t>
       </w:r>
     </w:p>
     <w:p>
@@ -9453,7 +10020,7 @@
         <w:pStyle w:val="ListParagraph"/>
         <w:numPr>
           <w:ilvl w:val="0"/>
-          <w:numId w:val="24"/>
+          <w:numId w:val="46"/>
         </w:numPr>
         <w:spacing w:before="0" w:after="100"/>
         <w:rPr/>
@@ -9466,7 +10033,7 @@
           <w:sz w:val="22"/>
           <w:szCs w:val="22"/>
         </w:rPr>
-        <w:t>Skybox</w:t>
+        <w:t xml:space="preserve">Bloom post-processing efekat </w:t>
       </w:r>
       <w:r>
         <w:rPr>
@@ -9474,7 +10041,7 @@
           <w:sz w:val="22"/>
           <w:szCs w:val="22"/>
         </w:rPr>
-        <w:t xml:space="preserve"> sa proceduralno generisanim zvezdanim nebom i modelom Zemlje u pozadini.</w:t>
+        <w:t>koji naglašava osvetljene delove scene (sunce, prozori).</w:t>
       </w:r>
     </w:p>
     <w:p>
@@ -9482,7 +10049,7 @@
         <w:pStyle w:val="ListParagraph"/>
         <w:numPr>
           <w:ilvl w:val="0"/>
-          <w:numId w:val="25"/>
+          <w:numId w:val="47"/>
         </w:numPr>
         <w:spacing w:before="0" w:after="100"/>
         <w:rPr/>
@@ -9495,7 +10062,7 @@
           <w:sz w:val="22"/>
           <w:szCs w:val="22"/>
         </w:rPr>
-        <w:t xml:space="preserve">Bloom post-processing efekat </w:t>
+        <w:t>Responzivnost</w:t>
       </w:r>
       <w:r>
         <w:rPr>
@@ -9503,70 +10070,218 @@
           <w:sz w:val="22"/>
           <w:szCs w:val="22"/>
         </w:rPr>
-        <w:t>koji naglašava osvetljene delove scene (sunce, prozori).</w:t>
+        <w:t xml:space="preserve"> - scena i kamera se automatski prilagođavaju promeni veličine prozora.</w:t>
       </w:r>
     </w:p>
     <w:p>
       <w:pPr>
         <w:pStyle w:val="ListParagraph"/>
-        <w:numPr>
-          <w:ilvl w:val="0"/>
-          <w:numId w:val="26"/>
-        </w:numPr>
         <w:spacing w:before="0" w:after="100"/>
-        <w:rPr/>
-      </w:pPr>
-      <w:r>
-        <w:rPr>
-          <w:rFonts w:eastAsia="Calibri" w:cs="Calibri" w:ascii="Calibri" w:hAnsi="Calibri"/>
-          <w:b/>
-          <w:bCs/>
+        <w:rPr>
+          <w:rFonts w:ascii="Calibri" w:hAnsi="Calibri" w:eastAsia="Calibri" w:cs="Calibri"/>
           <w:sz w:val="22"/>
           <w:szCs w:val="22"/>
         </w:rPr>
-        <w:t>Responzivnost</w:t>
-      </w:r>
-      <w:r>
-        <w:rPr>
-          <w:rFonts w:eastAsia="Calibri" w:cs="Calibri" w:ascii="Calibri" w:hAnsi="Calibri"/>
-          <w:sz w:val="22"/>
-          <w:szCs w:val="22"/>
-        </w:rPr>
-        <w:t xml:space="preserve"> - scena i kamera se automatski prilagođavaju promeni veličine prozora.</w:t>
+      </w:pPr>
+      <w:r>
+        <w:rPr/>
       </w:r>
     </w:p>
     <w:p>
       <w:pPr>
-        <w:pStyle w:val="Normal"/>
-        <w:spacing w:before="300" w:after="0"/>
-        <w:rPr>
-          <w:rFonts w:ascii="Calibri" w:hAnsi="Calibri" w:eastAsia="Calibri" w:cs="Calibri"/>
-          <w:i/>
-          <w:i/>
-          <w:iCs/>
-          <w:sz w:val="22"/>
-          <w:szCs w:val="22"/>
-        </w:rPr>
-      </w:pPr>
-      <w:r>
+        <w:pStyle w:val="Heading1"/>
         <w:rPr/>
-      </w:r>
-      <w:r>
+      </w:pPr>
+      <w:r>
+        <w:rPr/>
         <mc:AlternateContent>
           <mc:Choice Requires="wps">
             <w:drawing>
-              <wp:anchor behindDoc="0" distT="0" distB="0" distL="0" distR="0" simplePos="0" locked="0" layoutInCell="0" allowOverlap="1" relativeHeight="4">
+              <wp:anchor behindDoc="0" distT="0" distB="0" distL="0" distR="0" simplePos="0" locked="0" layoutInCell="0" allowOverlap="1" relativeHeight="12">
                 <wp:simplePos x="0" y="0"/>
                 <wp:positionH relativeFrom="column">
-                  <wp:posOffset>85725</wp:posOffset>
+                  <wp:posOffset>-17780</wp:posOffset>
                 </wp:positionH>
                 <wp:positionV relativeFrom="paragraph">
-                  <wp:posOffset>161925</wp:posOffset>
+                  <wp:posOffset>3743325</wp:posOffset>
                 </wp:positionV>
-                <wp:extent cx="5871210" cy="4264660"/>
+                <wp:extent cx="5622290" cy="327660"/>
                 <wp:effectExtent l="0" t="0" r="0" b="0"/>
                 <wp:wrapSquare wrapText="largest"/>
-                <wp:docPr id="3" name="Frame1"/>
+                <wp:docPr id="3" name="Frame3"/>
+                <a:graphic xmlns:a="http://schemas.openxmlformats.org/drawingml/2006/main">
+                  <a:graphicData uri="http://schemas.microsoft.com/office/word/2010/wordprocessingShape">
+                    <wps:wsp>
+                      <wps:cNvSpPr/>
+                      <wps:spPr>
+                        <a:xfrm>
+                          <a:off x="0" y="0"/>
+                          <a:ext cx="5622120" cy="327600"/>
+                        </a:xfrm>
+                        <a:prstGeom prst="rect">
+                          <a:avLst/>
+                        </a:prstGeom>
+                        <a:solidFill>
+                          <a:srgbClr val="ffffff"/>
+                        </a:solidFill>
+                        <a:ln w="0">
+                          <a:noFill/>
+                        </a:ln>
+                      </wps:spPr>
+                      <wps:style>
+                        <a:lnRef idx="0"/>
+                        <a:fillRef idx="0"/>
+                        <a:effectRef idx="0"/>
+                        <a:fontRef idx="minor"/>
+                      </wps:style>
+                      <wps:txbx>
+                        <w:txbxContent>
+                          <w:p>
+                            <w:pPr>
+                              <w:pStyle w:val="Slika1"/>
+                              <w:spacing w:before="120" w:after="120"/>
+                              <w:rPr/>
+                            </w:pPr>
+                            <w:bookmarkStart w:id="12" w:name="__RefHeading___Toc611_1512184689"/>
+                            <w:bookmarkEnd w:id="12"/>
+                            <w:r>
+                              <w:rPr>
+                                <w:color w:val="000000"/>
+                              </w:rPr>
+                              <w:t xml:space="preserve">Slika </w:t>
+                            </w:r>
+                            <w:r>
+                              <w:rPr>
+                                <w:color w:val="000000"/>
+                              </w:rPr>
+                              <w:fldChar w:fldCharType="begin"/>
+                            </w:r>
+                            <w:r>
+                              <w:rPr>
+                                <w:color w:val="000000"/>
+                              </w:rPr>
+                              <w:instrText xml:space="preserve"> SEQ Slika1 \* ARABIC </w:instrText>
+                            </w:r>
+                            <w:r>
+                              <w:rPr>
+                                <w:color w:val="000000"/>
+                              </w:rPr>
+                              <w:fldChar w:fldCharType="separate"/>
+                            </w:r>
+                            <w:r>
+                              <w:rPr>
+                                <w:color w:val="000000"/>
+                              </w:rPr>
+                              <w:t>1</w:t>
+                            </w:r>
+                            <w:r>
+                              <w:rPr>
+                                <w:color w:val="000000"/>
+                              </w:rPr>
+                              <w:fldChar w:fldCharType="end"/>
+                            </w:r>
+                            <w:r>
+                              <w:rPr>
+                                <w:color w:val="000000"/>
+                              </w:rPr>
+                              <w:t>: Svemirska stanica - pogled spreda</w:t>
+                            </w:r>
+                          </w:p>
+                        </w:txbxContent>
+                      </wps:txbx>
+                      <wps:bodyPr lIns="0" rIns="0" tIns="0" bIns="0" anchor="t">
+                        <a:noAutofit/>
+                      </wps:bodyPr>
+                    </wps:wsp>
+                  </a:graphicData>
+                </a:graphic>
+              </wp:anchor>
+            </w:drawing>
+          </mc:Choice>
+          <mc:Fallback>
+            <w:pict>
+              <v:rect id="shape_0" ID="Frame3" path="m0,0l-2147483645,0l-2147483645,-2147483646l0,-2147483646xe" fillcolor="white" stroked="f" o:allowincell="f" style="position:absolute;margin-left:-1.4pt;margin-top:294.75pt;width:442.65pt;height:25.75pt;mso-wrap-style:square;v-text-anchor:top">
+                <v:fill o:detectmouseclick="t" type="solid" color2="black"/>
+                <v:stroke color="#3465a4" joinstyle="round" endcap="flat"/>
+                <v:textbox>
+                  <w:txbxContent>
+                    <w:p>
+                      <w:pPr>
+                        <w:pStyle w:val="Slika1"/>
+                        <w:spacing w:before="120" w:after="120"/>
+                        <w:rPr/>
+                      </w:pPr>
+                      <w:r>
+                        <w:rPr>
+                          <w:color w:val="000000"/>
+                        </w:rPr>
+                        <w:t xml:space="preserve">Slika </w:t>
+                      </w:r>
+                      <w:r>
+                        <w:rPr>
+                          <w:color w:val="000000"/>
+                        </w:rPr>
+                        <w:fldChar w:fldCharType="begin"/>
+                      </w:r>
+                      <w:r>
+                        <w:rPr>
+                          <w:color w:val="000000"/>
+                        </w:rPr>
+                        <w:instrText xml:space="preserve"> SEQ Slika1 \* ARABIC </w:instrText>
+                      </w:r>
+                      <w:r>
+                        <w:rPr>
+                          <w:color w:val="000000"/>
+                        </w:rPr>
+                        <w:fldChar w:fldCharType="separate"/>
+                      </w:r>
+                      <w:r>
+                        <w:rPr>
+                          <w:color w:val="000000"/>
+                        </w:rPr>
+                        <w:t>1</w:t>
+                      </w:r>
+                      <w:r>
+                        <w:rPr>
+                          <w:color w:val="000000"/>
+                        </w:rPr>
+                        <w:fldChar w:fldCharType="end"/>
+                      </w:r>
+                      <w:r>
+                        <w:rPr>
+                          <w:color w:val="000000"/>
+                        </w:rPr>
+                        <w:t>: Svemirska stanica - pogled spreda</w:t>
+                      </w:r>
+                    </w:p>
+                  </w:txbxContent>
+                </v:textbox>
+                <w10:wrap type="square" side="largest"/>
+              </v:rect>
+            </w:pict>
+          </mc:Fallback>
+        </mc:AlternateContent>
+        <w:t>5. Slike</w:t>
+      </w:r>
+      <w:r>
+        <w:br w:type="page"/>
+      </w:r>
+      <w:r>
+        <mc:AlternateContent>
+          <mc:Choice Requires="wps">
+            <w:drawing>
+              <wp:anchor behindDoc="0" distT="0" distB="0" distL="0" distR="0" simplePos="0" locked="0" layoutInCell="0" allowOverlap="1" relativeHeight="17">
+                <wp:simplePos x="0" y="0"/>
+                <wp:positionH relativeFrom="column">
+                  <wp:posOffset>11430</wp:posOffset>
+                </wp:positionH>
+                <wp:positionV relativeFrom="paragraph">
+                  <wp:posOffset>675005</wp:posOffset>
+                </wp:positionV>
+                <wp:extent cx="5622290" cy="4189730"/>
+                <wp:effectExtent l="0" t="0" r="0" b="0"/>
+                <wp:wrapSquare wrapText="largest"/>
+                <wp:docPr id="4" name="Frame8"/>
                 <a:graphic xmlns:a="http://schemas.openxmlformats.org/drawingml/2006/main">
                   <a:graphicData uri="http://schemas.microsoft.com/office/word/2010/wordprocessingShape">
                     <wps:wsp>
@@ -9574,7 +10289,7 @@
                       <wps:spPr>
                         <a:xfrm>
                           <a:off x="0" y="0"/>
-                          <a:ext cx="5871210" cy="4264660"/>
+                          <a:ext cx="5622290" cy="4189730"/>
                         </a:xfrm>
                         <a:prstGeom prst="rect"/>
                         <a:solidFill>
@@ -9594,9 +10309,9 @@
                               <w:rPr/>
                               <w:drawing>
                                 <wp:inline distT="0" distB="0" distL="0" distR="0">
-                                  <wp:extent cx="5871210" cy="4033520"/>
+                                  <wp:extent cx="5622290" cy="3862070"/>
                                   <wp:effectExtent l="0" t="0" r="0" b="0"/>
-                                  <wp:docPr id="4" name="Image1" descr=""/>
+                                  <wp:docPr id="5" name="Image4" descr=""/>
                                   <wp:cNvGraphicFramePr>
                                     <a:graphicFrameLocks xmlns:a="http://schemas.openxmlformats.org/drawingml/2006/main" noChangeAspect="1"/>
                                   </wp:cNvGraphicFramePr>
@@ -9604,7 +10319,7 @@
                                     <a:graphicData uri="http://schemas.openxmlformats.org/drawingml/2006/picture">
                                       <pic:pic xmlns:pic="http://schemas.openxmlformats.org/drawingml/2006/picture">
                                         <pic:nvPicPr>
-                                          <pic:cNvPr id="4" name="Image1" descr=""/>
+                                          <pic:cNvPr id="5" name="Image4" descr=""/>
                                           <pic:cNvPicPr>
                                             <a:picLocks noChangeAspect="1" noChangeArrowheads="1"/>
                                           </pic:cNvPicPr>
@@ -9618,7 +10333,7 @@
                                         <pic:spPr bwMode="auto">
                                           <a:xfrm>
                                             <a:off x="0" y="0"/>
-                                            <a:ext cx="5871210" cy="4033520"/>
+                                            <a:ext cx="5622290" cy="3862070"/>
                                           </a:xfrm>
                                           <a:prstGeom prst="rect">
                                             <a:avLst/>
@@ -9629,7 +10344,7 @@
                                   </a:graphic>
                                 </wp:inline>
                               </w:drawing>
-                              <w:t>Svemirska stanica - spreda</w:t>
+                              <w:t>Slika 1 - Svemirska stanica - pogled spreda</w:t>
                             </w:r>
                           </w:p>
                         </w:txbxContent>
@@ -9645,7 +10360,7 @@
           </mc:Choice>
           <mc:Fallback>
             <w:pict>
-              <v:rect style="position:absolute;rotation:-0;width:462.3pt;height:335.8pt;mso-wrap-distance-left:0pt;mso-wrap-distance-right:0pt;mso-wrap-distance-top:0pt;mso-wrap-distance-bottom:0pt;margin-top:12.75pt;mso-position-vertical-relative:text;margin-left:6.75pt;mso-position-horizontal-relative:text">
+              <v:rect style="position:absolute;rotation:-0;width:442.7pt;height:329.9pt;mso-wrap-distance-left:0pt;mso-wrap-distance-right:0pt;mso-wrap-distance-top:0pt;mso-wrap-distance-bottom:0pt;margin-top:53.15pt;mso-position-vertical-relative:text;margin-left:0.9pt;mso-position-horizontal-relative:text">
                 <v:textbox inset="0in,0in,0in,0in">
                   <w:txbxContent>
                     <w:p>
@@ -9659,9 +10374,9 @@
                         <w:rPr/>
                         <w:drawing>
                           <wp:inline distT="0" distB="0" distL="0" distR="0">
-                            <wp:extent cx="5871210" cy="4033520"/>
+                            <wp:extent cx="5622290" cy="3862070"/>
                             <wp:effectExtent l="0" t="0" r="0" b="0"/>
-                            <wp:docPr id="5" name="Image1" descr=""/>
+                            <wp:docPr id="6" name="Image4" descr=""/>
                             <wp:cNvGraphicFramePr>
                               <a:graphicFrameLocks xmlns:a="http://schemas.openxmlformats.org/drawingml/2006/main" noChangeAspect="1"/>
                             </wp:cNvGraphicFramePr>
@@ -9669,7 +10384,7 @@
                               <a:graphicData uri="http://schemas.openxmlformats.org/drawingml/2006/picture">
                                 <pic:pic xmlns:pic="http://schemas.openxmlformats.org/drawingml/2006/picture">
                                   <pic:nvPicPr>
-                                    <pic:cNvPr id="5" name="Image1" descr=""/>
+                                    <pic:cNvPr id="6" name="Image4" descr=""/>
                                     <pic:cNvPicPr>
                                       <a:picLocks noChangeAspect="1" noChangeArrowheads="1"/>
                                     </pic:cNvPicPr>
@@ -9683,7 +10398,7 @@
                                   <pic:spPr bwMode="auto">
                                     <a:xfrm>
                                       <a:off x="0" y="0"/>
-                                      <a:ext cx="5871210" cy="4033520"/>
+                                      <a:ext cx="5622290" cy="3862070"/>
                                     </a:xfrm>
                                     <a:prstGeom prst="rect">
                                       <a:avLst/>
@@ -9694,7 +10409,7 @@
                             </a:graphic>
                           </wp:inline>
                         </w:drawing>
-                        <w:t>Svemirska stanica - spreda</w:t>
+                        <w:t>Slika 1 - Svemirska stanica - pogled spreda</w:t>
                       </w:r>
                     </w:p>
                   </w:txbxContent>
@@ -9705,52 +10420,72 @@
           </mc:Fallback>
         </mc:AlternateContent>
       </w:r>
-      <w:r>
+    </w:p>
+    <w:p>
+      <w:pPr>
+        <w:pStyle w:val="Normal"/>
+        <w:spacing w:before="0" w:after="0"/>
+        <w:rPr/>
+      </w:pPr>
+      <w:r>
+        <w:rPr/>
         <mc:AlternateContent>
           <mc:Choice Requires="wps">
             <w:drawing>
-              <wp:anchor behindDoc="0" distT="0" distB="0" distL="0" distR="0" simplePos="0" locked="0" layoutInCell="0" allowOverlap="1" relativeHeight="6">
+              <wp:anchor behindDoc="0" distT="0" distB="0" distL="0" distR="0" simplePos="0" locked="0" layoutInCell="0" allowOverlap="1" relativeHeight="8">
                 <wp:simplePos x="0" y="0"/>
                 <wp:positionH relativeFrom="column">
-                  <wp:posOffset>69850</wp:posOffset>
+                  <wp:align>left</wp:align>
                 </wp:positionH>
                 <wp:positionV relativeFrom="paragraph">
-                  <wp:posOffset>4481195</wp:posOffset>
+                  <wp:posOffset>7620</wp:posOffset>
                 </wp:positionV>
-                <wp:extent cx="5731510" cy="3176270"/>
+                <wp:extent cx="5622290" cy="4098290"/>
                 <wp:effectExtent l="0" t="0" r="0" b="0"/>
                 <wp:wrapSquare wrapText="largest"/>
-                <wp:docPr id="6" name="Frame2"/>
+                <wp:docPr id="7" name="Frame4"/>
                 <a:graphic xmlns:a="http://schemas.openxmlformats.org/drawingml/2006/main">
                   <a:graphicData uri="http://schemas.microsoft.com/office/word/2010/wordprocessingShape">
                     <wps:wsp>
-                      <wps:cNvSpPr txBox="1"/>
+                      <wps:cNvSpPr/>
                       <wps:spPr>
                         <a:xfrm>
                           <a:off x="0" y="0"/>
-                          <a:ext cx="5731510" cy="3176270"/>
+                          <a:ext cx="5622120" cy="4098240"/>
                         </a:xfrm>
-                        <a:prstGeom prst="rect"/>
+                        <a:prstGeom prst="rect">
+                          <a:avLst/>
+                        </a:prstGeom>
                         <a:solidFill>
-                          <a:srgbClr val="FFFFFF"/>
+                          <a:srgbClr val="ffffff"/>
                         </a:solidFill>
+                        <a:ln w="0">
+                          <a:noFill/>
+                        </a:ln>
                       </wps:spPr>
+                      <wps:style>
+                        <a:lnRef idx="0"/>
+                        <a:fillRef idx="0"/>
+                        <a:effectRef idx="0"/>
+                        <a:fontRef idx="minor"/>
+                      </wps:style>
                       <wps:txbx>
                         <w:txbxContent>
                           <w:p>
                             <w:pPr>
-                              <w:pStyle w:val="Caption"/>
-                              <w:suppressLineNumbers/>
+                              <w:pStyle w:val="Slika"/>
                               <w:spacing w:before="120" w:after="120"/>
                               <w:rPr/>
                             </w:pPr>
                             <w:r>
-                              <w:rPr/>
+                              <w:rPr>
+                                <w:color w:val="000000"/>
+                              </w:rPr>
                               <w:drawing>
                                 <wp:inline distT="0" distB="0" distL="0" distR="0">
-                                  <wp:extent cx="5731510" cy="2848610"/>
+                                  <wp:extent cx="5622290" cy="3770630"/>
                                   <wp:effectExtent l="0" t="0" r="0" b="0"/>
-                                  <wp:docPr id="7" name="Image2" descr=""/>
+                                  <wp:docPr id="9" name="Image3" descr=""/>
                                   <wp:cNvGraphicFramePr>
                                     <a:graphicFrameLocks xmlns:a="http://schemas.openxmlformats.org/drawingml/2006/main" noChangeAspect="1"/>
                                   </wp:cNvGraphicFramePr>
@@ -9758,7 +10493,7 @@
                                     <a:graphicData uri="http://schemas.openxmlformats.org/drawingml/2006/picture">
                                       <pic:pic xmlns:pic="http://schemas.openxmlformats.org/drawingml/2006/picture">
                                         <pic:nvPicPr>
-                                          <pic:cNvPr id="7" name="Image2" descr=""/>
+                                          <pic:cNvPr id="9" name="Image3" descr=""/>
                                           <pic:cNvPicPr>
                                             <a:picLocks noChangeAspect="1" noChangeArrowheads="1"/>
                                           </pic:cNvPicPr>
@@ -9772,7 +10507,7 @@
                                         <pic:spPr bwMode="auto">
                                           <a:xfrm>
                                             <a:off x="0" y="0"/>
-                                            <a:ext cx="5731510" cy="2848610"/>
+                                            <a:ext cx="5622290" cy="3770630"/>
                                           </a:xfrm>
                                           <a:prstGeom prst="rect">
                                             <a:avLst/>
@@ -9783,12 +10518,17 @@
                                   </a:graphic>
                                 </wp:inline>
                               </w:drawing>
-                              <w:t>Prikaz bloom efekta</w:t>
+                            </w:r>
+                            <w:r>
+                              <w:rPr>
+                                <w:color w:val="000000"/>
+                              </w:rPr>
+                              <w:t>Slika 2 - Svemirska stranica - pogled sa strane</w:t>
                             </w:r>
                           </w:p>
                         </w:txbxContent>
                       </wps:txbx>
-                      <wps:bodyPr anchor="t" lIns="0" tIns="0" rIns="0" bIns="0">
+                      <wps:bodyPr lIns="0" rIns="0" tIns="0" bIns="0" anchor="t">
                         <a:noAutofit/>
                       </wps:bodyPr>
                     </wps:wsp>
@@ -9799,23 +10539,26 @@
           </mc:Choice>
           <mc:Fallback>
             <w:pict>
-              <v:rect style="position:absolute;rotation:-0;width:451.3pt;height:250.1pt;mso-wrap-distance-left:0pt;mso-wrap-distance-right:0pt;mso-wrap-distance-top:0pt;mso-wrap-distance-bottom:0pt;margin-top:352.85pt;mso-position-vertical-relative:text;margin-left:5.5pt;mso-position-horizontal-relative:text">
-                <v:textbox inset="0in,0in,0in,0in">
+              <v:rect id="shape_0" ID="Frame4" path="m0,0l-2147483645,0l-2147483645,-2147483646l0,-2147483646xe" fillcolor="white" stroked="f" o:allowincell="f" style="position:absolute;margin-left:0pt;margin-top:0.6pt;width:442.65pt;height:322.65pt;mso-wrap-style:square;v-text-anchor:top;mso-position-horizontal:left">
+                <v:fill o:detectmouseclick="t" type="solid" color2="black"/>
+                <v:stroke color="#3465a4" joinstyle="round" endcap="flat"/>
+                <v:textbox>
                   <w:txbxContent>
                     <w:p>
                       <w:pPr>
-                        <w:pStyle w:val="Caption"/>
-                        <w:suppressLineNumbers/>
+                        <w:pStyle w:val="Slika"/>
                         <w:spacing w:before="120" w:after="120"/>
                         <w:rPr/>
                       </w:pPr>
                       <w:r>
-                        <w:rPr/>
+                        <w:rPr>
+                          <w:color w:val="000000"/>
+                        </w:rPr>
                         <w:drawing>
                           <wp:inline distT="0" distB="0" distL="0" distR="0">
-                            <wp:extent cx="5731510" cy="2848610"/>
+                            <wp:extent cx="5622290" cy="3770630"/>
                             <wp:effectExtent l="0" t="0" r="0" b="0"/>
-                            <wp:docPr id="8" name="Image2" descr=""/>
+                            <wp:docPr id="10" name="Image3" descr=""/>
                             <wp:cNvGraphicFramePr>
                               <a:graphicFrameLocks xmlns:a="http://schemas.openxmlformats.org/drawingml/2006/main" noChangeAspect="1"/>
                             </wp:cNvGraphicFramePr>
@@ -9823,7 +10566,7 @@
                               <a:graphicData uri="http://schemas.openxmlformats.org/drawingml/2006/picture">
                                 <pic:pic xmlns:pic="http://schemas.openxmlformats.org/drawingml/2006/picture">
                                   <pic:nvPicPr>
-                                    <pic:cNvPr id="8" name="Image2" descr=""/>
+                                    <pic:cNvPr id="10" name="Image3" descr=""/>
                                     <pic:cNvPicPr>
                                       <a:picLocks noChangeAspect="1" noChangeArrowheads="1"/>
                                     </pic:cNvPicPr>
@@ -9837,7 +10580,7 @@
                                   <pic:spPr bwMode="auto">
                                     <a:xfrm>
                                       <a:off x="0" y="0"/>
-                                      <a:ext cx="5731510" cy="2848610"/>
+                                      <a:ext cx="5622290" cy="3770630"/>
                                     </a:xfrm>
                                     <a:prstGeom prst="rect">
                                       <a:avLst/>
@@ -9848,7 +10591,12 @@
                             </a:graphic>
                           </wp:inline>
                         </w:drawing>
-                        <w:t>Prikaz bloom efekta</w:t>
+                      </w:r>
+                      <w:r>
+                        <w:rPr>
+                          <w:color w:val="000000"/>
+                        </w:rPr>
+                        <w:t>Slika 2 - Svemirska stranica - pogled sa strane</w:t>
                       </w:r>
                     </w:p>
                   </w:txbxContent>
@@ -9858,70 +10606,63 @@
             </w:pict>
           </mc:Fallback>
         </mc:AlternateContent>
-      </w:r>
-    </w:p>
-    <w:p>
-      <w:pPr>
-        <w:pStyle w:val="Normal"/>
-        <w:spacing w:before="300" w:after="0"/>
-        <w:rPr>
-          <w:rFonts w:ascii="Calibri" w:hAnsi="Calibri" w:eastAsia="Calibri" w:cs="Calibri"/>
-          <w:i/>
-          <w:i/>
-          <w:iCs/>
-          <w:sz w:val="22"/>
-          <w:szCs w:val="22"/>
-        </w:rPr>
-      </w:pPr>
-      <w:r>
-        <w:rPr/>
-      </w:r>
-      <w:r>
         <mc:AlternateContent>
           <mc:Choice Requires="wps">
             <w:drawing>
               <wp:anchor behindDoc="0" distT="0" distB="0" distL="0" distR="0" simplePos="0" locked="0" layoutInCell="0" allowOverlap="1" relativeHeight="10">
                 <wp:simplePos x="0" y="0"/>
                 <wp:positionH relativeFrom="column">
-                  <wp:posOffset>0</wp:posOffset>
+                  <wp:align>left</wp:align>
                 </wp:positionH>
                 <wp:positionV relativeFrom="paragraph">
-                  <wp:posOffset>-786765</wp:posOffset>
+                  <wp:posOffset>4215765</wp:posOffset>
                 </wp:positionV>
-                <wp:extent cx="5801360" cy="4493260"/>
+                <wp:extent cx="5622290" cy="4189730"/>
                 <wp:effectExtent l="0" t="0" r="0" b="0"/>
                 <wp:wrapSquare wrapText="largest"/>
-                <wp:docPr id="9" name="Frame3"/>
+                <wp:docPr id="8" name="Frame5"/>
                 <a:graphic xmlns:a="http://schemas.openxmlformats.org/drawingml/2006/main">
                   <a:graphicData uri="http://schemas.microsoft.com/office/word/2010/wordprocessingShape">
                     <wps:wsp>
-                      <wps:cNvSpPr txBox="1"/>
+                      <wps:cNvSpPr/>
                       <wps:spPr>
                         <a:xfrm>
                           <a:off x="0" y="0"/>
-                          <a:ext cx="5801360" cy="4493260"/>
+                          <a:ext cx="5622120" cy="4189680"/>
                         </a:xfrm>
-                        <a:prstGeom prst="rect"/>
+                        <a:prstGeom prst="rect">
+                          <a:avLst/>
+                        </a:prstGeom>
                         <a:solidFill>
-                          <a:srgbClr val="FFFFFF"/>
+                          <a:srgbClr val="ffffff"/>
                         </a:solidFill>
+                        <a:ln w="0">
+                          <a:noFill/>
+                        </a:ln>
                       </wps:spPr>
+                      <wps:style>
+                        <a:lnRef idx="0"/>
+                        <a:fillRef idx="0"/>
+                        <a:effectRef idx="0"/>
+                        <a:fontRef idx="minor"/>
+                      </wps:style>
                       <wps:txbx>
                         <w:txbxContent>
                           <w:p>
                             <w:pPr>
-                              <w:pStyle w:val="Caption"/>
-                              <w:suppressLineNumbers/>
+                              <w:pStyle w:val="Slika"/>
                               <w:spacing w:before="120" w:after="120"/>
                               <w:rPr/>
                             </w:pPr>
                             <w:r>
-                              <w:rPr/>
+                              <w:rPr>
+                                <w:color w:val="000000"/>
+                              </w:rPr>
                               <w:drawing>
                                 <wp:inline distT="0" distB="0" distL="0" distR="0">
-                                  <wp:extent cx="5801360" cy="4216400"/>
+                                  <wp:extent cx="5622290" cy="3862070"/>
                                   <wp:effectExtent l="0" t="0" r="0" b="0"/>
-                                  <wp:docPr id="10" name="Image4" descr=""/>
+                                  <wp:docPr id="10" name="Image1" descr=""/>
                                   <wp:cNvGraphicFramePr>
                                     <a:graphicFrameLocks xmlns:a="http://schemas.openxmlformats.org/drawingml/2006/main" noChangeAspect="1"/>
                                   </wp:cNvGraphicFramePr>
@@ -9929,7 +10670,7 @@
                                     <a:graphicData uri="http://schemas.openxmlformats.org/drawingml/2006/picture">
                                       <pic:pic xmlns:pic="http://schemas.openxmlformats.org/drawingml/2006/picture">
                                         <pic:nvPicPr>
-                                          <pic:cNvPr id="10" name="Image4" descr=""/>
+                                          <pic:cNvPr id="10" name="Image1" descr=""/>
                                           <pic:cNvPicPr>
                                             <a:picLocks noChangeAspect="1" noChangeArrowheads="1"/>
                                           </pic:cNvPicPr>
@@ -9943,7 +10684,7 @@
                                         <pic:spPr bwMode="auto">
                                           <a:xfrm>
                                             <a:off x="0" y="0"/>
-                                            <a:ext cx="5801360" cy="4216400"/>
+                                            <a:ext cx="5622290" cy="3862070"/>
                                           </a:xfrm>
                                           <a:prstGeom prst="rect">
                                             <a:avLst/>
@@ -9954,12 +10695,17 @@
                                   </a:graphic>
                                 </wp:inline>
                               </w:drawing>
-                              <w:t>Robotska ruka</w:t>
+                            </w:r>
+                            <w:r>
+                              <w:rPr>
+                                <w:color w:val="000000"/>
+                              </w:rPr>
+                              <w:t>Slika 3 - Robotska ruka</w:t>
                             </w:r>
                           </w:p>
                         </w:txbxContent>
                       </wps:txbx>
-                      <wps:bodyPr anchor="t" lIns="0" tIns="0" rIns="0" bIns="0">
+                      <wps:bodyPr lIns="0" rIns="0" tIns="0" bIns="0" anchor="t">
                         <a:noAutofit/>
                       </wps:bodyPr>
                     </wps:wsp>
@@ -9970,23 +10716,26 @@
           </mc:Choice>
           <mc:Fallback>
             <w:pict>
-              <v:rect style="position:absolute;rotation:-0;width:456.8pt;height:353.8pt;mso-wrap-distance-left:0pt;mso-wrap-distance-right:0pt;mso-wrap-distance-top:0pt;mso-wrap-distance-bottom:0pt;margin-top:-61.95pt;mso-position-vertical-relative:text;margin-left:0pt;mso-position-horizontal-relative:text">
-                <v:textbox inset="0in,0in,0in,0in">
+              <v:rect id="shape_0" ID="Frame5" path="m0,0l-2147483645,0l-2147483645,-2147483646l0,-2147483646xe" fillcolor="white" stroked="f" o:allowincell="f" style="position:absolute;margin-left:0pt;margin-top:331.95pt;width:442.65pt;height:329.85pt;mso-wrap-style:square;v-text-anchor:top;mso-position-horizontal:left">
+                <v:fill o:detectmouseclick="t" type="solid" color2="black"/>
+                <v:stroke color="#3465a4" joinstyle="round" endcap="flat"/>
+                <v:textbox>
                   <w:txbxContent>
                     <w:p>
                       <w:pPr>
-                        <w:pStyle w:val="Caption"/>
-                        <w:suppressLineNumbers/>
+                        <w:pStyle w:val="Slika"/>
                         <w:spacing w:before="120" w:after="120"/>
                         <w:rPr/>
                       </w:pPr>
                       <w:r>
-                        <w:rPr/>
+                        <w:rPr>
+                          <w:color w:val="000000"/>
+                        </w:rPr>
                         <w:drawing>
                           <wp:inline distT="0" distB="0" distL="0" distR="0">
-                            <wp:extent cx="5801360" cy="4216400"/>
+                            <wp:extent cx="5622290" cy="3862070"/>
                             <wp:effectExtent l="0" t="0" r="0" b="0"/>
-                            <wp:docPr id="11" name="Image4" descr=""/>
+                            <wp:docPr id="11" name="Image1" descr=""/>
                             <wp:cNvGraphicFramePr>
                               <a:graphicFrameLocks xmlns:a="http://schemas.openxmlformats.org/drawingml/2006/main" noChangeAspect="1"/>
                             </wp:cNvGraphicFramePr>
@@ -9994,7 +10743,7 @@
                               <a:graphicData uri="http://schemas.openxmlformats.org/drawingml/2006/picture">
                                 <pic:pic xmlns:pic="http://schemas.openxmlformats.org/drawingml/2006/picture">
                                   <pic:nvPicPr>
-                                    <pic:cNvPr id="11" name="Image4" descr=""/>
+                                    <pic:cNvPr id="11" name="Image1" descr=""/>
                                     <pic:cNvPicPr>
                                       <a:picLocks noChangeAspect="1" noChangeArrowheads="1"/>
                                     </pic:cNvPicPr>
@@ -10008,7 +10757,7 @@
                                   <pic:spPr bwMode="auto">
                                     <a:xfrm>
                                       <a:off x="0" y="0"/>
-                                      <a:ext cx="5801360" cy="4216400"/>
+                                      <a:ext cx="5622290" cy="3862070"/>
                                     </a:xfrm>
                                     <a:prstGeom prst="rect">
                                       <a:avLst/>
@@ -10019,7 +10768,12 @@
                             </a:graphic>
                           </wp:inline>
                         </w:drawing>
-                        <w:t>Robotska ruka</w:t>
+                      </w:r>
+                      <w:r>
+                        <w:rPr>
+                          <w:color w:val="000000"/>
+                        </w:rPr>
+                        <w:t>Slika 3 - Robotska ruka</w:t>
                       </w:r>
                     </w:p>
                   </w:txbxContent>
@@ -10033,73 +10787,82 @@
     </w:p>
     <w:p>
       <w:pPr>
-        <w:pStyle w:val="Normal"/>
-        <w:spacing w:before="300" w:after="0"/>
+        <w:pStyle w:val="ListParagraph"/>
+        <w:numPr>
+          <w:ilvl w:val="0"/>
+          <w:numId w:val="0"/>
+        </w:numPr>
+        <w:spacing w:before="0" w:after="100"/>
+        <w:ind w:hanging="0" w:left="431"/>
         <w:rPr>
           <w:rFonts w:ascii="Calibri" w:hAnsi="Calibri" w:eastAsia="Calibri" w:cs="Calibri"/>
-          <w:i/>
-          <w:i/>
-          <w:iCs/>
           <w:sz w:val="22"/>
           <w:szCs w:val="22"/>
         </w:rPr>
       </w:pPr>
       <w:r>
-        <w:rPr/>
-      </w:r>
-      <w:r>
+        <w:rPr>
+          <w:rFonts w:eastAsia="Calibri" w:cs="Calibri" w:ascii="Calibri" w:hAnsi="Calibri"/>
+          <w:sz w:val="22"/>
+          <w:szCs w:val="22"/>
+        </w:rPr>
         <mc:AlternateContent>
           <mc:Choice Requires="wps">
             <w:drawing>
-              <wp:anchor behindDoc="0" distT="0" distB="0" distL="0" distR="0" simplePos="0" locked="0" layoutInCell="0" allowOverlap="1" relativeHeight="12">
+              <wp:anchor behindDoc="0" distT="0" distB="0" distL="0" distR="0" simplePos="0" locked="0" layoutInCell="0" allowOverlap="1" relativeHeight="6">
                 <wp:simplePos x="0" y="0"/>
                 <wp:positionH relativeFrom="column">
-                  <wp:posOffset>47625</wp:posOffset>
+                  <wp:align>left</wp:align>
                 </wp:positionH>
                 <wp:positionV relativeFrom="paragraph">
-                  <wp:posOffset>-725805</wp:posOffset>
+                  <wp:posOffset>9525</wp:posOffset>
                 </wp:positionV>
-                <wp:extent cx="5737860" cy="3950335"/>
+                <wp:extent cx="5622290" cy="3121660"/>
                 <wp:effectExtent l="0" t="0" r="0" b="0"/>
-                <wp:wrapThrough wrapText="largest">
-                  <wp:wrapPolygon edited="0">
-                    <wp:start x="0" y="0"/>
-                    <wp:lineTo x="21600" y="0"/>
-                    <wp:lineTo x="21600" y="21600"/>
-                    <wp:lineTo x="0" y="21600"/>
-                    <wp:lineTo x="0" y="0"/>
-                  </wp:wrapPolygon>
-                </wp:wrapThrough>
-                <wp:docPr id="12" name="Frame5"/>
+                <wp:wrapSquare wrapText="largest"/>
+                <wp:docPr id="9" name="Frame6"/>
                 <a:graphic xmlns:a="http://schemas.openxmlformats.org/drawingml/2006/main">
                   <a:graphicData uri="http://schemas.microsoft.com/office/word/2010/wordprocessingShape">
                     <wps:wsp>
-                      <wps:cNvSpPr txBox="1"/>
+                      <wps:cNvSpPr/>
                       <wps:spPr>
                         <a:xfrm>
                           <a:off x="0" y="0"/>
-                          <a:ext cx="5737860" cy="3950335"/>
+                          <a:ext cx="5622120" cy="3121560"/>
                         </a:xfrm>
-                        <a:prstGeom prst="rect"/>
+                        <a:prstGeom prst="rect">
+                          <a:avLst/>
+                        </a:prstGeom>
                         <a:solidFill>
-                          <a:srgbClr val="FFFFFF"/>
+                          <a:srgbClr val="ffffff"/>
                         </a:solidFill>
+                        <a:ln w="0">
+                          <a:noFill/>
+                        </a:ln>
                       </wps:spPr>
+                      <wps:style>
+                        <a:lnRef idx="0"/>
+                        <a:fillRef idx="0"/>
+                        <a:effectRef idx="0"/>
+                        <a:fontRef idx="minor"/>
+                      </wps:style>
                       <wps:txbx>
                         <w:txbxContent>
                           <w:p>
                             <w:pPr>
-                              <w:pStyle w:val="Figure"/>
+                              <w:pStyle w:val="Slika"/>
                               <w:spacing w:before="120" w:after="120"/>
                               <w:rPr/>
                             </w:pPr>
                             <w:r>
-                              <w:rPr/>
+                              <w:rPr>
+                                <w:color w:val="000000"/>
+                              </w:rPr>
                               <w:drawing>
                                 <wp:inline distT="0" distB="0" distL="0" distR="0">
-                                  <wp:extent cx="5737860" cy="3627120"/>
+                                  <wp:extent cx="5622290" cy="2794000"/>
                                   <wp:effectExtent l="0" t="0" r="0" b="0"/>
-                                  <wp:docPr id="13" name="Image5" descr=""/>
+                                  <wp:docPr id="11" name="Image2" descr=""/>
                                   <wp:cNvGraphicFramePr>
                                     <a:graphicFrameLocks xmlns:a="http://schemas.openxmlformats.org/drawingml/2006/main" noChangeAspect="1"/>
                                   </wp:cNvGraphicFramePr>
@@ -10107,7 +10870,7 @@
                                     <a:graphicData uri="http://schemas.openxmlformats.org/drawingml/2006/picture">
                                       <pic:pic xmlns:pic="http://schemas.openxmlformats.org/drawingml/2006/picture">
                                         <pic:nvPicPr>
-                                          <pic:cNvPr id="13" name="Image5" descr=""/>
+                                          <pic:cNvPr id="11" name="Image2" descr=""/>
                                           <pic:cNvPicPr>
                                             <a:picLocks noChangeAspect="1" noChangeArrowheads="1"/>
                                           </pic:cNvPicPr>
@@ -10121,7 +10884,7 @@
                                         <pic:spPr bwMode="auto">
                                           <a:xfrm>
                                             <a:off x="0" y="0"/>
-                                            <a:ext cx="5737860" cy="3627120"/>
+                                            <a:ext cx="5622290" cy="2794000"/>
                                           </a:xfrm>
                                           <a:prstGeom prst="rect">
                                             <a:avLst/>
@@ -10132,36 +10895,17 @@
                                   </a:graphic>
                                 </wp:inline>
                               </w:drawing>
-                              <w:t xml:space="preserve">Figure </w:t>
                             </w:r>
                             <w:r>
-                              <w:rPr/>
-                              <w:fldChar w:fldCharType="begin"/>
-                            </w:r>
-                            <w:r>
-                              <w:rPr/>
-                              <w:instrText xml:space="preserve"> SEQ Figure \* ARABIC </w:instrText>
-                            </w:r>
-                            <w:r>
-                              <w:rPr/>
-                              <w:fldChar w:fldCharType="separate"/>
-                            </w:r>
-                            <w:r>
-                              <w:rPr/>
-                              <w:t>1</w:t>
-                            </w:r>
-                            <w:r>
-                              <w:rPr/>
-                              <w:fldChar w:fldCharType="end"/>
-                            </w:r>
-                            <w:r>
-                              <w:rPr/>
-                              <w:t>: Dugmad za menjanje pozicije kamere i info tekst - virutelna tura</w:t>
+                              <w:rPr>
+                                <w:color w:val="000000"/>
+                              </w:rPr>
+                              <w:t>Slika 4 - Bloom efekat</w:t>
                             </w:r>
                           </w:p>
                         </w:txbxContent>
                       </wps:txbx>
-                      <wps:bodyPr anchor="t" lIns="0" tIns="0" rIns="0" bIns="0">
+                      <wps:bodyPr lIns="0" rIns="0" tIns="0" bIns="0" anchor="t">
                         <a:noAutofit/>
                       </wps:bodyPr>
                     </wps:wsp>
@@ -10172,22 +10916,26 @@
           </mc:Choice>
           <mc:Fallback>
             <w:pict>
-              <v:rect style="position:absolute;rotation:-0;width:451.8pt;height:311.05pt;mso-wrap-distance-left:0pt;mso-wrap-distance-right:0pt;mso-wrap-distance-top:0pt;mso-wrap-distance-bottom:0pt;margin-top:-57.15pt;mso-position-vertical-relative:text;margin-left:3.75pt;mso-position-horizontal-relative:text">
-                <v:textbox inset="0in,0in,0in,0in">
+              <v:rect id="shape_0" ID="Frame6" path="m0,0l-2147483645,0l-2147483645,-2147483646l0,-2147483646xe" fillcolor="white" stroked="f" o:allowincell="f" style="position:absolute;margin-left:0pt;margin-top:0.75pt;width:442.65pt;height:245.75pt;mso-wrap-style:square;v-text-anchor:top;mso-position-horizontal:left">
+                <v:fill o:detectmouseclick="t" type="solid" color2="black"/>
+                <v:stroke color="#3465a4" joinstyle="round" endcap="flat"/>
+                <v:textbox>
                   <w:txbxContent>
                     <w:p>
                       <w:pPr>
-                        <w:pStyle w:val="Figure"/>
+                        <w:pStyle w:val="Slika"/>
                         <w:spacing w:before="120" w:after="120"/>
                         <w:rPr/>
                       </w:pPr>
                       <w:r>
-                        <w:rPr/>
+                        <w:rPr>
+                          <w:color w:val="000000"/>
+                        </w:rPr>
                         <w:drawing>
                           <wp:inline distT="0" distB="0" distL="0" distR="0">
-                            <wp:extent cx="5737860" cy="3627120"/>
+                            <wp:extent cx="5622290" cy="2794000"/>
                             <wp:effectExtent l="0" t="0" r="0" b="0"/>
-                            <wp:docPr id="14" name="Image5" descr=""/>
+                            <wp:docPr id="12" name="Image2" descr=""/>
                             <wp:cNvGraphicFramePr>
                               <a:graphicFrameLocks xmlns:a="http://schemas.openxmlformats.org/drawingml/2006/main" noChangeAspect="1"/>
                             </wp:cNvGraphicFramePr>
@@ -10195,7 +10943,7 @@
                               <a:graphicData uri="http://schemas.openxmlformats.org/drawingml/2006/picture">
                                 <pic:pic xmlns:pic="http://schemas.openxmlformats.org/drawingml/2006/picture">
                                   <pic:nvPicPr>
-                                    <pic:cNvPr id="14" name="Image5" descr=""/>
+                                    <pic:cNvPr id="12" name="Image2" descr=""/>
                                     <pic:cNvPicPr>
                                       <a:picLocks noChangeAspect="1" noChangeArrowheads="1"/>
                                     </pic:cNvPicPr>
@@ -10209,7 +10957,7 @@
                                   <pic:spPr bwMode="auto">
                                     <a:xfrm>
                                       <a:off x="0" y="0"/>
-                                      <a:ext cx="5737860" cy="3627120"/>
+                                      <a:ext cx="5622290" cy="2794000"/>
                                     </a:xfrm>
                                     <a:prstGeom prst="rect">
                                       <a:avLst/>
@@ -10220,31 +10968,12 @@
                             </a:graphic>
                           </wp:inline>
                         </w:drawing>
-                        <w:t xml:space="preserve">Figure </w:t>
                       </w:r>
                       <w:r>
-                        <w:rPr/>
-                        <w:fldChar w:fldCharType="begin"/>
-                      </w:r>
-                      <w:r>
-                        <w:rPr/>
-                        <w:instrText xml:space="preserve"> SEQ Figure \* ARABIC </w:instrText>
-                      </w:r>
-                      <w:r>
-                        <w:rPr/>
-                        <w:fldChar w:fldCharType="separate"/>
-                      </w:r>
-                      <w:r>
-                        <w:rPr/>
-                        <w:t>1</w:t>
-                      </w:r>
-                      <w:r>
-                        <w:rPr/>
-                        <w:fldChar w:fldCharType="end"/>
-                      </w:r>
-                      <w:r>
-                        <w:rPr/>
-                        <w:t>: Dugmad za menjanje pozicije kamere i info tekst - virutelna tura</w:t>
+                        <w:rPr>
+                          <w:color w:val="000000"/>
+                        </w:rPr>
+                        <w:t>Slika 4 - Bloom efekat</w:t>
                       </w:r>
                     </w:p>
                   </w:txbxContent>
@@ -10254,37 +10983,46 @@
             </w:pict>
           </mc:Fallback>
         </mc:AlternateContent>
-      </w:r>
-      <w:r>
         <mc:AlternateContent>
           <mc:Choice Requires="wps">
             <w:drawing>
-              <wp:anchor behindDoc="0" distT="0" distB="0" distL="0" distR="0" simplePos="0" locked="0" layoutInCell="0" allowOverlap="1" relativeHeight="8">
+              <wp:anchor behindDoc="0" distT="0" distB="0" distL="0" distR="0" simplePos="0" locked="0" layoutInCell="0" allowOverlap="1" relativeHeight="14">
                 <wp:simplePos x="0" y="0"/>
                 <wp:positionH relativeFrom="column">
-                  <wp:posOffset>0</wp:posOffset>
+                  <wp:posOffset>-10795</wp:posOffset>
                 </wp:positionH>
                 <wp:positionV relativeFrom="paragraph">
-                  <wp:posOffset>19050</wp:posOffset>
+                  <wp:posOffset>3590925</wp:posOffset>
                 </wp:positionV>
-                <wp:extent cx="5731510" cy="4171950"/>
+                <wp:extent cx="5720080" cy="3943350"/>
                 <wp:effectExtent l="0" t="0" r="0" b="0"/>
                 <wp:wrapSquare wrapText="largest"/>
-                <wp:docPr id="15" name="Frame4"/>
+                <wp:docPr id="10" name="Frame7"/>
                 <a:graphic xmlns:a="http://schemas.openxmlformats.org/drawingml/2006/main">
                   <a:graphicData uri="http://schemas.microsoft.com/office/word/2010/wordprocessingShape">
                     <wps:wsp>
-                      <wps:cNvSpPr txBox="1"/>
+                      <wps:cNvSpPr/>
                       <wps:spPr>
                         <a:xfrm>
                           <a:off x="0" y="0"/>
-                          <a:ext cx="5731510" cy="4171950"/>
+                          <a:ext cx="5720040" cy="3943440"/>
                         </a:xfrm>
-                        <a:prstGeom prst="rect"/>
+                        <a:prstGeom prst="rect">
+                          <a:avLst/>
+                        </a:prstGeom>
                         <a:solidFill>
-                          <a:srgbClr val="FFFFFF"/>
+                          <a:srgbClr val="ffffff"/>
                         </a:solidFill>
+                        <a:ln w="0">
+                          <a:noFill/>
+                        </a:ln>
                       </wps:spPr>
+                      <wps:style>
+                        <a:lnRef idx="0"/>
+                        <a:fillRef idx="0"/>
+                        <a:effectRef idx="0"/>
+                        <a:fontRef idx="minor"/>
+                      </wps:style>
                       <wps:txbx>
                         <w:txbxContent>
                           <w:p>
@@ -10295,12 +11033,14 @@
                               <w:rPr/>
                             </w:pPr>
                             <w:r>
-                              <w:rPr/>
+                              <w:rPr>
+                                <w:color w:val="000000"/>
+                              </w:rPr>
                               <w:drawing>
                                 <wp:inline distT="0" distB="0" distL="0" distR="0">
-                                  <wp:extent cx="5731510" cy="3844290"/>
+                                  <wp:extent cx="5720080" cy="3615690"/>
                                   <wp:effectExtent l="0" t="0" r="0" b="0"/>
-                                  <wp:docPr id="16" name="Image3" descr=""/>
+                                  <wp:docPr id="12" name="Image5" descr=""/>
                                   <wp:cNvGraphicFramePr>
                                     <a:graphicFrameLocks xmlns:a="http://schemas.openxmlformats.org/drawingml/2006/main" noChangeAspect="1"/>
                                   </wp:cNvGraphicFramePr>
@@ -10308,7 +11048,7 @@
                                     <a:graphicData uri="http://schemas.openxmlformats.org/drawingml/2006/picture">
                                       <pic:pic xmlns:pic="http://schemas.openxmlformats.org/drawingml/2006/picture">
                                         <pic:nvPicPr>
-                                          <pic:cNvPr id="16" name="Image3" descr=""/>
+                                          <pic:cNvPr id="12" name="Image5" descr=""/>
                                           <pic:cNvPicPr>
                                             <a:picLocks noChangeAspect="1" noChangeArrowheads="1"/>
                                           </pic:cNvPicPr>
@@ -10322,7 +11062,7 @@
                                         <pic:spPr bwMode="auto">
                                           <a:xfrm>
                                             <a:off x="0" y="0"/>
-                                            <a:ext cx="5731510" cy="3844290"/>
+                                            <a:ext cx="5720080" cy="3615690"/>
                                           </a:xfrm>
                                           <a:prstGeom prst="rect">
                                             <a:avLst/>
@@ -10333,12 +11073,17 @@
                                   </a:graphic>
                                 </wp:inline>
                               </w:drawing>
-                              <w:t>Svemirska stanica - sa strane</w:t>
+                            </w:r>
+                            <w:r>
+                              <w:rPr>
+                                <w:color w:val="000000"/>
+                              </w:rPr>
+                              <w:t>Slika 5 - Dugmići za menjanje pogleda i info tekst - virtuelna tura</w:t>
                             </w:r>
                           </w:p>
                         </w:txbxContent>
                       </wps:txbx>
-                      <wps:bodyPr anchor="t" lIns="0" tIns="0" rIns="0" bIns="0">
+                      <wps:bodyPr lIns="0" rIns="0" tIns="0" bIns="0" anchor="t">
                         <a:noAutofit/>
                       </wps:bodyPr>
                     </wps:wsp>
@@ -10349,8 +11094,10 @@
           </mc:Choice>
           <mc:Fallback>
             <w:pict>
-              <v:rect style="position:absolute;rotation:-0;width:451.3pt;height:328.5pt;mso-wrap-distance-left:0pt;mso-wrap-distance-right:0pt;mso-wrap-distance-top:0pt;mso-wrap-distance-bottom:0pt;margin-top:1.5pt;mso-position-vertical-relative:text;margin-left:0pt;mso-position-horizontal-relative:text">
-                <v:textbox inset="0in,0in,0in,0in">
+              <v:rect id="shape_0" ID="Frame7" path="m0,0l-2147483645,0l-2147483645,-2147483646l0,-2147483646xe" fillcolor="white" stroked="f" o:allowincell="f" style="position:absolute;margin-left:-0.85pt;margin-top:282.75pt;width:450.35pt;height:310.45pt;mso-wrap-style:square;v-text-anchor:top">
+                <v:fill o:detectmouseclick="t" type="solid" color2="black"/>
+                <v:stroke color="#3465a4" joinstyle="round" endcap="flat"/>
+                <v:textbox>
                   <w:txbxContent>
                     <w:p>
                       <w:pPr>
@@ -10360,12 +11107,14 @@
                         <w:rPr/>
                       </w:pPr>
                       <w:r>
-                        <w:rPr/>
+                        <w:rPr>
+                          <w:color w:val="000000"/>
+                        </w:rPr>
                         <w:drawing>
                           <wp:inline distT="0" distB="0" distL="0" distR="0">
-                            <wp:extent cx="5731510" cy="3844290"/>
+                            <wp:extent cx="5720080" cy="3615690"/>
                             <wp:effectExtent l="0" t="0" r="0" b="0"/>
-                            <wp:docPr id="17" name="Image3" descr=""/>
+                            <wp:docPr id="13" name="Image5" descr=""/>
                             <wp:cNvGraphicFramePr>
                               <a:graphicFrameLocks xmlns:a="http://schemas.openxmlformats.org/drawingml/2006/main" noChangeAspect="1"/>
                             </wp:cNvGraphicFramePr>
@@ -10373,7 +11122,7 @@
                               <a:graphicData uri="http://schemas.openxmlformats.org/drawingml/2006/picture">
                                 <pic:pic xmlns:pic="http://schemas.openxmlformats.org/drawingml/2006/picture">
                                   <pic:nvPicPr>
-                                    <pic:cNvPr id="17" name="Image3" descr=""/>
+                                    <pic:cNvPr id="13" name="Image5" descr=""/>
                                     <pic:cNvPicPr>
                                       <a:picLocks noChangeAspect="1" noChangeArrowheads="1"/>
                                     </pic:cNvPicPr>
@@ -10387,7 +11136,7 @@
                                   <pic:spPr bwMode="auto">
                                     <a:xfrm>
                                       <a:off x="0" y="0"/>
-                                      <a:ext cx="5731510" cy="3844290"/>
+                                      <a:ext cx="5720080" cy="3615690"/>
                                     </a:xfrm>
                                     <a:prstGeom prst="rect">
                                       <a:avLst/>
@@ -10398,7 +11147,12 @@
                             </a:graphic>
                           </wp:inline>
                         </w:drawing>
-                        <w:t>Svemirska stanica - sa strane</w:t>
+                      </w:r>
+                      <w:r>
+                        <w:rPr>
+                          <w:color w:val="000000"/>
+                        </w:rPr>
+                        <w:t>Slika 5 - Dugmići za menjanje pogleda i info tekst - virtuelna tura</w:t>
                       </w:r>
                     </w:p>
                   </w:txbxContent>
@@ -10428,6 +11182,2789 @@
   <w:abstractNum w:abstractNumId="1">
     <w:lvl w:ilvl="0">
       <w:start w:val="1"/>
+      <w:numFmt w:val="bullet"/>
+      <w:lvlText w:val=""/>
+      <w:lvlJc w:val="left"/>
+      <w:pPr>
+        <w:tabs>
+          <w:tab w:val="num" w:pos="0"/>
+        </w:tabs>
+        <w:ind w:left="431" w:hanging="259"/>
+      </w:pPr>
+      <w:rPr>
+        <w:rFonts w:ascii="Symbol" w:hAnsi="Symbol" w:cs="Symbol" w:hint="default"/>
+      </w:rPr>
+    </w:lvl>
+    <w:lvl w:ilvl="1">
+      <w:start w:val="1"/>
+      <w:numFmt w:val="decimal"/>
+      <w:lvlText w:val="%2."/>
+      <w:lvlJc w:val="left"/>
+      <w:pPr>
+        <w:tabs>
+          <w:tab w:val="num" w:pos="1080"/>
+        </w:tabs>
+        <w:ind w:left="1080" w:hanging="360"/>
+      </w:pPr>
+      <w:rPr/>
+    </w:lvl>
+    <w:lvl w:ilvl="2">
+      <w:start w:val="1"/>
+      <w:numFmt w:val="decimal"/>
+      <w:lvlText w:val="%3."/>
+      <w:lvlJc w:val="left"/>
+      <w:pPr>
+        <w:tabs>
+          <w:tab w:val="num" w:pos="1440"/>
+        </w:tabs>
+        <w:ind w:left="1440" w:hanging="360"/>
+      </w:pPr>
+      <w:rPr/>
+    </w:lvl>
+    <w:lvl w:ilvl="3">
+      <w:start w:val="1"/>
+      <w:numFmt w:val="decimal"/>
+      <w:lvlText w:val="%4."/>
+      <w:lvlJc w:val="left"/>
+      <w:pPr>
+        <w:tabs>
+          <w:tab w:val="num" w:pos="1800"/>
+        </w:tabs>
+        <w:ind w:left="1800" w:hanging="360"/>
+      </w:pPr>
+      <w:rPr/>
+    </w:lvl>
+    <w:lvl w:ilvl="4">
+      <w:start w:val="1"/>
+      <w:numFmt w:val="decimal"/>
+      <w:lvlText w:val="%5."/>
+      <w:lvlJc w:val="left"/>
+      <w:pPr>
+        <w:tabs>
+          <w:tab w:val="num" w:pos="2160"/>
+        </w:tabs>
+        <w:ind w:left="2160" w:hanging="360"/>
+      </w:pPr>
+      <w:rPr/>
+    </w:lvl>
+    <w:lvl w:ilvl="5">
+      <w:start w:val="1"/>
+      <w:numFmt w:val="decimal"/>
+      <w:lvlText w:val="%6."/>
+      <w:lvlJc w:val="left"/>
+      <w:pPr>
+        <w:tabs>
+          <w:tab w:val="num" w:pos="2520"/>
+        </w:tabs>
+        <w:ind w:left="2520" w:hanging="360"/>
+      </w:pPr>
+      <w:rPr/>
+    </w:lvl>
+    <w:lvl w:ilvl="6">
+      <w:start w:val="1"/>
+      <w:numFmt w:val="decimal"/>
+      <w:lvlText w:val="%7."/>
+      <w:lvlJc w:val="left"/>
+      <w:pPr>
+        <w:tabs>
+          <w:tab w:val="num" w:pos="2880"/>
+        </w:tabs>
+        <w:ind w:left="2880" w:hanging="360"/>
+      </w:pPr>
+      <w:rPr/>
+    </w:lvl>
+    <w:lvl w:ilvl="7">
+      <w:start w:val="1"/>
+      <w:numFmt w:val="decimal"/>
+      <w:lvlText w:val="%8."/>
+      <w:lvlJc w:val="left"/>
+      <w:pPr>
+        <w:tabs>
+          <w:tab w:val="num" w:pos="3240"/>
+        </w:tabs>
+        <w:ind w:left="3240" w:hanging="360"/>
+      </w:pPr>
+      <w:rPr/>
+    </w:lvl>
+    <w:lvl w:ilvl="8">
+      <w:start w:val="1"/>
+      <w:numFmt w:val="decimal"/>
+      <w:lvlText w:val="%9."/>
+      <w:lvlJc w:val="left"/>
+      <w:pPr>
+        <w:tabs>
+          <w:tab w:val="num" w:pos="3600"/>
+        </w:tabs>
+        <w:ind w:left="3600" w:hanging="360"/>
+      </w:pPr>
+      <w:rPr/>
+    </w:lvl>
+  </w:abstractNum>
+  <w:abstractNum w:abstractNumId="2">
+    <w:lvl w:ilvl="0">
+      <w:start w:val="1"/>
+      <w:numFmt w:val="bullet"/>
+      <w:lvlText w:val=""/>
+      <w:lvlJc w:val="left"/>
+      <w:pPr>
+        <w:tabs>
+          <w:tab w:val="num" w:pos="0"/>
+        </w:tabs>
+        <w:ind w:left="431" w:hanging="259"/>
+      </w:pPr>
+      <w:rPr>
+        <w:rFonts w:ascii="Symbol" w:hAnsi="Symbol" w:cs="Symbol" w:hint="default"/>
+      </w:rPr>
+    </w:lvl>
+    <w:lvl w:ilvl="1">
+      <w:start w:val="1"/>
+      <w:numFmt w:val="decimal"/>
+      <w:lvlText w:val="%2."/>
+      <w:lvlJc w:val="left"/>
+      <w:pPr>
+        <w:tabs>
+          <w:tab w:val="num" w:pos="1080"/>
+        </w:tabs>
+        <w:ind w:left="1080" w:hanging="360"/>
+      </w:pPr>
+      <w:rPr/>
+    </w:lvl>
+    <w:lvl w:ilvl="2">
+      <w:start w:val="1"/>
+      <w:numFmt w:val="decimal"/>
+      <w:lvlText w:val="%3."/>
+      <w:lvlJc w:val="left"/>
+      <w:pPr>
+        <w:tabs>
+          <w:tab w:val="num" w:pos="1440"/>
+        </w:tabs>
+        <w:ind w:left="1440" w:hanging="360"/>
+      </w:pPr>
+      <w:rPr/>
+    </w:lvl>
+    <w:lvl w:ilvl="3">
+      <w:start w:val="1"/>
+      <w:numFmt w:val="decimal"/>
+      <w:lvlText w:val="%4."/>
+      <w:lvlJc w:val="left"/>
+      <w:pPr>
+        <w:tabs>
+          <w:tab w:val="num" w:pos="1800"/>
+        </w:tabs>
+        <w:ind w:left="1800" w:hanging="360"/>
+      </w:pPr>
+      <w:rPr/>
+    </w:lvl>
+    <w:lvl w:ilvl="4">
+      <w:start w:val="1"/>
+      <w:numFmt w:val="decimal"/>
+      <w:lvlText w:val="%5."/>
+      <w:lvlJc w:val="left"/>
+      <w:pPr>
+        <w:tabs>
+          <w:tab w:val="num" w:pos="2160"/>
+        </w:tabs>
+        <w:ind w:left="2160" w:hanging="360"/>
+      </w:pPr>
+      <w:rPr/>
+    </w:lvl>
+    <w:lvl w:ilvl="5">
+      <w:start w:val="1"/>
+      <w:numFmt w:val="decimal"/>
+      <w:lvlText w:val="%6."/>
+      <w:lvlJc w:val="left"/>
+      <w:pPr>
+        <w:tabs>
+          <w:tab w:val="num" w:pos="2520"/>
+        </w:tabs>
+        <w:ind w:left="2520" w:hanging="360"/>
+      </w:pPr>
+      <w:rPr/>
+    </w:lvl>
+    <w:lvl w:ilvl="6">
+      <w:start w:val="1"/>
+      <w:numFmt w:val="decimal"/>
+      <w:lvlText w:val="%7."/>
+      <w:lvlJc w:val="left"/>
+      <w:pPr>
+        <w:tabs>
+          <w:tab w:val="num" w:pos="2880"/>
+        </w:tabs>
+        <w:ind w:left="2880" w:hanging="360"/>
+      </w:pPr>
+      <w:rPr/>
+    </w:lvl>
+    <w:lvl w:ilvl="7">
+      <w:start w:val="1"/>
+      <w:numFmt w:val="decimal"/>
+      <w:lvlText w:val="%8."/>
+      <w:lvlJc w:val="left"/>
+      <w:pPr>
+        <w:tabs>
+          <w:tab w:val="num" w:pos="3240"/>
+        </w:tabs>
+        <w:ind w:left="3240" w:hanging="360"/>
+      </w:pPr>
+      <w:rPr/>
+    </w:lvl>
+    <w:lvl w:ilvl="8">
+      <w:start w:val="1"/>
+      <w:numFmt w:val="decimal"/>
+      <w:lvlText w:val="%9."/>
+      <w:lvlJc w:val="left"/>
+      <w:pPr>
+        <w:tabs>
+          <w:tab w:val="num" w:pos="3600"/>
+        </w:tabs>
+        <w:ind w:left="3600" w:hanging="360"/>
+      </w:pPr>
+      <w:rPr/>
+    </w:lvl>
+  </w:abstractNum>
+  <w:abstractNum w:abstractNumId="3">
+    <w:lvl w:ilvl="0">
+      <w:start w:val="1"/>
+      <w:numFmt w:val="bullet"/>
+      <w:lvlText w:val=""/>
+      <w:lvlJc w:val="left"/>
+      <w:pPr>
+        <w:tabs>
+          <w:tab w:val="num" w:pos="0"/>
+        </w:tabs>
+        <w:ind w:left="431" w:hanging="259"/>
+      </w:pPr>
+      <w:rPr>
+        <w:rFonts w:ascii="Symbol" w:hAnsi="Symbol" w:cs="Symbol" w:hint="default"/>
+      </w:rPr>
+    </w:lvl>
+    <w:lvl w:ilvl="1">
+      <w:start w:val="1"/>
+      <w:numFmt w:val="decimal"/>
+      <w:lvlText w:val="%2."/>
+      <w:lvlJc w:val="left"/>
+      <w:pPr>
+        <w:tabs>
+          <w:tab w:val="num" w:pos="1080"/>
+        </w:tabs>
+        <w:ind w:left="1080" w:hanging="360"/>
+      </w:pPr>
+      <w:rPr/>
+    </w:lvl>
+    <w:lvl w:ilvl="2">
+      <w:start w:val="1"/>
+      <w:numFmt w:val="decimal"/>
+      <w:lvlText w:val="%3."/>
+      <w:lvlJc w:val="left"/>
+      <w:pPr>
+        <w:tabs>
+          <w:tab w:val="num" w:pos="1440"/>
+        </w:tabs>
+        <w:ind w:left="1440" w:hanging="360"/>
+      </w:pPr>
+      <w:rPr/>
+    </w:lvl>
+    <w:lvl w:ilvl="3">
+      <w:start w:val="1"/>
+      <w:numFmt w:val="decimal"/>
+      <w:lvlText w:val="%4."/>
+      <w:lvlJc w:val="left"/>
+      <w:pPr>
+        <w:tabs>
+          <w:tab w:val="num" w:pos="1800"/>
+        </w:tabs>
+        <w:ind w:left="1800" w:hanging="360"/>
+      </w:pPr>
+      <w:rPr/>
+    </w:lvl>
+    <w:lvl w:ilvl="4">
+      <w:start w:val="1"/>
+      <w:numFmt w:val="decimal"/>
+      <w:lvlText w:val="%5."/>
+      <w:lvlJc w:val="left"/>
+      <w:pPr>
+        <w:tabs>
+          <w:tab w:val="num" w:pos="2160"/>
+        </w:tabs>
+        <w:ind w:left="2160" w:hanging="360"/>
+      </w:pPr>
+      <w:rPr/>
+    </w:lvl>
+    <w:lvl w:ilvl="5">
+      <w:start w:val="1"/>
+      <w:numFmt w:val="decimal"/>
+      <w:lvlText w:val="%6."/>
+      <w:lvlJc w:val="left"/>
+      <w:pPr>
+        <w:tabs>
+          <w:tab w:val="num" w:pos="2520"/>
+        </w:tabs>
+        <w:ind w:left="2520" w:hanging="360"/>
+      </w:pPr>
+      <w:rPr/>
+    </w:lvl>
+    <w:lvl w:ilvl="6">
+      <w:start w:val="1"/>
+      <w:numFmt w:val="decimal"/>
+      <w:lvlText w:val="%7."/>
+      <w:lvlJc w:val="left"/>
+      <w:pPr>
+        <w:tabs>
+          <w:tab w:val="num" w:pos="2880"/>
+        </w:tabs>
+        <w:ind w:left="2880" w:hanging="360"/>
+      </w:pPr>
+      <w:rPr/>
+    </w:lvl>
+    <w:lvl w:ilvl="7">
+      <w:start w:val="1"/>
+      <w:numFmt w:val="decimal"/>
+      <w:lvlText w:val="%8."/>
+      <w:lvlJc w:val="left"/>
+      <w:pPr>
+        <w:tabs>
+          <w:tab w:val="num" w:pos="3240"/>
+        </w:tabs>
+        <w:ind w:left="3240" w:hanging="360"/>
+      </w:pPr>
+      <w:rPr/>
+    </w:lvl>
+    <w:lvl w:ilvl="8">
+      <w:start w:val="1"/>
+      <w:numFmt w:val="decimal"/>
+      <w:lvlText w:val="%9."/>
+      <w:lvlJc w:val="left"/>
+      <w:pPr>
+        <w:tabs>
+          <w:tab w:val="num" w:pos="3600"/>
+        </w:tabs>
+        <w:ind w:left="3600" w:hanging="360"/>
+      </w:pPr>
+      <w:rPr/>
+    </w:lvl>
+  </w:abstractNum>
+  <w:abstractNum w:abstractNumId="4">
+    <w:lvl w:ilvl="0">
+      <w:start w:val="1"/>
+      <w:numFmt w:val="bullet"/>
+      <w:lvlText w:val=""/>
+      <w:lvlJc w:val="left"/>
+      <w:pPr>
+        <w:tabs>
+          <w:tab w:val="num" w:pos="0"/>
+        </w:tabs>
+        <w:ind w:left="431" w:hanging="259"/>
+      </w:pPr>
+      <w:rPr>
+        <w:rFonts w:ascii="Symbol" w:hAnsi="Symbol" w:cs="Symbol" w:hint="default"/>
+      </w:rPr>
+    </w:lvl>
+    <w:lvl w:ilvl="1">
+      <w:start w:val="1"/>
+      <w:numFmt w:val="decimal"/>
+      <w:lvlText w:val="%2."/>
+      <w:lvlJc w:val="left"/>
+      <w:pPr>
+        <w:tabs>
+          <w:tab w:val="num" w:pos="1080"/>
+        </w:tabs>
+        <w:ind w:left="1080" w:hanging="360"/>
+      </w:pPr>
+      <w:rPr/>
+    </w:lvl>
+    <w:lvl w:ilvl="2">
+      <w:start w:val="1"/>
+      <w:numFmt w:val="decimal"/>
+      <w:lvlText w:val="%3."/>
+      <w:lvlJc w:val="left"/>
+      <w:pPr>
+        <w:tabs>
+          <w:tab w:val="num" w:pos="1440"/>
+        </w:tabs>
+        <w:ind w:left="1440" w:hanging="360"/>
+      </w:pPr>
+      <w:rPr/>
+    </w:lvl>
+    <w:lvl w:ilvl="3">
+      <w:start w:val="1"/>
+      <w:numFmt w:val="decimal"/>
+      <w:lvlText w:val="%4."/>
+      <w:lvlJc w:val="left"/>
+      <w:pPr>
+        <w:tabs>
+          <w:tab w:val="num" w:pos="1800"/>
+        </w:tabs>
+        <w:ind w:left="1800" w:hanging="360"/>
+      </w:pPr>
+      <w:rPr/>
+    </w:lvl>
+    <w:lvl w:ilvl="4">
+      <w:start w:val="1"/>
+      <w:numFmt w:val="decimal"/>
+      <w:lvlText w:val="%5."/>
+      <w:lvlJc w:val="left"/>
+      <w:pPr>
+        <w:tabs>
+          <w:tab w:val="num" w:pos="2160"/>
+        </w:tabs>
+        <w:ind w:left="2160" w:hanging="360"/>
+      </w:pPr>
+      <w:rPr/>
+    </w:lvl>
+    <w:lvl w:ilvl="5">
+      <w:start w:val="1"/>
+      <w:numFmt w:val="decimal"/>
+      <w:lvlText w:val="%6."/>
+      <w:lvlJc w:val="left"/>
+      <w:pPr>
+        <w:tabs>
+          <w:tab w:val="num" w:pos="2520"/>
+        </w:tabs>
+        <w:ind w:left="2520" w:hanging="360"/>
+      </w:pPr>
+      <w:rPr/>
+    </w:lvl>
+    <w:lvl w:ilvl="6">
+      <w:start w:val="1"/>
+      <w:numFmt w:val="decimal"/>
+      <w:lvlText w:val="%7."/>
+      <w:lvlJc w:val="left"/>
+      <w:pPr>
+        <w:tabs>
+          <w:tab w:val="num" w:pos="2880"/>
+        </w:tabs>
+        <w:ind w:left="2880" w:hanging="360"/>
+      </w:pPr>
+      <w:rPr/>
+    </w:lvl>
+    <w:lvl w:ilvl="7">
+      <w:start w:val="1"/>
+      <w:numFmt w:val="decimal"/>
+      <w:lvlText w:val="%8."/>
+      <w:lvlJc w:val="left"/>
+      <w:pPr>
+        <w:tabs>
+          <w:tab w:val="num" w:pos="3240"/>
+        </w:tabs>
+        <w:ind w:left="3240" w:hanging="360"/>
+      </w:pPr>
+      <w:rPr/>
+    </w:lvl>
+    <w:lvl w:ilvl="8">
+      <w:start w:val="1"/>
+      <w:numFmt w:val="decimal"/>
+      <w:lvlText w:val="%9."/>
+      <w:lvlJc w:val="left"/>
+      <w:pPr>
+        <w:tabs>
+          <w:tab w:val="num" w:pos="3600"/>
+        </w:tabs>
+        <w:ind w:left="3600" w:hanging="360"/>
+      </w:pPr>
+      <w:rPr/>
+    </w:lvl>
+  </w:abstractNum>
+  <w:abstractNum w:abstractNumId="5">
+    <w:lvl w:ilvl="0">
+      <w:start w:val="1"/>
+      <w:numFmt w:val="bullet"/>
+      <w:lvlText w:val=""/>
+      <w:lvlJc w:val="left"/>
+      <w:pPr>
+        <w:tabs>
+          <w:tab w:val="num" w:pos="0"/>
+        </w:tabs>
+        <w:ind w:left="431" w:hanging="259"/>
+      </w:pPr>
+      <w:rPr>
+        <w:rFonts w:ascii="Symbol" w:hAnsi="Symbol" w:cs="Symbol" w:hint="default"/>
+      </w:rPr>
+    </w:lvl>
+    <w:lvl w:ilvl="1">
+      <w:start w:val="1"/>
+      <w:numFmt w:val="decimal"/>
+      <w:lvlText w:val="%2."/>
+      <w:lvlJc w:val="left"/>
+      <w:pPr>
+        <w:tabs>
+          <w:tab w:val="num" w:pos="1080"/>
+        </w:tabs>
+        <w:ind w:left="1080" w:hanging="360"/>
+      </w:pPr>
+      <w:rPr/>
+    </w:lvl>
+    <w:lvl w:ilvl="2">
+      <w:start w:val="1"/>
+      <w:numFmt w:val="decimal"/>
+      <w:lvlText w:val="%3."/>
+      <w:lvlJc w:val="left"/>
+      <w:pPr>
+        <w:tabs>
+          <w:tab w:val="num" w:pos="1440"/>
+        </w:tabs>
+        <w:ind w:left="1440" w:hanging="360"/>
+      </w:pPr>
+      <w:rPr/>
+    </w:lvl>
+    <w:lvl w:ilvl="3">
+      <w:start w:val="1"/>
+      <w:numFmt w:val="decimal"/>
+      <w:lvlText w:val="%4."/>
+      <w:lvlJc w:val="left"/>
+      <w:pPr>
+        <w:tabs>
+          <w:tab w:val="num" w:pos="1800"/>
+        </w:tabs>
+        <w:ind w:left="1800" w:hanging="360"/>
+      </w:pPr>
+      <w:rPr/>
+    </w:lvl>
+    <w:lvl w:ilvl="4">
+      <w:start w:val="1"/>
+      <w:numFmt w:val="decimal"/>
+      <w:lvlText w:val="%5."/>
+      <w:lvlJc w:val="left"/>
+      <w:pPr>
+        <w:tabs>
+          <w:tab w:val="num" w:pos="2160"/>
+        </w:tabs>
+        <w:ind w:left="2160" w:hanging="360"/>
+      </w:pPr>
+      <w:rPr/>
+    </w:lvl>
+    <w:lvl w:ilvl="5">
+      <w:start w:val="1"/>
+      <w:numFmt w:val="decimal"/>
+      <w:lvlText w:val="%6."/>
+      <w:lvlJc w:val="left"/>
+      <w:pPr>
+        <w:tabs>
+          <w:tab w:val="num" w:pos="2520"/>
+        </w:tabs>
+        <w:ind w:left="2520" w:hanging="360"/>
+      </w:pPr>
+      <w:rPr/>
+    </w:lvl>
+    <w:lvl w:ilvl="6">
+      <w:start w:val="1"/>
+      <w:numFmt w:val="decimal"/>
+      <w:lvlText w:val="%7."/>
+      <w:lvlJc w:val="left"/>
+      <w:pPr>
+        <w:tabs>
+          <w:tab w:val="num" w:pos="2880"/>
+        </w:tabs>
+        <w:ind w:left="2880" w:hanging="360"/>
+      </w:pPr>
+      <w:rPr/>
+    </w:lvl>
+    <w:lvl w:ilvl="7">
+      <w:start w:val="1"/>
+      <w:numFmt w:val="decimal"/>
+      <w:lvlText w:val="%8."/>
+      <w:lvlJc w:val="left"/>
+      <w:pPr>
+        <w:tabs>
+          <w:tab w:val="num" w:pos="3240"/>
+        </w:tabs>
+        <w:ind w:left="3240" w:hanging="360"/>
+      </w:pPr>
+      <w:rPr/>
+    </w:lvl>
+    <w:lvl w:ilvl="8">
+      <w:start w:val="1"/>
+      <w:numFmt w:val="decimal"/>
+      <w:lvlText w:val="%9."/>
+      <w:lvlJc w:val="left"/>
+      <w:pPr>
+        <w:tabs>
+          <w:tab w:val="num" w:pos="3600"/>
+        </w:tabs>
+        <w:ind w:left="3600" w:hanging="360"/>
+      </w:pPr>
+      <w:rPr/>
+    </w:lvl>
+  </w:abstractNum>
+  <w:abstractNum w:abstractNumId="6">
+    <w:lvl w:ilvl="0">
+      <w:start w:val="1"/>
+      <w:numFmt w:val="bullet"/>
+      <w:lvlText w:val=""/>
+      <w:lvlJc w:val="left"/>
+      <w:pPr>
+        <w:tabs>
+          <w:tab w:val="num" w:pos="0"/>
+        </w:tabs>
+        <w:ind w:left="431" w:hanging="259"/>
+      </w:pPr>
+      <w:rPr>
+        <w:rFonts w:ascii="Symbol" w:hAnsi="Symbol" w:cs="Symbol" w:hint="default"/>
+      </w:rPr>
+    </w:lvl>
+    <w:lvl w:ilvl="1">
+      <w:start w:val="1"/>
+      <w:numFmt w:val="decimal"/>
+      <w:lvlText w:val="%2."/>
+      <w:lvlJc w:val="left"/>
+      <w:pPr>
+        <w:tabs>
+          <w:tab w:val="num" w:pos="1080"/>
+        </w:tabs>
+        <w:ind w:left="1080" w:hanging="360"/>
+      </w:pPr>
+      <w:rPr/>
+    </w:lvl>
+    <w:lvl w:ilvl="2">
+      <w:start w:val="1"/>
+      <w:numFmt w:val="decimal"/>
+      <w:lvlText w:val="%3."/>
+      <w:lvlJc w:val="left"/>
+      <w:pPr>
+        <w:tabs>
+          <w:tab w:val="num" w:pos="1440"/>
+        </w:tabs>
+        <w:ind w:left="1440" w:hanging="360"/>
+      </w:pPr>
+      <w:rPr/>
+    </w:lvl>
+    <w:lvl w:ilvl="3">
+      <w:start w:val="1"/>
+      <w:numFmt w:val="decimal"/>
+      <w:lvlText w:val="%4."/>
+      <w:lvlJc w:val="left"/>
+      <w:pPr>
+        <w:tabs>
+          <w:tab w:val="num" w:pos="1800"/>
+        </w:tabs>
+        <w:ind w:left="1800" w:hanging="360"/>
+      </w:pPr>
+      <w:rPr/>
+    </w:lvl>
+    <w:lvl w:ilvl="4">
+      <w:start w:val="1"/>
+      <w:numFmt w:val="decimal"/>
+      <w:lvlText w:val="%5."/>
+      <w:lvlJc w:val="left"/>
+      <w:pPr>
+        <w:tabs>
+          <w:tab w:val="num" w:pos="2160"/>
+        </w:tabs>
+        <w:ind w:left="2160" w:hanging="360"/>
+      </w:pPr>
+      <w:rPr/>
+    </w:lvl>
+    <w:lvl w:ilvl="5">
+      <w:start w:val="1"/>
+      <w:numFmt w:val="decimal"/>
+      <w:lvlText w:val="%6."/>
+      <w:lvlJc w:val="left"/>
+      <w:pPr>
+        <w:tabs>
+          <w:tab w:val="num" w:pos="2520"/>
+        </w:tabs>
+        <w:ind w:left="2520" w:hanging="360"/>
+      </w:pPr>
+      <w:rPr/>
+    </w:lvl>
+    <w:lvl w:ilvl="6">
+      <w:start w:val="1"/>
+      <w:numFmt w:val="decimal"/>
+      <w:lvlText w:val="%7."/>
+      <w:lvlJc w:val="left"/>
+      <w:pPr>
+        <w:tabs>
+          <w:tab w:val="num" w:pos="2880"/>
+        </w:tabs>
+        <w:ind w:left="2880" w:hanging="360"/>
+      </w:pPr>
+      <w:rPr/>
+    </w:lvl>
+    <w:lvl w:ilvl="7">
+      <w:start w:val="1"/>
+      <w:numFmt w:val="decimal"/>
+      <w:lvlText w:val="%8."/>
+      <w:lvlJc w:val="left"/>
+      <w:pPr>
+        <w:tabs>
+          <w:tab w:val="num" w:pos="3240"/>
+        </w:tabs>
+        <w:ind w:left="3240" w:hanging="360"/>
+      </w:pPr>
+      <w:rPr/>
+    </w:lvl>
+    <w:lvl w:ilvl="8">
+      <w:start w:val="1"/>
+      <w:numFmt w:val="decimal"/>
+      <w:lvlText w:val="%9."/>
+      <w:lvlJc w:val="left"/>
+      <w:pPr>
+        <w:tabs>
+          <w:tab w:val="num" w:pos="3600"/>
+        </w:tabs>
+        <w:ind w:left="3600" w:hanging="360"/>
+      </w:pPr>
+      <w:rPr/>
+    </w:lvl>
+  </w:abstractNum>
+  <w:abstractNum w:abstractNumId="7">
+    <w:lvl w:ilvl="0">
+      <w:start w:val="1"/>
+      <w:numFmt w:val="bullet"/>
+      <w:lvlText w:val=""/>
+      <w:lvlJc w:val="left"/>
+      <w:pPr>
+        <w:tabs>
+          <w:tab w:val="num" w:pos="0"/>
+        </w:tabs>
+        <w:ind w:left="431" w:hanging="259"/>
+      </w:pPr>
+      <w:rPr>
+        <w:rFonts w:ascii="Symbol" w:hAnsi="Symbol" w:cs="Symbol" w:hint="default"/>
+      </w:rPr>
+    </w:lvl>
+    <w:lvl w:ilvl="1">
+      <w:start w:val="1"/>
+      <w:numFmt w:val="decimal"/>
+      <w:lvlText w:val="%2."/>
+      <w:lvlJc w:val="left"/>
+      <w:pPr>
+        <w:tabs>
+          <w:tab w:val="num" w:pos="1080"/>
+        </w:tabs>
+        <w:ind w:left="1080" w:hanging="360"/>
+      </w:pPr>
+      <w:rPr/>
+    </w:lvl>
+    <w:lvl w:ilvl="2">
+      <w:start w:val="1"/>
+      <w:numFmt w:val="decimal"/>
+      <w:lvlText w:val="%3."/>
+      <w:lvlJc w:val="left"/>
+      <w:pPr>
+        <w:tabs>
+          <w:tab w:val="num" w:pos="1440"/>
+        </w:tabs>
+        <w:ind w:left="1440" w:hanging="360"/>
+      </w:pPr>
+      <w:rPr/>
+    </w:lvl>
+    <w:lvl w:ilvl="3">
+      <w:start w:val="1"/>
+      <w:numFmt w:val="decimal"/>
+      <w:lvlText w:val="%4."/>
+      <w:lvlJc w:val="left"/>
+      <w:pPr>
+        <w:tabs>
+          <w:tab w:val="num" w:pos="1800"/>
+        </w:tabs>
+        <w:ind w:left="1800" w:hanging="360"/>
+      </w:pPr>
+      <w:rPr/>
+    </w:lvl>
+    <w:lvl w:ilvl="4">
+      <w:start w:val="1"/>
+      <w:numFmt w:val="decimal"/>
+      <w:lvlText w:val="%5."/>
+      <w:lvlJc w:val="left"/>
+      <w:pPr>
+        <w:tabs>
+          <w:tab w:val="num" w:pos="2160"/>
+        </w:tabs>
+        <w:ind w:left="2160" w:hanging="360"/>
+      </w:pPr>
+      <w:rPr/>
+    </w:lvl>
+    <w:lvl w:ilvl="5">
+      <w:start w:val="1"/>
+      <w:numFmt w:val="decimal"/>
+      <w:lvlText w:val="%6."/>
+      <w:lvlJc w:val="left"/>
+      <w:pPr>
+        <w:tabs>
+          <w:tab w:val="num" w:pos="2520"/>
+        </w:tabs>
+        <w:ind w:left="2520" w:hanging="360"/>
+      </w:pPr>
+      <w:rPr/>
+    </w:lvl>
+    <w:lvl w:ilvl="6">
+      <w:start w:val="1"/>
+      <w:numFmt w:val="decimal"/>
+      <w:lvlText w:val="%7."/>
+      <w:lvlJc w:val="left"/>
+      <w:pPr>
+        <w:tabs>
+          <w:tab w:val="num" w:pos="2880"/>
+        </w:tabs>
+        <w:ind w:left="2880" w:hanging="360"/>
+      </w:pPr>
+      <w:rPr/>
+    </w:lvl>
+    <w:lvl w:ilvl="7">
+      <w:start w:val="1"/>
+      <w:numFmt w:val="decimal"/>
+      <w:lvlText w:val="%8."/>
+      <w:lvlJc w:val="left"/>
+      <w:pPr>
+        <w:tabs>
+          <w:tab w:val="num" w:pos="3240"/>
+        </w:tabs>
+        <w:ind w:left="3240" w:hanging="360"/>
+      </w:pPr>
+      <w:rPr/>
+    </w:lvl>
+    <w:lvl w:ilvl="8">
+      <w:start w:val="1"/>
+      <w:numFmt w:val="decimal"/>
+      <w:lvlText w:val="%9."/>
+      <w:lvlJc w:val="left"/>
+      <w:pPr>
+        <w:tabs>
+          <w:tab w:val="num" w:pos="3600"/>
+        </w:tabs>
+        <w:ind w:left="3600" w:hanging="360"/>
+      </w:pPr>
+      <w:rPr/>
+    </w:lvl>
+  </w:abstractNum>
+  <w:abstractNum w:abstractNumId="8">
+    <w:lvl w:ilvl="0">
+      <w:start w:val="1"/>
+      <w:numFmt w:val="bullet"/>
+      <w:lvlText w:val=""/>
+      <w:lvlJc w:val="left"/>
+      <w:pPr>
+        <w:tabs>
+          <w:tab w:val="num" w:pos="0"/>
+        </w:tabs>
+        <w:ind w:left="431" w:hanging="259"/>
+      </w:pPr>
+      <w:rPr>
+        <w:rFonts w:ascii="Symbol" w:hAnsi="Symbol" w:cs="Symbol" w:hint="default"/>
+      </w:rPr>
+    </w:lvl>
+    <w:lvl w:ilvl="1">
+      <w:start w:val="1"/>
+      <w:numFmt w:val="decimal"/>
+      <w:lvlText w:val="%2."/>
+      <w:lvlJc w:val="left"/>
+      <w:pPr>
+        <w:tabs>
+          <w:tab w:val="num" w:pos="1080"/>
+        </w:tabs>
+        <w:ind w:left="1080" w:hanging="360"/>
+      </w:pPr>
+      <w:rPr/>
+    </w:lvl>
+    <w:lvl w:ilvl="2">
+      <w:start w:val="1"/>
+      <w:numFmt w:val="decimal"/>
+      <w:lvlText w:val="%3."/>
+      <w:lvlJc w:val="left"/>
+      <w:pPr>
+        <w:tabs>
+          <w:tab w:val="num" w:pos="1440"/>
+        </w:tabs>
+        <w:ind w:left="1440" w:hanging="360"/>
+      </w:pPr>
+      <w:rPr/>
+    </w:lvl>
+    <w:lvl w:ilvl="3">
+      <w:start w:val="1"/>
+      <w:numFmt w:val="decimal"/>
+      <w:lvlText w:val="%4."/>
+      <w:lvlJc w:val="left"/>
+      <w:pPr>
+        <w:tabs>
+          <w:tab w:val="num" w:pos="1800"/>
+        </w:tabs>
+        <w:ind w:left="1800" w:hanging="360"/>
+      </w:pPr>
+      <w:rPr/>
+    </w:lvl>
+    <w:lvl w:ilvl="4">
+      <w:start w:val="1"/>
+      <w:numFmt w:val="decimal"/>
+      <w:lvlText w:val="%5."/>
+      <w:lvlJc w:val="left"/>
+      <w:pPr>
+        <w:tabs>
+          <w:tab w:val="num" w:pos="2160"/>
+        </w:tabs>
+        <w:ind w:left="2160" w:hanging="360"/>
+      </w:pPr>
+      <w:rPr/>
+    </w:lvl>
+    <w:lvl w:ilvl="5">
+      <w:start w:val="1"/>
+      <w:numFmt w:val="decimal"/>
+      <w:lvlText w:val="%6."/>
+      <w:lvlJc w:val="left"/>
+      <w:pPr>
+        <w:tabs>
+          <w:tab w:val="num" w:pos="2520"/>
+        </w:tabs>
+        <w:ind w:left="2520" w:hanging="360"/>
+      </w:pPr>
+      <w:rPr/>
+    </w:lvl>
+    <w:lvl w:ilvl="6">
+      <w:start w:val="1"/>
+      <w:numFmt w:val="decimal"/>
+      <w:lvlText w:val="%7."/>
+      <w:lvlJc w:val="left"/>
+      <w:pPr>
+        <w:tabs>
+          <w:tab w:val="num" w:pos="2880"/>
+        </w:tabs>
+        <w:ind w:left="2880" w:hanging="360"/>
+      </w:pPr>
+      <w:rPr/>
+    </w:lvl>
+    <w:lvl w:ilvl="7">
+      <w:start w:val="1"/>
+      <w:numFmt w:val="decimal"/>
+      <w:lvlText w:val="%8."/>
+      <w:lvlJc w:val="left"/>
+      <w:pPr>
+        <w:tabs>
+          <w:tab w:val="num" w:pos="3240"/>
+        </w:tabs>
+        <w:ind w:left="3240" w:hanging="360"/>
+      </w:pPr>
+      <w:rPr/>
+    </w:lvl>
+    <w:lvl w:ilvl="8">
+      <w:start w:val="1"/>
+      <w:numFmt w:val="decimal"/>
+      <w:lvlText w:val="%9."/>
+      <w:lvlJc w:val="left"/>
+      <w:pPr>
+        <w:tabs>
+          <w:tab w:val="num" w:pos="3600"/>
+        </w:tabs>
+        <w:ind w:left="3600" w:hanging="360"/>
+      </w:pPr>
+      <w:rPr/>
+    </w:lvl>
+  </w:abstractNum>
+  <w:abstractNum w:abstractNumId="9">
+    <w:lvl w:ilvl="0">
+      <w:start w:val="1"/>
+      <w:numFmt w:val="bullet"/>
+      <w:lvlText w:val=""/>
+      <w:lvlJc w:val="left"/>
+      <w:pPr>
+        <w:tabs>
+          <w:tab w:val="num" w:pos="0"/>
+        </w:tabs>
+        <w:ind w:left="431" w:hanging="259"/>
+      </w:pPr>
+      <w:rPr>
+        <w:rFonts w:ascii="Symbol" w:hAnsi="Symbol" w:cs="Symbol" w:hint="default"/>
+      </w:rPr>
+    </w:lvl>
+    <w:lvl w:ilvl="1">
+      <w:start w:val="1"/>
+      <w:numFmt w:val="decimal"/>
+      <w:lvlText w:val="%2."/>
+      <w:lvlJc w:val="left"/>
+      <w:pPr>
+        <w:tabs>
+          <w:tab w:val="num" w:pos="1080"/>
+        </w:tabs>
+        <w:ind w:left="1080" w:hanging="360"/>
+      </w:pPr>
+      <w:rPr/>
+    </w:lvl>
+    <w:lvl w:ilvl="2">
+      <w:start w:val="1"/>
+      <w:numFmt w:val="decimal"/>
+      <w:lvlText w:val="%3."/>
+      <w:lvlJc w:val="left"/>
+      <w:pPr>
+        <w:tabs>
+          <w:tab w:val="num" w:pos="1440"/>
+        </w:tabs>
+        <w:ind w:left="1440" w:hanging="360"/>
+      </w:pPr>
+      <w:rPr/>
+    </w:lvl>
+    <w:lvl w:ilvl="3">
+      <w:start w:val="1"/>
+      <w:numFmt w:val="decimal"/>
+      <w:lvlText w:val="%4."/>
+      <w:lvlJc w:val="left"/>
+      <w:pPr>
+        <w:tabs>
+          <w:tab w:val="num" w:pos="1800"/>
+        </w:tabs>
+        <w:ind w:left="1800" w:hanging="360"/>
+      </w:pPr>
+      <w:rPr/>
+    </w:lvl>
+    <w:lvl w:ilvl="4">
+      <w:start w:val="1"/>
+      <w:numFmt w:val="decimal"/>
+      <w:lvlText w:val="%5."/>
+      <w:lvlJc w:val="left"/>
+      <w:pPr>
+        <w:tabs>
+          <w:tab w:val="num" w:pos="2160"/>
+        </w:tabs>
+        <w:ind w:left="2160" w:hanging="360"/>
+      </w:pPr>
+      <w:rPr/>
+    </w:lvl>
+    <w:lvl w:ilvl="5">
+      <w:start w:val="1"/>
+      <w:numFmt w:val="decimal"/>
+      <w:lvlText w:val="%6."/>
+      <w:lvlJc w:val="left"/>
+      <w:pPr>
+        <w:tabs>
+          <w:tab w:val="num" w:pos="2520"/>
+        </w:tabs>
+        <w:ind w:left="2520" w:hanging="360"/>
+      </w:pPr>
+      <w:rPr/>
+    </w:lvl>
+    <w:lvl w:ilvl="6">
+      <w:start w:val="1"/>
+      <w:numFmt w:val="decimal"/>
+      <w:lvlText w:val="%7."/>
+      <w:lvlJc w:val="left"/>
+      <w:pPr>
+        <w:tabs>
+          <w:tab w:val="num" w:pos="2880"/>
+        </w:tabs>
+        <w:ind w:left="2880" w:hanging="360"/>
+      </w:pPr>
+      <w:rPr/>
+    </w:lvl>
+    <w:lvl w:ilvl="7">
+      <w:start w:val="1"/>
+      <w:numFmt w:val="decimal"/>
+      <w:lvlText w:val="%8."/>
+      <w:lvlJc w:val="left"/>
+      <w:pPr>
+        <w:tabs>
+          <w:tab w:val="num" w:pos="3240"/>
+        </w:tabs>
+        <w:ind w:left="3240" w:hanging="360"/>
+      </w:pPr>
+      <w:rPr/>
+    </w:lvl>
+    <w:lvl w:ilvl="8">
+      <w:start w:val="1"/>
+      <w:numFmt w:val="decimal"/>
+      <w:lvlText w:val="%9."/>
+      <w:lvlJc w:val="left"/>
+      <w:pPr>
+        <w:tabs>
+          <w:tab w:val="num" w:pos="3600"/>
+        </w:tabs>
+        <w:ind w:left="3600" w:hanging="360"/>
+      </w:pPr>
+      <w:rPr/>
+    </w:lvl>
+  </w:abstractNum>
+  <w:abstractNum w:abstractNumId="10">
+    <w:lvl w:ilvl="0">
+      <w:start w:val="1"/>
+      <w:numFmt w:val="bullet"/>
+      <w:lvlText w:val=""/>
+      <w:lvlJc w:val="left"/>
+      <w:pPr>
+        <w:tabs>
+          <w:tab w:val="num" w:pos="0"/>
+        </w:tabs>
+        <w:ind w:left="431" w:hanging="259"/>
+      </w:pPr>
+      <w:rPr>
+        <w:rFonts w:ascii="Symbol" w:hAnsi="Symbol" w:cs="Symbol" w:hint="default"/>
+      </w:rPr>
+    </w:lvl>
+    <w:lvl w:ilvl="1">
+      <w:start w:val="1"/>
+      <w:numFmt w:val="decimal"/>
+      <w:lvlText w:val="%2."/>
+      <w:lvlJc w:val="left"/>
+      <w:pPr>
+        <w:tabs>
+          <w:tab w:val="num" w:pos="1080"/>
+        </w:tabs>
+        <w:ind w:left="1080" w:hanging="360"/>
+      </w:pPr>
+      <w:rPr/>
+    </w:lvl>
+    <w:lvl w:ilvl="2">
+      <w:start w:val="1"/>
+      <w:numFmt w:val="decimal"/>
+      <w:lvlText w:val="%3."/>
+      <w:lvlJc w:val="left"/>
+      <w:pPr>
+        <w:tabs>
+          <w:tab w:val="num" w:pos="1440"/>
+        </w:tabs>
+        <w:ind w:left="1440" w:hanging="360"/>
+      </w:pPr>
+      <w:rPr/>
+    </w:lvl>
+    <w:lvl w:ilvl="3">
+      <w:start w:val="1"/>
+      <w:numFmt w:val="decimal"/>
+      <w:lvlText w:val="%4."/>
+      <w:lvlJc w:val="left"/>
+      <w:pPr>
+        <w:tabs>
+          <w:tab w:val="num" w:pos="1800"/>
+        </w:tabs>
+        <w:ind w:left="1800" w:hanging="360"/>
+      </w:pPr>
+      <w:rPr/>
+    </w:lvl>
+    <w:lvl w:ilvl="4">
+      <w:start w:val="1"/>
+      <w:numFmt w:val="decimal"/>
+      <w:lvlText w:val="%5."/>
+      <w:lvlJc w:val="left"/>
+      <w:pPr>
+        <w:tabs>
+          <w:tab w:val="num" w:pos="2160"/>
+        </w:tabs>
+        <w:ind w:left="2160" w:hanging="360"/>
+      </w:pPr>
+      <w:rPr/>
+    </w:lvl>
+    <w:lvl w:ilvl="5">
+      <w:start w:val="1"/>
+      <w:numFmt w:val="decimal"/>
+      <w:lvlText w:val="%6."/>
+      <w:lvlJc w:val="left"/>
+      <w:pPr>
+        <w:tabs>
+          <w:tab w:val="num" w:pos="2520"/>
+        </w:tabs>
+        <w:ind w:left="2520" w:hanging="360"/>
+      </w:pPr>
+      <w:rPr/>
+    </w:lvl>
+    <w:lvl w:ilvl="6">
+      <w:start w:val="1"/>
+      <w:numFmt w:val="decimal"/>
+      <w:lvlText w:val="%7."/>
+      <w:lvlJc w:val="left"/>
+      <w:pPr>
+        <w:tabs>
+          <w:tab w:val="num" w:pos="2880"/>
+        </w:tabs>
+        <w:ind w:left="2880" w:hanging="360"/>
+      </w:pPr>
+      <w:rPr/>
+    </w:lvl>
+    <w:lvl w:ilvl="7">
+      <w:start w:val="1"/>
+      <w:numFmt w:val="decimal"/>
+      <w:lvlText w:val="%8."/>
+      <w:lvlJc w:val="left"/>
+      <w:pPr>
+        <w:tabs>
+          <w:tab w:val="num" w:pos="3240"/>
+        </w:tabs>
+        <w:ind w:left="3240" w:hanging="360"/>
+      </w:pPr>
+      <w:rPr/>
+    </w:lvl>
+    <w:lvl w:ilvl="8">
+      <w:start w:val="1"/>
+      <w:numFmt w:val="decimal"/>
+      <w:lvlText w:val="%9."/>
+      <w:lvlJc w:val="left"/>
+      <w:pPr>
+        <w:tabs>
+          <w:tab w:val="num" w:pos="3600"/>
+        </w:tabs>
+        <w:ind w:left="3600" w:hanging="360"/>
+      </w:pPr>
+      <w:rPr/>
+    </w:lvl>
+  </w:abstractNum>
+  <w:abstractNum w:abstractNumId="11">
+    <w:lvl w:ilvl="0">
+      <w:start w:val="1"/>
+      <w:numFmt w:val="bullet"/>
+      <w:lvlText w:val=""/>
+      <w:lvlJc w:val="left"/>
+      <w:pPr>
+        <w:tabs>
+          <w:tab w:val="num" w:pos="0"/>
+        </w:tabs>
+        <w:ind w:left="431" w:hanging="259"/>
+      </w:pPr>
+      <w:rPr>
+        <w:rFonts w:ascii="Symbol" w:hAnsi="Symbol" w:cs="Symbol" w:hint="default"/>
+      </w:rPr>
+    </w:lvl>
+    <w:lvl w:ilvl="1">
+      <w:start w:val="1"/>
+      <w:numFmt w:val="decimal"/>
+      <w:lvlText w:val="%2."/>
+      <w:lvlJc w:val="left"/>
+      <w:pPr>
+        <w:tabs>
+          <w:tab w:val="num" w:pos="1080"/>
+        </w:tabs>
+        <w:ind w:left="1080" w:hanging="360"/>
+      </w:pPr>
+      <w:rPr/>
+    </w:lvl>
+    <w:lvl w:ilvl="2">
+      <w:start w:val="1"/>
+      <w:numFmt w:val="decimal"/>
+      <w:lvlText w:val="%3."/>
+      <w:lvlJc w:val="left"/>
+      <w:pPr>
+        <w:tabs>
+          <w:tab w:val="num" w:pos="1440"/>
+        </w:tabs>
+        <w:ind w:left="1440" w:hanging="360"/>
+      </w:pPr>
+      <w:rPr/>
+    </w:lvl>
+    <w:lvl w:ilvl="3">
+      <w:start w:val="1"/>
+      <w:numFmt w:val="decimal"/>
+      <w:lvlText w:val="%4."/>
+      <w:lvlJc w:val="left"/>
+      <w:pPr>
+        <w:tabs>
+          <w:tab w:val="num" w:pos="1800"/>
+        </w:tabs>
+        <w:ind w:left="1800" w:hanging="360"/>
+      </w:pPr>
+      <w:rPr/>
+    </w:lvl>
+    <w:lvl w:ilvl="4">
+      <w:start w:val="1"/>
+      <w:numFmt w:val="decimal"/>
+      <w:lvlText w:val="%5."/>
+      <w:lvlJc w:val="left"/>
+      <w:pPr>
+        <w:tabs>
+          <w:tab w:val="num" w:pos="2160"/>
+        </w:tabs>
+        <w:ind w:left="2160" w:hanging="360"/>
+      </w:pPr>
+      <w:rPr/>
+    </w:lvl>
+    <w:lvl w:ilvl="5">
+      <w:start w:val="1"/>
+      <w:numFmt w:val="decimal"/>
+      <w:lvlText w:val="%6."/>
+      <w:lvlJc w:val="left"/>
+      <w:pPr>
+        <w:tabs>
+          <w:tab w:val="num" w:pos="2520"/>
+        </w:tabs>
+        <w:ind w:left="2520" w:hanging="360"/>
+      </w:pPr>
+      <w:rPr/>
+    </w:lvl>
+    <w:lvl w:ilvl="6">
+      <w:start w:val="1"/>
+      <w:numFmt w:val="decimal"/>
+      <w:lvlText w:val="%7."/>
+      <w:lvlJc w:val="left"/>
+      <w:pPr>
+        <w:tabs>
+          <w:tab w:val="num" w:pos="2880"/>
+        </w:tabs>
+        <w:ind w:left="2880" w:hanging="360"/>
+      </w:pPr>
+      <w:rPr/>
+    </w:lvl>
+    <w:lvl w:ilvl="7">
+      <w:start w:val="1"/>
+      <w:numFmt w:val="decimal"/>
+      <w:lvlText w:val="%8."/>
+      <w:lvlJc w:val="left"/>
+      <w:pPr>
+        <w:tabs>
+          <w:tab w:val="num" w:pos="3240"/>
+        </w:tabs>
+        <w:ind w:left="3240" w:hanging="360"/>
+      </w:pPr>
+      <w:rPr/>
+    </w:lvl>
+    <w:lvl w:ilvl="8">
+      <w:start w:val="1"/>
+      <w:numFmt w:val="decimal"/>
+      <w:lvlText w:val="%9."/>
+      <w:lvlJc w:val="left"/>
+      <w:pPr>
+        <w:tabs>
+          <w:tab w:val="num" w:pos="3600"/>
+        </w:tabs>
+        <w:ind w:left="3600" w:hanging="360"/>
+      </w:pPr>
+      <w:rPr/>
+    </w:lvl>
+  </w:abstractNum>
+  <w:abstractNum w:abstractNumId="12">
+    <w:lvl w:ilvl="0">
+      <w:start w:val="1"/>
+      <w:numFmt w:val="bullet"/>
+      <w:lvlText w:val=""/>
+      <w:lvlJc w:val="left"/>
+      <w:pPr>
+        <w:tabs>
+          <w:tab w:val="num" w:pos="0"/>
+        </w:tabs>
+        <w:ind w:left="431" w:hanging="259"/>
+      </w:pPr>
+      <w:rPr>
+        <w:rFonts w:ascii="Symbol" w:hAnsi="Symbol" w:cs="Symbol" w:hint="default"/>
+      </w:rPr>
+    </w:lvl>
+    <w:lvl w:ilvl="1">
+      <w:start w:val="1"/>
+      <w:numFmt w:val="decimal"/>
+      <w:lvlText w:val="%2."/>
+      <w:lvlJc w:val="left"/>
+      <w:pPr>
+        <w:tabs>
+          <w:tab w:val="num" w:pos="1080"/>
+        </w:tabs>
+        <w:ind w:left="1080" w:hanging="360"/>
+      </w:pPr>
+      <w:rPr/>
+    </w:lvl>
+    <w:lvl w:ilvl="2">
+      <w:start w:val="1"/>
+      <w:numFmt w:val="decimal"/>
+      <w:lvlText w:val="%3."/>
+      <w:lvlJc w:val="left"/>
+      <w:pPr>
+        <w:tabs>
+          <w:tab w:val="num" w:pos="1440"/>
+        </w:tabs>
+        <w:ind w:left="1440" w:hanging="360"/>
+      </w:pPr>
+      <w:rPr/>
+    </w:lvl>
+    <w:lvl w:ilvl="3">
+      <w:start w:val="1"/>
+      <w:numFmt w:val="decimal"/>
+      <w:lvlText w:val="%4."/>
+      <w:lvlJc w:val="left"/>
+      <w:pPr>
+        <w:tabs>
+          <w:tab w:val="num" w:pos="1800"/>
+        </w:tabs>
+        <w:ind w:left="1800" w:hanging="360"/>
+      </w:pPr>
+      <w:rPr/>
+    </w:lvl>
+    <w:lvl w:ilvl="4">
+      <w:start w:val="1"/>
+      <w:numFmt w:val="decimal"/>
+      <w:lvlText w:val="%5."/>
+      <w:lvlJc w:val="left"/>
+      <w:pPr>
+        <w:tabs>
+          <w:tab w:val="num" w:pos="2160"/>
+        </w:tabs>
+        <w:ind w:left="2160" w:hanging="360"/>
+      </w:pPr>
+      <w:rPr/>
+    </w:lvl>
+    <w:lvl w:ilvl="5">
+      <w:start w:val="1"/>
+      <w:numFmt w:val="decimal"/>
+      <w:lvlText w:val="%6."/>
+      <w:lvlJc w:val="left"/>
+      <w:pPr>
+        <w:tabs>
+          <w:tab w:val="num" w:pos="2520"/>
+        </w:tabs>
+        <w:ind w:left="2520" w:hanging="360"/>
+      </w:pPr>
+      <w:rPr/>
+    </w:lvl>
+    <w:lvl w:ilvl="6">
+      <w:start w:val="1"/>
+      <w:numFmt w:val="decimal"/>
+      <w:lvlText w:val="%7."/>
+      <w:lvlJc w:val="left"/>
+      <w:pPr>
+        <w:tabs>
+          <w:tab w:val="num" w:pos="2880"/>
+        </w:tabs>
+        <w:ind w:left="2880" w:hanging="360"/>
+      </w:pPr>
+      <w:rPr/>
+    </w:lvl>
+    <w:lvl w:ilvl="7">
+      <w:start w:val="1"/>
+      <w:numFmt w:val="decimal"/>
+      <w:lvlText w:val="%8."/>
+      <w:lvlJc w:val="left"/>
+      <w:pPr>
+        <w:tabs>
+          <w:tab w:val="num" w:pos="3240"/>
+        </w:tabs>
+        <w:ind w:left="3240" w:hanging="360"/>
+      </w:pPr>
+      <w:rPr/>
+    </w:lvl>
+    <w:lvl w:ilvl="8">
+      <w:start w:val="1"/>
+      <w:numFmt w:val="decimal"/>
+      <w:lvlText w:val="%9."/>
+      <w:lvlJc w:val="left"/>
+      <w:pPr>
+        <w:tabs>
+          <w:tab w:val="num" w:pos="3600"/>
+        </w:tabs>
+        <w:ind w:left="3600" w:hanging="360"/>
+      </w:pPr>
+      <w:rPr/>
+    </w:lvl>
+  </w:abstractNum>
+  <w:abstractNum w:abstractNumId="13">
+    <w:lvl w:ilvl="0">
+      <w:start w:val="1"/>
+      <w:numFmt w:val="bullet"/>
+      <w:lvlText w:val=""/>
+      <w:lvlJc w:val="left"/>
+      <w:pPr>
+        <w:tabs>
+          <w:tab w:val="num" w:pos="0"/>
+        </w:tabs>
+        <w:ind w:left="431" w:hanging="259"/>
+      </w:pPr>
+      <w:rPr>
+        <w:rFonts w:ascii="Symbol" w:hAnsi="Symbol" w:cs="Symbol" w:hint="default"/>
+      </w:rPr>
+    </w:lvl>
+    <w:lvl w:ilvl="1">
+      <w:start w:val="1"/>
+      <w:numFmt w:val="decimal"/>
+      <w:lvlText w:val="%2."/>
+      <w:lvlJc w:val="left"/>
+      <w:pPr>
+        <w:tabs>
+          <w:tab w:val="num" w:pos="1080"/>
+        </w:tabs>
+        <w:ind w:left="1080" w:hanging="360"/>
+      </w:pPr>
+      <w:rPr/>
+    </w:lvl>
+    <w:lvl w:ilvl="2">
+      <w:start w:val="1"/>
+      <w:numFmt w:val="decimal"/>
+      <w:lvlText w:val="%3."/>
+      <w:lvlJc w:val="left"/>
+      <w:pPr>
+        <w:tabs>
+          <w:tab w:val="num" w:pos="1440"/>
+        </w:tabs>
+        <w:ind w:left="1440" w:hanging="360"/>
+      </w:pPr>
+      <w:rPr/>
+    </w:lvl>
+    <w:lvl w:ilvl="3">
+      <w:start w:val="1"/>
+      <w:numFmt w:val="decimal"/>
+      <w:lvlText w:val="%4."/>
+      <w:lvlJc w:val="left"/>
+      <w:pPr>
+        <w:tabs>
+          <w:tab w:val="num" w:pos="1800"/>
+        </w:tabs>
+        <w:ind w:left="1800" w:hanging="360"/>
+      </w:pPr>
+      <w:rPr/>
+    </w:lvl>
+    <w:lvl w:ilvl="4">
+      <w:start w:val="1"/>
+      <w:numFmt w:val="decimal"/>
+      <w:lvlText w:val="%5."/>
+      <w:lvlJc w:val="left"/>
+      <w:pPr>
+        <w:tabs>
+          <w:tab w:val="num" w:pos="2160"/>
+        </w:tabs>
+        <w:ind w:left="2160" w:hanging="360"/>
+      </w:pPr>
+      <w:rPr/>
+    </w:lvl>
+    <w:lvl w:ilvl="5">
+      <w:start w:val="1"/>
+      <w:numFmt w:val="decimal"/>
+      <w:lvlText w:val="%6."/>
+      <w:lvlJc w:val="left"/>
+      <w:pPr>
+        <w:tabs>
+          <w:tab w:val="num" w:pos="2520"/>
+        </w:tabs>
+        <w:ind w:left="2520" w:hanging="360"/>
+      </w:pPr>
+      <w:rPr/>
+    </w:lvl>
+    <w:lvl w:ilvl="6">
+      <w:start w:val="1"/>
+      <w:numFmt w:val="decimal"/>
+      <w:lvlText w:val="%7."/>
+      <w:lvlJc w:val="left"/>
+      <w:pPr>
+        <w:tabs>
+          <w:tab w:val="num" w:pos="2880"/>
+        </w:tabs>
+        <w:ind w:left="2880" w:hanging="360"/>
+      </w:pPr>
+      <w:rPr/>
+    </w:lvl>
+    <w:lvl w:ilvl="7">
+      <w:start w:val="1"/>
+      <w:numFmt w:val="decimal"/>
+      <w:lvlText w:val="%8."/>
+      <w:lvlJc w:val="left"/>
+      <w:pPr>
+        <w:tabs>
+          <w:tab w:val="num" w:pos="3240"/>
+        </w:tabs>
+        <w:ind w:left="3240" w:hanging="360"/>
+      </w:pPr>
+      <w:rPr/>
+    </w:lvl>
+    <w:lvl w:ilvl="8">
+      <w:start w:val="1"/>
+      <w:numFmt w:val="decimal"/>
+      <w:lvlText w:val="%9."/>
+      <w:lvlJc w:val="left"/>
+      <w:pPr>
+        <w:tabs>
+          <w:tab w:val="num" w:pos="3600"/>
+        </w:tabs>
+        <w:ind w:left="3600" w:hanging="360"/>
+      </w:pPr>
+      <w:rPr/>
+    </w:lvl>
+  </w:abstractNum>
+  <w:abstractNum w:abstractNumId="14">
+    <w:lvl w:ilvl="0">
+      <w:start w:val="1"/>
+      <w:numFmt w:val="bullet"/>
+      <w:lvlText w:val=""/>
+      <w:lvlJc w:val="left"/>
+      <w:pPr>
+        <w:tabs>
+          <w:tab w:val="num" w:pos="0"/>
+        </w:tabs>
+        <w:ind w:left="431" w:hanging="259"/>
+      </w:pPr>
+      <w:rPr>
+        <w:rFonts w:ascii="Symbol" w:hAnsi="Symbol" w:cs="Symbol" w:hint="default"/>
+      </w:rPr>
+    </w:lvl>
+    <w:lvl w:ilvl="1">
+      <w:start w:val="1"/>
+      <w:numFmt w:val="decimal"/>
+      <w:lvlText w:val="%2."/>
+      <w:lvlJc w:val="left"/>
+      <w:pPr>
+        <w:tabs>
+          <w:tab w:val="num" w:pos="1080"/>
+        </w:tabs>
+        <w:ind w:left="1080" w:hanging="360"/>
+      </w:pPr>
+      <w:rPr/>
+    </w:lvl>
+    <w:lvl w:ilvl="2">
+      <w:start w:val="1"/>
+      <w:numFmt w:val="decimal"/>
+      <w:lvlText w:val="%3."/>
+      <w:lvlJc w:val="left"/>
+      <w:pPr>
+        <w:tabs>
+          <w:tab w:val="num" w:pos="1440"/>
+        </w:tabs>
+        <w:ind w:left="1440" w:hanging="360"/>
+      </w:pPr>
+      <w:rPr/>
+    </w:lvl>
+    <w:lvl w:ilvl="3">
+      <w:start w:val="1"/>
+      <w:numFmt w:val="decimal"/>
+      <w:lvlText w:val="%4."/>
+      <w:lvlJc w:val="left"/>
+      <w:pPr>
+        <w:tabs>
+          <w:tab w:val="num" w:pos="1800"/>
+        </w:tabs>
+        <w:ind w:left="1800" w:hanging="360"/>
+      </w:pPr>
+      <w:rPr/>
+    </w:lvl>
+    <w:lvl w:ilvl="4">
+      <w:start w:val="1"/>
+      <w:numFmt w:val="decimal"/>
+      <w:lvlText w:val="%5."/>
+      <w:lvlJc w:val="left"/>
+      <w:pPr>
+        <w:tabs>
+          <w:tab w:val="num" w:pos="2160"/>
+        </w:tabs>
+        <w:ind w:left="2160" w:hanging="360"/>
+      </w:pPr>
+      <w:rPr/>
+    </w:lvl>
+    <w:lvl w:ilvl="5">
+      <w:start w:val="1"/>
+      <w:numFmt w:val="decimal"/>
+      <w:lvlText w:val="%6."/>
+      <w:lvlJc w:val="left"/>
+      <w:pPr>
+        <w:tabs>
+          <w:tab w:val="num" w:pos="2520"/>
+        </w:tabs>
+        <w:ind w:left="2520" w:hanging="360"/>
+      </w:pPr>
+      <w:rPr/>
+    </w:lvl>
+    <w:lvl w:ilvl="6">
+      <w:start w:val="1"/>
+      <w:numFmt w:val="decimal"/>
+      <w:lvlText w:val="%7."/>
+      <w:lvlJc w:val="left"/>
+      <w:pPr>
+        <w:tabs>
+          <w:tab w:val="num" w:pos="2880"/>
+        </w:tabs>
+        <w:ind w:left="2880" w:hanging="360"/>
+      </w:pPr>
+      <w:rPr/>
+    </w:lvl>
+    <w:lvl w:ilvl="7">
+      <w:start w:val="1"/>
+      <w:numFmt w:val="decimal"/>
+      <w:lvlText w:val="%8."/>
+      <w:lvlJc w:val="left"/>
+      <w:pPr>
+        <w:tabs>
+          <w:tab w:val="num" w:pos="3240"/>
+        </w:tabs>
+        <w:ind w:left="3240" w:hanging="360"/>
+      </w:pPr>
+      <w:rPr/>
+    </w:lvl>
+    <w:lvl w:ilvl="8">
+      <w:start w:val="1"/>
+      <w:numFmt w:val="decimal"/>
+      <w:lvlText w:val="%9."/>
+      <w:lvlJc w:val="left"/>
+      <w:pPr>
+        <w:tabs>
+          <w:tab w:val="num" w:pos="3600"/>
+        </w:tabs>
+        <w:ind w:left="3600" w:hanging="360"/>
+      </w:pPr>
+      <w:rPr/>
+    </w:lvl>
+  </w:abstractNum>
+  <w:abstractNum w:abstractNumId="15">
+    <w:lvl w:ilvl="0">
+      <w:start w:val="1"/>
+      <w:numFmt w:val="bullet"/>
+      <w:lvlText w:val=""/>
+      <w:lvlJc w:val="left"/>
+      <w:pPr>
+        <w:tabs>
+          <w:tab w:val="num" w:pos="0"/>
+        </w:tabs>
+        <w:ind w:left="431" w:hanging="259"/>
+      </w:pPr>
+      <w:rPr>
+        <w:rFonts w:ascii="Symbol" w:hAnsi="Symbol" w:cs="Symbol" w:hint="default"/>
+      </w:rPr>
+    </w:lvl>
+    <w:lvl w:ilvl="1">
+      <w:start w:val="1"/>
+      <w:numFmt w:val="decimal"/>
+      <w:lvlText w:val="%2."/>
+      <w:lvlJc w:val="left"/>
+      <w:pPr>
+        <w:tabs>
+          <w:tab w:val="num" w:pos="1080"/>
+        </w:tabs>
+        <w:ind w:left="1080" w:hanging="360"/>
+      </w:pPr>
+      <w:rPr/>
+    </w:lvl>
+    <w:lvl w:ilvl="2">
+      <w:start w:val="1"/>
+      <w:numFmt w:val="decimal"/>
+      <w:lvlText w:val="%3."/>
+      <w:lvlJc w:val="left"/>
+      <w:pPr>
+        <w:tabs>
+          <w:tab w:val="num" w:pos="1440"/>
+        </w:tabs>
+        <w:ind w:left="1440" w:hanging="360"/>
+      </w:pPr>
+      <w:rPr/>
+    </w:lvl>
+    <w:lvl w:ilvl="3">
+      <w:start w:val="1"/>
+      <w:numFmt w:val="decimal"/>
+      <w:lvlText w:val="%4."/>
+      <w:lvlJc w:val="left"/>
+      <w:pPr>
+        <w:tabs>
+          <w:tab w:val="num" w:pos="1800"/>
+        </w:tabs>
+        <w:ind w:left="1800" w:hanging="360"/>
+      </w:pPr>
+      <w:rPr/>
+    </w:lvl>
+    <w:lvl w:ilvl="4">
+      <w:start w:val="1"/>
+      <w:numFmt w:val="decimal"/>
+      <w:lvlText w:val="%5."/>
+      <w:lvlJc w:val="left"/>
+      <w:pPr>
+        <w:tabs>
+          <w:tab w:val="num" w:pos="2160"/>
+        </w:tabs>
+        <w:ind w:left="2160" w:hanging="360"/>
+      </w:pPr>
+      <w:rPr/>
+    </w:lvl>
+    <w:lvl w:ilvl="5">
+      <w:start w:val="1"/>
+      <w:numFmt w:val="decimal"/>
+      <w:lvlText w:val="%6."/>
+      <w:lvlJc w:val="left"/>
+      <w:pPr>
+        <w:tabs>
+          <w:tab w:val="num" w:pos="2520"/>
+        </w:tabs>
+        <w:ind w:left="2520" w:hanging="360"/>
+      </w:pPr>
+      <w:rPr/>
+    </w:lvl>
+    <w:lvl w:ilvl="6">
+      <w:start w:val="1"/>
+      <w:numFmt w:val="decimal"/>
+      <w:lvlText w:val="%7."/>
+      <w:lvlJc w:val="left"/>
+      <w:pPr>
+        <w:tabs>
+          <w:tab w:val="num" w:pos="2880"/>
+        </w:tabs>
+        <w:ind w:left="2880" w:hanging="360"/>
+      </w:pPr>
+      <w:rPr/>
+    </w:lvl>
+    <w:lvl w:ilvl="7">
+      <w:start w:val="1"/>
+      <w:numFmt w:val="decimal"/>
+      <w:lvlText w:val="%8."/>
+      <w:lvlJc w:val="left"/>
+      <w:pPr>
+        <w:tabs>
+          <w:tab w:val="num" w:pos="3240"/>
+        </w:tabs>
+        <w:ind w:left="3240" w:hanging="360"/>
+      </w:pPr>
+      <w:rPr/>
+    </w:lvl>
+    <w:lvl w:ilvl="8">
+      <w:start w:val="1"/>
+      <w:numFmt w:val="decimal"/>
+      <w:lvlText w:val="%9."/>
+      <w:lvlJc w:val="left"/>
+      <w:pPr>
+        <w:tabs>
+          <w:tab w:val="num" w:pos="3600"/>
+        </w:tabs>
+        <w:ind w:left="3600" w:hanging="360"/>
+      </w:pPr>
+      <w:rPr/>
+    </w:lvl>
+  </w:abstractNum>
+  <w:abstractNum w:abstractNumId="16">
+    <w:lvl w:ilvl="0">
+      <w:start w:val="1"/>
+      <w:numFmt w:val="bullet"/>
+      <w:lvlText w:val=""/>
+      <w:lvlJc w:val="left"/>
+      <w:pPr>
+        <w:tabs>
+          <w:tab w:val="num" w:pos="0"/>
+        </w:tabs>
+        <w:ind w:left="431" w:hanging="259"/>
+      </w:pPr>
+      <w:rPr>
+        <w:rFonts w:ascii="Symbol" w:hAnsi="Symbol" w:cs="Symbol" w:hint="default"/>
+      </w:rPr>
+    </w:lvl>
+    <w:lvl w:ilvl="1">
+      <w:start w:val="1"/>
+      <w:numFmt w:val="decimal"/>
+      <w:lvlText w:val="%2."/>
+      <w:lvlJc w:val="left"/>
+      <w:pPr>
+        <w:tabs>
+          <w:tab w:val="num" w:pos="1080"/>
+        </w:tabs>
+        <w:ind w:left="1080" w:hanging="360"/>
+      </w:pPr>
+      <w:rPr/>
+    </w:lvl>
+    <w:lvl w:ilvl="2">
+      <w:start w:val="1"/>
+      <w:numFmt w:val="decimal"/>
+      <w:lvlText w:val="%3."/>
+      <w:lvlJc w:val="left"/>
+      <w:pPr>
+        <w:tabs>
+          <w:tab w:val="num" w:pos="1440"/>
+        </w:tabs>
+        <w:ind w:left="1440" w:hanging="360"/>
+      </w:pPr>
+      <w:rPr/>
+    </w:lvl>
+    <w:lvl w:ilvl="3">
+      <w:start w:val="1"/>
+      <w:numFmt w:val="decimal"/>
+      <w:lvlText w:val="%4."/>
+      <w:lvlJc w:val="left"/>
+      <w:pPr>
+        <w:tabs>
+          <w:tab w:val="num" w:pos="1800"/>
+        </w:tabs>
+        <w:ind w:left="1800" w:hanging="360"/>
+      </w:pPr>
+      <w:rPr/>
+    </w:lvl>
+    <w:lvl w:ilvl="4">
+      <w:start w:val="1"/>
+      <w:numFmt w:val="decimal"/>
+      <w:lvlText w:val="%5."/>
+      <w:lvlJc w:val="left"/>
+      <w:pPr>
+        <w:tabs>
+          <w:tab w:val="num" w:pos="2160"/>
+        </w:tabs>
+        <w:ind w:left="2160" w:hanging="360"/>
+      </w:pPr>
+      <w:rPr/>
+    </w:lvl>
+    <w:lvl w:ilvl="5">
+      <w:start w:val="1"/>
+      <w:numFmt w:val="decimal"/>
+      <w:lvlText w:val="%6."/>
+      <w:lvlJc w:val="left"/>
+      <w:pPr>
+        <w:tabs>
+          <w:tab w:val="num" w:pos="2520"/>
+        </w:tabs>
+        <w:ind w:left="2520" w:hanging="360"/>
+      </w:pPr>
+      <w:rPr/>
+    </w:lvl>
+    <w:lvl w:ilvl="6">
+      <w:start w:val="1"/>
+      <w:numFmt w:val="decimal"/>
+      <w:lvlText w:val="%7."/>
+      <w:lvlJc w:val="left"/>
+      <w:pPr>
+        <w:tabs>
+          <w:tab w:val="num" w:pos="2880"/>
+        </w:tabs>
+        <w:ind w:left="2880" w:hanging="360"/>
+      </w:pPr>
+      <w:rPr/>
+    </w:lvl>
+    <w:lvl w:ilvl="7">
+      <w:start w:val="1"/>
+      <w:numFmt w:val="decimal"/>
+      <w:lvlText w:val="%8."/>
+      <w:lvlJc w:val="left"/>
+      <w:pPr>
+        <w:tabs>
+          <w:tab w:val="num" w:pos="3240"/>
+        </w:tabs>
+        <w:ind w:left="3240" w:hanging="360"/>
+      </w:pPr>
+      <w:rPr/>
+    </w:lvl>
+    <w:lvl w:ilvl="8">
+      <w:start w:val="1"/>
+      <w:numFmt w:val="decimal"/>
+      <w:lvlText w:val="%9."/>
+      <w:lvlJc w:val="left"/>
+      <w:pPr>
+        <w:tabs>
+          <w:tab w:val="num" w:pos="3600"/>
+        </w:tabs>
+        <w:ind w:left="3600" w:hanging="360"/>
+      </w:pPr>
+      <w:rPr/>
+    </w:lvl>
+  </w:abstractNum>
+  <w:abstractNum w:abstractNumId="17">
+    <w:lvl w:ilvl="0">
+      <w:start w:val="1"/>
+      <w:numFmt w:val="bullet"/>
+      <w:lvlText w:val=""/>
+      <w:lvlJc w:val="left"/>
+      <w:pPr>
+        <w:tabs>
+          <w:tab w:val="num" w:pos="0"/>
+        </w:tabs>
+        <w:ind w:left="431" w:hanging="259"/>
+      </w:pPr>
+      <w:rPr>
+        <w:rFonts w:ascii="Symbol" w:hAnsi="Symbol" w:cs="Symbol" w:hint="default"/>
+      </w:rPr>
+    </w:lvl>
+    <w:lvl w:ilvl="1">
+      <w:start w:val="1"/>
+      <w:numFmt w:val="decimal"/>
+      <w:lvlText w:val="%2."/>
+      <w:lvlJc w:val="left"/>
+      <w:pPr>
+        <w:tabs>
+          <w:tab w:val="num" w:pos="1080"/>
+        </w:tabs>
+        <w:ind w:left="1080" w:hanging="360"/>
+      </w:pPr>
+      <w:rPr/>
+    </w:lvl>
+    <w:lvl w:ilvl="2">
+      <w:start w:val="1"/>
+      <w:numFmt w:val="decimal"/>
+      <w:lvlText w:val="%3."/>
+      <w:lvlJc w:val="left"/>
+      <w:pPr>
+        <w:tabs>
+          <w:tab w:val="num" w:pos="1440"/>
+        </w:tabs>
+        <w:ind w:left="1440" w:hanging="360"/>
+      </w:pPr>
+      <w:rPr/>
+    </w:lvl>
+    <w:lvl w:ilvl="3">
+      <w:start w:val="1"/>
+      <w:numFmt w:val="decimal"/>
+      <w:lvlText w:val="%4."/>
+      <w:lvlJc w:val="left"/>
+      <w:pPr>
+        <w:tabs>
+          <w:tab w:val="num" w:pos="1800"/>
+        </w:tabs>
+        <w:ind w:left="1800" w:hanging="360"/>
+      </w:pPr>
+      <w:rPr/>
+    </w:lvl>
+    <w:lvl w:ilvl="4">
+      <w:start w:val="1"/>
+      <w:numFmt w:val="decimal"/>
+      <w:lvlText w:val="%5."/>
+      <w:lvlJc w:val="left"/>
+      <w:pPr>
+        <w:tabs>
+          <w:tab w:val="num" w:pos="2160"/>
+        </w:tabs>
+        <w:ind w:left="2160" w:hanging="360"/>
+      </w:pPr>
+      <w:rPr/>
+    </w:lvl>
+    <w:lvl w:ilvl="5">
+      <w:start w:val="1"/>
+      <w:numFmt w:val="decimal"/>
+      <w:lvlText w:val="%6."/>
+      <w:lvlJc w:val="left"/>
+      <w:pPr>
+        <w:tabs>
+          <w:tab w:val="num" w:pos="2520"/>
+        </w:tabs>
+        <w:ind w:left="2520" w:hanging="360"/>
+      </w:pPr>
+      <w:rPr/>
+    </w:lvl>
+    <w:lvl w:ilvl="6">
+      <w:start w:val="1"/>
+      <w:numFmt w:val="decimal"/>
+      <w:lvlText w:val="%7."/>
+      <w:lvlJc w:val="left"/>
+      <w:pPr>
+        <w:tabs>
+          <w:tab w:val="num" w:pos="2880"/>
+        </w:tabs>
+        <w:ind w:left="2880" w:hanging="360"/>
+      </w:pPr>
+      <w:rPr/>
+    </w:lvl>
+    <w:lvl w:ilvl="7">
+      <w:start w:val="1"/>
+      <w:numFmt w:val="decimal"/>
+      <w:lvlText w:val="%8."/>
+      <w:lvlJc w:val="left"/>
+      <w:pPr>
+        <w:tabs>
+          <w:tab w:val="num" w:pos="3240"/>
+        </w:tabs>
+        <w:ind w:left="3240" w:hanging="360"/>
+      </w:pPr>
+      <w:rPr/>
+    </w:lvl>
+    <w:lvl w:ilvl="8">
+      <w:start w:val="1"/>
+      <w:numFmt w:val="decimal"/>
+      <w:lvlText w:val="%9."/>
+      <w:lvlJc w:val="left"/>
+      <w:pPr>
+        <w:tabs>
+          <w:tab w:val="num" w:pos="3600"/>
+        </w:tabs>
+        <w:ind w:left="3600" w:hanging="360"/>
+      </w:pPr>
+      <w:rPr/>
+    </w:lvl>
+  </w:abstractNum>
+  <w:abstractNum w:abstractNumId="18">
+    <w:lvl w:ilvl="0">
+      <w:start w:val="1"/>
+      <w:numFmt w:val="bullet"/>
+      <w:lvlText w:val=""/>
+      <w:lvlJc w:val="left"/>
+      <w:pPr>
+        <w:tabs>
+          <w:tab w:val="num" w:pos="0"/>
+        </w:tabs>
+        <w:ind w:left="431" w:hanging="259"/>
+      </w:pPr>
+      <w:rPr>
+        <w:rFonts w:ascii="Symbol" w:hAnsi="Symbol" w:cs="Symbol" w:hint="default"/>
+      </w:rPr>
+    </w:lvl>
+    <w:lvl w:ilvl="1">
+      <w:start w:val="1"/>
+      <w:numFmt w:val="decimal"/>
+      <w:lvlText w:val="%2."/>
+      <w:lvlJc w:val="left"/>
+      <w:pPr>
+        <w:tabs>
+          <w:tab w:val="num" w:pos="1080"/>
+        </w:tabs>
+        <w:ind w:left="1080" w:hanging="360"/>
+      </w:pPr>
+      <w:rPr/>
+    </w:lvl>
+    <w:lvl w:ilvl="2">
+      <w:start w:val="1"/>
+      <w:numFmt w:val="decimal"/>
+      <w:lvlText w:val="%3."/>
+      <w:lvlJc w:val="left"/>
+      <w:pPr>
+        <w:tabs>
+          <w:tab w:val="num" w:pos="1440"/>
+        </w:tabs>
+        <w:ind w:left="1440" w:hanging="360"/>
+      </w:pPr>
+      <w:rPr/>
+    </w:lvl>
+    <w:lvl w:ilvl="3">
+      <w:start w:val="1"/>
+      <w:numFmt w:val="decimal"/>
+      <w:lvlText w:val="%4."/>
+      <w:lvlJc w:val="left"/>
+      <w:pPr>
+        <w:tabs>
+          <w:tab w:val="num" w:pos="1800"/>
+        </w:tabs>
+        <w:ind w:left="1800" w:hanging="360"/>
+      </w:pPr>
+      <w:rPr/>
+    </w:lvl>
+    <w:lvl w:ilvl="4">
+      <w:start w:val="1"/>
+      <w:numFmt w:val="decimal"/>
+      <w:lvlText w:val="%5."/>
+      <w:lvlJc w:val="left"/>
+      <w:pPr>
+        <w:tabs>
+          <w:tab w:val="num" w:pos="2160"/>
+        </w:tabs>
+        <w:ind w:left="2160" w:hanging="360"/>
+      </w:pPr>
+      <w:rPr/>
+    </w:lvl>
+    <w:lvl w:ilvl="5">
+      <w:start w:val="1"/>
+      <w:numFmt w:val="decimal"/>
+      <w:lvlText w:val="%6."/>
+      <w:lvlJc w:val="left"/>
+      <w:pPr>
+        <w:tabs>
+          <w:tab w:val="num" w:pos="2520"/>
+        </w:tabs>
+        <w:ind w:left="2520" w:hanging="360"/>
+      </w:pPr>
+      <w:rPr/>
+    </w:lvl>
+    <w:lvl w:ilvl="6">
+      <w:start w:val="1"/>
+      <w:numFmt w:val="decimal"/>
+      <w:lvlText w:val="%7."/>
+      <w:lvlJc w:val="left"/>
+      <w:pPr>
+        <w:tabs>
+          <w:tab w:val="num" w:pos="2880"/>
+        </w:tabs>
+        <w:ind w:left="2880" w:hanging="360"/>
+      </w:pPr>
+      <w:rPr/>
+    </w:lvl>
+    <w:lvl w:ilvl="7">
+      <w:start w:val="1"/>
+      <w:numFmt w:val="decimal"/>
+      <w:lvlText w:val="%8."/>
+      <w:lvlJc w:val="left"/>
+      <w:pPr>
+        <w:tabs>
+          <w:tab w:val="num" w:pos="3240"/>
+        </w:tabs>
+        <w:ind w:left="3240" w:hanging="360"/>
+      </w:pPr>
+      <w:rPr/>
+    </w:lvl>
+    <w:lvl w:ilvl="8">
+      <w:start w:val="1"/>
+      <w:numFmt w:val="decimal"/>
+      <w:lvlText w:val="%9."/>
+      <w:lvlJc w:val="left"/>
+      <w:pPr>
+        <w:tabs>
+          <w:tab w:val="num" w:pos="3600"/>
+        </w:tabs>
+        <w:ind w:left="3600" w:hanging="360"/>
+      </w:pPr>
+      <w:rPr/>
+    </w:lvl>
+  </w:abstractNum>
+  <w:abstractNum w:abstractNumId="19">
+    <w:lvl w:ilvl="0">
+      <w:start w:val="1"/>
+      <w:numFmt w:val="bullet"/>
+      <w:lvlText w:val=""/>
+      <w:lvlJc w:val="left"/>
+      <w:pPr>
+        <w:tabs>
+          <w:tab w:val="num" w:pos="0"/>
+        </w:tabs>
+        <w:ind w:left="431" w:hanging="259"/>
+      </w:pPr>
+      <w:rPr>
+        <w:rFonts w:ascii="Symbol" w:hAnsi="Symbol" w:cs="Symbol" w:hint="default"/>
+      </w:rPr>
+    </w:lvl>
+    <w:lvl w:ilvl="1">
+      <w:start w:val="1"/>
+      <w:numFmt w:val="decimal"/>
+      <w:lvlText w:val="%2."/>
+      <w:lvlJc w:val="left"/>
+      <w:pPr>
+        <w:tabs>
+          <w:tab w:val="num" w:pos="1080"/>
+        </w:tabs>
+        <w:ind w:left="1080" w:hanging="360"/>
+      </w:pPr>
+      <w:rPr/>
+    </w:lvl>
+    <w:lvl w:ilvl="2">
+      <w:start w:val="1"/>
+      <w:numFmt w:val="decimal"/>
+      <w:lvlText w:val="%3."/>
+      <w:lvlJc w:val="left"/>
+      <w:pPr>
+        <w:tabs>
+          <w:tab w:val="num" w:pos="1440"/>
+        </w:tabs>
+        <w:ind w:left="1440" w:hanging="360"/>
+      </w:pPr>
+      <w:rPr/>
+    </w:lvl>
+    <w:lvl w:ilvl="3">
+      <w:start w:val="1"/>
+      <w:numFmt w:val="decimal"/>
+      <w:lvlText w:val="%4."/>
+      <w:lvlJc w:val="left"/>
+      <w:pPr>
+        <w:tabs>
+          <w:tab w:val="num" w:pos="1800"/>
+        </w:tabs>
+        <w:ind w:left="1800" w:hanging="360"/>
+      </w:pPr>
+      <w:rPr/>
+    </w:lvl>
+    <w:lvl w:ilvl="4">
+      <w:start w:val="1"/>
+      <w:numFmt w:val="decimal"/>
+      <w:lvlText w:val="%5."/>
+      <w:lvlJc w:val="left"/>
+      <w:pPr>
+        <w:tabs>
+          <w:tab w:val="num" w:pos="2160"/>
+        </w:tabs>
+        <w:ind w:left="2160" w:hanging="360"/>
+      </w:pPr>
+      <w:rPr/>
+    </w:lvl>
+    <w:lvl w:ilvl="5">
+      <w:start w:val="1"/>
+      <w:numFmt w:val="decimal"/>
+      <w:lvlText w:val="%6."/>
+      <w:lvlJc w:val="left"/>
+      <w:pPr>
+        <w:tabs>
+          <w:tab w:val="num" w:pos="2520"/>
+        </w:tabs>
+        <w:ind w:left="2520" w:hanging="360"/>
+      </w:pPr>
+      <w:rPr/>
+    </w:lvl>
+    <w:lvl w:ilvl="6">
+      <w:start w:val="1"/>
+      <w:numFmt w:val="decimal"/>
+      <w:lvlText w:val="%7."/>
+      <w:lvlJc w:val="left"/>
+      <w:pPr>
+        <w:tabs>
+          <w:tab w:val="num" w:pos="2880"/>
+        </w:tabs>
+        <w:ind w:left="2880" w:hanging="360"/>
+      </w:pPr>
+      <w:rPr/>
+    </w:lvl>
+    <w:lvl w:ilvl="7">
+      <w:start w:val="1"/>
+      <w:numFmt w:val="decimal"/>
+      <w:lvlText w:val="%8."/>
+      <w:lvlJc w:val="left"/>
+      <w:pPr>
+        <w:tabs>
+          <w:tab w:val="num" w:pos="3240"/>
+        </w:tabs>
+        <w:ind w:left="3240" w:hanging="360"/>
+      </w:pPr>
+      <w:rPr/>
+    </w:lvl>
+    <w:lvl w:ilvl="8">
+      <w:start w:val="1"/>
+      <w:numFmt w:val="decimal"/>
+      <w:lvlText w:val="%9."/>
+      <w:lvlJc w:val="left"/>
+      <w:pPr>
+        <w:tabs>
+          <w:tab w:val="num" w:pos="3600"/>
+        </w:tabs>
+        <w:ind w:left="3600" w:hanging="360"/>
+      </w:pPr>
+      <w:rPr/>
+    </w:lvl>
+  </w:abstractNum>
+  <w:abstractNum w:abstractNumId="20">
+    <w:lvl w:ilvl="0">
+      <w:start w:val="1"/>
+      <w:numFmt w:val="bullet"/>
+      <w:lvlText w:val=""/>
+      <w:lvlJc w:val="left"/>
+      <w:pPr>
+        <w:tabs>
+          <w:tab w:val="num" w:pos="0"/>
+        </w:tabs>
+        <w:ind w:left="431" w:hanging="259"/>
+      </w:pPr>
+      <w:rPr>
+        <w:rFonts w:ascii="Symbol" w:hAnsi="Symbol" w:cs="Symbol" w:hint="default"/>
+      </w:rPr>
+    </w:lvl>
+    <w:lvl w:ilvl="1">
+      <w:start w:val="1"/>
+      <w:numFmt w:val="decimal"/>
+      <w:lvlText w:val="%2."/>
+      <w:lvlJc w:val="left"/>
+      <w:pPr>
+        <w:tabs>
+          <w:tab w:val="num" w:pos="1080"/>
+        </w:tabs>
+        <w:ind w:left="1080" w:hanging="360"/>
+      </w:pPr>
+      <w:rPr/>
+    </w:lvl>
+    <w:lvl w:ilvl="2">
+      <w:start w:val="1"/>
+      <w:numFmt w:val="decimal"/>
+      <w:lvlText w:val="%3."/>
+      <w:lvlJc w:val="left"/>
+      <w:pPr>
+        <w:tabs>
+          <w:tab w:val="num" w:pos="1440"/>
+        </w:tabs>
+        <w:ind w:left="1440" w:hanging="360"/>
+      </w:pPr>
+      <w:rPr/>
+    </w:lvl>
+    <w:lvl w:ilvl="3">
+      <w:start w:val="1"/>
+      <w:numFmt w:val="decimal"/>
+      <w:lvlText w:val="%4."/>
+      <w:lvlJc w:val="left"/>
+      <w:pPr>
+        <w:tabs>
+          <w:tab w:val="num" w:pos="1800"/>
+        </w:tabs>
+        <w:ind w:left="1800" w:hanging="360"/>
+      </w:pPr>
+      <w:rPr/>
+    </w:lvl>
+    <w:lvl w:ilvl="4">
+      <w:start w:val="1"/>
+      <w:numFmt w:val="decimal"/>
+      <w:lvlText w:val="%5."/>
+      <w:lvlJc w:val="left"/>
+      <w:pPr>
+        <w:tabs>
+          <w:tab w:val="num" w:pos="2160"/>
+        </w:tabs>
+        <w:ind w:left="2160" w:hanging="360"/>
+      </w:pPr>
+      <w:rPr/>
+    </w:lvl>
+    <w:lvl w:ilvl="5">
+      <w:start w:val="1"/>
+      <w:numFmt w:val="decimal"/>
+      <w:lvlText w:val="%6."/>
+      <w:lvlJc w:val="left"/>
+      <w:pPr>
+        <w:tabs>
+          <w:tab w:val="num" w:pos="2520"/>
+        </w:tabs>
+        <w:ind w:left="2520" w:hanging="360"/>
+      </w:pPr>
+      <w:rPr/>
+    </w:lvl>
+    <w:lvl w:ilvl="6">
+      <w:start w:val="1"/>
+      <w:numFmt w:val="decimal"/>
+      <w:lvlText w:val="%7."/>
+      <w:lvlJc w:val="left"/>
+      <w:pPr>
+        <w:tabs>
+          <w:tab w:val="num" w:pos="2880"/>
+        </w:tabs>
+        <w:ind w:left="2880" w:hanging="360"/>
+      </w:pPr>
+      <w:rPr/>
+    </w:lvl>
+    <w:lvl w:ilvl="7">
+      <w:start w:val="1"/>
+      <w:numFmt w:val="decimal"/>
+      <w:lvlText w:val="%8."/>
+      <w:lvlJc w:val="left"/>
+      <w:pPr>
+        <w:tabs>
+          <w:tab w:val="num" w:pos="3240"/>
+        </w:tabs>
+        <w:ind w:left="3240" w:hanging="360"/>
+      </w:pPr>
+      <w:rPr/>
+    </w:lvl>
+    <w:lvl w:ilvl="8">
+      <w:start w:val="1"/>
+      <w:numFmt w:val="decimal"/>
+      <w:lvlText w:val="%9."/>
+      <w:lvlJc w:val="left"/>
+      <w:pPr>
+        <w:tabs>
+          <w:tab w:val="num" w:pos="3600"/>
+        </w:tabs>
+        <w:ind w:left="3600" w:hanging="360"/>
+      </w:pPr>
+      <w:rPr/>
+    </w:lvl>
+  </w:abstractNum>
+  <w:abstractNum w:abstractNumId="21">
+    <w:lvl w:ilvl="0">
+      <w:start w:val="1"/>
+      <w:numFmt w:val="bullet"/>
+      <w:lvlText w:val=""/>
+      <w:lvlJc w:val="left"/>
+      <w:pPr>
+        <w:tabs>
+          <w:tab w:val="num" w:pos="0"/>
+        </w:tabs>
+        <w:ind w:left="431" w:hanging="259"/>
+      </w:pPr>
+      <w:rPr>
+        <w:rFonts w:ascii="Symbol" w:hAnsi="Symbol" w:cs="Symbol" w:hint="default"/>
+      </w:rPr>
+    </w:lvl>
+    <w:lvl w:ilvl="1">
+      <w:start w:val="1"/>
+      <w:numFmt w:val="decimal"/>
+      <w:lvlText w:val="%2."/>
+      <w:lvlJc w:val="left"/>
+      <w:pPr>
+        <w:tabs>
+          <w:tab w:val="num" w:pos="1080"/>
+        </w:tabs>
+        <w:ind w:left="1080" w:hanging="360"/>
+      </w:pPr>
+      <w:rPr/>
+    </w:lvl>
+    <w:lvl w:ilvl="2">
+      <w:start w:val="1"/>
+      <w:numFmt w:val="decimal"/>
+      <w:lvlText w:val="%3."/>
+      <w:lvlJc w:val="left"/>
+      <w:pPr>
+        <w:tabs>
+          <w:tab w:val="num" w:pos="1440"/>
+        </w:tabs>
+        <w:ind w:left="1440" w:hanging="360"/>
+      </w:pPr>
+      <w:rPr/>
+    </w:lvl>
+    <w:lvl w:ilvl="3">
+      <w:start w:val="1"/>
+      <w:numFmt w:val="decimal"/>
+      <w:lvlText w:val="%4."/>
+      <w:lvlJc w:val="left"/>
+      <w:pPr>
+        <w:tabs>
+          <w:tab w:val="num" w:pos="1800"/>
+        </w:tabs>
+        <w:ind w:left="1800" w:hanging="360"/>
+      </w:pPr>
+      <w:rPr/>
+    </w:lvl>
+    <w:lvl w:ilvl="4">
+      <w:start w:val="1"/>
+      <w:numFmt w:val="decimal"/>
+      <w:lvlText w:val="%5."/>
+      <w:lvlJc w:val="left"/>
+      <w:pPr>
+        <w:tabs>
+          <w:tab w:val="num" w:pos="2160"/>
+        </w:tabs>
+        <w:ind w:left="2160" w:hanging="360"/>
+      </w:pPr>
+      <w:rPr/>
+    </w:lvl>
+    <w:lvl w:ilvl="5">
+      <w:start w:val="1"/>
+      <w:numFmt w:val="decimal"/>
+      <w:lvlText w:val="%6."/>
+      <w:lvlJc w:val="left"/>
+      <w:pPr>
+        <w:tabs>
+          <w:tab w:val="num" w:pos="2520"/>
+        </w:tabs>
+        <w:ind w:left="2520" w:hanging="360"/>
+      </w:pPr>
+      <w:rPr/>
+    </w:lvl>
+    <w:lvl w:ilvl="6">
+      <w:start w:val="1"/>
+      <w:numFmt w:val="decimal"/>
+      <w:lvlText w:val="%7."/>
+      <w:lvlJc w:val="left"/>
+      <w:pPr>
+        <w:tabs>
+          <w:tab w:val="num" w:pos="2880"/>
+        </w:tabs>
+        <w:ind w:left="2880" w:hanging="360"/>
+      </w:pPr>
+      <w:rPr/>
+    </w:lvl>
+    <w:lvl w:ilvl="7">
+      <w:start w:val="1"/>
+      <w:numFmt w:val="decimal"/>
+      <w:lvlText w:val="%8."/>
+      <w:lvlJc w:val="left"/>
+      <w:pPr>
+        <w:tabs>
+          <w:tab w:val="num" w:pos="3240"/>
+        </w:tabs>
+        <w:ind w:left="3240" w:hanging="360"/>
+      </w:pPr>
+      <w:rPr/>
+    </w:lvl>
+    <w:lvl w:ilvl="8">
+      <w:start w:val="1"/>
+      <w:numFmt w:val="decimal"/>
+      <w:lvlText w:val="%9."/>
+      <w:lvlJc w:val="left"/>
+      <w:pPr>
+        <w:tabs>
+          <w:tab w:val="num" w:pos="3600"/>
+        </w:tabs>
+        <w:ind w:left="3600" w:hanging="360"/>
+      </w:pPr>
+      <w:rPr/>
+    </w:lvl>
+  </w:abstractNum>
+  <w:abstractNum w:abstractNumId="22">
+    <w:lvl w:ilvl="0">
+      <w:start w:val="1"/>
+      <w:numFmt w:val="bullet"/>
+      <w:lvlText w:val=""/>
+      <w:lvlJc w:val="left"/>
+      <w:pPr>
+        <w:tabs>
+          <w:tab w:val="num" w:pos="0"/>
+        </w:tabs>
+        <w:ind w:left="431" w:hanging="259"/>
+      </w:pPr>
+      <w:rPr>
+        <w:rFonts w:ascii="Symbol" w:hAnsi="Symbol" w:cs="Symbol" w:hint="default"/>
+      </w:rPr>
+    </w:lvl>
+    <w:lvl w:ilvl="1">
+      <w:start w:val="1"/>
+      <w:numFmt w:val="decimal"/>
+      <w:lvlText w:val="%2."/>
+      <w:lvlJc w:val="left"/>
+      <w:pPr>
+        <w:tabs>
+          <w:tab w:val="num" w:pos="1080"/>
+        </w:tabs>
+        <w:ind w:left="1080" w:hanging="360"/>
+      </w:pPr>
+      <w:rPr/>
+    </w:lvl>
+    <w:lvl w:ilvl="2">
+      <w:start w:val="1"/>
+      <w:numFmt w:val="decimal"/>
+      <w:lvlText w:val="%3."/>
+      <w:lvlJc w:val="left"/>
+      <w:pPr>
+        <w:tabs>
+          <w:tab w:val="num" w:pos="1440"/>
+        </w:tabs>
+        <w:ind w:left="1440" w:hanging="360"/>
+      </w:pPr>
+      <w:rPr/>
+    </w:lvl>
+    <w:lvl w:ilvl="3">
+      <w:start w:val="1"/>
+      <w:numFmt w:val="decimal"/>
+      <w:lvlText w:val="%4."/>
+      <w:lvlJc w:val="left"/>
+      <w:pPr>
+        <w:tabs>
+          <w:tab w:val="num" w:pos="1800"/>
+        </w:tabs>
+        <w:ind w:left="1800" w:hanging="360"/>
+      </w:pPr>
+      <w:rPr/>
+    </w:lvl>
+    <w:lvl w:ilvl="4">
+      <w:start w:val="1"/>
+      <w:numFmt w:val="decimal"/>
+      <w:lvlText w:val="%5."/>
+      <w:lvlJc w:val="left"/>
+      <w:pPr>
+        <w:tabs>
+          <w:tab w:val="num" w:pos="2160"/>
+        </w:tabs>
+        <w:ind w:left="2160" w:hanging="360"/>
+      </w:pPr>
+      <w:rPr/>
+    </w:lvl>
+    <w:lvl w:ilvl="5">
+      <w:start w:val="1"/>
+      <w:numFmt w:val="decimal"/>
+      <w:lvlText w:val="%6."/>
+      <w:lvlJc w:val="left"/>
+      <w:pPr>
+        <w:tabs>
+          <w:tab w:val="num" w:pos="2520"/>
+        </w:tabs>
+        <w:ind w:left="2520" w:hanging="360"/>
+      </w:pPr>
+      <w:rPr/>
+    </w:lvl>
+    <w:lvl w:ilvl="6">
+      <w:start w:val="1"/>
+      <w:numFmt w:val="decimal"/>
+      <w:lvlText w:val="%7."/>
+      <w:lvlJc w:val="left"/>
+      <w:pPr>
+        <w:tabs>
+          <w:tab w:val="num" w:pos="2880"/>
+        </w:tabs>
+        <w:ind w:left="2880" w:hanging="360"/>
+      </w:pPr>
+      <w:rPr/>
+    </w:lvl>
+    <w:lvl w:ilvl="7">
+      <w:start w:val="1"/>
+      <w:numFmt w:val="decimal"/>
+      <w:lvlText w:val="%8."/>
+      <w:lvlJc w:val="left"/>
+      <w:pPr>
+        <w:tabs>
+          <w:tab w:val="num" w:pos="3240"/>
+        </w:tabs>
+        <w:ind w:left="3240" w:hanging="360"/>
+      </w:pPr>
+      <w:rPr/>
+    </w:lvl>
+    <w:lvl w:ilvl="8">
+      <w:start w:val="1"/>
+      <w:numFmt w:val="decimal"/>
+      <w:lvlText w:val="%9."/>
+      <w:lvlJc w:val="left"/>
+      <w:pPr>
+        <w:tabs>
+          <w:tab w:val="num" w:pos="3600"/>
+        </w:tabs>
+        <w:ind w:left="3600" w:hanging="360"/>
+      </w:pPr>
+      <w:rPr/>
+    </w:lvl>
+  </w:abstractNum>
+  <w:abstractNum w:abstractNumId="23">
+    <w:lvl w:ilvl="0">
+      <w:start w:val="1"/>
+      <w:numFmt w:val="bullet"/>
+      <w:lvlText w:val=""/>
+      <w:lvlJc w:val="left"/>
+      <w:pPr>
+        <w:tabs>
+          <w:tab w:val="num" w:pos="0"/>
+        </w:tabs>
+        <w:ind w:left="431" w:hanging="259"/>
+      </w:pPr>
+      <w:rPr>
+        <w:rFonts w:ascii="Symbol" w:hAnsi="Symbol" w:cs="Symbol" w:hint="default"/>
+      </w:rPr>
+    </w:lvl>
+    <w:lvl w:ilvl="1">
+      <w:start w:val="1"/>
+      <w:numFmt w:val="decimal"/>
+      <w:lvlText w:val="%2."/>
+      <w:lvlJc w:val="left"/>
+      <w:pPr>
+        <w:tabs>
+          <w:tab w:val="num" w:pos="1080"/>
+        </w:tabs>
+        <w:ind w:left="1080" w:hanging="360"/>
+      </w:pPr>
+      <w:rPr/>
+    </w:lvl>
+    <w:lvl w:ilvl="2">
+      <w:start w:val="1"/>
+      <w:numFmt w:val="decimal"/>
+      <w:lvlText w:val="%3."/>
+      <w:lvlJc w:val="left"/>
+      <w:pPr>
+        <w:tabs>
+          <w:tab w:val="num" w:pos="1440"/>
+        </w:tabs>
+        <w:ind w:left="1440" w:hanging="360"/>
+      </w:pPr>
+      <w:rPr/>
+    </w:lvl>
+    <w:lvl w:ilvl="3">
+      <w:start w:val="1"/>
+      <w:numFmt w:val="decimal"/>
+      <w:lvlText w:val="%4."/>
+      <w:lvlJc w:val="left"/>
+      <w:pPr>
+        <w:tabs>
+          <w:tab w:val="num" w:pos="1800"/>
+        </w:tabs>
+        <w:ind w:left="1800" w:hanging="360"/>
+      </w:pPr>
+      <w:rPr/>
+    </w:lvl>
+    <w:lvl w:ilvl="4">
+      <w:start w:val="1"/>
+      <w:numFmt w:val="decimal"/>
+      <w:lvlText w:val="%5."/>
+      <w:lvlJc w:val="left"/>
+      <w:pPr>
+        <w:tabs>
+          <w:tab w:val="num" w:pos="2160"/>
+        </w:tabs>
+        <w:ind w:left="2160" w:hanging="360"/>
+      </w:pPr>
+      <w:rPr/>
+    </w:lvl>
+    <w:lvl w:ilvl="5">
+      <w:start w:val="1"/>
+      <w:numFmt w:val="decimal"/>
+      <w:lvlText w:val="%6."/>
+      <w:lvlJc w:val="left"/>
+      <w:pPr>
+        <w:tabs>
+          <w:tab w:val="num" w:pos="2520"/>
+        </w:tabs>
+        <w:ind w:left="2520" w:hanging="360"/>
+      </w:pPr>
+      <w:rPr/>
+    </w:lvl>
+    <w:lvl w:ilvl="6">
+      <w:start w:val="1"/>
+      <w:numFmt w:val="decimal"/>
+      <w:lvlText w:val="%7."/>
+      <w:lvlJc w:val="left"/>
+      <w:pPr>
+        <w:tabs>
+          <w:tab w:val="num" w:pos="2880"/>
+        </w:tabs>
+        <w:ind w:left="2880" w:hanging="360"/>
+      </w:pPr>
+      <w:rPr/>
+    </w:lvl>
+    <w:lvl w:ilvl="7">
+      <w:start w:val="1"/>
+      <w:numFmt w:val="decimal"/>
+      <w:lvlText w:val="%8."/>
+      <w:lvlJc w:val="left"/>
+      <w:pPr>
+        <w:tabs>
+          <w:tab w:val="num" w:pos="3240"/>
+        </w:tabs>
+        <w:ind w:left="3240" w:hanging="360"/>
+      </w:pPr>
+      <w:rPr/>
+    </w:lvl>
+    <w:lvl w:ilvl="8">
+      <w:start w:val="1"/>
+      <w:numFmt w:val="decimal"/>
+      <w:lvlText w:val="%9."/>
+      <w:lvlJc w:val="left"/>
+      <w:pPr>
+        <w:tabs>
+          <w:tab w:val="num" w:pos="3600"/>
+        </w:tabs>
+        <w:ind w:left="3600" w:hanging="360"/>
+      </w:pPr>
+      <w:rPr/>
+    </w:lvl>
+  </w:abstractNum>
+  <w:abstractNum w:abstractNumId="24">
+    <w:lvl w:ilvl="0">
+      <w:start w:val="1"/>
       <w:numFmt w:val="none"/>
       <w:suff w:val="nothing"/>
       <w:lvlText w:val=""/>
@@ -10542,248 +14079,6 @@
         </w:tabs>
         <w:ind w:left="0" w:hanging="0"/>
       </w:pPr>
-    </w:lvl>
-  </w:abstractNum>
-  <w:abstractNum w:abstractNumId="2">
-    <w:lvl w:ilvl="0">
-      <w:start w:val="1"/>
-      <w:numFmt w:val="bullet"/>
-      <w:lvlText w:val=""/>
-      <w:lvlJc w:val="left"/>
-      <w:pPr>
-        <w:tabs>
-          <w:tab w:val="num" w:pos="0"/>
-        </w:tabs>
-        <w:ind w:left="431" w:hanging="259"/>
-      </w:pPr>
-      <w:rPr>
-        <w:rFonts w:ascii="Symbol" w:hAnsi="Symbol" w:cs="Symbol" w:hint="default"/>
-      </w:rPr>
-    </w:lvl>
-    <w:lvl w:ilvl="1">
-      <w:start w:val="1"/>
-      <w:numFmt w:val="decimal"/>
-      <w:lvlText w:val="%2."/>
-      <w:lvlJc w:val="left"/>
-      <w:pPr>
-        <w:tabs>
-          <w:tab w:val="num" w:pos="1080"/>
-        </w:tabs>
-        <w:ind w:left="1080" w:hanging="360"/>
-      </w:pPr>
-      <w:rPr/>
-    </w:lvl>
-    <w:lvl w:ilvl="2">
-      <w:start w:val="1"/>
-      <w:numFmt w:val="decimal"/>
-      <w:lvlText w:val="%3."/>
-      <w:lvlJc w:val="left"/>
-      <w:pPr>
-        <w:tabs>
-          <w:tab w:val="num" w:pos="1440"/>
-        </w:tabs>
-        <w:ind w:left="1440" w:hanging="360"/>
-      </w:pPr>
-      <w:rPr/>
-    </w:lvl>
-    <w:lvl w:ilvl="3">
-      <w:start w:val="1"/>
-      <w:numFmt w:val="decimal"/>
-      <w:lvlText w:val="%4."/>
-      <w:lvlJc w:val="left"/>
-      <w:pPr>
-        <w:tabs>
-          <w:tab w:val="num" w:pos="1800"/>
-        </w:tabs>
-        <w:ind w:left="1800" w:hanging="360"/>
-      </w:pPr>
-      <w:rPr/>
-    </w:lvl>
-    <w:lvl w:ilvl="4">
-      <w:start w:val="1"/>
-      <w:numFmt w:val="decimal"/>
-      <w:lvlText w:val="%5."/>
-      <w:lvlJc w:val="left"/>
-      <w:pPr>
-        <w:tabs>
-          <w:tab w:val="num" w:pos="2160"/>
-        </w:tabs>
-        <w:ind w:left="2160" w:hanging="360"/>
-      </w:pPr>
-      <w:rPr/>
-    </w:lvl>
-    <w:lvl w:ilvl="5">
-      <w:start w:val="1"/>
-      <w:numFmt w:val="decimal"/>
-      <w:lvlText w:val="%6."/>
-      <w:lvlJc w:val="left"/>
-      <w:pPr>
-        <w:tabs>
-          <w:tab w:val="num" w:pos="2520"/>
-        </w:tabs>
-        <w:ind w:left="2520" w:hanging="360"/>
-      </w:pPr>
-      <w:rPr/>
-    </w:lvl>
-    <w:lvl w:ilvl="6">
-      <w:start w:val="1"/>
-      <w:numFmt w:val="decimal"/>
-      <w:lvlText w:val="%7."/>
-      <w:lvlJc w:val="left"/>
-      <w:pPr>
-        <w:tabs>
-          <w:tab w:val="num" w:pos="2880"/>
-        </w:tabs>
-        <w:ind w:left="2880" w:hanging="360"/>
-      </w:pPr>
-      <w:rPr/>
-    </w:lvl>
-    <w:lvl w:ilvl="7">
-      <w:start w:val="1"/>
-      <w:numFmt w:val="decimal"/>
-      <w:lvlText w:val="%8."/>
-      <w:lvlJc w:val="left"/>
-      <w:pPr>
-        <w:tabs>
-          <w:tab w:val="num" w:pos="3240"/>
-        </w:tabs>
-        <w:ind w:left="3240" w:hanging="360"/>
-      </w:pPr>
-      <w:rPr/>
-    </w:lvl>
-    <w:lvl w:ilvl="8">
-      <w:start w:val="1"/>
-      <w:numFmt w:val="decimal"/>
-      <w:lvlText w:val="%9."/>
-      <w:lvlJc w:val="left"/>
-      <w:pPr>
-        <w:tabs>
-          <w:tab w:val="num" w:pos="3600"/>
-        </w:tabs>
-        <w:ind w:left="3600" w:hanging="360"/>
-      </w:pPr>
-      <w:rPr/>
-    </w:lvl>
-  </w:abstractNum>
-  <w:abstractNum w:abstractNumId="3">
-    <w:lvl w:ilvl="0">
-      <w:start w:val="1"/>
-      <w:numFmt w:val="bullet"/>
-      <w:lvlText w:val=""/>
-      <w:lvlJc w:val="left"/>
-      <w:pPr>
-        <w:tabs>
-          <w:tab w:val="num" w:pos="0"/>
-        </w:tabs>
-        <w:ind w:left="431" w:hanging="259"/>
-      </w:pPr>
-      <w:rPr>
-        <w:rFonts w:ascii="Symbol" w:hAnsi="Symbol" w:cs="Symbol" w:hint="default"/>
-      </w:rPr>
-    </w:lvl>
-    <w:lvl w:ilvl="1">
-      <w:start w:val="1"/>
-      <w:numFmt w:val="decimal"/>
-      <w:lvlText w:val="%2."/>
-      <w:lvlJc w:val="left"/>
-      <w:pPr>
-        <w:tabs>
-          <w:tab w:val="num" w:pos="1080"/>
-        </w:tabs>
-        <w:ind w:left="1080" w:hanging="360"/>
-      </w:pPr>
-      <w:rPr/>
-    </w:lvl>
-    <w:lvl w:ilvl="2">
-      <w:start w:val="1"/>
-      <w:numFmt w:val="decimal"/>
-      <w:lvlText w:val="%3."/>
-      <w:lvlJc w:val="left"/>
-      <w:pPr>
-        <w:tabs>
-          <w:tab w:val="num" w:pos="1440"/>
-        </w:tabs>
-        <w:ind w:left="1440" w:hanging="360"/>
-      </w:pPr>
-      <w:rPr/>
-    </w:lvl>
-    <w:lvl w:ilvl="3">
-      <w:start w:val="1"/>
-      <w:numFmt w:val="decimal"/>
-      <w:lvlText w:val="%4."/>
-      <w:lvlJc w:val="left"/>
-      <w:pPr>
-        <w:tabs>
-          <w:tab w:val="num" w:pos="1800"/>
-        </w:tabs>
-        <w:ind w:left="1800" w:hanging="360"/>
-      </w:pPr>
-      <w:rPr/>
-    </w:lvl>
-    <w:lvl w:ilvl="4">
-      <w:start w:val="1"/>
-      <w:numFmt w:val="decimal"/>
-      <w:lvlText w:val="%5."/>
-      <w:lvlJc w:val="left"/>
-      <w:pPr>
-        <w:tabs>
-          <w:tab w:val="num" w:pos="2160"/>
-        </w:tabs>
-        <w:ind w:left="2160" w:hanging="360"/>
-      </w:pPr>
-      <w:rPr/>
-    </w:lvl>
-    <w:lvl w:ilvl="5">
-      <w:start w:val="1"/>
-      <w:numFmt w:val="decimal"/>
-      <w:lvlText w:val="%6."/>
-      <w:lvlJc w:val="left"/>
-      <w:pPr>
-        <w:tabs>
-          <w:tab w:val="num" w:pos="2520"/>
-        </w:tabs>
-        <w:ind w:left="2520" w:hanging="360"/>
-      </w:pPr>
-      <w:rPr/>
-    </w:lvl>
-    <w:lvl w:ilvl="6">
-      <w:start w:val="1"/>
-      <w:numFmt w:val="decimal"/>
-      <w:lvlText w:val="%7."/>
-      <w:lvlJc w:val="left"/>
-      <w:pPr>
-        <w:tabs>
-          <w:tab w:val="num" w:pos="2880"/>
-        </w:tabs>
-        <w:ind w:left="2880" w:hanging="360"/>
-      </w:pPr>
-      <w:rPr/>
-    </w:lvl>
-    <w:lvl w:ilvl="7">
-      <w:start w:val="1"/>
-      <w:numFmt w:val="decimal"/>
-      <w:lvlText w:val="%8."/>
-      <w:lvlJc w:val="left"/>
-      <w:pPr>
-        <w:tabs>
-          <w:tab w:val="num" w:pos="3240"/>
-        </w:tabs>
-        <w:ind w:left="3240" w:hanging="360"/>
-      </w:pPr>
-      <w:rPr/>
-    </w:lvl>
-    <w:lvl w:ilvl="8">
-      <w:start w:val="1"/>
-      <w:numFmt w:val="decimal"/>
-      <w:lvlText w:val="%9."/>
-      <w:lvlJc w:val="left"/>
-      <w:pPr>
-        <w:tabs>
-          <w:tab w:val="num" w:pos="3600"/>
-        </w:tabs>
-        <w:ind w:left="3600" w:hanging="360"/>
-      </w:pPr>
-      <w:rPr/>
     </w:lvl>
   </w:abstractNum>
   <w:num w:numId="1">
@@ -10796,76 +14091,139 @@
     <w:abstractNumId w:val="3"/>
   </w:num>
   <w:num w:numId="4">
-    <w:abstractNumId w:val="3"/>
+    <w:abstractNumId w:val="4"/>
+  </w:num>
+  <w:num w:numId="5">
+    <w:abstractNumId w:val="5"/>
+  </w:num>
+  <w:num w:numId="6">
+    <w:abstractNumId w:val="6"/>
+  </w:num>
+  <w:num w:numId="7">
+    <w:abstractNumId w:val="7"/>
+  </w:num>
+  <w:num w:numId="8">
+    <w:abstractNumId w:val="8"/>
+  </w:num>
+  <w:num w:numId="9">
+    <w:abstractNumId w:val="9"/>
+  </w:num>
+  <w:num w:numId="10">
+    <w:abstractNumId w:val="10"/>
+  </w:num>
+  <w:num w:numId="11">
+    <w:abstractNumId w:val="11"/>
+  </w:num>
+  <w:num w:numId="12">
+    <w:abstractNumId w:val="12"/>
+  </w:num>
+  <w:num w:numId="13">
+    <w:abstractNumId w:val="13"/>
+  </w:num>
+  <w:num w:numId="14">
+    <w:abstractNumId w:val="14"/>
+  </w:num>
+  <w:num w:numId="15">
+    <w:abstractNumId w:val="15"/>
+  </w:num>
+  <w:num w:numId="16">
+    <w:abstractNumId w:val="16"/>
+  </w:num>
+  <w:num w:numId="17">
+    <w:abstractNumId w:val="17"/>
+  </w:num>
+  <w:num w:numId="18">
+    <w:abstractNumId w:val="18"/>
+  </w:num>
+  <w:num w:numId="19">
+    <w:abstractNumId w:val="19"/>
+  </w:num>
+  <w:num w:numId="20">
+    <w:abstractNumId w:val="20"/>
+  </w:num>
+  <w:num w:numId="21">
+    <w:abstractNumId w:val="21"/>
+  </w:num>
+  <w:num w:numId="22">
+    <w:abstractNumId w:val="22"/>
+  </w:num>
+  <w:num w:numId="23">
+    <w:abstractNumId w:val="23"/>
+  </w:num>
+  <w:num w:numId="24">
+    <w:abstractNumId w:val="24"/>
+  </w:num>
+  <w:num w:numId="25">
+    <w:abstractNumId w:val="1"/>
     <w:lvlOverride w:ilvl="0">
       <w:startOverride w:val="1"/>
     </w:lvlOverride>
   </w:num>
-  <w:num w:numId="5">
-    <w:abstractNumId w:val="3"/>
+  <w:num w:numId="26">
+    <w:abstractNumId w:val="1"/>
   </w:num>
-  <w:num w:numId="6">
-    <w:abstractNumId w:val="3"/>
+  <w:num w:numId="27">
+    <w:abstractNumId w:val="1"/>
   </w:num>
-  <w:num w:numId="7">
-    <w:abstractNumId w:val="3"/>
+  <w:num w:numId="28">
+    <w:abstractNumId w:val="1"/>
   </w:num>
-  <w:num w:numId="8">
-    <w:abstractNumId w:val="3"/>
+  <w:num w:numId="29">
+    <w:abstractNumId w:val="1"/>
   </w:num>
-  <w:num w:numId="9">
-    <w:abstractNumId w:val="3"/>
+  <w:num w:numId="30">
+    <w:abstractNumId w:val="1"/>
   </w:num>
-  <w:num w:numId="10">
-    <w:abstractNumId w:val="3"/>
+  <w:num w:numId="31">
+    <w:abstractNumId w:val="1"/>
   </w:num>
-  <w:num w:numId="11">
-    <w:abstractNumId w:val="3"/>
+  <w:num w:numId="32">
+    <w:abstractNumId w:val="1"/>
   </w:num>
-  <w:num w:numId="12">
-    <w:abstractNumId w:val="3"/>
+  <w:num w:numId="33">
+    <w:abstractNumId w:val="1"/>
   </w:num>
-  <w:num w:numId="13">
-    <w:abstractNumId w:val="3"/>
+  <w:num w:numId="34">
+    <w:abstractNumId w:val="1"/>
   </w:num>
-  <w:num w:numId="14">
-    <w:abstractNumId w:val="3"/>
+  <w:num w:numId="35">
+    <w:abstractNumId w:val="1"/>
   </w:num>
-  <w:num w:numId="15">
-    <w:abstractNumId w:val="3"/>
+  <w:num w:numId="36">
+    <w:abstractNumId w:val="1"/>
   </w:num>
-  <w:num w:numId="16">
-    <w:abstractNumId w:val="3"/>
+  <w:num w:numId="37">
+    <w:abstractNumId w:val="1"/>
   </w:num>
-  <w:num w:numId="17">
-    <w:abstractNumId w:val="3"/>
+  <w:num w:numId="38">
+    <w:abstractNumId w:val="1"/>
   </w:num>
-  <w:num w:numId="18">
-    <w:abstractNumId w:val="3"/>
+  <w:num w:numId="39">
+    <w:abstractNumId w:val="1"/>
   </w:num>
-  <w:num w:numId="19">
-    <w:abstractNumId w:val="3"/>
+  <w:num w:numId="40">
+    <w:abstractNumId w:val="1"/>
   </w:num>
-  <w:num w:numId="20">
-    <w:abstractNumId w:val="3"/>
+  <w:num w:numId="41">
+    <w:abstractNumId w:val="1"/>
   </w:num>
-  <w:num w:numId="21">
-    <w:abstractNumId w:val="3"/>
+  <w:num w:numId="42">
+    <w:abstractNumId w:val="1"/>
   </w:num>
-  <w:num w:numId="22">
-    <w:abstractNumId w:val="3"/>
+  <w:num w:numId="43">
+    <w:abstractNumId w:val="1"/>
   </w:num>
-  <w:num w:numId="23">
-    <w:abstractNumId w:val="3"/>
+  <w:num w:numId="44">
+    <w:abstractNumId w:val="1"/>
   </w:num>
-  <w:num w:numId="24">
-    <w:abstractNumId w:val="3"/>
+  <w:num w:numId="45">
+    <w:abstractNumId w:val="1"/>
   </w:num>
-  <w:num w:numId="25">
-    <w:abstractNumId w:val="3"/>
+  <w:num w:numId="46">
+    <w:abstractNumId w:val="1"/>
   </w:num>
-  <w:num w:numId="26">
-    <w:abstractNumId w:val="3"/>
+  <w:num w:numId="47">
+    <w:abstractNumId w:val="1"/>
   </w:num>
 </w:numbering>
 </file>
@@ -11031,6 +14389,11 @@
       <w:szCs w:val="20"/>
     </w:rPr>
   </w:style>
+  <w:style w:type="character" w:styleId="IndexLink">
+    <w:name w:val="Index Link"/>
+    <w:qFormat/>
+    <w:rPr/>
+  </w:style>
   <w:style w:type="paragraph" w:styleId="Heading">
     <w:name w:val="Heading"/>
     <w:basedOn w:val="Normal"/>
@@ -11176,6 +14539,165 @@
     <w:pPr/>
     <w:rPr/>
   </w:style>
+  <w:style w:type="paragraph" w:styleId="FrameContents">
+    <w:name w:val="Frame Contents"/>
+    <w:basedOn w:val="Normal"/>
+    <w:qFormat/>
+    <w:pPr/>
+    <w:rPr/>
+  </w:style>
+  <w:style w:type="paragraph" w:styleId="Slika1">
+    <w:name w:val="Slika1"/>
+    <w:basedOn w:val="Caption"/>
+    <w:qFormat/>
+    <w:pPr/>
+    <w:rPr/>
+  </w:style>
+  <w:style w:type="paragraph" w:styleId="Slika">
+    <w:name w:val="Slika"/>
+    <w:basedOn w:val="Caption"/>
+    <w:qFormat/>
+    <w:pPr/>
+    <w:rPr/>
+  </w:style>
+  <w:style w:type="paragraph" w:styleId="IndexHeading">
+    <w:name w:val="Index Heading"/>
+    <w:basedOn w:val="Heading"/>
+    <w:pPr>
+      <w:suppressLineNumbers/>
+      <w:ind w:hanging="0" w:left="0"/>
+    </w:pPr>
+    <w:rPr>
+      <w:b/>
+      <w:bCs/>
+      <w:sz w:val="32"/>
+      <w:szCs w:val="32"/>
+    </w:rPr>
+  </w:style>
+  <w:style w:type="paragraph" w:styleId="TOCHeading">
+    <w:name w:val="TOC Heading"/>
+    <w:basedOn w:val="IndexHeading"/>
+    <w:qFormat/>
+    <w:pPr>
+      <w:suppressLineNumbers/>
+      <w:ind w:hanging="0" w:left="0"/>
+    </w:pPr>
+    <w:rPr>
+      <w:b/>
+      <w:bCs/>
+      <w:sz w:val="32"/>
+      <w:szCs w:val="32"/>
+    </w:rPr>
+  </w:style>
+  <w:style w:type="paragraph" w:styleId="TOC1">
+    <w:name w:val="TOC 1"/>
+    <w:basedOn w:val="Index"/>
+    <w:pPr>
+      <w:tabs>
+        <w:tab w:val="clear" w:pos="720"/>
+        <w:tab w:val="right" w:pos="9026" w:leader="dot"/>
+      </w:tabs>
+      <w:ind w:hanging="0" w:left="0"/>
+    </w:pPr>
+    <w:rPr/>
+  </w:style>
+  <w:style w:type="paragraph" w:styleId="TOC2">
+    <w:name w:val="TOC 2"/>
+    <w:basedOn w:val="Index"/>
+    <w:pPr>
+      <w:tabs>
+        <w:tab w:val="clear" w:pos="720"/>
+        <w:tab w:val="right" w:pos="8743" w:leader="dot"/>
+      </w:tabs>
+      <w:ind w:hanging="0" w:left="283"/>
+    </w:pPr>
+    <w:rPr/>
+  </w:style>
+  <w:style w:type="paragraph" w:styleId="TOC3">
+    <w:name w:val="TOC 3"/>
+    <w:basedOn w:val="Index"/>
+    <w:pPr>
+      <w:tabs>
+        <w:tab w:val="clear" w:pos="720"/>
+        <w:tab w:val="right" w:pos="8459" w:leader="dot"/>
+      </w:tabs>
+      <w:ind w:hanging="0" w:left="567"/>
+    </w:pPr>
+    <w:rPr/>
+  </w:style>
+  <w:style w:type="paragraph" w:styleId="TOC5">
+    <w:name w:val="TOC 5"/>
+    <w:basedOn w:val="Index"/>
+    <w:pPr>
+      <w:tabs>
+        <w:tab w:val="clear" w:pos="720"/>
+        <w:tab w:val="right" w:pos="7892" w:leader="dot"/>
+      </w:tabs>
+      <w:ind w:hanging="0" w:left="1134"/>
+    </w:pPr>
+    <w:rPr/>
+  </w:style>
+  <w:style w:type="paragraph" w:styleId="TOC8">
+    <w:name w:val="TOC 8"/>
+    <w:basedOn w:val="Index"/>
+    <w:pPr>
+      <w:tabs>
+        <w:tab w:val="clear" w:pos="720"/>
+        <w:tab w:val="right" w:pos="7042" w:leader="dot"/>
+      </w:tabs>
+      <w:ind w:hanging="0" w:left="1984"/>
+    </w:pPr>
+    <w:rPr/>
+  </w:style>
+  <w:style w:type="paragraph" w:styleId="Contents10">
+    <w:name w:val="Contents 10"/>
+    <w:basedOn w:val="Index"/>
+    <w:qFormat/>
+    <w:pPr>
+      <w:tabs>
+        <w:tab w:val="clear" w:pos="720"/>
+        <w:tab w:val="right" w:pos="6475" w:leader="dot"/>
+      </w:tabs>
+      <w:ind w:hanging="0" w:left="2551"/>
+    </w:pPr>
+    <w:rPr/>
+  </w:style>
+  <w:style w:type="paragraph" w:styleId="TOC4">
+    <w:name w:val="TOC 4"/>
+    <w:basedOn w:val="Index"/>
+    <w:pPr>
+      <w:tabs>
+        <w:tab w:val="clear" w:pos="720"/>
+        <w:tab w:val="right" w:pos="8176" w:leader="dot"/>
+      </w:tabs>
+      <w:ind w:hanging="0" w:left="850"/>
+    </w:pPr>
+    <w:rPr/>
+  </w:style>
+  <w:style w:type="paragraph" w:styleId="TOC7">
+    <w:name w:val="TOC 7"/>
+    <w:basedOn w:val="Index"/>
+    <w:pPr>
+      <w:tabs>
+        <w:tab w:val="clear" w:pos="720"/>
+        <w:tab w:val="right" w:pos="7325" w:leader="dot"/>
+      </w:tabs>
+      <w:ind w:hanging="0" w:left="1701"/>
+    </w:pPr>
+    <w:rPr/>
+  </w:style>
+  <w:style w:type="paragraph" w:styleId="TOC6">
+    <w:name w:val="TOC 6"/>
+    <w:basedOn w:val="Index"/>
+    <w:pPr>
+      <w:tabs>
+        <w:tab w:val="clear" w:pos="720"/>
+        <w:tab w:val="right" w:pos="7609" w:leader="dot"/>
+      </w:tabs>
+      <w:ind w:hanging="0" w:left="1417"/>
+    </w:pPr>
+    <w:rPr/>
+  </w:style>
 </w:styles>
 </file>
 
